--- a/document-merge-service/kt_so/templatefiles/bauentscheid.docx
+++ b/document-merge-service/kt_so/templatefiles/bauentscheid.docx
@@ -39,6 +39,7 @@
                 <w:b/>
               </w:rPr>
             </w:pPr>
+            <w:proofErr w:type="gramStart"/>
             <w:r>
               <w:rPr>
                 <w:b/>
@@ -49,7 +50,14 @@
               <w:rPr>
                 <w:b/>
               </w:rPr>
-              <w:t xml:space="preserve">LEITBEHOERDE_NAME </w:t>
+              <w:t>LEITBEHOERDE</w:t>
+            </w:r>
+            <w:proofErr w:type="gramEnd"/>
+            <w:r>
+              <w:rPr>
+                <w:b/>
+              </w:rPr>
+              <w:t xml:space="preserve">_NAME </w:t>
             </w:r>
             <w:r>
               <w:rPr>
@@ -102,6 +110,7 @@
                 <w:szCs w:val="18"/>
               </w:rPr>
             </w:pPr>
+            <w:proofErr w:type="gramStart"/>
             <w:r>
               <w:rPr>
                 <w:sz w:val="18"/>
@@ -116,6 +125,7 @@
               </w:rPr>
               <w:t>LEITBEHOERDE</w:t>
             </w:r>
+            <w:proofErr w:type="gramEnd"/>
             <w:r>
               <w:rPr>
                 <w:sz w:val="18"/>
@@ -128,6 +138,7 @@
             <w:pPr>
               <w:pStyle w:val="Platzhalter"/>
             </w:pPr>
+            <w:proofErr w:type="gramStart"/>
             <w:r>
               <w:rPr>
                 <w:sz w:val="18"/>
@@ -142,6 +153,7 @@
               </w:rPr>
               <w:t>LEITBEHOERDE</w:t>
             </w:r>
+            <w:proofErr w:type="gramEnd"/>
             <w:r>
               <w:rPr>
                 <w:sz w:val="18"/>
@@ -202,13 +214,50 @@
           <w:sz w:val="18"/>
           <w:szCs w:val="18"/>
         </w:rPr>
-        <w:t>{% if BAUENTSCHEID_DATUM %}</w:t>
+        <w:t xml:space="preserve">{% </w:t>
+      </w:r>
+      <w:proofErr w:type="spellStart"/>
+      <w:r>
+        <w:rPr>
+          <w:rFonts w:ascii="Consolas" w:hAnsi="Consolas" w:cs="Arial"/>
+          <w:color w:val="00B050"/>
+          <w:sz w:val="18"/>
+          <w:szCs w:val="18"/>
+        </w:rPr>
+        <w:t>if</w:t>
+      </w:r>
+      <w:proofErr w:type="spellEnd"/>
+      <w:r>
+        <w:rPr>
+          <w:rFonts w:ascii="Consolas" w:hAnsi="Consolas" w:cs="Arial"/>
+          <w:color w:val="00B050"/>
+          <w:sz w:val="18"/>
+          <w:szCs w:val="18"/>
+        </w:rPr>
+        <w:t xml:space="preserve"> BAUENTSCHEID_DATUM </w:t>
+      </w:r>
+      <w:proofErr w:type="gramStart"/>
+      <w:r>
+        <w:rPr>
+          <w:rFonts w:ascii="Consolas" w:hAnsi="Consolas" w:cs="Arial"/>
+          <w:color w:val="00B050"/>
+          <w:sz w:val="18"/>
+          <w:szCs w:val="18"/>
+        </w:rPr>
+        <w:t>%}</w:t>
       </w:r>
       <w:r>
         <w:rPr>
           <w:rStyle w:val="PlatzhalterZchn"/>
         </w:rPr>
-        <w:t>{{ BAUENTSCHEID_DATUM }}</w:t>
+        <w:t>{</w:t>
+      </w:r>
+      <w:proofErr w:type="gramEnd"/>
+      <w:r>
+        <w:rPr>
+          <w:rStyle w:val="PlatzhalterZchn"/>
+        </w:rPr>
+        <w:t>{ BAUENTSCHEID_DATUM }}</w:t>
       </w:r>
       <w:r>
         <w:rPr>
@@ -217,7 +266,27 @@
           <w:sz w:val="18"/>
           <w:szCs w:val="18"/>
         </w:rPr>
-        <w:t>{% else %}</w:t>
+        <w:t xml:space="preserve">{% </w:t>
+      </w:r>
+      <w:proofErr w:type="spellStart"/>
+      <w:r>
+        <w:rPr>
+          <w:rFonts w:ascii="Consolas" w:hAnsi="Consolas" w:cs="Arial"/>
+          <w:color w:val="00B050"/>
+          <w:sz w:val="18"/>
+          <w:szCs w:val="18"/>
+        </w:rPr>
+        <w:t>else</w:t>
+      </w:r>
+      <w:proofErr w:type="spellEnd"/>
+      <w:r>
+        <w:rPr>
+          <w:rFonts w:ascii="Consolas" w:hAnsi="Consolas" w:cs="Arial"/>
+          <w:color w:val="00B050"/>
+          <w:sz w:val="18"/>
+          <w:szCs w:val="18"/>
+        </w:rPr>
+        <w:t xml:space="preserve"> %}</w:t>
       </w:r>
       <w:r>
         <w:rPr>
@@ -262,7 +331,27 @@
           <w:sz w:val="18"/>
           <w:szCs w:val="18"/>
         </w:rPr>
-        <w:t>{% endif %}</w:t>
+        <w:t xml:space="preserve">{% </w:t>
+      </w:r>
+      <w:proofErr w:type="spellStart"/>
+      <w:r>
+        <w:rPr>
+          <w:rFonts w:ascii="Consolas" w:hAnsi="Consolas" w:cs="Arial"/>
+          <w:color w:val="00B050"/>
+          <w:sz w:val="18"/>
+          <w:szCs w:val="18"/>
+        </w:rPr>
+        <w:t>endif</w:t>
+      </w:r>
+      <w:proofErr w:type="spellEnd"/>
+      <w:r>
+        <w:rPr>
+          <w:rFonts w:ascii="Consolas" w:hAnsi="Consolas" w:cs="Arial"/>
+          <w:color w:val="00B050"/>
+          <w:sz w:val="18"/>
+          <w:szCs w:val="18"/>
+        </w:rPr>
+        <w:t xml:space="preserve"> %}</w:t>
       </w:r>
       <w:r>
         <w:t xml:space="preserve"> </w:t>
@@ -385,8 +474,13 @@
             <w:pPr>
               <w:pStyle w:val="Platzhalter"/>
             </w:pPr>
-            <w:r>
-              <w:t>{{ DOSSIER_NUMMER }}</w:t>
+            <w:proofErr w:type="gramStart"/>
+            <w:r>
+              <w:t>{{ DOSSIER</w:t>
+            </w:r>
+            <w:proofErr w:type="gramEnd"/>
+            <w:r>
+              <w:t>_NUMMER }}</w:t>
             </w:r>
           </w:p>
         </w:tc>
@@ -448,7 +542,27 @@
                 <w:sz w:val="18"/>
                 <w:szCs w:val="18"/>
               </w:rPr>
-              <w:t>{%p for G in ALLE_GESUCHSTELLER_LISTE %}</w:t>
+              <w:t xml:space="preserve">{%p </w:t>
+            </w:r>
+            <w:proofErr w:type="spellStart"/>
+            <w:r>
+              <w:rPr>
+                <w:rFonts w:ascii="Consolas" w:hAnsi="Consolas" w:cs="Arial"/>
+                <w:color w:val="00B050"/>
+                <w:sz w:val="18"/>
+                <w:szCs w:val="18"/>
+              </w:rPr>
+              <w:t>for</w:t>
+            </w:r>
+            <w:proofErr w:type="spellEnd"/>
+            <w:r>
+              <w:rPr>
+                <w:rFonts w:ascii="Consolas" w:hAnsi="Consolas" w:cs="Arial"/>
+                <w:color w:val="00B050"/>
+                <w:sz w:val="18"/>
+                <w:szCs w:val="18"/>
+              </w:rPr>
+              <w:t xml:space="preserve"> G in ALLE_GESUCHSTELLER_LISTE %}</w:t>
             </w:r>
           </w:p>
           <w:p>
@@ -486,7 +600,47 @@
                 <w:sz w:val="18"/>
                 <w:szCs w:val="18"/>
               </w:rPr>
-              <w:t xml:space="preserve"> if ALLE_GESUCHSTELLER_LISTE|length &gt; 1 %}</w:t>
+              <w:t xml:space="preserve"> </w:t>
+            </w:r>
+            <w:proofErr w:type="spellStart"/>
+            <w:r>
+              <w:rPr>
+                <w:rFonts w:ascii="Consolas" w:hAnsi="Consolas" w:cs="Arial"/>
+                <w:color w:val="00B050"/>
+                <w:sz w:val="18"/>
+                <w:szCs w:val="18"/>
+              </w:rPr>
+              <w:t>if</w:t>
+            </w:r>
+            <w:proofErr w:type="spellEnd"/>
+            <w:r>
+              <w:rPr>
+                <w:rFonts w:ascii="Consolas" w:hAnsi="Consolas" w:cs="Arial"/>
+                <w:color w:val="00B050"/>
+                <w:sz w:val="18"/>
+                <w:szCs w:val="18"/>
+              </w:rPr>
+              <w:t xml:space="preserve"> </w:t>
+            </w:r>
+            <w:proofErr w:type="spellStart"/>
+            <w:r>
+              <w:rPr>
+                <w:rFonts w:ascii="Consolas" w:hAnsi="Consolas" w:cs="Arial"/>
+                <w:color w:val="00B050"/>
+                <w:sz w:val="18"/>
+                <w:szCs w:val="18"/>
+              </w:rPr>
+              <w:t>ALLE_GESUCHSTELLER_LISTE|length</w:t>
+            </w:r>
+            <w:proofErr w:type="spellEnd"/>
+            <w:r>
+              <w:rPr>
+                <w:rFonts w:ascii="Consolas" w:hAnsi="Consolas" w:cs="Arial"/>
+                <w:color w:val="00B050"/>
+                <w:sz w:val="18"/>
+                <w:szCs w:val="18"/>
+              </w:rPr>
+              <w:t xml:space="preserve"> &gt; 1 %}</w:t>
             </w:r>
           </w:p>
           <w:p>
@@ -509,11 +663,19 @@
               </w:rPr>
               <w:tab/>
             </w:r>
+            <w:proofErr w:type="gramStart"/>
             <w:r>
               <w:rPr>
                 <w:rStyle w:val="PlatzhalterZchn"/>
               </w:rPr>
-              <w:t>{{ G.NAME }}</w:t>
+              <w:t>{{ G.NAME</w:t>
+            </w:r>
+            <w:proofErr w:type="gramEnd"/>
+            <w:r>
+              <w:rPr>
+                <w:rStyle w:val="PlatzhalterZchn"/>
+              </w:rPr>
+              <w:t xml:space="preserve"> }}</w:t>
             </w:r>
             <w:r>
               <w:t xml:space="preserve">, </w:t>
@@ -542,7 +704,27 @@
                 <w:sz w:val="18"/>
                 <w:szCs w:val="18"/>
               </w:rPr>
-              <w:t>{%p if G.VERTRETER_NAME %}</w:t>
+              <w:t xml:space="preserve">{%p </w:t>
+            </w:r>
+            <w:proofErr w:type="spellStart"/>
+            <w:r>
+              <w:rPr>
+                <w:rFonts w:ascii="Consolas" w:hAnsi="Consolas" w:cs="Arial"/>
+                <w:color w:val="00B050"/>
+                <w:sz w:val="18"/>
+                <w:szCs w:val="18"/>
+              </w:rPr>
+              <w:t>if</w:t>
+            </w:r>
+            <w:proofErr w:type="spellEnd"/>
+            <w:r>
+              <w:rPr>
+                <w:rFonts w:ascii="Consolas" w:hAnsi="Consolas" w:cs="Arial"/>
+                <w:color w:val="00B050"/>
+                <w:sz w:val="18"/>
+                <w:szCs w:val="18"/>
+              </w:rPr>
+              <w:t xml:space="preserve"> G.VERTRETER_NAME %}</w:t>
             </w:r>
           </w:p>
           <w:p>
@@ -557,11 +739,19 @@
             <w:pPr>
               <w:ind w:left="357"/>
             </w:pPr>
+            <w:proofErr w:type="gramStart"/>
             <w:r>
               <w:rPr>
                 <w:rStyle w:val="PlatzhalterZchn"/>
               </w:rPr>
-              <w:t>{{ G.VERTRETER_NAME }}</w:t>
+              <w:t>{{ G.VERTRETER</w:t>
+            </w:r>
+            <w:proofErr w:type="gramEnd"/>
+            <w:r>
+              <w:rPr>
+                <w:rStyle w:val="PlatzhalterZchn"/>
+              </w:rPr>
+              <w:t>_NAME }}</w:t>
             </w:r>
             <w:r>
               <w:t xml:space="preserve">, </w:t>
@@ -590,7 +780,27 @@
                 <w:sz w:val="18"/>
                 <w:szCs w:val="18"/>
               </w:rPr>
-              <w:t>{%p endif %}</w:t>
+              <w:t xml:space="preserve">{%p </w:t>
+            </w:r>
+            <w:proofErr w:type="spellStart"/>
+            <w:r>
+              <w:rPr>
+                <w:rFonts w:ascii="Consolas" w:hAnsi="Consolas" w:cs="Arial"/>
+                <w:color w:val="00B050"/>
+                <w:sz w:val="18"/>
+                <w:szCs w:val="18"/>
+              </w:rPr>
+              <w:t>endif</w:t>
+            </w:r>
+            <w:proofErr w:type="spellEnd"/>
+            <w:r>
+              <w:rPr>
+                <w:rFonts w:ascii="Consolas" w:hAnsi="Consolas" w:cs="Arial"/>
+                <w:color w:val="00B050"/>
+                <w:sz w:val="18"/>
+                <w:szCs w:val="18"/>
+              </w:rPr>
+              <w:t xml:space="preserve"> %}</w:t>
             </w:r>
           </w:p>
           <w:p>
@@ -629,6 +839,7 @@
               </w:rPr>
               <w:t xml:space="preserve"> </w:t>
             </w:r>
+            <w:proofErr w:type="spellStart"/>
             <w:r>
               <w:rPr>
                 <w:rFonts w:ascii="Consolas" w:hAnsi="Consolas" w:cs="Arial"/>
@@ -638,6 +849,7 @@
               </w:rPr>
               <w:t>else</w:t>
             </w:r>
+            <w:proofErr w:type="spellEnd"/>
             <w:r>
               <w:rPr>
                 <w:rFonts w:ascii="Consolas" w:hAnsi="Consolas" w:cs="Arial"/>
@@ -649,11 +861,19 @@
             </w:r>
           </w:p>
           <w:p>
+            <w:proofErr w:type="gramStart"/>
             <w:r>
               <w:rPr>
                 <w:rStyle w:val="PlatzhalterZchn"/>
               </w:rPr>
-              <w:t>{{ G.NAME }}</w:t>
+              <w:t>{{ G.NAME</w:t>
+            </w:r>
+            <w:proofErr w:type="gramEnd"/>
+            <w:r>
+              <w:rPr>
+                <w:rStyle w:val="PlatzhalterZchn"/>
+              </w:rPr>
+              <w:t xml:space="preserve"> }}</w:t>
             </w:r>
             <w:r>
               <w:t xml:space="preserve">, </w:t>
@@ -682,7 +902,27 @@
                 <w:sz w:val="18"/>
                 <w:szCs w:val="18"/>
               </w:rPr>
-              <w:t>{%p if G.VERTRETER_NAME %}</w:t>
+              <w:t xml:space="preserve">{%p </w:t>
+            </w:r>
+            <w:proofErr w:type="spellStart"/>
+            <w:r>
+              <w:rPr>
+                <w:rFonts w:ascii="Consolas" w:hAnsi="Consolas" w:cs="Arial"/>
+                <w:color w:val="00B050"/>
+                <w:sz w:val="18"/>
+                <w:szCs w:val="18"/>
+              </w:rPr>
+              <w:t>if</w:t>
+            </w:r>
+            <w:proofErr w:type="spellEnd"/>
+            <w:r>
+              <w:rPr>
+                <w:rFonts w:ascii="Consolas" w:hAnsi="Consolas" w:cs="Arial"/>
+                <w:color w:val="00B050"/>
+                <w:sz w:val="18"/>
+                <w:szCs w:val="18"/>
+              </w:rPr>
+              <w:t xml:space="preserve"> G.VERTRETER_NAME %}</w:t>
             </w:r>
           </w:p>
           <w:p>
@@ -691,11 +931,19 @@
             </w:r>
           </w:p>
           <w:p>
+            <w:proofErr w:type="gramStart"/>
             <w:r>
               <w:rPr>
                 <w:rStyle w:val="PlatzhalterZchn"/>
               </w:rPr>
-              <w:t>{{ G.VERTRETER_NAME }}</w:t>
+              <w:t>{{ G.VERTRETER</w:t>
+            </w:r>
+            <w:proofErr w:type="gramEnd"/>
+            <w:r>
+              <w:rPr>
+                <w:rStyle w:val="PlatzhalterZchn"/>
+              </w:rPr>
+              <w:t>_NAME }}</w:t>
             </w:r>
             <w:r>
               <w:t xml:space="preserve">, </w:t>
@@ -723,7 +971,27 @@
                 <w:sz w:val="18"/>
                 <w:szCs w:val="18"/>
               </w:rPr>
-              <w:t>{%p endif %}</w:t>
+              <w:t xml:space="preserve">{%p </w:t>
+            </w:r>
+            <w:proofErr w:type="spellStart"/>
+            <w:r>
+              <w:rPr>
+                <w:rFonts w:ascii="Consolas" w:hAnsi="Consolas"/>
+                <w:color w:val="00B050"/>
+                <w:sz w:val="18"/>
+                <w:szCs w:val="18"/>
+              </w:rPr>
+              <w:t>endif</w:t>
+            </w:r>
+            <w:proofErr w:type="spellEnd"/>
+            <w:r>
+              <w:rPr>
+                <w:rFonts w:ascii="Consolas" w:hAnsi="Consolas"/>
+                <w:color w:val="00B050"/>
+                <w:sz w:val="18"/>
+                <w:szCs w:val="18"/>
+              </w:rPr>
+              <w:t xml:space="preserve"> %}</w:t>
             </w:r>
           </w:p>
           <w:bookmarkEnd w:id="0"/>
@@ -761,7 +1029,27 @@
                 <w:sz w:val="18"/>
                 <w:szCs w:val="18"/>
               </w:rPr>
-              <w:t xml:space="preserve"> endif %}</w:t>
+              <w:t xml:space="preserve"> </w:t>
+            </w:r>
+            <w:proofErr w:type="spellStart"/>
+            <w:r>
+              <w:rPr>
+                <w:rFonts w:ascii="Consolas" w:hAnsi="Consolas"/>
+                <w:color w:val="00B050"/>
+                <w:sz w:val="18"/>
+                <w:szCs w:val="18"/>
+              </w:rPr>
+              <w:t>endif</w:t>
+            </w:r>
+            <w:proofErr w:type="spellEnd"/>
+            <w:r>
+              <w:rPr>
+                <w:rFonts w:ascii="Consolas" w:hAnsi="Consolas"/>
+                <w:color w:val="00B050"/>
+                <w:sz w:val="18"/>
+                <w:szCs w:val="18"/>
+              </w:rPr>
+              <w:t xml:space="preserve"> %}</w:t>
             </w:r>
           </w:p>
           <w:p>
@@ -779,7 +1067,27 @@
                 <w:sz w:val="18"/>
                 <w:szCs w:val="18"/>
               </w:rPr>
-              <w:t>{%p endfor %}</w:t>
+              <w:t xml:space="preserve">{%p </w:t>
+            </w:r>
+            <w:proofErr w:type="spellStart"/>
+            <w:r>
+              <w:rPr>
+                <w:rFonts w:ascii="Consolas" w:hAnsi="Consolas" w:cs="Arial"/>
+                <w:color w:val="00B050"/>
+                <w:sz w:val="18"/>
+                <w:szCs w:val="18"/>
+              </w:rPr>
+              <w:t>endfor</w:t>
+            </w:r>
+            <w:proofErr w:type="spellEnd"/>
+            <w:r>
+              <w:rPr>
+                <w:rFonts w:ascii="Consolas" w:hAnsi="Consolas" w:cs="Arial"/>
+                <w:color w:val="00B050"/>
+                <w:sz w:val="18"/>
+                <w:szCs w:val="18"/>
+              </w:rPr>
+              <w:t xml:space="preserve"> %}</w:t>
             </w:r>
           </w:p>
         </w:tc>
@@ -842,7 +1150,27 @@
                 <w:sz w:val="18"/>
                 <w:szCs w:val="18"/>
               </w:rPr>
-              <w:t xml:space="preserve">{%p if </w:t>
+              <w:t xml:space="preserve">{%p </w:t>
+            </w:r>
+            <w:proofErr w:type="spellStart"/>
+            <w:r>
+              <w:rPr>
+                <w:rFonts w:ascii="Consolas" w:hAnsi="Consolas" w:cs="Arial"/>
+                <w:color w:val="00B050"/>
+                <w:sz w:val="18"/>
+                <w:szCs w:val="18"/>
+              </w:rPr>
+              <w:t>if</w:t>
+            </w:r>
+            <w:proofErr w:type="spellEnd"/>
+            <w:r>
+              <w:rPr>
+                <w:rFonts w:ascii="Consolas" w:hAnsi="Consolas" w:cs="Arial"/>
+                <w:color w:val="00B050"/>
+                <w:sz w:val="18"/>
+                <w:szCs w:val="18"/>
+              </w:rPr>
+              <w:t xml:space="preserve"> </w:t>
             </w:r>
             <w:r>
               <w:rPr>
@@ -879,7 +1207,27 @@
                 <w:sz w:val="18"/>
                 <w:szCs w:val="18"/>
               </w:rPr>
-              <w:t>{%p for G in ALLE_</w:t>
+              <w:t xml:space="preserve">{%p </w:t>
+            </w:r>
+            <w:proofErr w:type="spellStart"/>
+            <w:r>
+              <w:rPr>
+                <w:rFonts w:ascii="Consolas" w:hAnsi="Consolas" w:cs="Arial"/>
+                <w:color w:val="00B050"/>
+                <w:sz w:val="18"/>
+                <w:szCs w:val="18"/>
+              </w:rPr>
+              <w:t>for</w:t>
+            </w:r>
+            <w:proofErr w:type="spellEnd"/>
+            <w:r>
+              <w:rPr>
+                <w:rFonts w:ascii="Consolas" w:hAnsi="Consolas" w:cs="Arial"/>
+                <w:color w:val="00B050"/>
+                <w:sz w:val="18"/>
+                <w:szCs w:val="18"/>
+              </w:rPr>
+              <w:t xml:space="preserve"> G in ALLE_</w:t>
             </w:r>
             <w:r>
               <w:rPr>
@@ -935,8 +1283,9 @@
                 <w:sz w:val="18"/>
                 <w:szCs w:val="18"/>
               </w:rPr>
-              <w:t xml:space="preserve"> if ALLE_</w:t>
-            </w:r>
+              <w:t xml:space="preserve"> </w:t>
+            </w:r>
+            <w:proofErr w:type="spellStart"/>
             <w:r>
               <w:rPr>
                 <w:rFonts w:ascii="Consolas" w:hAnsi="Consolas" w:cs="Arial"/>
@@ -944,6 +1293,35 @@
                 <w:sz w:val="18"/>
                 <w:szCs w:val="18"/>
               </w:rPr>
+              <w:t>if</w:t>
+            </w:r>
+            <w:proofErr w:type="spellEnd"/>
+            <w:r>
+              <w:rPr>
+                <w:rFonts w:ascii="Consolas" w:hAnsi="Consolas" w:cs="Arial"/>
+                <w:color w:val="00B050"/>
+                <w:sz w:val="18"/>
+                <w:szCs w:val="18"/>
+              </w:rPr>
+              <w:t xml:space="preserve"> </w:t>
+            </w:r>
+            <w:proofErr w:type="spellStart"/>
+            <w:r>
+              <w:rPr>
+                <w:rFonts w:ascii="Consolas" w:hAnsi="Consolas" w:cs="Arial"/>
+                <w:color w:val="00B050"/>
+                <w:sz w:val="18"/>
+                <w:szCs w:val="18"/>
+              </w:rPr>
+              <w:t>ALLE_</w:t>
+            </w:r>
+            <w:r>
+              <w:rPr>
+                <w:rFonts w:ascii="Consolas" w:hAnsi="Consolas" w:cs="Arial"/>
+                <w:color w:val="00B050"/>
+                <w:sz w:val="18"/>
+                <w:szCs w:val="18"/>
+              </w:rPr>
               <w:t>GRUNDEIGENTUEMER</w:t>
             </w:r>
             <w:r>
@@ -953,7 +1331,17 @@
                 <w:sz w:val="18"/>
                 <w:szCs w:val="18"/>
               </w:rPr>
-              <w:t>_LISTE|length &gt; 1 %}</w:t>
+              <w:t>_LISTE|length</w:t>
+            </w:r>
+            <w:proofErr w:type="spellEnd"/>
+            <w:r>
+              <w:rPr>
+                <w:rFonts w:ascii="Consolas" w:hAnsi="Consolas" w:cs="Arial"/>
+                <w:color w:val="00B050"/>
+                <w:sz w:val="18"/>
+                <w:szCs w:val="18"/>
+              </w:rPr>
+              <w:t xml:space="preserve"> &gt; 1 %}</w:t>
             </w:r>
           </w:p>
           <w:p>
@@ -970,11 +1358,19 @@
                 <w:szCs w:val="22"/>
               </w:rPr>
             </w:pPr>
+            <w:proofErr w:type="gramStart"/>
             <w:r>
               <w:rPr>
                 <w:rStyle w:val="PlatzhalterZchn"/>
               </w:rPr>
-              <w:t>{{ G.NAME }}</w:t>
+              <w:t>{{ G.NAME</w:t>
+            </w:r>
+            <w:proofErr w:type="gramEnd"/>
+            <w:r>
+              <w:rPr>
+                <w:rStyle w:val="PlatzhalterZchn"/>
+              </w:rPr>
+              <w:t xml:space="preserve"> }}</w:t>
             </w:r>
             <w:r>
               <w:t xml:space="preserve">, </w:t>
@@ -1003,7 +1399,27 @@
                 <w:sz w:val="18"/>
                 <w:szCs w:val="18"/>
               </w:rPr>
-              <w:t>{%p if G.VERTRETER_NAME %}</w:t>
+              <w:t xml:space="preserve">{%p </w:t>
+            </w:r>
+            <w:proofErr w:type="spellStart"/>
+            <w:r>
+              <w:rPr>
+                <w:rFonts w:ascii="Consolas" w:hAnsi="Consolas" w:cs="Arial"/>
+                <w:color w:val="00B050"/>
+                <w:sz w:val="18"/>
+                <w:szCs w:val="18"/>
+              </w:rPr>
+              <w:t>if</w:t>
+            </w:r>
+            <w:proofErr w:type="spellEnd"/>
+            <w:r>
+              <w:rPr>
+                <w:rFonts w:ascii="Consolas" w:hAnsi="Consolas" w:cs="Arial"/>
+                <w:color w:val="00B050"/>
+                <w:sz w:val="18"/>
+                <w:szCs w:val="18"/>
+              </w:rPr>
+              <w:t xml:space="preserve"> G.VERTRETER_NAME %}</w:t>
             </w:r>
           </w:p>
           <w:p>
@@ -1018,11 +1434,19 @@
             <w:pPr>
               <w:ind w:left="357"/>
             </w:pPr>
+            <w:proofErr w:type="gramStart"/>
             <w:r>
               <w:rPr>
                 <w:rStyle w:val="PlatzhalterZchn"/>
               </w:rPr>
-              <w:t>{{ G.VERTRETER_NAME }}</w:t>
+              <w:t>{{ G.VERTRETER</w:t>
+            </w:r>
+            <w:proofErr w:type="gramEnd"/>
+            <w:r>
+              <w:rPr>
+                <w:rStyle w:val="PlatzhalterZchn"/>
+              </w:rPr>
+              <w:t>_NAME }}</w:t>
             </w:r>
             <w:r>
               <w:t xml:space="preserve">, </w:t>
@@ -1051,7 +1475,27 @@
                 <w:sz w:val="18"/>
                 <w:szCs w:val="18"/>
               </w:rPr>
-              <w:t>{%p endif %}</w:t>
+              <w:t xml:space="preserve">{%p </w:t>
+            </w:r>
+            <w:proofErr w:type="spellStart"/>
+            <w:r>
+              <w:rPr>
+                <w:rFonts w:ascii="Consolas" w:hAnsi="Consolas" w:cs="Arial"/>
+                <w:color w:val="00B050"/>
+                <w:sz w:val="18"/>
+                <w:szCs w:val="18"/>
+              </w:rPr>
+              <w:t>endif</w:t>
+            </w:r>
+            <w:proofErr w:type="spellEnd"/>
+            <w:r>
+              <w:rPr>
+                <w:rFonts w:ascii="Consolas" w:hAnsi="Consolas" w:cs="Arial"/>
+                <w:color w:val="00B050"/>
+                <w:sz w:val="18"/>
+                <w:szCs w:val="18"/>
+              </w:rPr>
+              <w:t xml:space="preserve"> %}</w:t>
             </w:r>
           </w:p>
           <w:p>
@@ -1088,8 +1532,9 @@
                 <w:sz w:val="18"/>
                 <w:szCs w:val="18"/>
               </w:rPr>
-              <w:t xml:space="preserve"> el</w:t>
-            </w:r>
+              <w:t xml:space="preserve"> </w:t>
+            </w:r>
+            <w:proofErr w:type="spellStart"/>
             <w:r>
               <w:rPr>
                 <w:rFonts w:ascii="Consolas" w:hAnsi="Consolas" w:cs="Arial"/>
@@ -1097,8 +1542,18 @@
                 <w:sz w:val="18"/>
                 <w:szCs w:val="18"/>
               </w:rPr>
+              <w:t>el</w:t>
+            </w:r>
+            <w:r>
+              <w:rPr>
+                <w:rFonts w:ascii="Consolas" w:hAnsi="Consolas" w:cs="Arial"/>
+                <w:color w:val="00B050"/>
+                <w:sz w:val="18"/>
+                <w:szCs w:val="18"/>
+              </w:rPr>
               <w:t>se</w:t>
             </w:r>
+            <w:proofErr w:type="spellEnd"/>
             <w:r>
               <w:rPr>
                 <w:rFonts w:ascii="Consolas" w:hAnsi="Consolas" w:cs="Arial"/>
@@ -1110,11 +1565,19 @@
             </w:r>
           </w:p>
           <w:p>
+            <w:proofErr w:type="gramStart"/>
             <w:r>
               <w:rPr>
                 <w:rStyle w:val="PlatzhalterZchn"/>
               </w:rPr>
-              <w:t>{{ G.NAME }}</w:t>
+              <w:t>{{ G.NAME</w:t>
+            </w:r>
+            <w:proofErr w:type="gramEnd"/>
+            <w:r>
+              <w:rPr>
+                <w:rStyle w:val="PlatzhalterZchn"/>
+              </w:rPr>
+              <w:t xml:space="preserve"> }}</w:t>
             </w:r>
             <w:r>
               <w:t xml:space="preserve">, </w:t>
@@ -1142,7 +1605,27 @@
                 <w:sz w:val="18"/>
                 <w:szCs w:val="18"/>
               </w:rPr>
-              <w:t>{%p if G.VERTRETER_NAME %}</w:t>
+              <w:t xml:space="preserve">{%p </w:t>
+            </w:r>
+            <w:proofErr w:type="spellStart"/>
+            <w:r>
+              <w:rPr>
+                <w:rFonts w:ascii="Consolas" w:hAnsi="Consolas" w:cs="Arial"/>
+                <w:color w:val="00B050"/>
+                <w:sz w:val="18"/>
+                <w:szCs w:val="18"/>
+              </w:rPr>
+              <w:t>if</w:t>
+            </w:r>
+            <w:proofErr w:type="spellEnd"/>
+            <w:r>
+              <w:rPr>
+                <w:rFonts w:ascii="Consolas" w:hAnsi="Consolas" w:cs="Arial"/>
+                <w:color w:val="00B050"/>
+                <w:sz w:val="18"/>
+                <w:szCs w:val="18"/>
+              </w:rPr>
+              <w:t xml:space="preserve"> G.VERTRETER_NAME %}</w:t>
             </w:r>
           </w:p>
           <w:p>
@@ -1157,11 +1640,19 @@
             <w:pPr>
               <w:ind w:left="37"/>
             </w:pPr>
+            <w:proofErr w:type="gramStart"/>
             <w:r>
               <w:rPr>
                 <w:rStyle w:val="PlatzhalterZchn"/>
               </w:rPr>
-              <w:t>{{ G.VERTRETER_NAME }}</w:t>
+              <w:t>{{ G.VERTRETER</w:t>
+            </w:r>
+            <w:proofErr w:type="gramEnd"/>
+            <w:r>
+              <w:rPr>
+                <w:rStyle w:val="PlatzhalterZchn"/>
+              </w:rPr>
+              <w:t>_NAME }}</w:t>
             </w:r>
             <w:r>
               <w:t xml:space="preserve">, </w:t>
@@ -1189,7 +1680,27 @@
                 <w:sz w:val="18"/>
                 <w:szCs w:val="18"/>
               </w:rPr>
-              <w:t>{%p endif %}</w:t>
+              <w:t xml:space="preserve">{%p </w:t>
+            </w:r>
+            <w:proofErr w:type="spellStart"/>
+            <w:r>
+              <w:rPr>
+                <w:rFonts w:ascii="Consolas" w:hAnsi="Consolas" w:cs="Arial"/>
+                <w:color w:val="00B050"/>
+                <w:sz w:val="18"/>
+                <w:szCs w:val="18"/>
+              </w:rPr>
+              <w:t>endif</w:t>
+            </w:r>
+            <w:proofErr w:type="spellEnd"/>
+            <w:r>
+              <w:rPr>
+                <w:rFonts w:ascii="Consolas" w:hAnsi="Consolas" w:cs="Arial"/>
+                <w:color w:val="00B050"/>
+                <w:sz w:val="18"/>
+                <w:szCs w:val="18"/>
+              </w:rPr>
+              <w:t xml:space="preserve"> %}</w:t>
             </w:r>
           </w:p>
           <w:p>
@@ -1208,7 +1719,27 @@
                 <w:sz w:val="18"/>
                 <w:szCs w:val="18"/>
               </w:rPr>
-              <w:t>{%p endif %}</w:t>
+              <w:t xml:space="preserve">{%p </w:t>
+            </w:r>
+            <w:proofErr w:type="spellStart"/>
+            <w:r>
+              <w:rPr>
+                <w:rFonts w:ascii="Consolas" w:hAnsi="Consolas" w:cs="Arial"/>
+                <w:color w:val="00B050"/>
+                <w:sz w:val="18"/>
+                <w:szCs w:val="18"/>
+              </w:rPr>
+              <w:t>endif</w:t>
+            </w:r>
+            <w:proofErr w:type="spellEnd"/>
+            <w:r>
+              <w:rPr>
+                <w:rFonts w:ascii="Consolas" w:hAnsi="Consolas" w:cs="Arial"/>
+                <w:color w:val="00B050"/>
+                <w:sz w:val="18"/>
+                <w:szCs w:val="18"/>
+              </w:rPr>
+              <w:t xml:space="preserve"> %}</w:t>
             </w:r>
           </w:p>
           <w:p>
@@ -1227,7 +1758,27 @@
                 <w:sz w:val="18"/>
                 <w:szCs w:val="18"/>
               </w:rPr>
-              <w:t>{%p endfor %}</w:t>
+              <w:t xml:space="preserve">{%p </w:t>
+            </w:r>
+            <w:proofErr w:type="spellStart"/>
+            <w:r>
+              <w:rPr>
+                <w:rFonts w:ascii="Consolas" w:hAnsi="Consolas" w:cs="Arial"/>
+                <w:color w:val="00B050"/>
+                <w:sz w:val="18"/>
+                <w:szCs w:val="18"/>
+              </w:rPr>
+              <w:t>endfor</w:t>
+            </w:r>
+            <w:proofErr w:type="spellEnd"/>
+            <w:r>
+              <w:rPr>
+                <w:rFonts w:ascii="Consolas" w:hAnsi="Consolas" w:cs="Arial"/>
+                <w:color w:val="00B050"/>
+                <w:sz w:val="18"/>
+                <w:szCs w:val="18"/>
+              </w:rPr>
+              <w:t xml:space="preserve"> %}</w:t>
             </w:r>
           </w:p>
           <w:p>
@@ -1246,7 +1797,17 @@
                 <w:sz w:val="18"/>
                 <w:szCs w:val="18"/>
               </w:rPr>
-              <w:t>{%p el</w:t>
+              <w:t xml:space="preserve">{%p </w:t>
+            </w:r>
+            <w:proofErr w:type="spellStart"/>
+            <w:r>
+              <w:rPr>
+                <w:rFonts w:ascii="Consolas" w:hAnsi="Consolas" w:cs="Arial"/>
+                <w:color w:val="00B050"/>
+                <w:sz w:val="18"/>
+                <w:szCs w:val="18"/>
+              </w:rPr>
+              <w:t>el</w:t>
             </w:r>
             <w:r>
               <w:rPr>
@@ -1255,7 +1816,17 @@
                 <w:sz w:val="18"/>
                 <w:szCs w:val="18"/>
               </w:rPr>
-              <w:t xml:space="preserve">if </w:t>
+              <w:t>if</w:t>
+            </w:r>
+            <w:proofErr w:type="spellEnd"/>
+            <w:r>
+              <w:rPr>
+                <w:rFonts w:ascii="Consolas" w:hAnsi="Consolas"/>
+                <w:color w:val="00B050"/>
+                <w:sz w:val="18"/>
+                <w:szCs w:val="18"/>
+              </w:rPr>
+              <w:t xml:space="preserve"> </w:t>
             </w:r>
             <w:r>
               <w:rPr>
@@ -1315,7 +1886,27 @@
                 <w:sz w:val="18"/>
                 <w:szCs w:val="18"/>
               </w:rPr>
-              <w:t xml:space="preserve"> elif </w:t>
+              <w:t xml:space="preserve"> </w:t>
+            </w:r>
+            <w:proofErr w:type="spellStart"/>
+            <w:r>
+              <w:rPr>
+                <w:rFonts w:ascii="Consolas" w:hAnsi="Consolas"/>
+                <w:color w:val="00B050"/>
+                <w:sz w:val="18"/>
+                <w:szCs w:val="18"/>
+              </w:rPr>
+              <w:t>elif</w:t>
+            </w:r>
+            <w:proofErr w:type="spellEnd"/>
+            <w:r>
+              <w:rPr>
+                <w:rFonts w:ascii="Consolas" w:hAnsi="Consolas"/>
+                <w:color w:val="00B050"/>
+                <w:sz w:val="18"/>
+                <w:szCs w:val="18"/>
+              </w:rPr>
+              <w:t xml:space="preserve"> </w:t>
             </w:r>
             <w:r>
               <w:rPr>
@@ -1375,7 +1966,27 @@
                 <w:sz w:val="18"/>
                 <w:szCs w:val="18"/>
               </w:rPr>
-              <w:t xml:space="preserve"> else %}</w:t>
+              <w:t xml:space="preserve"> </w:t>
+            </w:r>
+            <w:proofErr w:type="spellStart"/>
+            <w:r>
+              <w:rPr>
+                <w:rFonts w:ascii="Consolas" w:hAnsi="Consolas"/>
+                <w:color w:val="00B050"/>
+                <w:sz w:val="18"/>
+                <w:szCs w:val="18"/>
+              </w:rPr>
+              <w:t>else</w:t>
+            </w:r>
+            <w:proofErr w:type="spellEnd"/>
+            <w:r>
+              <w:rPr>
+                <w:rFonts w:ascii="Consolas" w:hAnsi="Consolas"/>
+                <w:color w:val="00B050"/>
+                <w:sz w:val="18"/>
+                <w:szCs w:val="18"/>
+              </w:rPr>
+              <w:t xml:space="preserve"> %}</w:t>
             </w:r>
           </w:p>
           <w:p>
@@ -1399,7 +2010,27 @@
                 <w:sz w:val="18"/>
                 <w:szCs w:val="18"/>
               </w:rPr>
-              <w:t>{%p endif %}</w:t>
+              <w:t xml:space="preserve">{%p </w:t>
+            </w:r>
+            <w:proofErr w:type="spellStart"/>
+            <w:r>
+              <w:rPr>
+                <w:rFonts w:ascii="Consolas" w:hAnsi="Consolas" w:cs="Arial"/>
+                <w:color w:val="00B050"/>
+                <w:sz w:val="18"/>
+                <w:szCs w:val="18"/>
+              </w:rPr>
+              <w:t>endif</w:t>
+            </w:r>
+            <w:proofErr w:type="spellEnd"/>
+            <w:r>
+              <w:rPr>
+                <w:rFonts w:ascii="Consolas" w:hAnsi="Consolas" w:cs="Arial"/>
+                <w:color w:val="00B050"/>
+                <w:sz w:val="18"/>
+                <w:szCs w:val="18"/>
+              </w:rPr>
+              <w:t xml:space="preserve"> %}</w:t>
             </w:r>
             <w:bookmarkEnd w:id="1"/>
           </w:p>
@@ -1463,7 +2094,27 @@
                 <w:sz w:val="18"/>
                 <w:szCs w:val="18"/>
               </w:rPr>
-              <w:t xml:space="preserve">{%p if </w:t>
+              <w:t xml:space="preserve">{%p </w:t>
+            </w:r>
+            <w:proofErr w:type="spellStart"/>
+            <w:r>
+              <w:rPr>
+                <w:rFonts w:ascii="Consolas" w:hAnsi="Consolas" w:cs="Arial"/>
+                <w:color w:val="00B050"/>
+                <w:sz w:val="18"/>
+                <w:szCs w:val="18"/>
+              </w:rPr>
+              <w:t>if</w:t>
+            </w:r>
+            <w:proofErr w:type="spellEnd"/>
+            <w:r>
+              <w:rPr>
+                <w:rFonts w:ascii="Consolas" w:hAnsi="Consolas" w:cs="Arial"/>
+                <w:color w:val="00B050"/>
+                <w:sz w:val="18"/>
+                <w:szCs w:val="18"/>
+              </w:rPr>
+              <w:t xml:space="preserve"> </w:t>
             </w:r>
             <w:r>
               <w:rPr>
@@ -1518,7 +2169,27 @@
                 <w:sz w:val="18"/>
                 <w:szCs w:val="18"/>
               </w:rPr>
-              <w:t>{%p for G in ALLE_</w:t>
+              <w:t xml:space="preserve">{%p </w:t>
+            </w:r>
+            <w:proofErr w:type="spellStart"/>
+            <w:r>
+              <w:rPr>
+                <w:rFonts w:ascii="Consolas" w:hAnsi="Consolas" w:cs="Arial"/>
+                <w:color w:val="00B050"/>
+                <w:sz w:val="18"/>
+                <w:szCs w:val="18"/>
+              </w:rPr>
+              <w:t>for</w:t>
+            </w:r>
+            <w:proofErr w:type="spellEnd"/>
+            <w:r>
+              <w:rPr>
+                <w:rFonts w:ascii="Consolas" w:hAnsi="Consolas" w:cs="Arial"/>
+                <w:color w:val="00B050"/>
+                <w:sz w:val="18"/>
+                <w:szCs w:val="18"/>
+              </w:rPr>
+              <w:t xml:space="preserve"> G in ALLE_</w:t>
             </w:r>
             <w:r>
               <w:rPr>
@@ -1574,8 +2245,9 @@
                 <w:sz w:val="18"/>
                 <w:szCs w:val="18"/>
               </w:rPr>
-              <w:t xml:space="preserve"> if ALLE_</w:t>
-            </w:r>
+              <w:t xml:space="preserve"> </w:t>
+            </w:r>
+            <w:proofErr w:type="spellStart"/>
             <w:r>
               <w:rPr>
                 <w:rFonts w:ascii="Consolas" w:hAnsi="Consolas" w:cs="Arial"/>
@@ -1583,6 +2255,35 @@
                 <w:sz w:val="18"/>
                 <w:szCs w:val="18"/>
               </w:rPr>
+              <w:t>if</w:t>
+            </w:r>
+            <w:proofErr w:type="spellEnd"/>
+            <w:r>
+              <w:rPr>
+                <w:rFonts w:ascii="Consolas" w:hAnsi="Consolas" w:cs="Arial"/>
+                <w:color w:val="00B050"/>
+                <w:sz w:val="18"/>
+                <w:szCs w:val="18"/>
+              </w:rPr>
+              <w:t xml:space="preserve"> </w:t>
+            </w:r>
+            <w:proofErr w:type="spellStart"/>
+            <w:r>
+              <w:rPr>
+                <w:rFonts w:ascii="Consolas" w:hAnsi="Consolas" w:cs="Arial"/>
+                <w:color w:val="00B050"/>
+                <w:sz w:val="18"/>
+                <w:szCs w:val="18"/>
+              </w:rPr>
+              <w:t>ALLE_</w:t>
+            </w:r>
+            <w:r>
+              <w:rPr>
+                <w:rFonts w:ascii="Consolas" w:hAnsi="Consolas" w:cs="Arial"/>
+                <w:color w:val="00B050"/>
+                <w:sz w:val="18"/>
+                <w:szCs w:val="18"/>
+              </w:rPr>
               <w:t>PROJEKTVERFASSER</w:t>
             </w:r>
             <w:r>
@@ -1592,7 +2293,17 @@
                 <w:sz w:val="18"/>
                 <w:szCs w:val="18"/>
               </w:rPr>
-              <w:t>_LISTE|length &gt; 1 %}</w:t>
+              <w:t>_LISTE|length</w:t>
+            </w:r>
+            <w:proofErr w:type="spellEnd"/>
+            <w:r>
+              <w:rPr>
+                <w:rFonts w:ascii="Consolas" w:hAnsi="Consolas" w:cs="Arial"/>
+                <w:color w:val="00B050"/>
+                <w:sz w:val="18"/>
+                <w:szCs w:val="18"/>
+              </w:rPr>
+              <w:t xml:space="preserve"> &gt; 1 %}</w:t>
             </w:r>
           </w:p>
           <w:p>
@@ -1609,11 +2320,19 @@
                 <w:szCs w:val="22"/>
               </w:rPr>
             </w:pPr>
+            <w:proofErr w:type="gramStart"/>
             <w:r>
               <w:rPr>
                 <w:rStyle w:val="PlatzhalterZchn"/>
               </w:rPr>
-              <w:t>{{ G.NAME }}</w:t>
+              <w:t>{{ G.NAME</w:t>
+            </w:r>
+            <w:proofErr w:type="gramEnd"/>
+            <w:r>
+              <w:rPr>
+                <w:rStyle w:val="PlatzhalterZchn"/>
+              </w:rPr>
+              <w:t xml:space="preserve"> }}</w:t>
             </w:r>
             <w:r>
               <w:t xml:space="preserve">, </w:t>
@@ -1642,7 +2361,27 @@
                 <w:sz w:val="18"/>
                 <w:szCs w:val="18"/>
               </w:rPr>
-              <w:t>{%p if G.VERTRETER_NAME %}</w:t>
+              <w:t xml:space="preserve">{%p </w:t>
+            </w:r>
+            <w:proofErr w:type="spellStart"/>
+            <w:r>
+              <w:rPr>
+                <w:rFonts w:ascii="Consolas" w:hAnsi="Consolas" w:cs="Arial"/>
+                <w:color w:val="00B050"/>
+                <w:sz w:val="18"/>
+                <w:szCs w:val="18"/>
+              </w:rPr>
+              <w:t>if</w:t>
+            </w:r>
+            <w:proofErr w:type="spellEnd"/>
+            <w:r>
+              <w:rPr>
+                <w:rFonts w:ascii="Consolas" w:hAnsi="Consolas" w:cs="Arial"/>
+                <w:color w:val="00B050"/>
+                <w:sz w:val="18"/>
+                <w:szCs w:val="18"/>
+              </w:rPr>
+              <w:t xml:space="preserve"> G.VERTRETER_NAME %}</w:t>
             </w:r>
           </w:p>
           <w:p>
@@ -1657,11 +2396,19 @@
             <w:pPr>
               <w:ind w:left="357"/>
             </w:pPr>
+            <w:proofErr w:type="gramStart"/>
             <w:r>
               <w:rPr>
                 <w:rStyle w:val="PlatzhalterZchn"/>
               </w:rPr>
-              <w:t>{{ G.VERTRETER_NAME }}</w:t>
+              <w:t>{{ G.VERTRETER</w:t>
+            </w:r>
+            <w:proofErr w:type="gramEnd"/>
+            <w:r>
+              <w:rPr>
+                <w:rStyle w:val="PlatzhalterZchn"/>
+              </w:rPr>
+              <w:t>_NAME }}</w:t>
             </w:r>
             <w:r>
               <w:t xml:space="preserve">, </w:t>
@@ -1690,7 +2437,27 @@
                 <w:sz w:val="18"/>
                 <w:szCs w:val="18"/>
               </w:rPr>
-              <w:t>{%p endif %}</w:t>
+              <w:t xml:space="preserve">{%p </w:t>
+            </w:r>
+            <w:proofErr w:type="spellStart"/>
+            <w:r>
+              <w:rPr>
+                <w:rFonts w:ascii="Consolas" w:hAnsi="Consolas" w:cs="Arial"/>
+                <w:color w:val="00B050"/>
+                <w:sz w:val="18"/>
+                <w:szCs w:val="18"/>
+              </w:rPr>
+              <w:t>endif</w:t>
+            </w:r>
+            <w:proofErr w:type="spellEnd"/>
+            <w:r>
+              <w:rPr>
+                <w:rFonts w:ascii="Consolas" w:hAnsi="Consolas" w:cs="Arial"/>
+                <w:color w:val="00B050"/>
+                <w:sz w:val="18"/>
+                <w:szCs w:val="18"/>
+              </w:rPr>
+              <w:t xml:space="preserve"> %}</w:t>
             </w:r>
           </w:p>
           <w:p>
@@ -1727,15 +2494,43 @@
                 <w:sz w:val="18"/>
                 <w:szCs w:val="18"/>
               </w:rPr>
-              <w:t xml:space="preserve"> else %}</w:t>
+              <w:t xml:space="preserve"> </w:t>
+            </w:r>
+            <w:proofErr w:type="spellStart"/>
+            <w:r>
+              <w:rPr>
+                <w:rFonts w:ascii="Consolas" w:hAnsi="Consolas" w:cs="Arial"/>
+                <w:color w:val="00B050"/>
+                <w:sz w:val="18"/>
+                <w:szCs w:val="18"/>
+              </w:rPr>
+              <w:t>else</w:t>
+            </w:r>
+            <w:proofErr w:type="spellEnd"/>
+            <w:r>
+              <w:rPr>
+                <w:rFonts w:ascii="Consolas" w:hAnsi="Consolas" w:cs="Arial"/>
+                <w:color w:val="00B050"/>
+                <w:sz w:val="18"/>
+                <w:szCs w:val="18"/>
+              </w:rPr>
+              <w:t xml:space="preserve"> %}</w:t>
             </w:r>
           </w:p>
           <w:p>
+            <w:proofErr w:type="gramStart"/>
             <w:r>
               <w:rPr>
                 <w:rStyle w:val="PlatzhalterZchn"/>
               </w:rPr>
-              <w:t>{{ G.NAME }}</w:t>
+              <w:t>{{ G.NAME</w:t>
+            </w:r>
+            <w:proofErr w:type="gramEnd"/>
+            <w:r>
+              <w:rPr>
+                <w:rStyle w:val="PlatzhalterZchn"/>
+              </w:rPr>
+              <w:t xml:space="preserve"> }}</w:t>
             </w:r>
             <w:r>
               <w:t xml:space="preserve">, </w:t>
@@ -1763,7 +2558,27 @@
                 <w:sz w:val="18"/>
                 <w:szCs w:val="18"/>
               </w:rPr>
-              <w:t>{%p if G.VERTRETER_NAME %}</w:t>
+              <w:t xml:space="preserve">{%p </w:t>
+            </w:r>
+            <w:proofErr w:type="spellStart"/>
+            <w:r>
+              <w:rPr>
+                <w:rFonts w:ascii="Consolas" w:hAnsi="Consolas" w:cs="Arial"/>
+                <w:color w:val="00B050"/>
+                <w:sz w:val="18"/>
+                <w:szCs w:val="18"/>
+              </w:rPr>
+              <w:t>if</w:t>
+            </w:r>
+            <w:proofErr w:type="spellEnd"/>
+            <w:r>
+              <w:rPr>
+                <w:rFonts w:ascii="Consolas" w:hAnsi="Consolas" w:cs="Arial"/>
+                <w:color w:val="00B050"/>
+                <w:sz w:val="18"/>
+                <w:szCs w:val="18"/>
+              </w:rPr>
+              <w:t xml:space="preserve"> G.VERTRETER_NAME %}</w:t>
             </w:r>
           </w:p>
           <w:p>
@@ -1778,11 +2593,19 @@
             <w:pPr>
               <w:ind w:left="37"/>
             </w:pPr>
+            <w:proofErr w:type="gramStart"/>
             <w:r>
               <w:rPr>
                 <w:rStyle w:val="PlatzhalterZchn"/>
               </w:rPr>
-              <w:t>{{ G.VERTRETER_NAME }}</w:t>
+              <w:t>{{ G.VERTRETER</w:t>
+            </w:r>
+            <w:proofErr w:type="gramEnd"/>
+            <w:r>
+              <w:rPr>
+                <w:rStyle w:val="PlatzhalterZchn"/>
+              </w:rPr>
+              <w:t>_NAME }}</w:t>
             </w:r>
             <w:r>
               <w:t xml:space="preserve">, </w:t>
@@ -1810,7 +2633,27 @@
                 <w:sz w:val="18"/>
                 <w:szCs w:val="18"/>
               </w:rPr>
-              <w:t>{%p endif %}</w:t>
+              <w:t xml:space="preserve">{%p </w:t>
+            </w:r>
+            <w:proofErr w:type="spellStart"/>
+            <w:r>
+              <w:rPr>
+                <w:rFonts w:ascii="Consolas" w:hAnsi="Consolas" w:cs="Arial"/>
+                <w:color w:val="00B050"/>
+                <w:sz w:val="18"/>
+                <w:szCs w:val="18"/>
+              </w:rPr>
+              <w:t>endif</w:t>
+            </w:r>
+            <w:proofErr w:type="spellEnd"/>
+            <w:r>
+              <w:rPr>
+                <w:rFonts w:ascii="Consolas" w:hAnsi="Consolas" w:cs="Arial"/>
+                <w:color w:val="00B050"/>
+                <w:sz w:val="18"/>
+                <w:szCs w:val="18"/>
+              </w:rPr>
+              <w:t xml:space="preserve"> %}</w:t>
             </w:r>
           </w:p>
           <w:p>
@@ -1829,7 +2672,27 @@
                 <w:sz w:val="18"/>
                 <w:szCs w:val="18"/>
               </w:rPr>
-              <w:t>{%p endif %}</w:t>
+              <w:t xml:space="preserve">{%p </w:t>
+            </w:r>
+            <w:proofErr w:type="spellStart"/>
+            <w:r>
+              <w:rPr>
+                <w:rFonts w:ascii="Consolas" w:hAnsi="Consolas" w:cs="Arial"/>
+                <w:color w:val="00B050"/>
+                <w:sz w:val="18"/>
+                <w:szCs w:val="18"/>
+              </w:rPr>
+              <w:t>endif</w:t>
+            </w:r>
+            <w:proofErr w:type="spellEnd"/>
+            <w:r>
+              <w:rPr>
+                <w:rFonts w:ascii="Consolas" w:hAnsi="Consolas" w:cs="Arial"/>
+                <w:color w:val="00B050"/>
+                <w:sz w:val="18"/>
+                <w:szCs w:val="18"/>
+              </w:rPr>
+              <w:t xml:space="preserve"> %}</w:t>
             </w:r>
           </w:p>
           <w:p>
@@ -1848,7 +2711,27 @@
                 <w:sz w:val="18"/>
                 <w:szCs w:val="18"/>
               </w:rPr>
-              <w:t>{%p endfor %}</w:t>
+              <w:t xml:space="preserve">{%p </w:t>
+            </w:r>
+            <w:proofErr w:type="spellStart"/>
+            <w:r>
+              <w:rPr>
+                <w:rFonts w:ascii="Consolas" w:hAnsi="Consolas" w:cs="Arial"/>
+                <w:color w:val="00B050"/>
+                <w:sz w:val="18"/>
+                <w:szCs w:val="18"/>
+              </w:rPr>
+              <w:t>endfor</w:t>
+            </w:r>
+            <w:proofErr w:type="spellEnd"/>
+            <w:r>
+              <w:rPr>
+                <w:rFonts w:ascii="Consolas" w:hAnsi="Consolas" w:cs="Arial"/>
+                <w:color w:val="00B050"/>
+                <w:sz w:val="18"/>
+                <w:szCs w:val="18"/>
+              </w:rPr>
+              <w:t xml:space="preserve"> %}</w:t>
             </w:r>
           </w:p>
           <w:p>
@@ -1867,7 +2750,17 @@
                 <w:sz w:val="18"/>
                 <w:szCs w:val="18"/>
               </w:rPr>
-              <w:t>{%p el</w:t>
+              <w:t xml:space="preserve">{%p </w:t>
+            </w:r>
+            <w:proofErr w:type="spellStart"/>
+            <w:r>
+              <w:rPr>
+                <w:rFonts w:ascii="Consolas" w:hAnsi="Consolas" w:cs="Arial"/>
+                <w:color w:val="00B050"/>
+                <w:sz w:val="18"/>
+                <w:szCs w:val="18"/>
+              </w:rPr>
+              <w:t>el</w:t>
             </w:r>
             <w:r>
               <w:rPr>
@@ -1876,7 +2769,17 @@
                 <w:sz w:val="18"/>
                 <w:szCs w:val="18"/>
               </w:rPr>
-              <w:t xml:space="preserve">if </w:t>
+              <w:t>if</w:t>
+            </w:r>
+            <w:proofErr w:type="spellEnd"/>
+            <w:r>
+              <w:rPr>
+                <w:rFonts w:ascii="Consolas" w:hAnsi="Consolas"/>
+                <w:color w:val="00B050"/>
+                <w:sz w:val="18"/>
+                <w:szCs w:val="18"/>
+              </w:rPr>
+              <w:t xml:space="preserve"> </w:t>
             </w:r>
             <w:r>
               <w:rPr>
@@ -1936,7 +2839,27 @@
                 <w:sz w:val="18"/>
                 <w:szCs w:val="18"/>
               </w:rPr>
-              <w:t xml:space="preserve"> elif </w:t>
+              <w:t xml:space="preserve"> </w:t>
+            </w:r>
+            <w:proofErr w:type="spellStart"/>
+            <w:r>
+              <w:rPr>
+                <w:rFonts w:ascii="Consolas" w:hAnsi="Consolas"/>
+                <w:color w:val="00B050"/>
+                <w:sz w:val="18"/>
+                <w:szCs w:val="18"/>
+              </w:rPr>
+              <w:t>elif</w:t>
+            </w:r>
+            <w:proofErr w:type="spellEnd"/>
+            <w:r>
+              <w:rPr>
+                <w:rFonts w:ascii="Consolas" w:hAnsi="Consolas"/>
+                <w:color w:val="00B050"/>
+                <w:sz w:val="18"/>
+                <w:szCs w:val="18"/>
+              </w:rPr>
+              <w:t xml:space="preserve"> </w:t>
             </w:r>
             <w:r>
               <w:rPr>
@@ -1996,7 +2919,27 @@
                 <w:sz w:val="18"/>
                 <w:szCs w:val="18"/>
               </w:rPr>
-              <w:t xml:space="preserve"> else %}</w:t>
+              <w:t xml:space="preserve"> </w:t>
+            </w:r>
+            <w:proofErr w:type="spellStart"/>
+            <w:r>
+              <w:rPr>
+                <w:rFonts w:ascii="Consolas" w:hAnsi="Consolas"/>
+                <w:color w:val="00B050"/>
+                <w:sz w:val="18"/>
+                <w:szCs w:val="18"/>
+              </w:rPr>
+              <w:t>else</w:t>
+            </w:r>
+            <w:proofErr w:type="spellEnd"/>
+            <w:r>
+              <w:rPr>
+                <w:rFonts w:ascii="Consolas" w:hAnsi="Consolas"/>
+                <w:color w:val="00B050"/>
+                <w:sz w:val="18"/>
+                <w:szCs w:val="18"/>
+              </w:rPr>
+              <w:t xml:space="preserve"> %}</w:t>
             </w:r>
           </w:p>
           <w:p>
@@ -2012,7 +2955,27 @@
                 <w:sz w:val="18"/>
                 <w:szCs w:val="18"/>
               </w:rPr>
-              <w:t>{%p endif %}</w:t>
+              <w:t xml:space="preserve">{%p </w:t>
+            </w:r>
+            <w:proofErr w:type="spellStart"/>
+            <w:r>
+              <w:rPr>
+                <w:rFonts w:ascii="Consolas" w:hAnsi="Consolas" w:cs="Arial"/>
+                <w:color w:val="00B050"/>
+                <w:sz w:val="18"/>
+                <w:szCs w:val="18"/>
+              </w:rPr>
+              <w:t>endif</w:t>
+            </w:r>
+            <w:proofErr w:type="spellEnd"/>
+            <w:r>
+              <w:rPr>
+                <w:rFonts w:ascii="Consolas" w:hAnsi="Consolas" w:cs="Arial"/>
+                <w:color w:val="00B050"/>
+                <w:sz w:val="18"/>
+                <w:szCs w:val="18"/>
+              </w:rPr>
+              <w:t xml:space="preserve"> %}</w:t>
             </w:r>
           </w:p>
         </w:tc>
@@ -2062,8 +3025,13 @@
             <w:pPr>
               <w:pStyle w:val="Platzhalter"/>
             </w:pPr>
-            <w:r>
-              <w:t>{{ BESCHREIBUNG_BAUVORHABEN }}</w:t>
+            <w:proofErr w:type="gramStart"/>
+            <w:r>
+              <w:t>{{ BESCHREIBUNG</w:t>
+            </w:r>
+            <w:proofErr w:type="gramEnd"/>
+            <w:r>
+              <w:t>_BAUVORHABEN }}</w:t>
             </w:r>
           </w:p>
         </w:tc>
@@ -2107,8 +3075,13 @@
                 <w:highlight w:val="green"/>
               </w:rPr>
             </w:pPr>
-            <w:r>
-              <w:t>{{ ADRESSE }}</w:t>
+            <w:proofErr w:type="gramStart"/>
+            <w:r>
+              <w:t>{{ ADRESSE</w:t>
+            </w:r>
+            <w:proofErr w:type="gramEnd"/>
+            <w:r>
+              <w:t xml:space="preserve"> }}</w:t>
             </w:r>
           </w:p>
         </w:tc>
@@ -2158,12 +3131,14 @@
             <w:pPr>
               <w:pStyle w:val="Platzhalter"/>
             </w:pPr>
+            <w:proofErr w:type="gramStart"/>
             <w:r>
               <w:t xml:space="preserve">{{ </w:t>
             </w:r>
             <w:r>
               <w:t>GRUNDSTUECK</w:t>
             </w:r>
+            <w:proofErr w:type="gramEnd"/>
             <w:r>
               <w:t xml:space="preserve"> }}</w:t>
             </w:r>
@@ -2207,8 +3182,13 @@
             <w:pPr>
               <w:pStyle w:val="Platzhalter"/>
             </w:pPr>
-            <w:r>
-              <w:t>{{ NUTZUNGSPLANUNG_GRUNDNUTZUNG }}</w:t>
+            <w:proofErr w:type="gramStart"/>
+            <w:r>
+              <w:t>{{ NUTZUNGSPLANUNG</w:t>
+            </w:r>
+            <w:proofErr w:type="gramEnd"/>
+            <w:r>
+              <w:t>_GRUNDNUTZUNG }}</w:t>
             </w:r>
           </w:p>
         </w:tc>
@@ -2259,8 +3239,13 @@
             <w:pPr>
               <w:pStyle w:val="Platzhalter"/>
             </w:pPr>
-            <w:r>
-              <w:t>{{ BAUEINGABE_DATUM }}</w:t>
+            <w:proofErr w:type="gramStart"/>
+            <w:r>
+              <w:t>{{ BAUEINGABE</w:t>
+            </w:r>
+            <w:proofErr w:type="gramEnd"/>
+            <w:r>
+              <w:t>_DATUM }}</w:t>
             </w:r>
           </w:p>
         </w:tc>
@@ -2313,7 +3298,27 @@
                 <w:sz w:val="18"/>
                 <w:szCs w:val="18"/>
               </w:rPr>
-              <w:t>{%p if PUBLIKATION_ORGAN %}</w:t>
+              <w:t xml:space="preserve">{%p </w:t>
+            </w:r>
+            <w:proofErr w:type="spellStart"/>
+            <w:r>
+              <w:rPr>
+                <w:rStyle w:val="PlatzhalterZchn"/>
+                <w:rFonts w:ascii="Consolas" w:hAnsi="Consolas"/>
+                <w:sz w:val="18"/>
+                <w:szCs w:val="18"/>
+              </w:rPr>
+              <w:t>if</w:t>
+            </w:r>
+            <w:proofErr w:type="spellEnd"/>
+            <w:r>
+              <w:rPr>
+                <w:rStyle w:val="PlatzhalterZchn"/>
+                <w:rFonts w:ascii="Consolas" w:hAnsi="Consolas"/>
+                <w:sz w:val="18"/>
+                <w:szCs w:val="18"/>
+              </w:rPr>
+              <w:t xml:space="preserve"> PUBLIKATION_ORGAN %}</w:t>
             </w:r>
           </w:p>
           <w:p>
@@ -2322,11 +3327,19 @@
                 <w:rStyle w:val="PlatzhalterZchn"/>
               </w:rPr>
             </w:pPr>
+            <w:proofErr w:type="gramStart"/>
             <w:r>
               <w:rPr>
                 <w:rStyle w:val="PlatzhalterZchn"/>
               </w:rPr>
-              <w:t>{{ PUBLIKATION_START }}</w:t>
+              <w:t>{{ PUBLIKATION</w:t>
+            </w:r>
+            <w:proofErr w:type="gramEnd"/>
+            <w:r>
+              <w:rPr>
+                <w:rStyle w:val="PlatzhalterZchn"/>
+              </w:rPr>
+              <w:t>_START }}</w:t>
             </w:r>
             <w:r>
               <w:t xml:space="preserve"> </w:t>
@@ -2360,7 +3373,27 @@
                 <w:sz w:val="18"/>
                 <w:szCs w:val="18"/>
               </w:rPr>
-              <w:t>{%p else %}</w:t>
+              <w:t xml:space="preserve">{%p </w:t>
+            </w:r>
+            <w:proofErr w:type="spellStart"/>
+            <w:r>
+              <w:rPr>
+                <w:rFonts w:ascii="Consolas" w:hAnsi="Consolas" w:cs="Arial"/>
+                <w:color w:val="00B050"/>
+                <w:sz w:val="18"/>
+                <w:szCs w:val="18"/>
+              </w:rPr>
+              <w:t>else</w:t>
+            </w:r>
+            <w:proofErr w:type="spellEnd"/>
+            <w:r>
+              <w:rPr>
+                <w:rFonts w:ascii="Consolas" w:hAnsi="Consolas" w:cs="Arial"/>
+                <w:color w:val="00B050"/>
+                <w:sz w:val="18"/>
+                <w:szCs w:val="18"/>
+              </w:rPr>
+              <w:t xml:space="preserve"> %}</w:t>
             </w:r>
           </w:p>
           <w:p>
@@ -2377,14 +3410,32 @@
                 <w:color w:val="FF0000"/>
                 <w:szCs w:val="22"/>
               </w:rPr>
-              <w:t>Für dieses Dossier ist in eBau keine Publikation erfasst</w:t>
-            </w:r>
+              <w:t xml:space="preserve">Für dieses Dossier ist in </w:t>
+            </w:r>
+            <w:proofErr w:type="spellStart"/>
             <w:r>
               <w:rPr>
                 <w:rFonts w:cs="Arial"/>
                 <w:color w:val="FF0000"/>
                 <w:szCs w:val="22"/>
               </w:rPr>
+              <w:t>eBau</w:t>
+            </w:r>
+            <w:proofErr w:type="spellEnd"/>
+            <w:r>
+              <w:rPr>
+                <w:rFonts w:cs="Arial"/>
+                <w:color w:val="FF0000"/>
+                <w:szCs w:val="22"/>
+              </w:rPr>
+              <w:t xml:space="preserve"> keine Publikation erfasst</w:t>
+            </w:r>
+            <w:r>
+              <w:rPr>
+                <w:rFonts w:cs="Arial"/>
+                <w:color w:val="FF0000"/>
+                <w:szCs w:val="22"/>
+              </w:rPr>
               <w:t>!</w:t>
             </w:r>
           </w:p>
@@ -2404,7 +3455,27 @@
                 <w:sz w:val="18"/>
                 <w:szCs w:val="18"/>
               </w:rPr>
-              <w:t>{%p endif %}</w:t>
+              <w:t xml:space="preserve">{%p </w:t>
+            </w:r>
+            <w:proofErr w:type="spellStart"/>
+            <w:r>
+              <w:rPr>
+                <w:rFonts w:ascii="Consolas" w:hAnsi="Consolas" w:cs="Arial"/>
+                <w:color w:val="00B050"/>
+                <w:sz w:val="18"/>
+                <w:szCs w:val="18"/>
+              </w:rPr>
+              <w:t>endif</w:t>
+            </w:r>
+            <w:proofErr w:type="spellEnd"/>
+            <w:r>
+              <w:rPr>
+                <w:rFonts w:ascii="Consolas" w:hAnsi="Consolas" w:cs="Arial"/>
+                <w:color w:val="00B050"/>
+                <w:sz w:val="18"/>
+                <w:szCs w:val="18"/>
+              </w:rPr>
+              <w:t xml:space="preserve"> %}</w:t>
             </w:r>
           </w:p>
         </w:tc>
@@ -2466,15 +3537,40 @@
                 <w:sz w:val="18"/>
                 <w:szCs w:val="18"/>
               </w:rPr>
-              <w:t>{%p if PUBLIKATION_ORGAN %}</w:t>
+              <w:t xml:space="preserve">{%p </w:t>
+            </w:r>
+            <w:proofErr w:type="spellStart"/>
+            <w:r>
+              <w:rPr>
+                <w:rStyle w:val="PlatzhalterZchn"/>
+                <w:rFonts w:ascii="Consolas" w:hAnsi="Consolas"/>
+                <w:sz w:val="18"/>
+                <w:szCs w:val="18"/>
+              </w:rPr>
+              <w:t>if</w:t>
+            </w:r>
+            <w:proofErr w:type="spellEnd"/>
+            <w:r>
+              <w:rPr>
+                <w:rStyle w:val="PlatzhalterZchn"/>
+                <w:rFonts w:ascii="Consolas" w:hAnsi="Consolas"/>
+                <w:sz w:val="18"/>
+                <w:szCs w:val="18"/>
+              </w:rPr>
+              <w:t xml:space="preserve"> PUBLIKATION_ORGAN %}</w:t>
             </w:r>
           </w:p>
           <w:p>
             <w:pPr>
               <w:pStyle w:val="Platzhalter"/>
             </w:pPr>
-            <w:r>
-              <w:t>{{ PUBLIKATION_ENDE }}</w:t>
+            <w:proofErr w:type="gramStart"/>
+            <w:r>
+              <w:t>{{ PUBLIKATION</w:t>
+            </w:r>
+            <w:proofErr w:type="gramEnd"/>
+            <w:r>
+              <w:t>_ENDE }}</w:t>
             </w:r>
           </w:p>
           <w:p>
@@ -2493,7 +3589,27 @@
                 <w:sz w:val="18"/>
                 <w:szCs w:val="18"/>
               </w:rPr>
-              <w:t>{%p else %}</w:t>
+              <w:t xml:space="preserve">{%p </w:t>
+            </w:r>
+            <w:proofErr w:type="spellStart"/>
+            <w:r>
+              <w:rPr>
+                <w:rFonts w:ascii="Consolas" w:hAnsi="Consolas" w:cs="Arial"/>
+                <w:color w:val="00B050"/>
+                <w:sz w:val="18"/>
+                <w:szCs w:val="18"/>
+              </w:rPr>
+              <w:t>else</w:t>
+            </w:r>
+            <w:proofErr w:type="spellEnd"/>
+            <w:r>
+              <w:rPr>
+                <w:rFonts w:ascii="Consolas" w:hAnsi="Consolas" w:cs="Arial"/>
+                <w:color w:val="00B050"/>
+                <w:sz w:val="18"/>
+                <w:szCs w:val="18"/>
+              </w:rPr>
+              <w:t xml:space="preserve"> %}</w:t>
             </w:r>
           </w:p>
           <w:p>
@@ -2510,7 +3626,25 @@
                 <w:color w:val="FF0000"/>
                 <w:szCs w:val="22"/>
               </w:rPr>
-              <w:t>Für dieses Dossier ist in eBau keine Publikation erfasst</w:t>
+              <w:t xml:space="preserve">Für dieses Dossier ist in </w:t>
+            </w:r>
+            <w:proofErr w:type="spellStart"/>
+            <w:r>
+              <w:rPr>
+                <w:rFonts w:cs="Arial"/>
+                <w:color w:val="FF0000"/>
+                <w:szCs w:val="22"/>
+              </w:rPr>
+              <w:t>eBau</w:t>
+            </w:r>
+            <w:proofErr w:type="spellEnd"/>
+            <w:r>
+              <w:rPr>
+                <w:rFonts w:cs="Arial"/>
+                <w:color w:val="FF0000"/>
+                <w:szCs w:val="22"/>
+              </w:rPr>
+              <w:t xml:space="preserve"> keine Publikation erfasst</w:t>
             </w:r>
             <w:r>
               <w:rPr>
@@ -2531,7 +3665,25 @@
                 <w:sz w:val="18"/>
                 <w:szCs w:val="18"/>
               </w:rPr>
-              <w:t>{%p endif %}</w:t>
+              <w:t xml:space="preserve">{%p </w:t>
+            </w:r>
+            <w:proofErr w:type="spellStart"/>
+            <w:r>
+              <w:rPr>
+                <w:rFonts w:ascii="Consolas" w:hAnsi="Consolas" w:cs="Arial"/>
+                <w:sz w:val="18"/>
+                <w:szCs w:val="18"/>
+              </w:rPr>
+              <w:t>endif</w:t>
+            </w:r>
+            <w:proofErr w:type="spellEnd"/>
+            <w:r>
+              <w:rPr>
+                <w:rFonts w:ascii="Consolas" w:hAnsi="Consolas" w:cs="Arial"/>
+                <w:sz w:val="18"/>
+                <w:szCs w:val="18"/>
+              </w:rPr>
+              <w:t xml:space="preserve"> %}</w:t>
             </w:r>
           </w:p>
         </w:tc>
@@ -2593,7 +3745,27 @@
                 <w:sz w:val="18"/>
                 <w:szCs w:val="18"/>
               </w:rPr>
-              <w:t>{%p if EINSPR</w:t>
+              <w:t xml:space="preserve">{%p </w:t>
+            </w:r>
+            <w:proofErr w:type="spellStart"/>
+            <w:r>
+              <w:rPr>
+                <w:rFonts w:ascii="Consolas" w:hAnsi="Consolas" w:cs="Arial"/>
+                <w:color w:val="00B050"/>
+                <w:sz w:val="18"/>
+                <w:szCs w:val="18"/>
+              </w:rPr>
+              <w:t>if</w:t>
+            </w:r>
+            <w:proofErr w:type="spellEnd"/>
+            <w:r>
+              <w:rPr>
+                <w:rFonts w:ascii="Consolas" w:hAnsi="Consolas" w:cs="Arial"/>
+                <w:color w:val="00B050"/>
+                <w:sz w:val="18"/>
+                <w:szCs w:val="18"/>
+              </w:rPr>
+              <w:t xml:space="preserve"> EINSPR</w:t>
             </w:r>
             <w:r>
               <w:rPr>
@@ -2630,7 +3802,27 @@
                 <w:sz w:val="18"/>
                 <w:szCs w:val="18"/>
               </w:rPr>
-              <w:t xml:space="preserve">{%p for E in </w:t>
+              <w:t xml:space="preserve">{%p </w:t>
+            </w:r>
+            <w:proofErr w:type="spellStart"/>
+            <w:r>
+              <w:rPr>
+                <w:rFonts w:ascii="Consolas" w:hAnsi="Consolas" w:cs="Arial"/>
+                <w:color w:val="00B050"/>
+                <w:sz w:val="18"/>
+                <w:szCs w:val="18"/>
+              </w:rPr>
+              <w:t>for</w:t>
+            </w:r>
+            <w:proofErr w:type="spellEnd"/>
+            <w:r>
+              <w:rPr>
+                <w:rFonts w:ascii="Consolas" w:hAnsi="Consolas" w:cs="Arial"/>
+                <w:color w:val="00B050"/>
+                <w:sz w:val="18"/>
+                <w:szCs w:val="18"/>
+              </w:rPr>
+              <w:t xml:space="preserve"> E in </w:t>
             </w:r>
             <w:r>
               <w:rPr>
@@ -2685,7 +3877,27 @@
                 <w:sz w:val="18"/>
                 <w:szCs w:val="18"/>
               </w:rPr>
-              <w:t>{%p for P in E.ALLE_EINSPRECHENDEN %}</w:t>
+              <w:t xml:space="preserve">{%p </w:t>
+            </w:r>
+            <w:proofErr w:type="spellStart"/>
+            <w:r>
+              <w:rPr>
+                <w:rFonts w:ascii="Consolas" w:hAnsi="Consolas"/>
+                <w:color w:val="00B050"/>
+                <w:sz w:val="18"/>
+                <w:szCs w:val="18"/>
+              </w:rPr>
+              <w:t>for</w:t>
+            </w:r>
+            <w:proofErr w:type="spellEnd"/>
+            <w:r>
+              <w:rPr>
+                <w:rFonts w:ascii="Consolas" w:hAnsi="Consolas"/>
+                <w:color w:val="00B050"/>
+                <w:sz w:val="18"/>
+                <w:szCs w:val="18"/>
+              </w:rPr>
+              <w:t xml:space="preserve"> P in E.ALLE_EINSPRECHENDEN %}</w:t>
             </w:r>
           </w:p>
           <w:p>
@@ -2704,7 +3916,47 @@
                 <w:sz w:val="18"/>
                 <w:szCs w:val="18"/>
               </w:rPr>
-              <w:t>{%p if E.ALLE_EINSPRECHENDEN | length &gt; 1 %}</w:t>
+              <w:t xml:space="preserve">{%p </w:t>
+            </w:r>
+            <w:proofErr w:type="spellStart"/>
+            <w:r>
+              <w:rPr>
+                <w:rFonts w:ascii="Consolas" w:hAnsi="Consolas"/>
+                <w:color w:val="00B050"/>
+                <w:sz w:val="18"/>
+                <w:szCs w:val="18"/>
+              </w:rPr>
+              <w:t>if</w:t>
+            </w:r>
+            <w:proofErr w:type="spellEnd"/>
+            <w:r>
+              <w:rPr>
+                <w:rFonts w:ascii="Consolas" w:hAnsi="Consolas"/>
+                <w:color w:val="00B050"/>
+                <w:sz w:val="18"/>
+                <w:szCs w:val="18"/>
+              </w:rPr>
+              <w:t xml:space="preserve"> E.ALLE_EINSPRECHENDEN | </w:t>
+            </w:r>
+            <w:proofErr w:type="spellStart"/>
+            <w:r>
+              <w:rPr>
+                <w:rFonts w:ascii="Consolas" w:hAnsi="Consolas"/>
+                <w:color w:val="00B050"/>
+                <w:sz w:val="18"/>
+                <w:szCs w:val="18"/>
+              </w:rPr>
+              <w:t>length</w:t>
+            </w:r>
+            <w:proofErr w:type="spellEnd"/>
+            <w:r>
+              <w:rPr>
+                <w:rFonts w:ascii="Consolas" w:hAnsi="Consolas"/>
+                <w:color w:val="00B050"/>
+                <w:sz w:val="18"/>
+                <w:szCs w:val="18"/>
+              </w:rPr>
+              <w:t xml:space="preserve"> &gt; 1 %}</w:t>
             </w:r>
           </w:p>
           <w:p>
@@ -2723,24 +3975,93 @@
                 <w:sz w:val="18"/>
                 <w:szCs w:val="18"/>
               </w:rPr>
-              <w:t>{%p if loop.first %}</w:t>
+              <w:t xml:space="preserve">{%p </w:t>
+            </w:r>
+            <w:proofErr w:type="spellStart"/>
+            <w:r>
+              <w:rPr>
+                <w:rFonts w:ascii="Consolas" w:hAnsi="Consolas"/>
+                <w:color w:val="00B050"/>
+                <w:sz w:val="18"/>
+                <w:szCs w:val="18"/>
+              </w:rPr>
+              <w:t>if</w:t>
+            </w:r>
+            <w:proofErr w:type="spellEnd"/>
+            <w:r>
+              <w:rPr>
+                <w:rFonts w:ascii="Consolas" w:hAnsi="Consolas"/>
+                <w:color w:val="00B050"/>
+                <w:sz w:val="18"/>
+                <w:szCs w:val="18"/>
+              </w:rPr>
+              <w:t xml:space="preserve"> </w:t>
+            </w:r>
+            <w:proofErr w:type="spellStart"/>
+            <w:proofErr w:type="gramStart"/>
+            <w:r>
+              <w:rPr>
+                <w:rFonts w:ascii="Consolas" w:hAnsi="Consolas"/>
+                <w:color w:val="00B050"/>
+                <w:sz w:val="18"/>
+                <w:szCs w:val="18"/>
+              </w:rPr>
+              <w:t>loop.first</w:t>
+            </w:r>
+            <w:proofErr w:type="spellEnd"/>
+            <w:proofErr w:type="gramEnd"/>
+            <w:r>
+              <w:rPr>
+                <w:rFonts w:ascii="Consolas" w:hAnsi="Consolas"/>
+                <w:color w:val="00B050"/>
+                <w:sz w:val="18"/>
+                <w:szCs w:val="18"/>
+              </w:rPr>
+              <w:t xml:space="preserve"> %}</w:t>
             </w:r>
           </w:p>
           <w:p>
+            <w:proofErr w:type="spellStart"/>
             <w:r>
               <w:t>Sammele</w:t>
             </w:r>
             <w:r>
-              <w:t xml:space="preserve">insprache </w:t>
+              <w:t>insprache</w:t>
+            </w:r>
+            <w:proofErr w:type="spellEnd"/>
+            <w:r>
+              <w:t xml:space="preserve"> </w:t>
             </w:r>
             <w:r>
               <w:t xml:space="preserve">mit </w:t>
             </w:r>
+            <w:proofErr w:type="gramStart"/>
             <w:r>
               <w:rPr>
                 <w:rStyle w:val="PlatzhalterZchn"/>
               </w:rPr>
-              <w:t>{{ E.ALLE_EINSPRECHENDEN | length }}</w:t>
+              <w:t>{{ E.ALLE</w:t>
+            </w:r>
+            <w:proofErr w:type="gramEnd"/>
+            <w:r>
+              <w:rPr>
+                <w:rStyle w:val="PlatzhalterZchn"/>
+              </w:rPr>
+              <w:t xml:space="preserve">_EINSPRECHENDEN | </w:t>
+            </w:r>
+            <w:proofErr w:type="spellStart"/>
+            <w:r>
+              <w:rPr>
+                <w:rStyle w:val="PlatzhalterZchn"/>
+              </w:rPr>
+              <w:t>length</w:t>
+            </w:r>
+            <w:proofErr w:type="spellEnd"/>
+            <w:r>
+              <w:rPr>
+                <w:rStyle w:val="PlatzhalterZchn"/>
+              </w:rPr>
+              <w:t xml:space="preserve"> }}</w:t>
             </w:r>
             <w:r>
               <w:t xml:space="preserve"> Einsprechenden. </w:t>
@@ -2748,11 +4069,19 @@
             <w:r>
               <w:t xml:space="preserve">vom </w:t>
             </w:r>
+            <w:proofErr w:type="gramStart"/>
             <w:r>
               <w:rPr>
                 <w:rStyle w:val="PlatzhalterZchn"/>
               </w:rPr>
-              <w:t>{{ E.DATUM_POSTSTEMPEL }}</w:t>
+              <w:t>{{ E.DATUM</w:t>
+            </w:r>
+            <w:proofErr w:type="gramEnd"/>
+            <w:r>
+              <w:rPr>
+                <w:rStyle w:val="PlatzhalterZchn"/>
+              </w:rPr>
+              <w:t>_POSTSTEMPEL }}</w:t>
             </w:r>
           </w:p>
           <w:p>
@@ -2763,6 +4092,7 @@
             <w:r>
               <w:t xml:space="preserve">Ansprechperson: </w:t>
             </w:r>
+            <w:proofErr w:type="gramStart"/>
             <w:r>
               <w:rPr>
                 <w:rStyle w:val="PlatzhalterZchn"/>
@@ -2787,6 +4117,7 @@
               </w:rPr>
               <w:t>NAME</w:t>
             </w:r>
+            <w:proofErr w:type="gramEnd"/>
             <w:r>
               <w:rPr>
                 <w:rStyle w:val="PlatzhalterZchn"/>
@@ -2819,7 +4150,27 @@
                 <w:sz w:val="18"/>
                 <w:szCs w:val="18"/>
               </w:rPr>
-              <w:t>{%p endif %}</w:t>
+              <w:t xml:space="preserve">{%p </w:t>
+            </w:r>
+            <w:proofErr w:type="spellStart"/>
+            <w:r>
+              <w:rPr>
+                <w:rFonts w:ascii="Consolas" w:hAnsi="Consolas"/>
+                <w:color w:val="00B050"/>
+                <w:sz w:val="18"/>
+                <w:szCs w:val="18"/>
+              </w:rPr>
+              <w:t>endif</w:t>
+            </w:r>
+            <w:proofErr w:type="spellEnd"/>
+            <w:r>
+              <w:rPr>
+                <w:rFonts w:ascii="Consolas" w:hAnsi="Consolas"/>
+                <w:color w:val="00B050"/>
+                <w:sz w:val="18"/>
+                <w:szCs w:val="18"/>
+              </w:rPr>
+              <w:t xml:space="preserve"> %}</w:t>
             </w:r>
           </w:p>
           <w:p>
@@ -2838,7 +4189,27 @@
                 <w:sz w:val="18"/>
                 <w:szCs w:val="18"/>
               </w:rPr>
-              <w:t>{%p else %}</w:t>
+              <w:t xml:space="preserve">{%p </w:t>
+            </w:r>
+            <w:proofErr w:type="spellStart"/>
+            <w:r>
+              <w:rPr>
+                <w:rFonts w:ascii="Consolas" w:hAnsi="Consolas"/>
+                <w:color w:val="00B050"/>
+                <w:sz w:val="18"/>
+                <w:szCs w:val="18"/>
+              </w:rPr>
+              <w:t>else</w:t>
+            </w:r>
+            <w:proofErr w:type="spellEnd"/>
+            <w:r>
+              <w:rPr>
+                <w:rFonts w:ascii="Consolas" w:hAnsi="Consolas"/>
+                <w:color w:val="00B050"/>
+                <w:sz w:val="18"/>
+                <w:szCs w:val="18"/>
+              </w:rPr>
+              <w:t xml:space="preserve"> %}</w:t>
             </w:r>
           </w:p>
           <w:p>
@@ -2848,11 +4219,19 @@
             <w:r>
               <w:t xml:space="preserve">insprache vom </w:t>
             </w:r>
+            <w:proofErr w:type="gramStart"/>
             <w:r>
               <w:rPr>
                 <w:rStyle w:val="PlatzhalterZchn"/>
               </w:rPr>
-              <w:t>{{ E.DATUM_POSTSTEMPEL }}</w:t>
+              <w:t>{{ E.DATUM</w:t>
+            </w:r>
+            <w:proofErr w:type="gramEnd"/>
+            <w:r>
+              <w:rPr>
+                <w:rStyle w:val="PlatzhalterZchn"/>
+              </w:rPr>
+              <w:t>_POSTSTEMPEL }}</w:t>
             </w:r>
             <w:r>
               <w:t xml:space="preserve"> von</w:t>
@@ -2863,11 +4242,19 @@
               <w:pStyle w:val="Auflistung"/>
               <w:spacing w:after="120"/>
             </w:pPr>
+            <w:proofErr w:type="gramStart"/>
             <w:r>
               <w:rPr>
                 <w:rStyle w:val="PlatzhalterZchn"/>
               </w:rPr>
-              <w:t>{{ P.NAME }}</w:t>
+              <w:t>{{ P.NAME</w:t>
+            </w:r>
+            <w:proofErr w:type="gramEnd"/>
+            <w:r>
+              <w:rPr>
+                <w:rStyle w:val="PlatzhalterZchn"/>
+              </w:rPr>
+              <w:t xml:space="preserve"> }}</w:t>
             </w:r>
             <w:r>
               <w:t xml:space="preserve">, </w:t>
@@ -2896,7 +4283,27 @@
                 <w:szCs w:val="18"/>
               </w:rPr>
               <w:lastRenderedPageBreak/>
-              <w:t>{%p endif %}</w:t>
+              <w:t xml:space="preserve">{%p </w:t>
+            </w:r>
+            <w:proofErr w:type="spellStart"/>
+            <w:r>
+              <w:rPr>
+                <w:rFonts w:ascii="Consolas" w:hAnsi="Consolas"/>
+                <w:color w:val="00B050"/>
+                <w:sz w:val="18"/>
+                <w:szCs w:val="18"/>
+              </w:rPr>
+              <w:t>endif</w:t>
+            </w:r>
+            <w:proofErr w:type="spellEnd"/>
+            <w:r>
+              <w:rPr>
+                <w:rFonts w:ascii="Consolas" w:hAnsi="Consolas"/>
+                <w:color w:val="00B050"/>
+                <w:sz w:val="18"/>
+                <w:szCs w:val="18"/>
+              </w:rPr>
+              <w:t xml:space="preserve"> %}</w:t>
             </w:r>
           </w:p>
           <w:p>
@@ -2915,7 +4322,27 @@
                 <w:sz w:val="18"/>
                 <w:szCs w:val="18"/>
               </w:rPr>
-              <w:t>{%p endfor %}</w:t>
+              <w:t xml:space="preserve">{%p </w:t>
+            </w:r>
+            <w:proofErr w:type="spellStart"/>
+            <w:r>
+              <w:rPr>
+                <w:rFonts w:ascii="Consolas" w:hAnsi="Consolas"/>
+                <w:color w:val="00B050"/>
+                <w:sz w:val="18"/>
+                <w:szCs w:val="18"/>
+              </w:rPr>
+              <w:t>endfor</w:t>
+            </w:r>
+            <w:proofErr w:type="spellEnd"/>
+            <w:r>
+              <w:rPr>
+                <w:rFonts w:ascii="Consolas" w:hAnsi="Consolas"/>
+                <w:color w:val="00B050"/>
+                <w:sz w:val="18"/>
+                <w:szCs w:val="18"/>
+              </w:rPr>
+              <w:t xml:space="preserve"> %}</w:t>
             </w:r>
           </w:p>
           <w:p>
@@ -2934,7 +4361,27 @@
                 <w:sz w:val="18"/>
                 <w:szCs w:val="18"/>
               </w:rPr>
-              <w:t>{%p endfor %}</w:t>
+              <w:t xml:space="preserve">{%p </w:t>
+            </w:r>
+            <w:proofErr w:type="spellStart"/>
+            <w:r>
+              <w:rPr>
+                <w:rFonts w:ascii="Consolas" w:hAnsi="Consolas" w:cs="Arial"/>
+                <w:color w:val="00B050"/>
+                <w:sz w:val="18"/>
+                <w:szCs w:val="18"/>
+              </w:rPr>
+              <w:t>endfor</w:t>
+            </w:r>
+            <w:proofErr w:type="spellEnd"/>
+            <w:r>
+              <w:rPr>
+                <w:rFonts w:ascii="Consolas" w:hAnsi="Consolas" w:cs="Arial"/>
+                <w:color w:val="00B050"/>
+                <w:sz w:val="18"/>
+                <w:szCs w:val="18"/>
+              </w:rPr>
+              <w:t xml:space="preserve"> %}</w:t>
             </w:r>
           </w:p>
           <w:p>
@@ -2953,7 +4400,27 @@
                 <w:sz w:val="18"/>
                 <w:szCs w:val="18"/>
               </w:rPr>
-              <w:t>{%p else %}</w:t>
+              <w:t xml:space="preserve">{%p </w:t>
+            </w:r>
+            <w:proofErr w:type="spellStart"/>
+            <w:r>
+              <w:rPr>
+                <w:rFonts w:ascii="Consolas" w:hAnsi="Consolas" w:cs="Arial"/>
+                <w:color w:val="00B050"/>
+                <w:sz w:val="18"/>
+                <w:szCs w:val="18"/>
+              </w:rPr>
+              <w:t>else</w:t>
+            </w:r>
+            <w:proofErr w:type="spellEnd"/>
+            <w:r>
+              <w:rPr>
+                <w:rFonts w:ascii="Consolas" w:hAnsi="Consolas" w:cs="Arial"/>
+                <w:color w:val="00B050"/>
+                <w:sz w:val="18"/>
+                <w:szCs w:val="18"/>
+              </w:rPr>
+              <w:t xml:space="preserve"> %}</w:t>
             </w:r>
           </w:p>
           <w:p>
@@ -2986,7 +4453,27 @@
                 <w:sz w:val="18"/>
                 <w:szCs w:val="18"/>
               </w:rPr>
-              <w:t>{%p endif %}</w:t>
+              <w:t xml:space="preserve">{%p </w:t>
+            </w:r>
+            <w:proofErr w:type="spellStart"/>
+            <w:r>
+              <w:rPr>
+                <w:rFonts w:ascii="Consolas" w:hAnsi="Consolas" w:cs="Arial"/>
+                <w:color w:val="00B050"/>
+                <w:sz w:val="18"/>
+                <w:szCs w:val="18"/>
+              </w:rPr>
+              <w:t>endif</w:t>
+            </w:r>
+            <w:proofErr w:type="spellEnd"/>
+            <w:r>
+              <w:rPr>
+                <w:rFonts w:ascii="Consolas" w:hAnsi="Consolas" w:cs="Arial"/>
+                <w:color w:val="00B050"/>
+                <w:sz w:val="18"/>
+                <w:szCs w:val="18"/>
+              </w:rPr>
+              <w:t xml:space="preserve"> %}</w:t>
             </w:r>
           </w:p>
         </w:tc>
@@ -3019,7 +4506,47 @@
           <w:sz w:val="18"/>
           <w:szCs w:val="18"/>
         </w:rPr>
-        <w:t>{% if ALLE_GESUCHSTELLER_LISTE|length &gt; 1 %}</w:t>
+        <w:t xml:space="preserve">{% </w:t>
+      </w:r>
+      <w:proofErr w:type="spellStart"/>
+      <w:r>
+        <w:rPr>
+          <w:rFonts w:ascii="Consolas" w:hAnsi="Consolas"/>
+          <w:color w:val="00B050"/>
+          <w:sz w:val="18"/>
+          <w:szCs w:val="18"/>
+        </w:rPr>
+        <w:t>if</w:t>
+      </w:r>
+      <w:proofErr w:type="spellEnd"/>
+      <w:r>
+        <w:rPr>
+          <w:rFonts w:ascii="Consolas" w:hAnsi="Consolas"/>
+          <w:color w:val="00B050"/>
+          <w:sz w:val="18"/>
+          <w:szCs w:val="18"/>
+        </w:rPr>
+        <w:t xml:space="preserve"> </w:t>
+      </w:r>
+      <w:proofErr w:type="spellStart"/>
+      <w:r>
+        <w:rPr>
+          <w:rFonts w:ascii="Consolas" w:hAnsi="Consolas"/>
+          <w:color w:val="00B050"/>
+          <w:sz w:val="18"/>
+          <w:szCs w:val="18"/>
+        </w:rPr>
+        <w:t>ALLE_GESUCHSTELLER_LISTE|length</w:t>
+      </w:r>
+      <w:proofErr w:type="spellEnd"/>
+      <w:r>
+        <w:rPr>
+          <w:rFonts w:ascii="Consolas" w:hAnsi="Consolas"/>
+          <w:color w:val="00B050"/>
+          <w:sz w:val="18"/>
+          <w:szCs w:val="18"/>
+        </w:rPr>
+        <w:t xml:space="preserve"> &gt; 1 %}</w:t>
       </w:r>
       <w:r>
         <w:t>Die Gesuchsteller</w:t>
@@ -3034,7 +4561,27 @@
           <w:sz w:val="18"/>
           <w:szCs w:val="18"/>
         </w:rPr>
-        <w:t>{% for G in ALLE_GESUCHSTELLER_LISTE %}</w:t>
+        <w:t xml:space="preserve">{% </w:t>
+      </w:r>
+      <w:proofErr w:type="spellStart"/>
+      <w:r>
+        <w:rPr>
+          <w:rFonts w:ascii="Consolas" w:hAnsi="Consolas"/>
+          <w:color w:val="00B050"/>
+          <w:sz w:val="18"/>
+          <w:szCs w:val="18"/>
+        </w:rPr>
+        <w:t>for</w:t>
+      </w:r>
+      <w:proofErr w:type="spellEnd"/>
+      <w:r>
+        <w:rPr>
+          <w:rFonts w:ascii="Consolas" w:hAnsi="Consolas"/>
+          <w:color w:val="00B050"/>
+          <w:sz w:val="18"/>
+          <w:szCs w:val="18"/>
+        </w:rPr>
+        <w:t xml:space="preserve"> G in ALLE_GESUCHSTELLER_LISTE %}</w:t>
       </w:r>
       <w:r>
         <w:rPr>
@@ -3058,7 +4605,47 @@
           <w:sz w:val="18"/>
           <w:szCs w:val="18"/>
         </w:rPr>
-        <w:t>{% if not loop.last %}</w:t>
+        <w:t xml:space="preserve">{% </w:t>
+      </w:r>
+      <w:proofErr w:type="spellStart"/>
+      <w:r>
+        <w:rPr>
+          <w:rFonts w:ascii="Consolas" w:hAnsi="Consolas"/>
+          <w:color w:val="00B050"/>
+          <w:sz w:val="18"/>
+          <w:szCs w:val="18"/>
+        </w:rPr>
+        <w:t>if</w:t>
+      </w:r>
+      <w:proofErr w:type="spellEnd"/>
+      <w:r>
+        <w:rPr>
+          <w:rFonts w:ascii="Consolas" w:hAnsi="Consolas"/>
+          <w:color w:val="00B050"/>
+          <w:sz w:val="18"/>
+          <w:szCs w:val="18"/>
+        </w:rPr>
+        <w:t xml:space="preserve"> not </w:t>
+      </w:r>
+      <w:proofErr w:type="spellStart"/>
+      <w:r>
+        <w:rPr>
+          <w:rFonts w:ascii="Consolas" w:hAnsi="Consolas"/>
+          <w:color w:val="00B050"/>
+          <w:sz w:val="18"/>
+          <w:szCs w:val="18"/>
+        </w:rPr>
+        <w:t>loop.last</w:t>
+      </w:r>
+      <w:proofErr w:type="spellEnd"/>
+      <w:r>
+        <w:rPr>
+          <w:rFonts w:ascii="Consolas" w:hAnsi="Consolas"/>
+          <w:color w:val="00B050"/>
+          <w:sz w:val="18"/>
+          <w:szCs w:val="18"/>
+        </w:rPr>
+        <w:t xml:space="preserve"> %}</w:t>
       </w:r>
       <w:r>
         <w:t xml:space="preserve"> / </w:t>
@@ -3070,7 +4657,47 @@
           <w:sz w:val="18"/>
           <w:szCs w:val="18"/>
         </w:rPr>
-        <w:t>{% endif %}{% if G.VERTRETER_NAME %}</w:t>
+        <w:t xml:space="preserve">{% </w:t>
+      </w:r>
+      <w:proofErr w:type="spellStart"/>
+      <w:r>
+        <w:rPr>
+          <w:rFonts w:ascii="Consolas" w:hAnsi="Consolas"/>
+          <w:color w:val="00B050"/>
+          <w:sz w:val="18"/>
+          <w:szCs w:val="18"/>
+        </w:rPr>
+        <w:t>endif</w:t>
+      </w:r>
+      <w:proofErr w:type="spellEnd"/>
+      <w:r>
+        <w:rPr>
+          <w:rFonts w:ascii="Consolas" w:hAnsi="Consolas"/>
+          <w:color w:val="00B050"/>
+          <w:sz w:val="18"/>
+          <w:szCs w:val="18"/>
+        </w:rPr>
+        <w:t xml:space="preserve"> %}{% </w:t>
+      </w:r>
+      <w:proofErr w:type="spellStart"/>
+      <w:r>
+        <w:rPr>
+          <w:rFonts w:ascii="Consolas" w:hAnsi="Consolas"/>
+          <w:color w:val="00B050"/>
+          <w:sz w:val="18"/>
+          <w:szCs w:val="18"/>
+        </w:rPr>
+        <w:t>if</w:t>
+      </w:r>
+      <w:proofErr w:type="spellEnd"/>
+      <w:r>
+        <w:rPr>
+          <w:rFonts w:ascii="Consolas" w:hAnsi="Consolas"/>
+          <w:color w:val="00B050"/>
+          <w:sz w:val="18"/>
+          <w:szCs w:val="18"/>
+        </w:rPr>
+        <w:t xml:space="preserve"> G.VERTRETER_NAME %}</w:t>
       </w:r>
       <w:r>
         <w:t xml:space="preserve"> </w:t>
@@ -3100,7 +4727,107 @@
           <w:sz w:val="18"/>
           <w:szCs w:val="18"/>
         </w:rPr>
-        <w:t>{% endif %}{% endfor %}{% else %}{% for G in ALLE_GESUCHSTELLER_LISTE %}{% if G.ANREDE == "Herr" %}</w:t>
+        <w:t xml:space="preserve">{% </w:t>
+      </w:r>
+      <w:proofErr w:type="spellStart"/>
+      <w:r>
+        <w:rPr>
+          <w:rFonts w:ascii="Consolas" w:hAnsi="Consolas"/>
+          <w:color w:val="00B050"/>
+          <w:sz w:val="18"/>
+          <w:szCs w:val="18"/>
+        </w:rPr>
+        <w:t>endif</w:t>
+      </w:r>
+      <w:proofErr w:type="spellEnd"/>
+      <w:r>
+        <w:rPr>
+          <w:rFonts w:ascii="Consolas" w:hAnsi="Consolas"/>
+          <w:color w:val="00B050"/>
+          <w:sz w:val="18"/>
+          <w:szCs w:val="18"/>
+        </w:rPr>
+        <w:t xml:space="preserve"> %}{% </w:t>
+      </w:r>
+      <w:proofErr w:type="spellStart"/>
+      <w:r>
+        <w:rPr>
+          <w:rFonts w:ascii="Consolas" w:hAnsi="Consolas"/>
+          <w:color w:val="00B050"/>
+          <w:sz w:val="18"/>
+          <w:szCs w:val="18"/>
+        </w:rPr>
+        <w:t>endfor</w:t>
+      </w:r>
+      <w:proofErr w:type="spellEnd"/>
+      <w:r>
+        <w:rPr>
+          <w:rFonts w:ascii="Consolas" w:hAnsi="Consolas"/>
+          <w:color w:val="00B050"/>
+          <w:sz w:val="18"/>
+          <w:szCs w:val="18"/>
+        </w:rPr>
+        <w:t xml:space="preserve"> %}{% </w:t>
+      </w:r>
+      <w:proofErr w:type="spellStart"/>
+      <w:r>
+        <w:rPr>
+          <w:rFonts w:ascii="Consolas" w:hAnsi="Consolas"/>
+          <w:color w:val="00B050"/>
+          <w:sz w:val="18"/>
+          <w:szCs w:val="18"/>
+        </w:rPr>
+        <w:t>else</w:t>
+      </w:r>
+      <w:proofErr w:type="spellEnd"/>
+      <w:r>
+        <w:rPr>
+          <w:rFonts w:ascii="Consolas" w:hAnsi="Consolas"/>
+          <w:color w:val="00B050"/>
+          <w:sz w:val="18"/>
+          <w:szCs w:val="18"/>
+        </w:rPr>
+        <w:t xml:space="preserve"> %}{% </w:t>
+      </w:r>
+      <w:proofErr w:type="spellStart"/>
+      <w:r>
+        <w:rPr>
+          <w:rFonts w:ascii="Consolas" w:hAnsi="Consolas"/>
+          <w:color w:val="00B050"/>
+          <w:sz w:val="18"/>
+          <w:szCs w:val="18"/>
+        </w:rPr>
+        <w:t>for</w:t>
+      </w:r>
+      <w:proofErr w:type="spellEnd"/>
+      <w:r>
+        <w:rPr>
+          <w:rFonts w:ascii="Consolas" w:hAnsi="Consolas"/>
+          <w:color w:val="00B050"/>
+          <w:sz w:val="18"/>
+          <w:szCs w:val="18"/>
+        </w:rPr>
+        <w:t xml:space="preserve"> G in ALLE_GESUCHSTELLER_LISTE %}{% </w:t>
+      </w:r>
+      <w:proofErr w:type="spellStart"/>
+      <w:r>
+        <w:rPr>
+          <w:rFonts w:ascii="Consolas" w:hAnsi="Consolas"/>
+          <w:color w:val="00B050"/>
+          <w:sz w:val="18"/>
+          <w:szCs w:val="18"/>
+        </w:rPr>
+        <w:t>if</w:t>
+      </w:r>
+      <w:proofErr w:type="spellEnd"/>
+      <w:r>
+        <w:rPr>
+          <w:rFonts w:ascii="Consolas" w:hAnsi="Consolas"/>
+          <w:color w:val="00B050"/>
+          <w:sz w:val="18"/>
+          <w:szCs w:val="18"/>
+        </w:rPr>
+        <w:t xml:space="preserve"> G.ANREDE == "Herr" %}</w:t>
       </w:r>
       <w:r>
         <w:t>Der Gesuchsteller</w:t>
@@ -3115,7 +4842,27 @@
           <w:sz w:val="18"/>
           <w:szCs w:val="18"/>
         </w:rPr>
-        <w:t>{% elif G.ANREDE == "Frau" %}</w:t>
+        <w:t xml:space="preserve">{% </w:t>
+      </w:r>
+      <w:proofErr w:type="spellStart"/>
+      <w:r>
+        <w:rPr>
+          <w:rFonts w:ascii="Consolas" w:hAnsi="Consolas"/>
+          <w:color w:val="00B050"/>
+          <w:sz w:val="18"/>
+          <w:szCs w:val="18"/>
+        </w:rPr>
+        <w:t>elif</w:t>
+      </w:r>
+      <w:proofErr w:type="spellEnd"/>
+      <w:r>
+        <w:rPr>
+          <w:rFonts w:ascii="Consolas" w:hAnsi="Consolas"/>
+          <w:color w:val="00B050"/>
+          <w:sz w:val="18"/>
+          <w:szCs w:val="18"/>
+        </w:rPr>
+        <w:t xml:space="preserve"> G.ANREDE == "Frau" %}</w:t>
       </w:r>
       <w:r>
         <w:t>Die Gesuchstellerin</w:t>
@@ -3130,7 +4877,27 @@
           <w:sz w:val="18"/>
           <w:szCs w:val="18"/>
         </w:rPr>
-        <w:t>{% else %}</w:t>
+        <w:t xml:space="preserve">{% </w:t>
+      </w:r>
+      <w:proofErr w:type="spellStart"/>
+      <w:r>
+        <w:rPr>
+          <w:rFonts w:ascii="Consolas" w:hAnsi="Consolas"/>
+          <w:color w:val="00B050"/>
+          <w:sz w:val="18"/>
+          <w:szCs w:val="18"/>
+        </w:rPr>
+        <w:t>else</w:t>
+      </w:r>
+      <w:proofErr w:type="spellEnd"/>
+      <w:r>
+        <w:rPr>
+          <w:rFonts w:ascii="Consolas" w:hAnsi="Consolas"/>
+          <w:color w:val="00B050"/>
+          <w:sz w:val="18"/>
+          <w:szCs w:val="18"/>
+        </w:rPr>
+        <w:t xml:space="preserve"> %}</w:t>
       </w:r>
       <w:r>
         <w:t>Der/Die Gesuchsteller/in</w:t>
@@ -3145,7 +4912,27 @@
           <w:sz w:val="18"/>
           <w:szCs w:val="18"/>
         </w:rPr>
-        <w:t>{% endif %}</w:t>
+        <w:t xml:space="preserve">{% </w:t>
+      </w:r>
+      <w:proofErr w:type="spellStart"/>
+      <w:r>
+        <w:rPr>
+          <w:rFonts w:ascii="Consolas" w:hAnsi="Consolas"/>
+          <w:color w:val="00B050"/>
+          <w:sz w:val="18"/>
+          <w:szCs w:val="18"/>
+        </w:rPr>
+        <w:t>endif</w:t>
+      </w:r>
+      <w:proofErr w:type="spellEnd"/>
+      <w:r>
+        <w:rPr>
+          <w:rFonts w:ascii="Consolas" w:hAnsi="Consolas"/>
+          <w:color w:val="00B050"/>
+          <w:sz w:val="18"/>
+          <w:szCs w:val="18"/>
+        </w:rPr>
+        <w:t xml:space="preserve"> %}</w:t>
       </w:r>
       <w:r>
         <w:rPr>
@@ -3169,7 +4956,27 @@
           <w:sz w:val="18"/>
           <w:szCs w:val="18"/>
         </w:rPr>
-        <w:t>{% if G.VERTRETER_NAME %}</w:t>
+        <w:t xml:space="preserve">{% </w:t>
+      </w:r>
+      <w:proofErr w:type="spellStart"/>
+      <w:r>
+        <w:rPr>
+          <w:rFonts w:ascii="Consolas" w:hAnsi="Consolas"/>
+          <w:color w:val="00B050"/>
+          <w:sz w:val="18"/>
+          <w:szCs w:val="18"/>
+        </w:rPr>
+        <w:t>if</w:t>
+      </w:r>
+      <w:proofErr w:type="spellEnd"/>
+      <w:r>
+        <w:rPr>
+          <w:rFonts w:ascii="Consolas" w:hAnsi="Consolas"/>
+          <w:color w:val="00B050"/>
+          <w:sz w:val="18"/>
+          <w:szCs w:val="18"/>
+        </w:rPr>
+        <w:t xml:space="preserve"> G.VERTRETER_NAME %}</w:t>
       </w:r>
       <w:r>
         <w:t xml:space="preserve"> </w:t>
@@ -3199,7 +5006,67 @@
           <w:sz w:val="18"/>
           <w:szCs w:val="18"/>
         </w:rPr>
-        <w:t>{% endif %}{% endfor %}{% endif %}</w:t>
+        <w:t xml:space="preserve">{% </w:t>
+      </w:r>
+      <w:proofErr w:type="spellStart"/>
+      <w:r>
+        <w:rPr>
+          <w:rFonts w:ascii="Consolas" w:hAnsi="Consolas"/>
+          <w:color w:val="00B050"/>
+          <w:sz w:val="18"/>
+          <w:szCs w:val="18"/>
+        </w:rPr>
+        <w:t>endif</w:t>
+      </w:r>
+      <w:proofErr w:type="spellEnd"/>
+      <w:r>
+        <w:rPr>
+          <w:rFonts w:ascii="Consolas" w:hAnsi="Consolas"/>
+          <w:color w:val="00B050"/>
+          <w:sz w:val="18"/>
+          <w:szCs w:val="18"/>
+        </w:rPr>
+        <w:t xml:space="preserve"> %}{% </w:t>
+      </w:r>
+      <w:proofErr w:type="spellStart"/>
+      <w:r>
+        <w:rPr>
+          <w:rFonts w:ascii="Consolas" w:hAnsi="Consolas"/>
+          <w:color w:val="00B050"/>
+          <w:sz w:val="18"/>
+          <w:szCs w:val="18"/>
+        </w:rPr>
+        <w:t>endfor</w:t>
+      </w:r>
+      <w:proofErr w:type="spellEnd"/>
+      <w:r>
+        <w:rPr>
+          <w:rFonts w:ascii="Consolas" w:hAnsi="Consolas"/>
+          <w:color w:val="00B050"/>
+          <w:sz w:val="18"/>
+          <w:szCs w:val="18"/>
+        </w:rPr>
+        <w:t xml:space="preserve"> %}{% </w:t>
+      </w:r>
+      <w:proofErr w:type="spellStart"/>
+      <w:r>
+        <w:rPr>
+          <w:rFonts w:ascii="Consolas" w:hAnsi="Consolas"/>
+          <w:color w:val="00B050"/>
+          <w:sz w:val="18"/>
+          <w:szCs w:val="18"/>
+        </w:rPr>
+        <w:t>endif</w:t>
+      </w:r>
+      <w:proofErr w:type="spellEnd"/>
+      <w:r>
+        <w:rPr>
+          <w:rFonts w:ascii="Consolas" w:hAnsi="Consolas"/>
+          <w:color w:val="00B050"/>
+          <w:sz w:val="18"/>
+          <w:szCs w:val="18"/>
+        </w:rPr>
+        <w:t xml:space="preserve"> %}</w:t>
       </w:r>
       <w:bookmarkEnd w:id="3"/>
       <w:r>
@@ -3348,7 +5215,27 @@
           <w:sz w:val="18"/>
           <w:szCs w:val="18"/>
         </w:rPr>
-        <w:t>{%p for U in EINGEREICHTE_UNTERLAGEN %}</w:t>
+        <w:t xml:space="preserve">{%p </w:t>
+      </w:r>
+      <w:proofErr w:type="spellStart"/>
+      <w:r>
+        <w:rPr>
+          <w:rFonts w:ascii="Consolas" w:hAnsi="Consolas"/>
+          <w:color w:val="00B050"/>
+          <w:sz w:val="18"/>
+          <w:szCs w:val="18"/>
+        </w:rPr>
+        <w:t>for</w:t>
+      </w:r>
+      <w:proofErr w:type="spellEnd"/>
+      <w:r>
+        <w:rPr>
+          <w:rFonts w:ascii="Consolas" w:hAnsi="Consolas"/>
+          <w:color w:val="00B050"/>
+          <w:sz w:val="18"/>
+          <w:szCs w:val="18"/>
+        </w:rPr>
+        <w:t xml:space="preserve"> U in EINGEREICHTE_UNTERLAGEN %}</w:t>
       </w:r>
     </w:p>
     <w:p>
@@ -3360,8 +5247,13 @@
         </w:numPr>
         <w:ind w:left="357" w:hanging="357"/>
       </w:pPr>
-      <w:r>
-        <w:t>{{ U.NAME }}</w:t>
+      <w:proofErr w:type="gramStart"/>
+      <w:r>
+        <w:t>{{ U.NAME</w:t>
+      </w:r>
+      <w:proofErr w:type="gramEnd"/>
+      <w:r>
+        <w:t xml:space="preserve"> }}</w:t>
       </w:r>
     </w:p>
     <w:p>
@@ -3380,7 +5272,27 @@
           <w:sz w:val="18"/>
           <w:szCs w:val="18"/>
         </w:rPr>
-        <w:t>{%p endfor %}</w:t>
+        <w:t xml:space="preserve">{%p </w:t>
+      </w:r>
+      <w:proofErr w:type="spellStart"/>
+      <w:r>
+        <w:rPr>
+          <w:rFonts w:ascii="Consolas" w:hAnsi="Consolas"/>
+          <w:color w:val="00B050"/>
+          <w:sz w:val="18"/>
+          <w:szCs w:val="18"/>
+        </w:rPr>
+        <w:t>endfor</w:t>
+      </w:r>
+      <w:proofErr w:type="spellEnd"/>
+      <w:r>
+        <w:rPr>
+          <w:rFonts w:ascii="Consolas" w:hAnsi="Consolas"/>
+          <w:color w:val="00B050"/>
+          <w:sz w:val="18"/>
+          <w:szCs w:val="18"/>
+        </w:rPr>
+        <w:t xml:space="preserve"> %}</w:t>
       </w:r>
     </w:p>
     <w:p/>
@@ -3418,7 +5330,27 @@
           <w:sz w:val="18"/>
           <w:szCs w:val="18"/>
         </w:rPr>
-        <w:t xml:space="preserve"> if PUBLIKATION_ORGAN %}</w:t>
+        <w:t xml:space="preserve"> </w:t>
+      </w:r>
+      <w:proofErr w:type="spellStart"/>
+      <w:r>
+        <w:rPr>
+          <w:rFonts w:ascii="Consolas" w:hAnsi="Consolas"/>
+          <w:color w:val="00B050"/>
+          <w:sz w:val="18"/>
+          <w:szCs w:val="18"/>
+        </w:rPr>
+        <w:t>if</w:t>
+      </w:r>
+      <w:proofErr w:type="spellEnd"/>
+      <w:r>
+        <w:rPr>
+          <w:rFonts w:ascii="Consolas" w:hAnsi="Consolas"/>
+          <w:color w:val="00B050"/>
+          <w:sz w:val="18"/>
+          <w:szCs w:val="18"/>
+        </w:rPr>
+        <w:t xml:space="preserve"> PUBLIKATION_ORGAN %}</w:t>
       </w:r>
     </w:p>
     <w:p>
@@ -3428,11 +5360,19 @@
       <w:r>
         <w:t xml:space="preserve"> </w:t>
       </w:r>
+      <w:proofErr w:type="gramStart"/>
       <w:r>
         <w:rPr>
           <w:rStyle w:val="PlatzhalterZchn"/>
         </w:rPr>
-        <w:t>{{ PUBLIKATION_ANZEIGER }}</w:t>
+        <w:t>{{ PUBLIKATION</w:t>
+      </w:r>
+      <w:proofErr w:type="gramEnd"/>
+      <w:r>
+        <w:rPr>
+          <w:rStyle w:val="PlatzhalterZchn"/>
+        </w:rPr>
+        <w:t>_ANZEIGER }}</w:t>
       </w:r>
       <w:r>
         <w:t xml:space="preserve"> im örtlichen Anzeiger </w:t>
@@ -3444,7 +5384,27 @@
           <w:sz w:val="18"/>
           <w:szCs w:val="18"/>
         </w:rPr>
-        <w:t xml:space="preserve">{% if </w:t>
+        <w:t xml:space="preserve">{% </w:t>
+      </w:r>
+      <w:proofErr w:type="spellStart"/>
+      <w:r>
+        <w:rPr>
+          <w:rFonts w:ascii="Consolas" w:hAnsi="Consolas"/>
+          <w:color w:val="00B050"/>
+          <w:sz w:val="18"/>
+          <w:szCs w:val="18"/>
+        </w:rPr>
+        <w:t>if</w:t>
+      </w:r>
+      <w:proofErr w:type="spellEnd"/>
+      <w:r>
+        <w:rPr>
+          <w:rFonts w:ascii="Consolas" w:hAnsi="Consolas"/>
+          <w:color w:val="00B050"/>
+          <w:sz w:val="18"/>
+          <w:szCs w:val="18"/>
+        </w:rPr>
+        <w:t xml:space="preserve"> </w:t>
       </w:r>
       <w:r>
         <w:rPr>
@@ -3504,10 +5464,58 @@
           <w:sz w:val="18"/>
           <w:szCs w:val="18"/>
         </w:rPr>
-        <w:t>{% else %}{% endif %}</w:t>
-      </w:r>
-      <w:r>
-        <w:t xml:space="preserve">publiziert und das Baugesuchsdossier vom </w:t>
+        <w:t xml:space="preserve">{% </w:t>
+      </w:r>
+      <w:proofErr w:type="spellStart"/>
+      <w:r>
+        <w:rPr>
+          <w:rFonts w:ascii="Consolas" w:hAnsi="Consolas" w:cs="Arial"/>
+          <w:color w:val="00B050"/>
+          <w:sz w:val="18"/>
+          <w:szCs w:val="18"/>
+        </w:rPr>
+        <w:t>else</w:t>
+      </w:r>
+      <w:proofErr w:type="spellEnd"/>
+      <w:r>
+        <w:rPr>
+          <w:rFonts w:ascii="Consolas" w:hAnsi="Consolas" w:cs="Arial"/>
+          <w:color w:val="00B050"/>
+          <w:sz w:val="18"/>
+          <w:szCs w:val="18"/>
+        </w:rPr>
+        <w:t xml:space="preserve"> %}{% </w:t>
+      </w:r>
+      <w:proofErr w:type="spellStart"/>
+      <w:r>
+        <w:rPr>
+          <w:rFonts w:ascii="Consolas" w:hAnsi="Consolas" w:cs="Arial"/>
+          <w:color w:val="00B050"/>
+          <w:sz w:val="18"/>
+          <w:szCs w:val="18"/>
+        </w:rPr>
+        <w:t>endif</w:t>
+      </w:r>
+      <w:proofErr w:type="spellEnd"/>
+      <w:r>
+        <w:rPr>
+          <w:rFonts w:ascii="Consolas" w:hAnsi="Consolas" w:cs="Arial"/>
+          <w:color w:val="00B050"/>
+          <w:sz w:val="18"/>
+          <w:szCs w:val="18"/>
+        </w:rPr>
+        <w:t xml:space="preserve"> %}</w:t>
+      </w:r>
+      <w:r>
+        <w:t xml:space="preserve">publiziert und das </w:t>
+      </w:r>
+      <w:proofErr w:type="spellStart"/>
+      <w:r>
+        <w:t>Baugesuchsdossier</w:t>
+      </w:r>
+      <w:proofErr w:type="spellEnd"/>
+      <w:r>
+        <w:t xml:space="preserve"> vom </w:t>
       </w:r>
       <w:r>
         <w:rPr>
@@ -3562,7 +5570,27 @@
           <w:sz w:val="18"/>
           <w:szCs w:val="18"/>
         </w:rPr>
-        <w:t xml:space="preserve"> else %}</w:t>
+        <w:t xml:space="preserve"> </w:t>
+      </w:r>
+      <w:proofErr w:type="spellStart"/>
+      <w:r>
+        <w:rPr>
+          <w:rFonts w:ascii="Consolas" w:hAnsi="Consolas"/>
+          <w:color w:val="00B050"/>
+          <w:sz w:val="18"/>
+          <w:szCs w:val="18"/>
+        </w:rPr>
+        <w:t>else</w:t>
+      </w:r>
+      <w:proofErr w:type="spellEnd"/>
+      <w:r>
+        <w:rPr>
+          <w:rFonts w:ascii="Consolas" w:hAnsi="Consolas"/>
+          <w:color w:val="00B050"/>
+          <w:sz w:val="18"/>
+          <w:szCs w:val="18"/>
+        </w:rPr>
+        <w:t xml:space="preserve"> %}</w:t>
       </w:r>
     </w:p>
     <w:p>
@@ -3587,14 +5615,32 @@
           <w:color w:val="FF0000"/>
           <w:szCs w:val="22"/>
         </w:rPr>
-        <w:t>n eBau keine Publikation erfasst</w:t>
-      </w:r>
+        <w:t xml:space="preserve">n </w:t>
+      </w:r>
+      <w:proofErr w:type="spellStart"/>
       <w:r>
         <w:rPr>
           <w:rFonts w:cs="Arial"/>
           <w:color w:val="FF0000"/>
           <w:szCs w:val="22"/>
         </w:rPr>
+        <w:t>eBau</w:t>
+      </w:r>
+      <w:proofErr w:type="spellEnd"/>
+      <w:r>
+        <w:rPr>
+          <w:rFonts w:cs="Arial"/>
+          <w:color w:val="FF0000"/>
+          <w:szCs w:val="22"/>
+        </w:rPr>
+        <w:t xml:space="preserve"> keine Publikation erfasst</w:t>
+      </w:r>
+      <w:r>
+        <w:rPr>
+          <w:rFonts w:cs="Arial"/>
+          <w:color w:val="FF0000"/>
+          <w:szCs w:val="22"/>
+        </w:rPr>
         <w:t>!</w:t>
       </w:r>
     </w:p>
@@ -3632,7 +5678,27 @@
           <w:sz w:val="18"/>
           <w:szCs w:val="18"/>
         </w:rPr>
-        <w:t xml:space="preserve"> endif %}</w:t>
+        <w:t xml:space="preserve"> </w:t>
+      </w:r>
+      <w:proofErr w:type="spellStart"/>
+      <w:r>
+        <w:rPr>
+          <w:rFonts w:ascii="Consolas" w:hAnsi="Consolas"/>
+          <w:color w:val="00B050"/>
+          <w:sz w:val="18"/>
+          <w:szCs w:val="18"/>
+        </w:rPr>
+        <w:t>endif</w:t>
+      </w:r>
+      <w:proofErr w:type="spellEnd"/>
+      <w:r>
+        <w:rPr>
+          <w:rFonts w:ascii="Consolas" w:hAnsi="Consolas"/>
+          <w:color w:val="00B050"/>
+          <w:sz w:val="18"/>
+          <w:szCs w:val="18"/>
+        </w:rPr>
+        <w:t xml:space="preserve"> %}</w:t>
       </w:r>
     </w:p>
     <w:p/>
@@ -3654,7 +5720,29 @@
           <w:sz w:val="18"/>
           <w:szCs w:val="18"/>
         </w:rPr>
-        <w:t>{%p if EINSPR</w:t>
+        <w:t xml:space="preserve">{%p </w:t>
+      </w:r>
+      <w:proofErr w:type="spellStart"/>
+      <w:r>
+        <w:rPr>
+          <w:rFonts w:ascii="Consolas" w:hAnsi="Consolas"/>
+          <w:bCs/>
+          <w:color w:val="00B050"/>
+          <w:sz w:val="18"/>
+          <w:szCs w:val="18"/>
+        </w:rPr>
+        <w:t>if</w:t>
+      </w:r>
+      <w:proofErr w:type="spellEnd"/>
+      <w:r>
+        <w:rPr>
+          <w:rFonts w:ascii="Consolas" w:hAnsi="Consolas"/>
+          <w:bCs/>
+          <w:color w:val="00B050"/>
+          <w:sz w:val="18"/>
+          <w:szCs w:val="18"/>
+        </w:rPr>
+        <w:t xml:space="preserve"> EINSPR</w:t>
       </w:r>
       <w:r>
         <w:rPr>
@@ -3698,7 +5786,27 @@
           <w:sz w:val="18"/>
           <w:szCs w:val="18"/>
         </w:rPr>
-        <w:t>{%p for E in EINSPR</w:t>
+        <w:t xml:space="preserve">{%p </w:t>
+      </w:r>
+      <w:proofErr w:type="spellStart"/>
+      <w:r>
+        <w:rPr>
+          <w:rFonts w:ascii="Consolas" w:hAnsi="Consolas"/>
+          <w:color w:val="00B050"/>
+          <w:sz w:val="18"/>
+          <w:szCs w:val="18"/>
+        </w:rPr>
+        <w:t>for</w:t>
+      </w:r>
+      <w:proofErr w:type="spellEnd"/>
+      <w:r>
+        <w:rPr>
+          <w:rFonts w:ascii="Consolas" w:hAnsi="Consolas"/>
+          <w:color w:val="00B050"/>
+          <w:sz w:val="18"/>
+          <w:szCs w:val="18"/>
+        </w:rPr>
+        <w:t xml:space="preserve"> E in EINSPR</w:t>
       </w:r>
       <w:r>
         <w:rPr>
@@ -3735,7 +5843,27 @@
           <w:sz w:val="18"/>
           <w:szCs w:val="18"/>
         </w:rPr>
-        <w:t>{%p for P in E.ALLE_EINSPRECHENDEN %}</w:t>
+        <w:t xml:space="preserve">{%p </w:t>
+      </w:r>
+      <w:proofErr w:type="spellStart"/>
+      <w:r>
+        <w:rPr>
+          <w:rFonts w:ascii="Consolas" w:hAnsi="Consolas" w:cs="Arial"/>
+          <w:color w:val="00B050"/>
+          <w:sz w:val="18"/>
+          <w:szCs w:val="18"/>
+        </w:rPr>
+        <w:t>for</w:t>
+      </w:r>
+      <w:proofErr w:type="spellEnd"/>
+      <w:r>
+        <w:rPr>
+          <w:rFonts w:ascii="Consolas" w:hAnsi="Consolas" w:cs="Arial"/>
+          <w:color w:val="00B050"/>
+          <w:sz w:val="18"/>
+          <w:szCs w:val="18"/>
+        </w:rPr>
+        <w:t xml:space="preserve"> P in E.ALLE_EINSPRECHENDEN %}</w:t>
       </w:r>
     </w:p>
     <w:p>
@@ -3754,7 +5882,47 @@
           <w:sz w:val="18"/>
           <w:szCs w:val="18"/>
         </w:rPr>
-        <w:t>{%p if E.ALLE_EINSPRECHENDEN | length &gt; 1 %}</w:t>
+        <w:t xml:space="preserve">{%p </w:t>
+      </w:r>
+      <w:proofErr w:type="spellStart"/>
+      <w:r>
+        <w:rPr>
+          <w:rFonts w:ascii="Consolas" w:hAnsi="Consolas" w:cs="Arial"/>
+          <w:color w:val="00B050"/>
+          <w:sz w:val="18"/>
+          <w:szCs w:val="18"/>
+        </w:rPr>
+        <w:t>if</w:t>
+      </w:r>
+      <w:proofErr w:type="spellEnd"/>
+      <w:r>
+        <w:rPr>
+          <w:rFonts w:ascii="Consolas" w:hAnsi="Consolas" w:cs="Arial"/>
+          <w:color w:val="00B050"/>
+          <w:sz w:val="18"/>
+          <w:szCs w:val="18"/>
+        </w:rPr>
+        <w:t xml:space="preserve"> E.ALLE_EINSPRECHENDEN | </w:t>
+      </w:r>
+      <w:proofErr w:type="spellStart"/>
+      <w:r>
+        <w:rPr>
+          <w:rFonts w:ascii="Consolas" w:hAnsi="Consolas" w:cs="Arial"/>
+          <w:color w:val="00B050"/>
+          <w:sz w:val="18"/>
+          <w:szCs w:val="18"/>
+        </w:rPr>
+        <w:t>length</w:t>
+      </w:r>
+      <w:proofErr w:type="spellEnd"/>
+      <w:r>
+        <w:rPr>
+          <w:rFonts w:ascii="Consolas" w:hAnsi="Consolas" w:cs="Arial"/>
+          <w:color w:val="00B050"/>
+          <w:sz w:val="18"/>
+          <w:szCs w:val="18"/>
+        </w:rPr>
+        <w:t xml:space="preserve"> &gt; 1 %}</w:t>
       </w:r>
     </w:p>
     <w:p>
@@ -3773,7 +5941,49 @@
           <w:sz w:val="18"/>
           <w:szCs w:val="18"/>
         </w:rPr>
-        <w:t>{%p if loop.first %}</w:t>
+        <w:t xml:space="preserve">{%p </w:t>
+      </w:r>
+      <w:proofErr w:type="spellStart"/>
+      <w:r>
+        <w:rPr>
+          <w:rFonts w:ascii="Consolas" w:hAnsi="Consolas" w:cs="Arial"/>
+          <w:color w:val="00B050"/>
+          <w:sz w:val="18"/>
+          <w:szCs w:val="18"/>
+        </w:rPr>
+        <w:t>if</w:t>
+      </w:r>
+      <w:proofErr w:type="spellEnd"/>
+      <w:r>
+        <w:rPr>
+          <w:rFonts w:ascii="Consolas" w:hAnsi="Consolas" w:cs="Arial"/>
+          <w:color w:val="00B050"/>
+          <w:sz w:val="18"/>
+          <w:szCs w:val="18"/>
+        </w:rPr>
+        <w:t xml:space="preserve"> </w:t>
+      </w:r>
+      <w:proofErr w:type="spellStart"/>
+      <w:proofErr w:type="gramStart"/>
+      <w:r>
+        <w:rPr>
+          <w:rFonts w:ascii="Consolas" w:hAnsi="Consolas" w:cs="Arial"/>
+          <w:color w:val="00B050"/>
+          <w:sz w:val="18"/>
+          <w:szCs w:val="18"/>
+        </w:rPr>
+        <w:t>loop.first</w:t>
+      </w:r>
+      <w:proofErr w:type="spellEnd"/>
+      <w:proofErr w:type="gramEnd"/>
+      <w:r>
+        <w:rPr>
+          <w:rFonts w:ascii="Consolas" w:hAnsi="Consolas" w:cs="Arial"/>
+          <w:color w:val="00B050"/>
+          <w:sz w:val="18"/>
+          <w:szCs w:val="18"/>
+        </w:rPr>
+        <w:t xml:space="preserve"> %}</w:t>
       </w:r>
     </w:p>
     <w:p>
@@ -3784,108 +5994,122 @@
           <w:numId w:val="7"/>
         </w:numPr>
       </w:pPr>
+      <w:proofErr w:type="spellStart"/>
       <w:r>
         <w:rPr>
           <w:b/>
           <w:bCs/>
         </w:rPr>
-        <w:t xml:space="preserve">Sammeleinsprache </w:t>
-      </w:r>
+        <w:t>Sammeleinsprache</w:t>
+      </w:r>
+      <w:proofErr w:type="spellEnd"/>
       <w:r>
         <w:rPr>
           <w:b/>
           <w:bCs/>
         </w:rPr>
+        <w:t xml:space="preserve"> </w:t>
+      </w:r>
+      <w:r>
+        <w:rPr>
+          <w:b/>
+          <w:bCs/>
+        </w:rPr>
         <w:t xml:space="preserve">mit </w:t>
       </w:r>
+      <w:proofErr w:type="gramStart"/>
       <w:r>
         <w:rPr>
           <w:rStyle w:val="PlatzhalterZchn"/>
           <w:b/>
           <w:bCs w:val="0"/>
         </w:rPr>
-        <w:t>{{ E.ALLE_EINSPRECHENDEN | length }}</w:t>
-      </w:r>
-      <w:r>
-        <w:rPr>
-          <w:b/>
-          <w:bCs/>
-        </w:rPr>
-        <w:t xml:space="preserve"> </w:t>
-      </w:r>
-      <w:r>
-        <w:rPr>
-          <w:b/>
-          <w:bCs/>
-        </w:rPr>
-        <w:t>Einspr</w:t>
-      </w:r>
-      <w:r>
-        <w:rPr>
-          <w:b/>
-          <w:bCs/>
-        </w:rPr>
-        <w:t>e</w:t>
-      </w:r>
-      <w:r>
-        <w:rPr>
-          <w:b/>
-          <w:bCs/>
-        </w:rPr>
-        <w:t>chen</w:t>
-      </w:r>
-      <w:r>
-        <w:rPr>
-          <w:b/>
-          <w:bCs/>
-        </w:rPr>
-        <w:t>den</w:t>
-      </w:r>
-      <w:r>
-        <w:rPr>
-          <w:b/>
-          <w:bCs/>
-        </w:rPr>
-        <w:t>. Ansprechperson:</w:t>
-      </w:r>
-      <w:r>
-        <w:rPr>
-          <w:b/>
-          <w:bCs/>
-        </w:rPr>
-        <w:t xml:space="preserve"> </w:t>
-      </w:r>
+        <w:t>{{ E.ALLE</w:t>
+      </w:r>
+      <w:proofErr w:type="gramEnd"/>
       <w:r>
         <w:rPr>
           <w:rStyle w:val="PlatzhalterZchn"/>
           <w:b/>
           <w:bCs w:val="0"/>
         </w:rPr>
-        <w:t xml:space="preserve">{{ </w:t>
-      </w:r>
+        <w:t xml:space="preserve">_EINSPRECHENDEN | </w:t>
+      </w:r>
+      <w:proofErr w:type="spellStart"/>
       <w:r>
         <w:rPr>
           <w:rStyle w:val="PlatzhalterZchn"/>
           <w:b/>
           <w:bCs w:val="0"/>
         </w:rPr>
-        <w:t>E</w:t>
-      </w:r>
+        <w:t>length</w:t>
+      </w:r>
+      <w:proofErr w:type="spellEnd"/>
       <w:r>
         <w:rPr>
           <w:rStyle w:val="PlatzhalterZchn"/>
           <w:b/>
           <w:bCs w:val="0"/>
         </w:rPr>
-        <w:t>.</w:t>
-      </w:r>
+        <w:t xml:space="preserve"> }}</w:t>
+      </w:r>
+      <w:r>
+        <w:rPr>
+          <w:b/>
+          <w:bCs/>
+        </w:rPr>
+        <w:t xml:space="preserve"> </w:t>
+      </w:r>
+      <w:r>
+        <w:rPr>
+          <w:b/>
+          <w:bCs/>
+        </w:rPr>
+        <w:t>Einspr</w:t>
+      </w:r>
+      <w:r>
+        <w:rPr>
+          <w:b/>
+          <w:bCs/>
+        </w:rPr>
+        <w:t>e</w:t>
+      </w:r>
+      <w:r>
+        <w:rPr>
+          <w:b/>
+          <w:bCs/>
+        </w:rPr>
+        <w:t>chen</w:t>
+      </w:r>
+      <w:r>
+        <w:rPr>
+          <w:b/>
+          <w:bCs/>
+        </w:rPr>
+        <w:t>den</w:t>
+      </w:r>
+      <w:r>
+        <w:rPr>
+          <w:b/>
+          <w:bCs/>
+        </w:rPr>
+        <w:t>. Ansprechperson:</w:t>
+      </w:r>
+      <w:r>
+        <w:rPr>
+          <w:b/>
+          <w:bCs/>
+        </w:rPr>
+        <w:t xml:space="preserve"> </w:t>
+      </w:r>
+      <w:proofErr w:type="gramStart"/>
       <w:r>
         <w:rPr>
           <w:rStyle w:val="PlatzhalterZchn"/>
           <w:b/>
           <w:bCs w:val="0"/>
         </w:rPr>
-        <w:t>EINSPRECHER</w:t>
+        <w:t xml:space="preserve">{{ </w:t>
       </w:r>
       <w:r>
         <w:rPr>
@@ -3893,7 +6117,7 @@
           <w:b/>
           <w:bCs w:val="0"/>
         </w:rPr>
-        <w:t>_</w:t>
+        <w:t>E</w:t>
       </w:r>
       <w:r>
         <w:rPr>
@@ -3901,14 +6125,7 @@
           <w:b/>
           <w:bCs w:val="0"/>
         </w:rPr>
-        <w:t>NAME }}</w:t>
-      </w:r>
-      <w:r>
-        <w:rPr>
-          <w:b/>
-          <w:bCs/>
-        </w:rPr>
-        <w:t xml:space="preserve">, </w:t>
+        <w:t>.</w:t>
       </w:r>
       <w:r>
         <w:rPr>
@@ -3916,15 +6133,16 @@
           <w:b/>
           <w:bCs w:val="0"/>
         </w:rPr>
-        <w:t xml:space="preserve">{{ </w:t>
-      </w:r>
+        <w:t>EINSPRECHER</w:t>
+      </w:r>
+      <w:proofErr w:type="gramEnd"/>
       <w:r>
         <w:rPr>
           <w:rStyle w:val="PlatzhalterZchn"/>
           <w:b/>
           <w:bCs w:val="0"/>
         </w:rPr>
-        <w:t>E.</w:t>
+        <w:t>_</w:t>
       </w:r>
       <w:r>
         <w:rPr>
@@ -3932,6 +6150,37 @@
           <w:b/>
           <w:bCs w:val="0"/>
         </w:rPr>
+        <w:t>NAME }}</w:t>
+      </w:r>
+      <w:r>
+        <w:rPr>
+          <w:b/>
+          <w:bCs/>
+        </w:rPr>
+        <w:t xml:space="preserve">, </w:t>
+      </w:r>
+      <w:r>
+        <w:rPr>
+          <w:rStyle w:val="PlatzhalterZchn"/>
+          <w:b/>
+          <w:bCs w:val="0"/>
+        </w:rPr>
+        <w:t xml:space="preserve">{{ </w:t>
+      </w:r>
+      <w:r>
+        <w:rPr>
+          <w:rStyle w:val="PlatzhalterZchn"/>
+          <w:b/>
+          <w:bCs w:val="0"/>
+        </w:rPr>
+        <w:t>E.</w:t>
+      </w:r>
+      <w:r>
+        <w:rPr>
+          <w:rStyle w:val="PlatzhalterZchn"/>
+          <w:b/>
+          <w:bCs w:val="0"/>
+        </w:rPr>
         <w:t>EINSPRECHER_ADRESSE }}</w:t>
       </w:r>
       <w:r>
@@ -3949,7 +6198,27 @@
           <w:sz w:val="18"/>
           <w:szCs w:val="18"/>
         </w:rPr>
-        <w:t xml:space="preserve">{% if </w:t>
+        <w:t xml:space="preserve">{% </w:t>
+      </w:r>
+      <w:proofErr w:type="spellStart"/>
+      <w:r>
+        <w:rPr>
+          <w:rFonts w:ascii="Consolas" w:hAnsi="Consolas"/>
+          <w:color w:val="00B050"/>
+          <w:sz w:val="18"/>
+          <w:szCs w:val="18"/>
+        </w:rPr>
+        <w:t>if</w:t>
+      </w:r>
+      <w:proofErr w:type="spellEnd"/>
+      <w:r>
+        <w:rPr>
+          <w:rFonts w:ascii="Consolas" w:hAnsi="Consolas"/>
+          <w:color w:val="00B050"/>
+          <w:sz w:val="18"/>
+          <w:szCs w:val="18"/>
+        </w:rPr>
+        <w:t xml:space="preserve"> </w:t>
       </w:r>
       <w:r>
         <w:rPr>
@@ -3979,7 +6248,27 @@
           <w:sz w:val="18"/>
           <w:szCs w:val="18"/>
         </w:rPr>
-        <w:t xml:space="preserve">{% elif </w:t>
+        <w:t xml:space="preserve">{% </w:t>
+      </w:r>
+      <w:proofErr w:type="spellStart"/>
+      <w:r>
+        <w:rPr>
+          <w:rFonts w:ascii="Consolas" w:hAnsi="Consolas"/>
+          <w:color w:val="00B050"/>
+          <w:sz w:val="18"/>
+          <w:szCs w:val="18"/>
+        </w:rPr>
+        <w:t>elif</w:t>
+      </w:r>
+      <w:proofErr w:type="spellEnd"/>
+      <w:r>
+        <w:rPr>
+          <w:rFonts w:ascii="Consolas" w:hAnsi="Consolas"/>
+          <w:color w:val="00B050"/>
+          <w:sz w:val="18"/>
+          <w:szCs w:val="18"/>
+        </w:rPr>
+        <w:t xml:space="preserve"> </w:t>
       </w:r>
       <w:r>
         <w:rPr>
@@ -4018,7 +6307,27 @@
           <w:sz w:val="18"/>
           <w:szCs w:val="18"/>
         </w:rPr>
-        <w:t>{% else %}</w:t>
+        <w:t xml:space="preserve">{% </w:t>
+      </w:r>
+      <w:proofErr w:type="spellStart"/>
+      <w:r>
+        <w:rPr>
+          <w:rFonts w:ascii="Consolas" w:hAnsi="Consolas"/>
+          <w:color w:val="00B050"/>
+          <w:sz w:val="18"/>
+          <w:szCs w:val="18"/>
+        </w:rPr>
+        <w:t>else</w:t>
+      </w:r>
+      <w:proofErr w:type="spellEnd"/>
+      <w:r>
+        <w:rPr>
+          <w:rFonts w:ascii="Consolas" w:hAnsi="Consolas"/>
+          <w:color w:val="00B050"/>
+          <w:sz w:val="18"/>
+          <w:szCs w:val="18"/>
+        </w:rPr>
+        <w:t xml:space="preserve"> %}</w:t>
       </w:r>
       <w:r>
         <w:t>Der/die Einsprechende</w:t>
@@ -4030,7 +6339,27 @@
           <w:sz w:val="18"/>
           <w:szCs w:val="18"/>
         </w:rPr>
-        <w:t>{% endif %}</w:t>
+        <w:t xml:space="preserve">{% </w:t>
+      </w:r>
+      <w:proofErr w:type="spellStart"/>
+      <w:r>
+        <w:rPr>
+          <w:rFonts w:ascii="Consolas" w:hAnsi="Consolas"/>
+          <w:color w:val="00B050"/>
+          <w:sz w:val="18"/>
+          <w:szCs w:val="18"/>
+        </w:rPr>
+        <w:t>endif</w:t>
+      </w:r>
+      <w:proofErr w:type="spellEnd"/>
+      <w:r>
+        <w:rPr>
+          <w:rFonts w:ascii="Consolas" w:hAnsi="Consolas"/>
+          <w:color w:val="00B050"/>
+          <w:sz w:val="18"/>
+          <w:szCs w:val="18"/>
+        </w:rPr>
+        <w:t xml:space="preserve"> %}</w:t>
       </w:r>
       <w:r>
         <w:t xml:space="preserve"> </w:t>
@@ -4054,7 +6383,27 @@
           <w:sz w:val="18"/>
           <w:szCs w:val="18"/>
         </w:rPr>
-        <w:t xml:space="preserve">{% if </w:t>
+        <w:t xml:space="preserve">{% </w:t>
+      </w:r>
+      <w:proofErr w:type="spellStart"/>
+      <w:r>
+        <w:rPr>
+          <w:rFonts w:ascii="Consolas" w:hAnsi="Consolas"/>
+          <w:color w:val="00B050"/>
+          <w:sz w:val="18"/>
+          <w:szCs w:val="18"/>
+        </w:rPr>
+        <w:t>if</w:t>
+      </w:r>
+      <w:proofErr w:type="spellEnd"/>
+      <w:r>
+        <w:rPr>
+          <w:rFonts w:ascii="Consolas" w:hAnsi="Consolas"/>
+          <w:color w:val="00B050"/>
+          <w:sz w:val="18"/>
+          <w:szCs w:val="18"/>
+        </w:rPr>
+        <w:t xml:space="preserve"> </w:t>
       </w:r>
       <w:r>
         <w:rPr>
@@ -4074,6 +6423,7 @@
         </w:rPr>
         <w:t>_ANREDE == "Herr" %}</w:t>
       </w:r>
+      <w:proofErr w:type="gramStart"/>
       <w:r>
         <w:t>er</w:t>
       </w:r>
@@ -4084,7 +6434,37 @@
           <w:sz w:val="18"/>
           <w:szCs w:val="18"/>
         </w:rPr>
-        <w:t xml:space="preserve">{% elif </w:t>
+        <w:t>{</w:t>
+      </w:r>
+      <w:proofErr w:type="gramEnd"/>
+      <w:r>
+        <w:rPr>
+          <w:rFonts w:ascii="Consolas" w:hAnsi="Consolas"/>
+          <w:color w:val="00B050"/>
+          <w:sz w:val="18"/>
+          <w:szCs w:val="18"/>
+        </w:rPr>
+        <w:t xml:space="preserve">% </w:t>
+      </w:r>
+      <w:proofErr w:type="spellStart"/>
+      <w:r>
+        <w:rPr>
+          <w:rFonts w:ascii="Consolas" w:hAnsi="Consolas"/>
+          <w:color w:val="00B050"/>
+          <w:sz w:val="18"/>
+          <w:szCs w:val="18"/>
+        </w:rPr>
+        <w:t>elif</w:t>
+      </w:r>
+      <w:proofErr w:type="spellEnd"/>
+      <w:r>
+        <w:rPr>
+          <w:rFonts w:ascii="Consolas" w:hAnsi="Consolas"/>
+          <w:color w:val="00B050"/>
+          <w:sz w:val="18"/>
+          <w:szCs w:val="18"/>
+        </w:rPr>
+        <w:t xml:space="preserve"> </w:t>
       </w:r>
       <w:r>
         <w:rPr>
@@ -4114,7 +6494,27 @@
           <w:sz w:val="18"/>
           <w:szCs w:val="18"/>
         </w:rPr>
-        <w:t>{% else %}</w:t>
+        <w:t xml:space="preserve">{% </w:t>
+      </w:r>
+      <w:proofErr w:type="spellStart"/>
+      <w:r>
+        <w:rPr>
+          <w:rFonts w:ascii="Consolas" w:hAnsi="Consolas"/>
+          <w:color w:val="00B050"/>
+          <w:sz w:val="18"/>
+          <w:szCs w:val="18"/>
+        </w:rPr>
+        <w:t>else</w:t>
+      </w:r>
+      <w:proofErr w:type="spellEnd"/>
+      <w:r>
+        <w:rPr>
+          <w:rFonts w:ascii="Consolas" w:hAnsi="Consolas"/>
+          <w:color w:val="00B050"/>
+          <w:sz w:val="18"/>
+          <w:szCs w:val="18"/>
+        </w:rPr>
+        <w:t xml:space="preserve"> %}</w:t>
       </w:r>
       <w:r>
         <w:t>er/sie</w:t>
@@ -4126,7 +6526,27 @@
           <w:sz w:val="18"/>
           <w:szCs w:val="18"/>
         </w:rPr>
-        <w:t>{% endif %}</w:t>
+        <w:t xml:space="preserve">{% </w:t>
+      </w:r>
+      <w:proofErr w:type="spellStart"/>
+      <w:r>
+        <w:rPr>
+          <w:rFonts w:ascii="Consolas" w:hAnsi="Consolas"/>
+          <w:color w:val="00B050"/>
+          <w:sz w:val="18"/>
+          <w:szCs w:val="18"/>
+        </w:rPr>
+        <w:t>endif</w:t>
+      </w:r>
+      <w:proofErr w:type="spellEnd"/>
+      <w:r>
+        <w:rPr>
+          <w:rFonts w:ascii="Consolas" w:hAnsi="Consolas"/>
+          <w:color w:val="00B050"/>
+          <w:sz w:val="18"/>
+          <w:szCs w:val="18"/>
+        </w:rPr>
+        <w:t xml:space="preserve"> %}</w:t>
       </w:r>
       <w:r>
         <w:t xml:space="preserve"> an,</w:t>
@@ -4168,7 +6588,27 @@
           <w:sz w:val="18"/>
           <w:szCs w:val="18"/>
         </w:rPr>
-        <w:t xml:space="preserve">{% if </w:t>
+        <w:t xml:space="preserve">{% </w:t>
+      </w:r>
+      <w:proofErr w:type="spellStart"/>
+      <w:r>
+        <w:rPr>
+          <w:rFonts w:ascii="Consolas" w:hAnsi="Consolas"/>
+          <w:color w:val="00B050"/>
+          <w:sz w:val="18"/>
+          <w:szCs w:val="18"/>
+        </w:rPr>
+        <w:t>if</w:t>
+      </w:r>
+      <w:proofErr w:type="spellEnd"/>
+      <w:r>
+        <w:rPr>
+          <w:rFonts w:ascii="Consolas" w:hAnsi="Consolas"/>
+          <w:color w:val="00B050"/>
+          <w:sz w:val="18"/>
+          <w:szCs w:val="18"/>
+        </w:rPr>
+        <w:t xml:space="preserve"> </w:t>
       </w:r>
       <w:r>
         <w:rPr>
@@ -4198,7 +6638,27 @@
           <w:sz w:val="18"/>
           <w:szCs w:val="18"/>
         </w:rPr>
-        <w:t xml:space="preserve">{% elif </w:t>
+        <w:t xml:space="preserve">{% </w:t>
+      </w:r>
+      <w:proofErr w:type="spellStart"/>
+      <w:r>
+        <w:rPr>
+          <w:rFonts w:ascii="Consolas" w:hAnsi="Consolas"/>
+          <w:color w:val="00B050"/>
+          <w:sz w:val="18"/>
+          <w:szCs w:val="18"/>
+        </w:rPr>
+        <w:t>elif</w:t>
+      </w:r>
+      <w:proofErr w:type="spellEnd"/>
+      <w:r>
+        <w:rPr>
+          <w:rFonts w:ascii="Consolas" w:hAnsi="Consolas"/>
+          <w:color w:val="00B050"/>
+          <w:sz w:val="18"/>
+          <w:szCs w:val="18"/>
+        </w:rPr>
+        <w:t xml:space="preserve"> </w:t>
       </w:r>
       <w:r>
         <w:rPr>
@@ -4228,7 +6688,27 @@
           <w:sz w:val="18"/>
           <w:szCs w:val="18"/>
         </w:rPr>
-        <w:t>{% else %}</w:t>
+        <w:t xml:space="preserve">{% </w:t>
+      </w:r>
+      <w:proofErr w:type="spellStart"/>
+      <w:r>
+        <w:rPr>
+          <w:rFonts w:ascii="Consolas" w:hAnsi="Consolas"/>
+          <w:color w:val="00B050"/>
+          <w:sz w:val="18"/>
+          <w:szCs w:val="18"/>
+        </w:rPr>
+        <w:t>else</w:t>
+      </w:r>
+      <w:proofErr w:type="spellEnd"/>
+      <w:r>
+        <w:rPr>
+          <w:rFonts w:ascii="Consolas" w:hAnsi="Consolas"/>
+          <w:color w:val="00B050"/>
+          <w:sz w:val="18"/>
+          <w:szCs w:val="18"/>
+        </w:rPr>
+        <w:t xml:space="preserve"> %}</w:t>
       </w:r>
       <w:r>
         <w:t>Gesuchsteller/in</w:t>
@@ -4240,7 +6720,27 @@
           <w:sz w:val="18"/>
           <w:szCs w:val="18"/>
         </w:rPr>
-        <w:t>{% endif %}</w:t>
+        <w:t xml:space="preserve">{% </w:t>
+      </w:r>
+      <w:proofErr w:type="spellStart"/>
+      <w:r>
+        <w:rPr>
+          <w:rFonts w:ascii="Consolas" w:hAnsi="Consolas"/>
+          <w:color w:val="00B050"/>
+          <w:sz w:val="18"/>
+          <w:szCs w:val="18"/>
+        </w:rPr>
+        <w:t>endif</w:t>
+      </w:r>
+      <w:proofErr w:type="spellEnd"/>
+      <w:r>
+        <w:rPr>
+          <w:rFonts w:ascii="Consolas" w:hAnsi="Consolas"/>
+          <w:color w:val="00B050"/>
+          <w:sz w:val="18"/>
+          <w:szCs w:val="18"/>
+        </w:rPr>
+        <w:t xml:space="preserve"> %}</w:t>
       </w:r>
       <w:r>
         <w:t xml:space="preserve"> </w:t>
@@ -4307,7 +6807,27 @@
           <w:sz w:val="18"/>
           <w:szCs w:val="18"/>
         </w:rPr>
-        <w:t xml:space="preserve">{% if </w:t>
+        <w:t xml:space="preserve">{% </w:t>
+      </w:r>
+      <w:proofErr w:type="spellStart"/>
+      <w:r>
+        <w:rPr>
+          <w:rFonts w:ascii="Consolas" w:hAnsi="Consolas"/>
+          <w:color w:val="00B050"/>
+          <w:sz w:val="18"/>
+          <w:szCs w:val="18"/>
+        </w:rPr>
+        <w:t>if</w:t>
+      </w:r>
+      <w:proofErr w:type="spellEnd"/>
+      <w:r>
+        <w:rPr>
+          <w:rFonts w:ascii="Consolas" w:hAnsi="Consolas"/>
+          <w:color w:val="00B050"/>
+          <w:sz w:val="18"/>
+          <w:szCs w:val="18"/>
+        </w:rPr>
+        <w:t xml:space="preserve"> </w:t>
       </w:r>
       <w:r>
         <w:rPr>
@@ -4325,19 +6845,50 @@
           <w:sz w:val="18"/>
           <w:szCs w:val="18"/>
         </w:rPr>
-        <w:t>_ANREDE == "Herr" %}</w:t>
+        <w:t xml:space="preserve">_ANREDE == "Herr" </w:t>
+      </w:r>
+      <w:proofErr w:type="gramStart"/>
+      <w:r>
+        <w:rPr>
+          <w:rFonts w:ascii="Consolas" w:hAnsi="Consolas"/>
+          <w:color w:val="00B050"/>
+          <w:sz w:val="18"/>
+          <w:szCs w:val="18"/>
+        </w:rPr>
+        <w:t>%}</w:t>
       </w:r>
       <w:r>
         <w:t>Er</w:t>
       </w:r>
-      <w:r>
-        <w:rPr>
-          <w:rFonts w:ascii="Consolas" w:hAnsi="Consolas"/>
-          <w:color w:val="00B050"/>
-          <w:sz w:val="18"/>
-          <w:szCs w:val="18"/>
-        </w:rPr>
-        <w:t xml:space="preserve">{% elif </w:t>
+      <w:proofErr w:type="gramEnd"/>
+      <w:r>
+        <w:rPr>
+          <w:rFonts w:ascii="Consolas" w:hAnsi="Consolas"/>
+          <w:color w:val="00B050"/>
+          <w:sz w:val="18"/>
+          <w:szCs w:val="18"/>
+        </w:rPr>
+        <w:t xml:space="preserve">{% </w:t>
+      </w:r>
+      <w:proofErr w:type="spellStart"/>
+      <w:r>
+        <w:rPr>
+          <w:rFonts w:ascii="Consolas" w:hAnsi="Consolas"/>
+          <w:color w:val="00B050"/>
+          <w:sz w:val="18"/>
+          <w:szCs w:val="18"/>
+        </w:rPr>
+        <w:t>elif</w:t>
+      </w:r>
+      <w:proofErr w:type="spellEnd"/>
+      <w:r>
+        <w:rPr>
+          <w:rFonts w:ascii="Consolas" w:hAnsi="Consolas"/>
+          <w:color w:val="00B050"/>
+          <w:sz w:val="18"/>
+          <w:szCs w:val="18"/>
+        </w:rPr>
+        <w:t xml:space="preserve"> </w:t>
       </w:r>
       <w:r>
         <w:rPr>
@@ -4367,7 +6918,27 @@
           <w:sz w:val="18"/>
           <w:szCs w:val="18"/>
         </w:rPr>
-        <w:t xml:space="preserve">{% else </w:t>
+        <w:t xml:space="preserve">{% </w:t>
+      </w:r>
+      <w:proofErr w:type="spellStart"/>
+      <w:r>
+        <w:rPr>
+          <w:rFonts w:ascii="Consolas" w:hAnsi="Consolas"/>
+          <w:color w:val="00B050"/>
+          <w:sz w:val="18"/>
+          <w:szCs w:val="18"/>
+        </w:rPr>
+        <w:t>else</w:t>
+      </w:r>
+      <w:proofErr w:type="spellEnd"/>
+      <w:r>
+        <w:rPr>
+          <w:rFonts w:ascii="Consolas" w:hAnsi="Consolas"/>
+          <w:color w:val="00B050"/>
+          <w:sz w:val="18"/>
+          <w:szCs w:val="18"/>
+        </w:rPr>
+        <w:t xml:space="preserve"> </w:t>
       </w:r>
       <w:r>
         <w:rPr>
@@ -4389,7 +6960,27 @@
           <w:sz w:val="18"/>
           <w:szCs w:val="18"/>
         </w:rPr>
-        <w:t>{% endif %}</w:t>
+        <w:t xml:space="preserve">{% </w:t>
+      </w:r>
+      <w:proofErr w:type="spellStart"/>
+      <w:r>
+        <w:rPr>
+          <w:rFonts w:ascii="Consolas" w:hAnsi="Consolas"/>
+          <w:color w:val="00B050"/>
+          <w:sz w:val="18"/>
+          <w:szCs w:val="18"/>
+        </w:rPr>
+        <w:t>endif</w:t>
+      </w:r>
+      <w:proofErr w:type="spellEnd"/>
+      <w:r>
+        <w:rPr>
+          <w:rFonts w:ascii="Consolas" w:hAnsi="Consolas"/>
+          <w:color w:val="00B050"/>
+          <w:sz w:val="18"/>
+          <w:szCs w:val="18"/>
+        </w:rPr>
+        <w:t xml:space="preserve"> %}</w:t>
       </w:r>
       <w:r>
         <w:t xml:space="preserve"> beantragt, die Einsprache sei abzuweisen. Als Begründung führt </w:t>
@@ -4401,7 +6992,27 @@
           <w:sz w:val="18"/>
           <w:szCs w:val="18"/>
         </w:rPr>
-        <w:t xml:space="preserve">{% if </w:t>
+        <w:t xml:space="preserve">{% </w:t>
+      </w:r>
+      <w:proofErr w:type="spellStart"/>
+      <w:r>
+        <w:rPr>
+          <w:rFonts w:ascii="Consolas" w:hAnsi="Consolas"/>
+          <w:color w:val="00B050"/>
+          <w:sz w:val="18"/>
+          <w:szCs w:val="18"/>
+        </w:rPr>
+        <w:t>if</w:t>
+      </w:r>
+      <w:proofErr w:type="spellEnd"/>
+      <w:r>
+        <w:rPr>
+          <w:rFonts w:ascii="Consolas" w:hAnsi="Consolas"/>
+          <w:color w:val="00B050"/>
+          <w:sz w:val="18"/>
+          <w:szCs w:val="18"/>
+        </w:rPr>
+        <w:t xml:space="preserve"> </w:t>
       </w:r>
       <w:r>
         <w:rPr>
@@ -4421,6 +7032,7 @@
         </w:rPr>
         <w:t>_ANREDE == "Herr" %}</w:t>
       </w:r>
+      <w:proofErr w:type="gramStart"/>
       <w:r>
         <w:t>er</w:t>
       </w:r>
@@ -4431,7 +7043,37 @@
           <w:sz w:val="18"/>
           <w:szCs w:val="18"/>
         </w:rPr>
-        <w:t xml:space="preserve">{% elif </w:t>
+        <w:t>{</w:t>
+      </w:r>
+      <w:proofErr w:type="gramEnd"/>
+      <w:r>
+        <w:rPr>
+          <w:rFonts w:ascii="Consolas" w:hAnsi="Consolas"/>
+          <w:color w:val="00B050"/>
+          <w:sz w:val="18"/>
+          <w:szCs w:val="18"/>
+        </w:rPr>
+        <w:t xml:space="preserve">% </w:t>
+      </w:r>
+      <w:proofErr w:type="spellStart"/>
+      <w:r>
+        <w:rPr>
+          <w:rFonts w:ascii="Consolas" w:hAnsi="Consolas"/>
+          <w:color w:val="00B050"/>
+          <w:sz w:val="18"/>
+          <w:szCs w:val="18"/>
+        </w:rPr>
+        <w:t>elif</w:t>
+      </w:r>
+      <w:proofErr w:type="spellEnd"/>
+      <w:r>
+        <w:rPr>
+          <w:rFonts w:ascii="Consolas" w:hAnsi="Consolas"/>
+          <w:color w:val="00B050"/>
+          <w:sz w:val="18"/>
+          <w:szCs w:val="18"/>
+        </w:rPr>
+        <w:t xml:space="preserve"> </w:t>
       </w:r>
       <w:r>
         <w:rPr>
@@ -4461,7 +7103,27 @@
           <w:sz w:val="18"/>
           <w:szCs w:val="18"/>
         </w:rPr>
-        <w:t>{% else %}</w:t>
+        <w:t xml:space="preserve">{% </w:t>
+      </w:r>
+      <w:proofErr w:type="spellStart"/>
+      <w:r>
+        <w:rPr>
+          <w:rFonts w:ascii="Consolas" w:hAnsi="Consolas"/>
+          <w:color w:val="00B050"/>
+          <w:sz w:val="18"/>
+          <w:szCs w:val="18"/>
+        </w:rPr>
+        <w:t>else</w:t>
+      </w:r>
+      <w:proofErr w:type="spellEnd"/>
+      <w:r>
+        <w:rPr>
+          <w:rFonts w:ascii="Consolas" w:hAnsi="Consolas"/>
+          <w:color w:val="00B050"/>
+          <w:sz w:val="18"/>
+          <w:szCs w:val="18"/>
+        </w:rPr>
+        <w:t xml:space="preserve"> %}</w:t>
       </w:r>
       <w:r>
         <w:t>er/sie</w:t>
@@ -4473,7 +7135,27 @@
           <w:sz w:val="18"/>
           <w:szCs w:val="18"/>
         </w:rPr>
-        <w:t>{% endif %}</w:t>
+        <w:t xml:space="preserve">{% </w:t>
+      </w:r>
+      <w:proofErr w:type="spellStart"/>
+      <w:r>
+        <w:rPr>
+          <w:rFonts w:ascii="Consolas" w:hAnsi="Consolas"/>
+          <w:color w:val="00B050"/>
+          <w:sz w:val="18"/>
+          <w:szCs w:val="18"/>
+        </w:rPr>
+        <w:t>endif</w:t>
+      </w:r>
+      <w:proofErr w:type="spellEnd"/>
+      <w:r>
+        <w:rPr>
+          <w:rFonts w:ascii="Consolas" w:hAnsi="Consolas"/>
+          <w:color w:val="00B050"/>
+          <w:sz w:val="18"/>
+          <w:szCs w:val="18"/>
+        </w:rPr>
+        <w:t xml:space="preserve"> %}</w:t>
       </w:r>
       <w:r>
         <w:t xml:space="preserve"> an,</w:t>
@@ -4577,7 +7259,27 @@
           <w:sz w:val="18"/>
           <w:szCs w:val="18"/>
         </w:rPr>
-        <w:t>{%p endif %}</w:t>
+        <w:t xml:space="preserve">{%p </w:t>
+      </w:r>
+      <w:proofErr w:type="spellStart"/>
+      <w:r>
+        <w:rPr>
+          <w:rFonts w:ascii="Consolas" w:hAnsi="Consolas"/>
+          <w:color w:val="00B050"/>
+          <w:sz w:val="18"/>
+          <w:szCs w:val="18"/>
+        </w:rPr>
+        <w:t>endif</w:t>
+      </w:r>
+      <w:proofErr w:type="spellEnd"/>
+      <w:r>
+        <w:rPr>
+          <w:rFonts w:ascii="Consolas" w:hAnsi="Consolas"/>
+          <w:color w:val="00B050"/>
+          <w:sz w:val="18"/>
+          <w:szCs w:val="18"/>
+        </w:rPr>
+        <w:t xml:space="preserve"> %}</w:t>
       </w:r>
     </w:p>
     <w:p>
@@ -4596,7 +7298,27 @@
           <w:sz w:val="18"/>
           <w:szCs w:val="18"/>
         </w:rPr>
-        <w:t>{%p else %}</w:t>
+        <w:t xml:space="preserve">{%p </w:t>
+      </w:r>
+      <w:proofErr w:type="spellStart"/>
+      <w:r>
+        <w:rPr>
+          <w:rFonts w:ascii="Consolas" w:hAnsi="Consolas"/>
+          <w:color w:val="00B050"/>
+          <w:sz w:val="18"/>
+          <w:szCs w:val="18"/>
+        </w:rPr>
+        <w:t>else</w:t>
+      </w:r>
+      <w:proofErr w:type="spellEnd"/>
+      <w:r>
+        <w:rPr>
+          <w:rFonts w:ascii="Consolas" w:hAnsi="Consolas"/>
+          <w:color w:val="00B050"/>
+          <w:sz w:val="18"/>
+          <w:szCs w:val="18"/>
+        </w:rPr>
+        <w:t xml:space="preserve"> %}</w:t>
       </w:r>
     </w:p>
     <w:p>
@@ -4621,27 +7343,37 @@
         </w:rPr>
         <w:t xml:space="preserve">on </w:t>
       </w:r>
+      <w:proofErr w:type="gramStart"/>
       <w:r>
         <w:rPr>
           <w:rStyle w:val="PlatzhalterZchn"/>
           <w:b/>
           <w:bCs w:val="0"/>
         </w:rPr>
-        <w:t>{{ E.EINSPRECHER_NAME }}</w:t>
-      </w:r>
-      <w:r>
-        <w:rPr>
-          <w:b/>
-          <w:bCs/>
-        </w:rPr>
-        <w:t xml:space="preserve">, </w:t>
-      </w:r>
+        <w:t>{{ E.EINSPRECHER</w:t>
+      </w:r>
+      <w:proofErr w:type="gramEnd"/>
       <w:r>
         <w:rPr>
           <w:rStyle w:val="PlatzhalterZchn"/>
           <w:b/>
           <w:bCs w:val="0"/>
         </w:rPr>
+        <w:t>_NAME }}</w:t>
+      </w:r>
+      <w:r>
+        <w:rPr>
+          <w:b/>
+          <w:bCs/>
+        </w:rPr>
+        <w:t xml:space="preserve">, </w:t>
+      </w:r>
+      <w:r>
+        <w:rPr>
+          <w:rStyle w:val="PlatzhalterZchn"/>
+          <w:b/>
+          <w:bCs w:val="0"/>
+        </w:rPr>
         <w:t>{{ E.EINSPRECHER_ADRESSE }}</w:t>
       </w:r>
       <w:r>
@@ -4660,7 +7392,27 @@
           <w:sz w:val="18"/>
           <w:szCs w:val="18"/>
         </w:rPr>
-        <w:t xml:space="preserve">{% if </w:t>
+        <w:t xml:space="preserve">{% </w:t>
+      </w:r>
+      <w:proofErr w:type="spellStart"/>
+      <w:r>
+        <w:rPr>
+          <w:rFonts w:ascii="Consolas" w:hAnsi="Consolas"/>
+          <w:color w:val="00B050"/>
+          <w:sz w:val="18"/>
+          <w:szCs w:val="18"/>
+        </w:rPr>
+        <w:t>if</w:t>
+      </w:r>
+      <w:proofErr w:type="spellEnd"/>
+      <w:r>
+        <w:rPr>
+          <w:rFonts w:ascii="Consolas" w:hAnsi="Consolas"/>
+          <w:color w:val="00B050"/>
+          <w:sz w:val="18"/>
+          <w:szCs w:val="18"/>
+        </w:rPr>
+        <w:t xml:space="preserve"> </w:t>
       </w:r>
       <w:r>
         <w:rPr>
@@ -4690,7 +7442,27 @@
           <w:sz w:val="18"/>
           <w:szCs w:val="18"/>
         </w:rPr>
-        <w:t xml:space="preserve">{% elif </w:t>
+        <w:t xml:space="preserve">{% </w:t>
+      </w:r>
+      <w:proofErr w:type="spellStart"/>
+      <w:r>
+        <w:rPr>
+          <w:rFonts w:ascii="Consolas" w:hAnsi="Consolas"/>
+          <w:color w:val="00B050"/>
+          <w:sz w:val="18"/>
+          <w:szCs w:val="18"/>
+        </w:rPr>
+        <w:t>elif</w:t>
+      </w:r>
+      <w:proofErr w:type="spellEnd"/>
+      <w:r>
+        <w:rPr>
+          <w:rFonts w:ascii="Consolas" w:hAnsi="Consolas"/>
+          <w:color w:val="00B050"/>
+          <w:sz w:val="18"/>
+          <w:szCs w:val="18"/>
+        </w:rPr>
+        <w:t xml:space="preserve"> </w:t>
       </w:r>
       <w:r>
         <w:rPr>
@@ -4720,7 +7492,27 @@
           <w:sz w:val="18"/>
           <w:szCs w:val="18"/>
         </w:rPr>
-        <w:t>{% else %}</w:t>
+        <w:t xml:space="preserve">{% </w:t>
+      </w:r>
+      <w:proofErr w:type="spellStart"/>
+      <w:r>
+        <w:rPr>
+          <w:rFonts w:ascii="Consolas" w:hAnsi="Consolas"/>
+          <w:color w:val="00B050"/>
+          <w:sz w:val="18"/>
+          <w:szCs w:val="18"/>
+        </w:rPr>
+        <w:t>else</w:t>
+      </w:r>
+      <w:proofErr w:type="spellEnd"/>
+      <w:r>
+        <w:rPr>
+          <w:rFonts w:ascii="Consolas" w:hAnsi="Consolas"/>
+          <w:color w:val="00B050"/>
+          <w:sz w:val="18"/>
+          <w:szCs w:val="18"/>
+        </w:rPr>
+        <w:t xml:space="preserve"> %}</w:t>
       </w:r>
       <w:r>
         <w:t>Der/die Einsprechende</w:t>
@@ -4732,7 +7524,27 @@
           <w:sz w:val="18"/>
           <w:szCs w:val="18"/>
         </w:rPr>
-        <w:t>{% endif %}</w:t>
+        <w:t xml:space="preserve">{% </w:t>
+      </w:r>
+      <w:proofErr w:type="spellStart"/>
+      <w:r>
+        <w:rPr>
+          <w:rFonts w:ascii="Consolas" w:hAnsi="Consolas"/>
+          <w:color w:val="00B050"/>
+          <w:sz w:val="18"/>
+          <w:szCs w:val="18"/>
+        </w:rPr>
+        <w:t>endif</w:t>
+      </w:r>
+      <w:proofErr w:type="spellEnd"/>
+      <w:r>
+        <w:rPr>
+          <w:rFonts w:ascii="Consolas" w:hAnsi="Consolas"/>
+          <w:color w:val="00B050"/>
+          <w:sz w:val="18"/>
+          <w:szCs w:val="18"/>
+        </w:rPr>
+        <w:t xml:space="preserve"> %}</w:t>
       </w:r>
       <w:r>
         <w:t xml:space="preserve"> </w:t>
@@ -4756,7 +7568,27 @@
           <w:sz w:val="18"/>
           <w:szCs w:val="18"/>
         </w:rPr>
-        <w:t xml:space="preserve">{% if </w:t>
+        <w:t xml:space="preserve">{% </w:t>
+      </w:r>
+      <w:proofErr w:type="spellStart"/>
+      <w:r>
+        <w:rPr>
+          <w:rFonts w:ascii="Consolas" w:hAnsi="Consolas"/>
+          <w:color w:val="00B050"/>
+          <w:sz w:val="18"/>
+          <w:szCs w:val="18"/>
+        </w:rPr>
+        <w:t>if</w:t>
+      </w:r>
+      <w:proofErr w:type="spellEnd"/>
+      <w:r>
+        <w:rPr>
+          <w:rFonts w:ascii="Consolas" w:hAnsi="Consolas"/>
+          <w:color w:val="00B050"/>
+          <w:sz w:val="18"/>
+          <w:szCs w:val="18"/>
+        </w:rPr>
+        <w:t xml:space="preserve"> </w:t>
       </w:r>
       <w:r>
         <w:rPr>
@@ -4776,6 +7608,7 @@
         </w:rPr>
         <w:t>_ANREDE == "Herr" %}</w:t>
       </w:r>
+      <w:proofErr w:type="gramStart"/>
       <w:r>
         <w:t>er</w:t>
       </w:r>
@@ -4786,7 +7619,37 @@
           <w:sz w:val="18"/>
           <w:szCs w:val="18"/>
         </w:rPr>
-        <w:t xml:space="preserve">{% elif </w:t>
+        <w:t>{</w:t>
+      </w:r>
+      <w:proofErr w:type="gramEnd"/>
+      <w:r>
+        <w:rPr>
+          <w:rFonts w:ascii="Consolas" w:hAnsi="Consolas"/>
+          <w:color w:val="00B050"/>
+          <w:sz w:val="18"/>
+          <w:szCs w:val="18"/>
+        </w:rPr>
+        <w:t xml:space="preserve">% </w:t>
+      </w:r>
+      <w:proofErr w:type="spellStart"/>
+      <w:r>
+        <w:rPr>
+          <w:rFonts w:ascii="Consolas" w:hAnsi="Consolas"/>
+          <w:color w:val="00B050"/>
+          <w:sz w:val="18"/>
+          <w:szCs w:val="18"/>
+        </w:rPr>
+        <w:t>elif</w:t>
+      </w:r>
+      <w:proofErr w:type="spellEnd"/>
+      <w:r>
+        <w:rPr>
+          <w:rFonts w:ascii="Consolas" w:hAnsi="Consolas"/>
+          <w:color w:val="00B050"/>
+          <w:sz w:val="18"/>
+          <w:szCs w:val="18"/>
+        </w:rPr>
+        <w:t xml:space="preserve"> </w:t>
       </w:r>
       <w:r>
         <w:rPr>
@@ -4816,7 +7679,27 @@
           <w:sz w:val="18"/>
           <w:szCs w:val="18"/>
         </w:rPr>
-        <w:t>{% else %}</w:t>
+        <w:t xml:space="preserve">{% </w:t>
+      </w:r>
+      <w:proofErr w:type="spellStart"/>
+      <w:r>
+        <w:rPr>
+          <w:rFonts w:ascii="Consolas" w:hAnsi="Consolas"/>
+          <w:color w:val="00B050"/>
+          <w:sz w:val="18"/>
+          <w:szCs w:val="18"/>
+        </w:rPr>
+        <w:t>else</w:t>
+      </w:r>
+      <w:proofErr w:type="spellEnd"/>
+      <w:r>
+        <w:rPr>
+          <w:rFonts w:ascii="Consolas" w:hAnsi="Consolas"/>
+          <w:color w:val="00B050"/>
+          <w:sz w:val="18"/>
+          <w:szCs w:val="18"/>
+        </w:rPr>
+        <w:t xml:space="preserve"> %}</w:t>
       </w:r>
       <w:r>
         <w:t>er/sie</w:t>
@@ -4828,7 +7711,27 @@
           <w:sz w:val="18"/>
           <w:szCs w:val="18"/>
         </w:rPr>
-        <w:t>{% endif %}</w:t>
+        <w:t xml:space="preserve">{% </w:t>
+      </w:r>
+      <w:proofErr w:type="spellStart"/>
+      <w:r>
+        <w:rPr>
+          <w:rFonts w:ascii="Consolas" w:hAnsi="Consolas"/>
+          <w:color w:val="00B050"/>
+          <w:sz w:val="18"/>
+          <w:szCs w:val="18"/>
+        </w:rPr>
+        <w:t>endif</w:t>
+      </w:r>
+      <w:proofErr w:type="spellEnd"/>
+      <w:r>
+        <w:rPr>
+          <w:rFonts w:ascii="Consolas" w:hAnsi="Consolas"/>
+          <w:color w:val="00B050"/>
+          <w:sz w:val="18"/>
+          <w:szCs w:val="18"/>
+        </w:rPr>
+        <w:t xml:space="preserve"> %}</w:t>
       </w:r>
       <w:r>
         <w:t xml:space="preserve"> an,</w:t>
@@ -4870,7 +7773,27 @@
           <w:sz w:val="18"/>
           <w:szCs w:val="18"/>
         </w:rPr>
-        <w:t xml:space="preserve">{% if </w:t>
+        <w:t xml:space="preserve">{% </w:t>
+      </w:r>
+      <w:proofErr w:type="spellStart"/>
+      <w:r>
+        <w:rPr>
+          <w:rFonts w:ascii="Consolas" w:hAnsi="Consolas"/>
+          <w:color w:val="00B050"/>
+          <w:sz w:val="18"/>
+          <w:szCs w:val="18"/>
+        </w:rPr>
+        <w:t>if</w:t>
+      </w:r>
+      <w:proofErr w:type="spellEnd"/>
+      <w:r>
+        <w:rPr>
+          <w:rFonts w:ascii="Consolas" w:hAnsi="Consolas"/>
+          <w:color w:val="00B050"/>
+          <w:sz w:val="18"/>
+          <w:szCs w:val="18"/>
+        </w:rPr>
+        <w:t xml:space="preserve"> </w:t>
       </w:r>
       <w:r>
         <w:rPr>
@@ -4900,7 +7823,27 @@
           <w:sz w:val="18"/>
           <w:szCs w:val="18"/>
         </w:rPr>
-        <w:t xml:space="preserve">{% elif </w:t>
+        <w:t xml:space="preserve">{% </w:t>
+      </w:r>
+      <w:proofErr w:type="spellStart"/>
+      <w:r>
+        <w:rPr>
+          <w:rFonts w:ascii="Consolas" w:hAnsi="Consolas"/>
+          <w:color w:val="00B050"/>
+          <w:sz w:val="18"/>
+          <w:szCs w:val="18"/>
+        </w:rPr>
+        <w:t>elif</w:t>
+      </w:r>
+      <w:proofErr w:type="spellEnd"/>
+      <w:r>
+        <w:rPr>
+          <w:rFonts w:ascii="Consolas" w:hAnsi="Consolas"/>
+          <w:color w:val="00B050"/>
+          <w:sz w:val="18"/>
+          <w:szCs w:val="18"/>
+        </w:rPr>
+        <w:t xml:space="preserve"> </w:t>
       </w:r>
       <w:r>
         <w:rPr>
@@ -4930,7 +7873,27 @@
           <w:sz w:val="18"/>
           <w:szCs w:val="18"/>
         </w:rPr>
-        <w:t>{% else %}</w:t>
+        <w:t xml:space="preserve">{% </w:t>
+      </w:r>
+      <w:proofErr w:type="spellStart"/>
+      <w:r>
+        <w:rPr>
+          <w:rFonts w:ascii="Consolas" w:hAnsi="Consolas"/>
+          <w:color w:val="00B050"/>
+          <w:sz w:val="18"/>
+          <w:szCs w:val="18"/>
+        </w:rPr>
+        <w:t>else</w:t>
+      </w:r>
+      <w:proofErr w:type="spellEnd"/>
+      <w:r>
+        <w:rPr>
+          <w:rFonts w:ascii="Consolas" w:hAnsi="Consolas"/>
+          <w:color w:val="00B050"/>
+          <w:sz w:val="18"/>
+          <w:szCs w:val="18"/>
+        </w:rPr>
+        <w:t xml:space="preserve"> %}</w:t>
       </w:r>
       <w:r>
         <w:t>Gesuchsteller/in</w:t>
@@ -4942,7 +7905,27 @@
           <w:sz w:val="18"/>
           <w:szCs w:val="18"/>
         </w:rPr>
-        <w:t>{% endif %}</w:t>
+        <w:t xml:space="preserve">{% </w:t>
+      </w:r>
+      <w:proofErr w:type="spellStart"/>
+      <w:r>
+        <w:rPr>
+          <w:rFonts w:ascii="Consolas" w:hAnsi="Consolas"/>
+          <w:color w:val="00B050"/>
+          <w:sz w:val="18"/>
+          <w:szCs w:val="18"/>
+        </w:rPr>
+        <w:t>endif</w:t>
+      </w:r>
+      <w:proofErr w:type="spellEnd"/>
+      <w:r>
+        <w:rPr>
+          <w:rFonts w:ascii="Consolas" w:hAnsi="Consolas"/>
+          <w:color w:val="00B050"/>
+          <w:sz w:val="18"/>
+          <w:szCs w:val="18"/>
+        </w:rPr>
+        <w:t xml:space="preserve"> %}</w:t>
       </w:r>
       <w:r>
         <w:t xml:space="preserve"> </w:t>
@@ -4997,7 +7980,27 @@
           <w:sz w:val="18"/>
           <w:szCs w:val="18"/>
         </w:rPr>
-        <w:t xml:space="preserve">{% if </w:t>
+        <w:t xml:space="preserve">{% </w:t>
+      </w:r>
+      <w:proofErr w:type="spellStart"/>
+      <w:r>
+        <w:rPr>
+          <w:rFonts w:ascii="Consolas" w:hAnsi="Consolas"/>
+          <w:color w:val="00B050"/>
+          <w:sz w:val="18"/>
+          <w:szCs w:val="18"/>
+        </w:rPr>
+        <w:t>if</w:t>
+      </w:r>
+      <w:proofErr w:type="spellEnd"/>
+      <w:r>
+        <w:rPr>
+          <w:rFonts w:ascii="Consolas" w:hAnsi="Consolas"/>
+          <w:color w:val="00B050"/>
+          <w:sz w:val="18"/>
+          <w:szCs w:val="18"/>
+        </w:rPr>
+        <w:t xml:space="preserve"> </w:t>
       </w:r>
       <w:r>
         <w:rPr>
@@ -5015,19 +8018,225 @@
           <w:sz w:val="18"/>
           <w:szCs w:val="18"/>
         </w:rPr>
+        <w:t xml:space="preserve">_ANREDE == "Herr" </w:t>
+      </w:r>
+      <w:proofErr w:type="gramStart"/>
+      <w:r>
+        <w:rPr>
+          <w:rFonts w:ascii="Consolas" w:hAnsi="Consolas"/>
+          <w:color w:val="00B050"/>
+          <w:sz w:val="18"/>
+          <w:szCs w:val="18"/>
+        </w:rPr>
+        <w:t>%}</w:t>
+      </w:r>
+      <w:r>
+        <w:t>Er</w:t>
+      </w:r>
+      <w:proofErr w:type="gramEnd"/>
+      <w:r>
+        <w:rPr>
+          <w:rFonts w:ascii="Consolas" w:hAnsi="Consolas"/>
+          <w:color w:val="00B050"/>
+          <w:sz w:val="18"/>
+          <w:szCs w:val="18"/>
+        </w:rPr>
+        <w:t xml:space="preserve">{% </w:t>
+      </w:r>
+      <w:proofErr w:type="spellStart"/>
+      <w:r>
+        <w:rPr>
+          <w:rFonts w:ascii="Consolas" w:hAnsi="Consolas"/>
+          <w:color w:val="00B050"/>
+          <w:sz w:val="18"/>
+          <w:szCs w:val="18"/>
+        </w:rPr>
+        <w:t>elif</w:t>
+      </w:r>
+      <w:proofErr w:type="spellEnd"/>
+      <w:r>
+        <w:rPr>
+          <w:rFonts w:ascii="Consolas" w:hAnsi="Consolas"/>
+          <w:color w:val="00B050"/>
+          <w:sz w:val="18"/>
+          <w:szCs w:val="18"/>
+        </w:rPr>
+        <w:t xml:space="preserve"> </w:t>
+      </w:r>
+      <w:r>
+        <w:rPr>
+          <w:rFonts w:ascii="Consolas" w:hAnsi="Consolas"/>
+          <w:color w:val="00B050"/>
+          <w:sz w:val="18"/>
+          <w:szCs w:val="18"/>
+        </w:rPr>
+        <w:t>GESUCHSTELLER</w:t>
+      </w:r>
+      <w:r>
+        <w:rPr>
+          <w:rFonts w:ascii="Consolas" w:hAnsi="Consolas"/>
+          <w:color w:val="00B050"/>
+          <w:sz w:val="18"/>
+          <w:szCs w:val="18"/>
+        </w:rPr>
+        <w:t>_ANREDE == "Frau" %}</w:t>
+      </w:r>
+      <w:r>
+        <w:t>Sie</w:t>
+      </w:r>
+      <w:r>
+        <w:rPr>
+          <w:rFonts w:ascii="Consolas" w:hAnsi="Consolas"/>
+          <w:color w:val="00B050"/>
+          <w:sz w:val="18"/>
+          <w:szCs w:val="18"/>
+        </w:rPr>
+        <w:t xml:space="preserve">{% </w:t>
+      </w:r>
+      <w:proofErr w:type="spellStart"/>
+      <w:r>
+        <w:rPr>
+          <w:rFonts w:ascii="Consolas" w:hAnsi="Consolas"/>
+          <w:color w:val="00B050"/>
+          <w:sz w:val="18"/>
+          <w:szCs w:val="18"/>
+        </w:rPr>
+        <w:t>else</w:t>
+      </w:r>
+      <w:proofErr w:type="spellEnd"/>
+      <w:r>
+        <w:rPr>
+          <w:rFonts w:ascii="Consolas" w:hAnsi="Consolas"/>
+          <w:color w:val="00B050"/>
+          <w:sz w:val="18"/>
+          <w:szCs w:val="18"/>
+        </w:rPr>
+        <w:t xml:space="preserve"> %}</w:t>
+      </w:r>
+      <w:r>
+        <w:t>Er/Sie</w:t>
+      </w:r>
+      <w:r>
+        <w:rPr>
+          <w:rFonts w:ascii="Consolas" w:hAnsi="Consolas"/>
+          <w:color w:val="00B050"/>
+          <w:sz w:val="18"/>
+          <w:szCs w:val="18"/>
+        </w:rPr>
+        <w:t xml:space="preserve">{% </w:t>
+      </w:r>
+      <w:proofErr w:type="spellStart"/>
+      <w:r>
+        <w:rPr>
+          <w:rFonts w:ascii="Consolas" w:hAnsi="Consolas"/>
+          <w:color w:val="00B050"/>
+          <w:sz w:val="18"/>
+          <w:szCs w:val="18"/>
+        </w:rPr>
+        <w:t>endif</w:t>
+      </w:r>
+      <w:proofErr w:type="spellEnd"/>
+      <w:r>
+        <w:rPr>
+          <w:rFonts w:ascii="Consolas" w:hAnsi="Consolas"/>
+          <w:color w:val="00B050"/>
+          <w:sz w:val="18"/>
+          <w:szCs w:val="18"/>
+        </w:rPr>
+        <w:t xml:space="preserve"> %}</w:t>
+      </w:r>
+      <w:r>
+        <w:t xml:space="preserve"> beantragt, die Einsprache sei abzuweisen. Als Begründung führt </w:t>
+      </w:r>
+      <w:r>
+        <w:rPr>
+          <w:rFonts w:ascii="Consolas" w:hAnsi="Consolas"/>
+          <w:color w:val="00B050"/>
+          <w:sz w:val="18"/>
+          <w:szCs w:val="18"/>
+        </w:rPr>
+        <w:t xml:space="preserve">{% </w:t>
+      </w:r>
+      <w:proofErr w:type="spellStart"/>
+      <w:r>
+        <w:rPr>
+          <w:rFonts w:ascii="Consolas" w:hAnsi="Consolas"/>
+          <w:color w:val="00B050"/>
+          <w:sz w:val="18"/>
+          <w:szCs w:val="18"/>
+        </w:rPr>
+        <w:t>if</w:t>
+      </w:r>
+      <w:proofErr w:type="spellEnd"/>
+      <w:r>
+        <w:rPr>
+          <w:rFonts w:ascii="Consolas" w:hAnsi="Consolas"/>
+          <w:color w:val="00B050"/>
+          <w:sz w:val="18"/>
+          <w:szCs w:val="18"/>
+        </w:rPr>
+        <w:t xml:space="preserve"> </w:t>
+      </w:r>
+      <w:r>
+        <w:rPr>
+          <w:rFonts w:ascii="Consolas" w:hAnsi="Consolas"/>
+          <w:color w:val="00B050"/>
+          <w:sz w:val="18"/>
+          <w:szCs w:val="18"/>
+        </w:rPr>
+        <w:t>GESUCHSTELLER</w:t>
+      </w:r>
+      <w:r>
+        <w:rPr>
+          <w:rFonts w:ascii="Consolas" w:hAnsi="Consolas"/>
+          <w:color w:val="00B050"/>
+          <w:sz w:val="18"/>
+          <w:szCs w:val="18"/>
+        </w:rPr>
         <w:t>_ANREDE == "Herr" %}</w:t>
       </w:r>
-      <w:r>
-        <w:t>Er</w:t>
-      </w:r>
-      <w:r>
-        <w:rPr>
-          <w:rFonts w:ascii="Consolas" w:hAnsi="Consolas"/>
-          <w:color w:val="00B050"/>
-          <w:sz w:val="18"/>
-          <w:szCs w:val="18"/>
-        </w:rPr>
-        <w:t xml:space="preserve">{% elif </w:t>
+      <w:proofErr w:type="gramStart"/>
+      <w:r>
+        <w:t>er</w:t>
+      </w:r>
+      <w:r>
+        <w:rPr>
+          <w:rFonts w:ascii="Consolas" w:hAnsi="Consolas"/>
+          <w:color w:val="00B050"/>
+          <w:sz w:val="18"/>
+          <w:szCs w:val="18"/>
+        </w:rPr>
+        <w:t>{</w:t>
+      </w:r>
+      <w:proofErr w:type="gramEnd"/>
+      <w:r>
+        <w:rPr>
+          <w:rFonts w:ascii="Consolas" w:hAnsi="Consolas"/>
+          <w:color w:val="00B050"/>
+          <w:sz w:val="18"/>
+          <w:szCs w:val="18"/>
+        </w:rPr>
+        <w:t xml:space="preserve">% </w:t>
+      </w:r>
+      <w:proofErr w:type="spellStart"/>
+      <w:r>
+        <w:rPr>
+          <w:rFonts w:ascii="Consolas" w:hAnsi="Consolas"/>
+          <w:color w:val="00B050"/>
+          <w:sz w:val="18"/>
+          <w:szCs w:val="18"/>
+        </w:rPr>
+        <w:t>elif</w:t>
+      </w:r>
+      <w:proofErr w:type="spellEnd"/>
+      <w:r>
+        <w:rPr>
+          <w:rFonts w:ascii="Consolas" w:hAnsi="Consolas"/>
+          <w:color w:val="00B050"/>
+          <w:sz w:val="18"/>
+          <w:szCs w:val="18"/>
+        </w:rPr>
+        <w:t xml:space="preserve"> </w:t>
       </w:r>
       <w:r>
         <w:rPr>
@@ -5048,90 +8257,6 @@
         <w:t>_ANREDE == "Frau" %}</w:t>
       </w:r>
       <w:r>
-        <w:t>Sie</w:t>
-      </w:r>
-      <w:r>
-        <w:rPr>
-          <w:rFonts w:ascii="Consolas" w:hAnsi="Consolas"/>
-          <w:color w:val="00B050"/>
-          <w:sz w:val="18"/>
-          <w:szCs w:val="18"/>
-        </w:rPr>
-        <w:t>{% else %}</w:t>
-      </w:r>
-      <w:r>
-        <w:t>Er/Sie</w:t>
-      </w:r>
-      <w:r>
-        <w:rPr>
-          <w:rFonts w:ascii="Consolas" w:hAnsi="Consolas"/>
-          <w:color w:val="00B050"/>
-          <w:sz w:val="18"/>
-          <w:szCs w:val="18"/>
-        </w:rPr>
-        <w:t>{% endif %}</w:t>
-      </w:r>
-      <w:r>
-        <w:t xml:space="preserve"> beantragt, die Einsprache sei abzuweisen. Als Begründung führt </w:t>
-      </w:r>
-      <w:r>
-        <w:rPr>
-          <w:rFonts w:ascii="Consolas" w:hAnsi="Consolas"/>
-          <w:color w:val="00B050"/>
-          <w:sz w:val="18"/>
-          <w:szCs w:val="18"/>
-        </w:rPr>
-        <w:t xml:space="preserve">{% if </w:t>
-      </w:r>
-      <w:r>
-        <w:rPr>
-          <w:rFonts w:ascii="Consolas" w:hAnsi="Consolas"/>
-          <w:color w:val="00B050"/>
-          <w:sz w:val="18"/>
-          <w:szCs w:val="18"/>
-        </w:rPr>
-        <w:t>GESUCHSTELLER</w:t>
-      </w:r>
-      <w:r>
-        <w:rPr>
-          <w:rFonts w:ascii="Consolas" w:hAnsi="Consolas"/>
-          <w:color w:val="00B050"/>
-          <w:sz w:val="18"/>
-          <w:szCs w:val="18"/>
-        </w:rPr>
-        <w:t>_ANREDE == "Herr" %}</w:t>
-      </w:r>
-      <w:r>
-        <w:t>er</w:t>
-      </w:r>
-      <w:r>
-        <w:rPr>
-          <w:rFonts w:ascii="Consolas" w:hAnsi="Consolas"/>
-          <w:color w:val="00B050"/>
-          <w:sz w:val="18"/>
-          <w:szCs w:val="18"/>
-        </w:rPr>
-        <w:t xml:space="preserve">{% elif </w:t>
-      </w:r>
-      <w:r>
-        <w:rPr>
-          <w:rFonts w:ascii="Consolas" w:hAnsi="Consolas"/>
-          <w:color w:val="00B050"/>
-          <w:sz w:val="18"/>
-          <w:szCs w:val="18"/>
-        </w:rPr>
-        <w:t>GESUCHSTELLER</w:t>
-      </w:r>
-      <w:r>
-        <w:rPr>
-          <w:rFonts w:ascii="Consolas" w:hAnsi="Consolas"/>
-          <w:color w:val="00B050"/>
-          <w:sz w:val="18"/>
-          <w:szCs w:val="18"/>
-        </w:rPr>
-        <w:t>_ANREDE == "Frau" %}</w:t>
-      </w:r>
-      <w:r>
         <w:t>sie</w:t>
       </w:r>
       <w:r>
@@ -5141,7 +8266,27 @@
           <w:sz w:val="18"/>
           <w:szCs w:val="18"/>
         </w:rPr>
-        <w:t>{% else %}</w:t>
+        <w:t xml:space="preserve">{% </w:t>
+      </w:r>
+      <w:proofErr w:type="spellStart"/>
+      <w:r>
+        <w:rPr>
+          <w:rFonts w:ascii="Consolas" w:hAnsi="Consolas"/>
+          <w:color w:val="00B050"/>
+          <w:sz w:val="18"/>
+          <w:szCs w:val="18"/>
+        </w:rPr>
+        <w:t>else</w:t>
+      </w:r>
+      <w:proofErr w:type="spellEnd"/>
+      <w:r>
+        <w:rPr>
+          <w:rFonts w:ascii="Consolas" w:hAnsi="Consolas"/>
+          <w:color w:val="00B050"/>
+          <w:sz w:val="18"/>
+          <w:szCs w:val="18"/>
+        </w:rPr>
+        <w:t xml:space="preserve"> %}</w:t>
       </w:r>
       <w:r>
         <w:t>er/sie</w:t>
@@ -5153,7 +8298,27 @@
           <w:sz w:val="18"/>
           <w:szCs w:val="18"/>
         </w:rPr>
-        <w:t>{% endif %}</w:t>
+        <w:t xml:space="preserve">{% </w:t>
+      </w:r>
+      <w:proofErr w:type="spellStart"/>
+      <w:r>
+        <w:rPr>
+          <w:rFonts w:ascii="Consolas" w:hAnsi="Consolas"/>
+          <w:color w:val="00B050"/>
+          <w:sz w:val="18"/>
+          <w:szCs w:val="18"/>
+        </w:rPr>
+        <w:t>endif</w:t>
+      </w:r>
+      <w:proofErr w:type="spellEnd"/>
+      <w:r>
+        <w:rPr>
+          <w:rFonts w:ascii="Consolas" w:hAnsi="Consolas"/>
+          <w:color w:val="00B050"/>
+          <w:sz w:val="18"/>
+          <w:szCs w:val="18"/>
+        </w:rPr>
+        <w:t xml:space="preserve"> %}</w:t>
       </w:r>
       <w:r>
         <w:t xml:space="preserve"> an,</w:t>
@@ -5251,7 +8416,27 @@
           <w:sz w:val="18"/>
           <w:szCs w:val="18"/>
         </w:rPr>
-        <w:t>{%p endif %}</w:t>
+        <w:t xml:space="preserve">{%p </w:t>
+      </w:r>
+      <w:proofErr w:type="spellStart"/>
+      <w:r>
+        <w:rPr>
+          <w:rFonts w:ascii="Consolas" w:hAnsi="Consolas"/>
+          <w:color w:val="00B050"/>
+          <w:sz w:val="18"/>
+          <w:szCs w:val="18"/>
+        </w:rPr>
+        <w:t>endif</w:t>
+      </w:r>
+      <w:proofErr w:type="spellEnd"/>
+      <w:r>
+        <w:rPr>
+          <w:rFonts w:ascii="Consolas" w:hAnsi="Consolas"/>
+          <w:color w:val="00B050"/>
+          <w:sz w:val="18"/>
+          <w:szCs w:val="18"/>
+        </w:rPr>
+        <w:t xml:space="preserve"> %}</w:t>
       </w:r>
     </w:p>
     <w:p>
@@ -5270,7 +8455,27 @@
           <w:sz w:val="18"/>
           <w:szCs w:val="18"/>
         </w:rPr>
-        <w:t>{%p endfor %}</w:t>
+        <w:t xml:space="preserve">{%p </w:t>
+      </w:r>
+      <w:proofErr w:type="spellStart"/>
+      <w:r>
+        <w:rPr>
+          <w:rFonts w:ascii="Consolas" w:hAnsi="Consolas"/>
+          <w:color w:val="00B050"/>
+          <w:sz w:val="18"/>
+          <w:szCs w:val="18"/>
+        </w:rPr>
+        <w:t>endfor</w:t>
+      </w:r>
+      <w:proofErr w:type="spellEnd"/>
+      <w:r>
+        <w:rPr>
+          <w:rFonts w:ascii="Consolas" w:hAnsi="Consolas"/>
+          <w:color w:val="00B050"/>
+          <w:sz w:val="18"/>
+          <w:szCs w:val="18"/>
+        </w:rPr>
+        <w:t xml:space="preserve"> %}</w:t>
       </w:r>
     </w:p>
     <w:p>
@@ -5289,7 +8494,27 @@
           <w:sz w:val="18"/>
           <w:szCs w:val="18"/>
         </w:rPr>
-        <w:t>{%p endfor %}</w:t>
+        <w:t xml:space="preserve">{%p </w:t>
+      </w:r>
+      <w:proofErr w:type="spellStart"/>
+      <w:r>
+        <w:rPr>
+          <w:rFonts w:ascii="Consolas" w:hAnsi="Consolas"/>
+          <w:color w:val="00B050"/>
+          <w:sz w:val="18"/>
+          <w:szCs w:val="18"/>
+        </w:rPr>
+        <w:t>endfor</w:t>
+      </w:r>
+      <w:proofErr w:type="spellEnd"/>
+      <w:r>
+        <w:rPr>
+          <w:rFonts w:ascii="Consolas" w:hAnsi="Consolas"/>
+          <w:color w:val="00B050"/>
+          <w:sz w:val="18"/>
+          <w:szCs w:val="18"/>
+        </w:rPr>
+        <w:t xml:space="preserve"> %}</w:t>
       </w:r>
     </w:p>
     <w:p>
@@ -5308,7 +8533,27 @@
           <w:sz w:val="18"/>
           <w:szCs w:val="18"/>
         </w:rPr>
-        <w:t>{%p else %}</w:t>
+        <w:t xml:space="preserve">{%p </w:t>
+      </w:r>
+      <w:proofErr w:type="spellStart"/>
+      <w:r>
+        <w:rPr>
+          <w:rFonts w:ascii="Consolas" w:hAnsi="Consolas"/>
+          <w:color w:val="00B050"/>
+          <w:sz w:val="18"/>
+          <w:szCs w:val="18"/>
+        </w:rPr>
+        <w:t>else</w:t>
+      </w:r>
+      <w:proofErr w:type="spellEnd"/>
+      <w:r>
+        <w:rPr>
+          <w:rFonts w:ascii="Consolas" w:hAnsi="Consolas"/>
+          <w:color w:val="00B050"/>
+          <w:sz w:val="18"/>
+          <w:szCs w:val="18"/>
+        </w:rPr>
+        <w:t xml:space="preserve"> %}</w:t>
       </w:r>
     </w:p>
     <w:p>
@@ -5327,7 +8572,27 @@
           <w:sz w:val="18"/>
           <w:szCs w:val="18"/>
         </w:rPr>
-        <w:t>{%p endif %}</w:t>
+        <w:t xml:space="preserve">{%p </w:t>
+      </w:r>
+      <w:proofErr w:type="spellStart"/>
+      <w:r>
+        <w:rPr>
+          <w:rFonts w:ascii="Consolas" w:hAnsi="Consolas"/>
+          <w:color w:val="00B050"/>
+          <w:sz w:val="18"/>
+          <w:szCs w:val="18"/>
+        </w:rPr>
+        <w:t>endif</w:t>
+      </w:r>
+      <w:proofErr w:type="spellEnd"/>
+      <w:r>
+        <w:rPr>
+          <w:rFonts w:ascii="Consolas" w:hAnsi="Consolas"/>
+          <w:color w:val="00B050"/>
+          <w:sz w:val="18"/>
+          <w:szCs w:val="18"/>
+        </w:rPr>
+        <w:t xml:space="preserve"> %}</w:t>
       </w:r>
     </w:p>
     <w:p>
@@ -5367,7 +8632,29 @@
           <w:sz w:val="18"/>
           <w:szCs w:val="18"/>
         </w:rPr>
-        <w:t>{%p if EINSPR</w:t>
+        <w:t xml:space="preserve">{%p </w:t>
+      </w:r>
+      <w:proofErr w:type="spellStart"/>
+      <w:r>
+        <w:rPr>
+          <w:rFonts w:ascii="Consolas" w:hAnsi="Consolas"/>
+          <w:bCs/>
+          <w:color w:val="00B050"/>
+          <w:sz w:val="18"/>
+          <w:szCs w:val="18"/>
+        </w:rPr>
+        <w:t>if</w:t>
+      </w:r>
+      <w:proofErr w:type="spellEnd"/>
+      <w:r>
+        <w:rPr>
+          <w:rFonts w:ascii="Consolas" w:hAnsi="Consolas"/>
+          <w:bCs/>
+          <w:color w:val="00B050"/>
+          <w:sz w:val="18"/>
+          <w:szCs w:val="18"/>
+        </w:rPr>
+        <w:t xml:space="preserve"> EINSPR</w:t>
       </w:r>
       <w:r>
         <w:rPr>
@@ -5406,7 +8693,27 @@
           <w:sz w:val="18"/>
           <w:szCs w:val="18"/>
         </w:rPr>
-        <w:t>{%p for E in EINSPR</w:t>
+        <w:t xml:space="preserve">{%p </w:t>
+      </w:r>
+      <w:proofErr w:type="spellStart"/>
+      <w:r>
+        <w:rPr>
+          <w:rFonts w:ascii="Consolas" w:hAnsi="Consolas"/>
+          <w:color w:val="00B050"/>
+          <w:sz w:val="18"/>
+          <w:szCs w:val="18"/>
+        </w:rPr>
+        <w:t>for</w:t>
+      </w:r>
+      <w:proofErr w:type="spellEnd"/>
+      <w:r>
+        <w:rPr>
+          <w:rFonts w:ascii="Consolas" w:hAnsi="Consolas"/>
+          <w:color w:val="00B050"/>
+          <w:sz w:val="18"/>
+          <w:szCs w:val="18"/>
+        </w:rPr>
+        <w:t xml:space="preserve"> E in EINSPR</w:t>
       </w:r>
       <w:r>
         <w:rPr>
@@ -5443,7 +8750,27 @@
           <w:sz w:val="18"/>
           <w:szCs w:val="18"/>
         </w:rPr>
-        <w:t>{%p for P in E.ALLE_EINSPRECHENDEN %}</w:t>
+        <w:t xml:space="preserve">{%p </w:t>
+      </w:r>
+      <w:proofErr w:type="spellStart"/>
+      <w:r>
+        <w:rPr>
+          <w:rFonts w:ascii="Consolas" w:hAnsi="Consolas" w:cs="Arial"/>
+          <w:color w:val="00B050"/>
+          <w:sz w:val="18"/>
+          <w:szCs w:val="18"/>
+        </w:rPr>
+        <w:t>for</w:t>
+      </w:r>
+      <w:proofErr w:type="spellEnd"/>
+      <w:r>
+        <w:rPr>
+          <w:rFonts w:ascii="Consolas" w:hAnsi="Consolas" w:cs="Arial"/>
+          <w:color w:val="00B050"/>
+          <w:sz w:val="18"/>
+          <w:szCs w:val="18"/>
+        </w:rPr>
+        <w:t xml:space="preserve"> P in E.ALLE_EINSPRECHENDEN %}</w:t>
       </w:r>
     </w:p>
     <w:p>
@@ -5462,7 +8789,47 @@
           <w:sz w:val="18"/>
           <w:szCs w:val="18"/>
         </w:rPr>
-        <w:t>{%p if E.ALLE_EINSPRECHENDEN | length &gt; 1 %}</w:t>
+        <w:t xml:space="preserve">{%p </w:t>
+      </w:r>
+      <w:proofErr w:type="spellStart"/>
+      <w:r>
+        <w:rPr>
+          <w:rFonts w:ascii="Consolas" w:hAnsi="Consolas" w:cs="Arial"/>
+          <w:color w:val="00B050"/>
+          <w:sz w:val="18"/>
+          <w:szCs w:val="18"/>
+        </w:rPr>
+        <w:t>if</w:t>
+      </w:r>
+      <w:proofErr w:type="spellEnd"/>
+      <w:r>
+        <w:rPr>
+          <w:rFonts w:ascii="Consolas" w:hAnsi="Consolas" w:cs="Arial"/>
+          <w:color w:val="00B050"/>
+          <w:sz w:val="18"/>
+          <w:szCs w:val="18"/>
+        </w:rPr>
+        <w:t xml:space="preserve"> E.ALLE_EINSPRECHENDEN | </w:t>
+      </w:r>
+      <w:proofErr w:type="spellStart"/>
+      <w:r>
+        <w:rPr>
+          <w:rFonts w:ascii="Consolas" w:hAnsi="Consolas" w:cs="Arial"/>
+          <w:color w:val="00B050"/>
+          <w:sz w:val="18"/>
+          <w:szCs w:val="18"/>
+        </w:rPr>
+        <w:t>length</w:t>
+      </w:r>
+      <w:proofErr w:type="spellEnd"/>
+      <w:r>
+        <w:rPr>
+          <w:rFonts w:ascii="Consolas" w:hAnsi="Consolas" w:cs="Arial"/>
+          <w:color w:val="00B050"/>
+          <w:sz w:val="18"/>
+          <w:szCs w:val="18"/>
+        </w:rPr>
+        <w:t xml:space="preserve"> &gt; 1 %}</w:t>
       </w:r>
     </w:p>
     <w:p>
@@ -5481,58 +8848,139 @@
           <w:sz w:val="18"/>
           <w:szCs w:val="18"/>
         </w:rPr>
-        <w:t>{%p if loop.first %}</w:t>
+        <w:t xml:space="preserve">{%p </w:t>
+      </w:r>
+      <w:proofErr w:type="spellStart"/>
+      <w:r>
+        <w:rPr>
+          <w:rFonts w:ascii="Consolas" w:hAnsi="Consolas" w:cs="Arial"/>
+          <w:color w:val="00B050"/>
+          <w:sz w:val="18"/>
+          <w:szCs w:val="18"/>
+        </w:rPr>
+        <w:t>if</w:t>
+      </w:r>
+      <w:proofErr w:type="spellEnd"/>
+      <w:r>
+        <w:rPr>
+          <w:rFonts w:ascii="Consolas" w:hAnsi="Consolas" w:cs="Arial"/>
+          <w:color w:val="00B050"/>
+          <w:sz w:val="18"/>
+          <w:szCs w:val="18"/>
+        </w:rPr>
+        <w:t xml:space="preserve"> </w:t>
+      </w:r>
+      <w:proofErr w:type="spellStart"/>
+      <w:proofErr w:type="gramStart"/>
+      <w:r>
+        <w:rPr>
+          <w:rFonts w:ascii="Consolas" w:hAnsi="Consolas" w:cs="Arial"/>
+          <w:color w:val="00B050"/>
+          <w:sz w:val="18"/>
+          <w:szCs w:val="18"/>
+        </w:rPr>
+        <w:t>loop.first</w:t>
+      </w:r>
+      <w:proofErr w:type="spellEnd"/>
+      <w:proofErr w:type="gramEnd"/>
+      <w:r>
+        <w:rPr>
+          <w:rFonts w:ascii="Consolas" w:hAnsi="Consolas" w:cs="Arial"/>
+          <w:color w:val="00B050"/>
+          <w:sz w:val="18"/>
+          <w:szCs w:val="18"/>
+        </w:rPr>
+        <w:t xml:space="preserve"> %}</w:t>
       </w:r>
     </w:p>
     <w:p>
       <w:pPr>
         <w:pStyle w:val="berschrift2"/>
       </w:pPr>
+      <w:proofErr w:type="spellStart"/>
       <w:r>
         <w:t>Sammele</w:t>
       </w:r>
       <w:r>
-        <w:t xml:space="preserve">insprache </w:t>
+        <w:t>insprache</w:t>
+      </w:r>
+      <w:proofErr w:type="spellEnd"/>
+      <w:r>
+        <w:t xml:space="preserve"> </w:t>
       </w:r>
       <w:bookmarkStart w:id="4" w:name="_Hlk178152379"/>
       <w:r>
         <w:t xml:space="preserve">mit </w:t>
       </w:r>
+      <w:proofErr w:type="gramStart"/>
       <w:r>
         <w:rPr>
           <w:rStyle w:val="PlatzhalterZchn"/>
           <w:rFonts w:eastAsiaTheme="majorEastAsia"/>
         </w:rPr>
-        <w:t>{{ E.ALLE_EINSPRECHENDEN | length }}</w:t>
-      </w:r>
-      <w:r>
-        <w:t xml:space="preserve"> </w:t>
-      </w:r>
-      <w:r>
-        <w:t>Einspr</w:t>
-      </w:r>
-      <w:r>
-        <w:t>e</w:t>
-      </w:r>
-      <w:r>
-        <w:t>chen</w:t>
-      </w:r>
-      <w:r>
-        <w:t>den</w:t>
-      </w:r>
-      <w:r>
-        <w:t>. Ansprechperson:</w:t>
-      </w:r>
-      <w:bookmarkEnd w:id="4"/>
-      <w:r>
-        <w:t xml:space="preserve"> </w:t>
-      </w:r>
+        <w:t>{{ E.ALLE</w:t>
+      </w:r>
+      <w:proofErr w:type="gramEnd"/>
       <w:r>
         <w:rPr>
           <w:rStyle w:val="PlatzhalterZchn"/>
           <w:rFonts w:eastAsiaTheme="majorEastAsia"/>
         </w:rPr>
-        <w:t>{{ E.EINSPRECHER_NAME }}</w:t>
+        <w:t xml:space="preserve">_EINSPRECHENDEN | </w:t>
+      </w:r>
+      <w:proofErr w:type="spellStart"/>
+      <w:r>
+        <w:rPr>
+          <w:rStyle w:val="PlatzhalterZchn"/>
+          <w:rFonts w:eastAsiaTheme="majorEastAsia"/>
+        </w:rPr>
+        <w:t>length</w:t>
+      </w:r>
+      <w:proofErr w:type="spellEnd"/>
+      <w:r>
+        <w:rPr>
+          <w:rStyle w:val="PlatzhalterZchn"/>
+          <w:rFonts w:eastAsiaTheme="majorEastAsia"/>
+        </w:rPr>
+        <w:t xml:space="preserve"> }}</w:t>
+      </w:r>
+      <w:r>
+        <w:t xml:space="preserve"> </w:t>
+      </w:r>
+      <w:r>
+        <w:t>Einspr</w:t>
+      </w:r>
+      <w:r>
+        <w:t>e</w:t>
+      </w:r>
+      <w:r>
+        <w:t>chen</w:t>
+      </w:r>
+      <w:r>
+        <w:t>den</w:t>
+      </w:r>
+      <w:r>
+        <w:t>. Ansprechperson:</w:t>
+      </w:r>
+      <w:bookmarkEnd w:id="4"/>
+      <w:r>
+        <w:t xml:space="preserve"> </w:t>
+      </w:r>
+      <w:proofErr w:type="gramStart"/>
+      <w:r>
+        <w:rPr>
+          <w:rStyle w:val="PlatzhalterZchn"/>
+          <w:rFonts w:eastAsiaTheme="majorEastAsia"/>
+        </w:rPr>
+        <w:t>{{ E.EINSPRECHER</w:t>
+      </w:r>
+      <w:proofErr w:type="gramEnd"/>
+      <w:r>
+        <w:rPr>
+          <w:rStyle w:val="PlatzhalterZchn"/>
+          <w:rFonts w:eastAsiaTheme="majorEastAsia"/>
+        </w:rPr>
+        <w:t>_NAME }}</w:t>
       </w:r>
       <w:r>
         <w:t xml:space="preserve">, </w:t>
@@ -5594,11 +9042,19 @@
       <w:r>
         <w:t xml:space="preserve"> </w:t>
       </w:r>
+      <w:proofErr w:type="gramStart"/>
       <w:r>
         <w:rPr>
           <w:rStyle w:val="PlatzhalterZchn"/>
         </w:rPr>
-        <w:t>{{ LEITBEHOERDE_NAME_KURZ }}</w:t>
+        <w:t>{{ LEITBEHOERDE</w:t>
+      </w:r>
+      <w:proofErr w:type="gramEnd"/>
+      <w:r>
+        <w:rPr>
+          <w:rStyle w:val="PlatzhalterZchn"/>
+        </w:rPr>
+        <w:t>_NAME_KURZ }}</w:t>
       </w:r>
       <w:r>
         <w:t xml:space="preserve"> ist zuständig für die Beurteilung von Baugesuchen und damit zusammenhängende Einsprachen.</w:t>
@@ -5611,6 +9067,7 @@
       <w:r>
         <w:t xml:space="preserve">Die Einsprache von </w:t>
       </w:r>
+      <w:proofErr w:type="gramStart"/>
       <w:r>
         <w:rPr>
           <w:rStyle w:val="PlatzhalterZchn"/>
@@ -5635,6 +9092,7 @@
         </w:rPr>
         <w:t>EINSPRECHER</w:t>
       </w:r>
+      <w:proofErr w:type="gramEnd"/>
       <w:r>
         <w:rPr>
           <w:rStyle w:val="PlatzhalterZchn"/>
@@ -5684,7 +9142,27 @@
           <w:szCs w:val="18"/>
         </w:rPr>
         <w:lastRenderedPageBreak/>
-        <w:t xml:space="preserve">{% if </w:t>
+        <w:t xml:space="preserve">{% </w:t>
+      </w:r>
+      <w:proofErr w:type="spellStart"/>
+      <w:r>
+        <w:rPr>
+          <w:rFonts w:ascii="Consolas" w:hAnsi="Consolas"/>
+          <w:color w:val="00B050"/>
+          <w:sz w:val="18"/>
+          <w:szCs w:val="18"/>
+        </w:rPr>
+        <w:t>if</w:t>
+      </w:r>
+      <w:proofErr w:type="spellEnd"/>
+      <w:r>
+        <w:rPr>
+          <w:rFonts w:ascii="Consolas" w:hAnsi="Consolas"/>
+          <w:color w:val="00B050"/>
+          <w:sz w:val="18"/>
+          <w:szCs w:val="18"/>
+        </w:rPr>
+        <w:t xml:space="preserve"> </w:t>
       </w:r>
       <w:r>
         <w:rPr>
@@ -5714,7 +9192,27 @@
           <w:sz w:val="18"/>
           <w:szCs w:val="18"/>
         </w:rPr>
-        <w:t xml:space="preserve">{% elif </w:t>
+        <w:t xml:space="preserve">{% </w:t>
+      </w:r>
+      <w:proofErr w:type="spellStart"/>
+      <w:r>
+        <w:rPr>
+          <w:rFonts w:ascii="Consolas" w:hAnsi="Consolas"/>
+          <w:color w:val="00B050"/>
+          <w:sz w:val="18"/>
+          <w:szCs w:val="18"/>
+        </w:rPr>
+        <w:t>elif</w:t>
+      </w:r>
+      <w:proofErr w:type="spellEnd"/>
+      <w:r>
+        <w:rPr>
+          <w:rFonts w:ascii="Consolas" w:hAnsi="Consolas"/>
+          <w:color w:val="00B050"/>
+          <w:sz w:val="18"/>
+          <w:szCs w:val="18"/>
+        </w:rPr>
+        <w:t xml:space="preserve"> </w:t>
       </w:r>
       <w:r>
         <w:rPr>
@@ -5744,7 +9242,27 @@
           <w:sz w:val="18"/>
           <w:szCs w:val="18"/>
         </w:rPr>
-        <w:t>{% else %}</w:t>
+        <w:t xml:space="preserve">{% </w:t>
+      </w:r>
+      <w:proofErr w:type="spellStart"/>
+      <w:r>
+        <w:rPr>
+          <w:rFonts w:ascii="Consolas" w:hAnsi="Consolas"/>
+          <w:color w:val="00B050"/>
+          <w:sz w:val="18"/>
+          <w:szCs w:val="18"/>
+        </w:rPr>
+        <w:t>else</w:t>
+      </w:r>
+      <w:proofErr w:type="spellEnd"/>
+      <w:r>
+        <w:rPr>
+          <w:rFonts w:ascii="Consolas" w:hAnsi="Consolas"/>
+          <w:color w:val="00B050"/>
+          <w:sz w:val="18"/>
+          <w:szCs w:val="18"/>
+        </w:rPr>
+        <w:t xml:space="preserve"> %}</w:t>
       </w:r>
       <w:r>
         <w:t>Der/die Einsprechende</w:t>
@@ -5756,7 +9274,27 @@
           <w:sz w:val="18"/>
           <w:szCs w:val="18"/>
         </w:rPr>
-        <w:t>{% endif %}</w:t>
+        <w:t xml:space="preserve">{% </w:t>
+      </w:r>
+      <w:proofErr w:type="spellStart"/>
+      <w:r>
+        <w:rPr>
+          <w:rFonts w:ascii="Consolas" w:hAnsi="Consolas"/>
+          <w:color w:val="00B050"/>
+          <w:sz w:val="18"/>
+          <w:szCs w:val="18"/>
+        </w:rPr>
+        <w:t>endif</w:t>
+      </w:r>
+      <w:proofErr w:type="spellEnd"/>
+      <w:r>
+        <w:rPr>
+          <w:rFonts w:ascii="Consolas" w:hAnsi="Consolas"/>
+          <w:color w:val="00B050"/>
+          <w:sz w:val="18"/>
+          <w:szCs w:val="18"/>
+        </w:rPr>
+        <w:t xml:space="preserve"> %}</w:t>
       </w:r>
       <w:r>
         <w:t xml:space="preserve"> </w:t>
@@ -5786,7 +9324,27 @@
           <w:sz w:val="18"/>
           <w:szCs w:val="18"/>
         </w:rPr>
-        <w:t>{% if E.EINSPRECHER_ANREDE == "Herr" %}</w:t>
+        <w:t xml:space="preserve">{% </w:t>
+      </w:r>
+      <w:proofErr w:type="spellStart"/>
+      <w:r>
+        <w:rPr>
+          <w:rFonts w:ascii="Consolas" w:hAnsi="Consolas"/>
+          <w:color w:val="00B050"/>
+          <w:sz w:val="18"/>
+          <w:szCs w:val="18"/>
+        </w:rPr>
+        <w:t>if</w:t>
+      </w:r>
+      <w:proofErr w:type="spellEnd"/>
+      <w:r>
+        <w:rPr>
+          <w:rFonts w:ascii="Consolas" w:hAnsi="Consolas"/>
+          <w:color w:val="00B050"/>
+          <w:sz w:val="18"/>
+          <w:szCs w:val="18"/>
+        </w:rPr>
+        <w:t xml:space="preserve"> E.EINSPRECHER_ANREDE == "Herr" %}</w:t>
       </w:r>
       <w:r>
         <w:t>Eigentümer</w:t>
@@ -5798,7 +9356,27 @@
           <w:sz w:val="18"/>
           <w:szCs w:val="18"/>
         </w:rPr>
-        <w:t>{% elif E.EINSPRECHER_ANREDE == "Frau" %}</w:t>
+        <w:t xml:space="preserve">{% </w:t>
+      </w:r>
+      <w:proofErr w:type="spellStart"/>
+      <w:r>
+        <w:rPr>
+          <w:rFonts w:ascii="Consolas" w:hAnsi="Consolas"/>
+          <w:color w:val="00B050"/>
+          <w:sz w:val="18"/>
+          <w:szCs w:val="18"/>
+        </w:rPr>
+        <w:t>elif</w:t>
+      </w:r>
+      <w:proofErr w:type="spellEnd"/>
+      <w:r>
+        <w:rPr>
+          <w:rFonts w:ascii="Consolas" w:hAnsi="Consolas"/>
+          <w:color w:val="00B050"/>
+          <w:sz w:val="18"/>
+          <w:szCs w:val="18"/>
+        </w:rPr>
+        <w:t xml:space="preserve"> E.EINSPRECHER_ANREDE == "Frau" %}</w:t>
       </w:r>
       <w:r>
         <w:t>Eigentümerin</w:t>
@@ -5810,7 +9388,27 @@
           <w:sz w:val="18"/>
           <w:szCs w:val="18"/>
         </w:rPr>
-        <w:t>{% else %}</w:t>
+        <w:t xml:space="preserve">{% </w:t>
+      </w:r>
+      <w:proofErr w:type="spellStart"/>
+      <w:r>
+        <w:rPr>
+          <w:rFonts w:ascii="Consolas" w:hAnsi="Consolas"/>
+          <w:color w:val="00B050"/>
+          <w:sz w:val="18"/>
+          <w:szCs w:val="18"/>
+        </w:rPr>
+        <w:t>else</w:t>
+      </w:r>
+      <w:proofErr w:type="spellEnd"/>
+      <w:r>
+        <w:rPr>
+          <w:rFonts w:ascii="Consolas" w:hAnsi="Consolas"/>
+          <w:color w:val="00B050"/>
+          <w:sz w:val="18"/>
+          <w:szCs w:val="18"/>
+        </w:rPr>
+        <w:t xml:space="preserve"> %}</w:t>
       </w:r>
       <w:r>
         <w:t>Eigentümer/in</w:t>
@@ -5822,7 +9420,27 @@
           <w:sz w:val="18"/>
           <w:szCs w:val="18"/>
         </w:rPr>
-        <w:t>{% endif %}</w:t>
+        <w:t xml:space="preserve">{% </w:t>
+      </w:r>
+      <w:proofErr w:type="spellStart"/>
+      <w:r>
+        <w:rPr>
+          <w:rFonts w:ascii="Consolas" w:hAnsi="Consolas"/>
+          <w:color w:val="00B050"/>
+          <w:sz w:val="18"/>
+          <w:szCs w:val="18"/>
+        </w:rPr>
+        <w:t>endif</w:t>
+      </w:r>
+      <w:proofErr w:type="spellEnd"/>
+      <w:r>
+        <w:rPr>
+          <w:rFonts w:ascii="Consolas" w:hAnsi="Consolas"/>
+          <w:color w:val="00B050"/>
+          <w:sz w:val="18"/>
+          <w:szCs w:val="18"/>
+        </w:rPr>
+        <w:t xml:space="preserve"> %}</w:t>
       </w:r>
       <w:r>
         <w:t xml:space="preserve"> </w:t>
@@ -5879,7 +9497,27 @@
           <w:sz w:val="18"/>
           <w:szCs w:val="18"/>
         </w:rPr>
-        <w:t>{% if E.EINSPRECHER_ANREDE == "Herr" %}</w:t>
+        <w:t xml:space="preserve">{% </w:t>
+      </w:r>
+      <w:proofErr w:type="spellStart"/>
+      <w:r>
+        <w:rPr>
+          <w:rFonts w:ascii="Consolas" w:hAnsi="Consolas"/>
+          <w:color w:val="00B050"/>
+          <w:sz w:val="18"/>
+          <w:szCs w:val="18"/>
+        </w:rPr>
+        <w:t>if</w:t>
+      </w:r>
+      <w:proofErr w:type="spellEnd"/>
+      <w:r>
+        <w:rPr>
+          <w:rFonts w:ascii="Consolas" w:hAnsi="Consolas"/>
+          <w:color w:val="00B050"/>
+          <w:sz w:val="18"/>
+          <w:szCs w:val="18"/>
+        </w:rPr>
+        <w:t xml:space="preserve"> E.EINSPRECHER_ANREDE == "Herr" %}</w:t>
       </w:r>
       <w:r>
         <w:t>Nachbar</w:t>
@@ -5891,7 +9529,27 @@
           <w:sz w:val="18"/>
           <w:szCs w:val="18"/>
         </w:rPr>
-        <w:t>{% elif E.EINSPRECHER_ANREDE == "Frau" %}</w:t>
+        <w:t xml:space="preserve">{% </w:t>
+      </w:r>
+      <w:proofErr w:type="spellStart"/>
+      <w:r>
+        <w:rPr>
+          <w:rFonts w:ascii="Consolas" w:hAnsi="Consolas"/>
+          <w:color w:val="00B050"/>
+          <w:sz w:val="18"/>
+          <w:szCs w:val="18"/>
+        </w:rPr>
+        <w:t>elif</w:t>
+      </w:r>
+      <w:proofErr w:type="spellEnd"/>
+      <w:r>
+        <w:rPr>
+          <w:rFonts w:ascii="Consolas" w:hAnsi="Consolas"/>
+          <w:color w:val="00B050"/>
+          <w:sz w:val="18"/>
+          <w:szCs w:val="18"/>
+        </w:rPr>
+        <w:t xml:space="preserve"> E.EINSPRECHER_ANREDE == "Frau" %}</w:t>
       </w:r>
       <w:r>
         <w:t>Nachbarin</w:t>
@@ -5903,7 +9561,27 @@
           <w:sz w:val="18"/>
           <w:szCs w:val="18"/>
         </w:rPr>
-        <w:t>{% else %}</w:t>
+        <w:t xml:space="preserve">{% </w:t>
+      </w:r>
+      <w:proofErr w:type="spellStart"/>
+      <w:r>
+        <w:rPr>
+          <w:rFonts w:ascii="Consolas" w:hAnsi="Consolas"/>
+          <w:color w:val="00B050"/>
+          <w:sz w:val="18"/>
+          <w:szCs w:val="18"/>
+        </w:rPr>
+        <w:t>else</w:t>
+      </w:r>
+      <w:proofErr w:type="spellEnd"/>
+      <w:r>
+        <w:rPr>
+          <w:rFonts w:ascii="Consolas" w:hAnsi="Consolas"/>
+          <w:color w:val="00B050"/>
+          <w:sz w:val="18"/>
+          <w:szCs w:val="18"/>
+        </w:rPr>
+        <w:t xml:space="preserve"> %}</w:t>
       </w:r>
       <w:r>
         <w:t>Nachbar/in</w:t>
@@ -5915,7 +9593,27 @@
           <w:sz w:val="18"/>
           <w:szCs w:val="18"/>
         </w:rPr>
-        <w:t>{% endif %}</w:t>
+        <w:t xml:space="preserve">{% </w:t>
+      </w:r>
+      <w:proofErr w:type="spellStart"/>
+      <w:r>
+        <w:rPr>
+          <w:rFonts w:ascii="Consolas" w:hAnsi="Consolas"/>
+          <w:color w:val="00B050"/>
+          <w:sz w:val="18"/>
+          <w:szCs w:val="18"/>
+        </w:rPr>
+        <w:t>endif</w:t>
+      </w:r>
+      <w:proofErr w:type="spellEnd"/>
+      <w:r>
+        <w:rPr>
+          <w:rFonts w:ascii="Consolas" w:hAnsi="Consolas"/>
+          <w:color w:val="00B050"/>
+          <w:sz w:val="18"/>
+          <w:szCs w:val="18"/>
+        </w:rPr>
+        <w:t xml:space="preserve"> %}</w:t>
       </w:r>
       <w:r>
         <w:t xml:space="preserve"> </w:t>
@@ -5996,7 +9694,27 @@
           <w:sz w:val="18"/>
           <w:szCs w:val="18"/>
         </w:rPr>
-        <w:t xml:space="preserve">{% if </w:t>
+        <w:t xml:space="preserve">{% </w:t>
+      </w:r>
+      <w:proofErr w:type="spellStart"/>
+      <w:r>
+        <w:rPr>
+          <w:rFonts w:ascii="Consolas" w:hAnsi="Consolas"/>
+          <w:color w:val="00B050"/>
+          <w:sz w:val="18"/>
+          <w:szCs w:val="18"/>
+        </w:rPr>
+        <w:t>if</w:t>
+      </w:r>
+      <w:proofErr w:type="spellEnd"/>
+      <w:r>
+        <w:rPr>
+          <w:rFonts w:ascii="Consolas" w:hAnsi="Consolas"/>
+          <w:color w:val="00B050"/>
+          <w:sz w:val="18"/>
+          <w:szCs w:val="18"/>
+        </w:rPr>
+        <w:t xml:space="preserve"> </w:t>
       </w:r>
       <w:r>
         <w:rPr>
@@ -6014,19 +9732,53 @@
           <w:sz w:val="18"/>
           <w:szCs w:val="18"/>
         </w:rPr>
-        <w:t>_ANREDE == "Herr" %}</w:t>
-      </w:r>
-      <w:r>
-        <w:t>Der Einsprechende</w:t>
-      </w:r>
-      <w:r>
-        <w:rPr>
-          <w:rFonts w:ascii="Consolas" w:hAnsi="Consolas"/>
-          <w:color w:val="00B050"/>
-          <w:sz w:val="18"/>
-          <w:szCs w:val="18"/>
-        </w:rPr>
-        <w:t xml:space="preserve">{% elif </w:t>
+        <w:t xml:space="preserve">_ANREDE == "Herr" </w:t>
+      </w:r>
+      <w:proofErr w:type="gramStart"/>
+      <w:r>
+        <w:rPr>
+          <w:rFonts w:ascii="Consolas" w:hAnsi="Consolas"/>
+          <w:color w:val="00B050"/>
+          <w:sz w:val="18"/>
+          <w:szCs w:val="18"/>
+        </w:rPr>
+        <w:t>%}</w:t>
+      </w:r>
+      <w:r>
+        <w:t>Der</w:t>
+      </w:r>
+      <w:proofErr w:type="gramEnd"/>
+      <w:r>
+        <w:t xml:space="preserve"> Einsprechende</w:t>
+      </w:r>
+      <w:r>
+        <w:rPr>
+          <w:rFonts w:ascii="Consolas" w:hAnsi="Consolas"/>
+          <w:color w:val="00B050"/>
+          <w:sz w:val="18"/>
+          <w:szCs w:val="18"/>
+        </w:rPr>
+        <w:t xml:space="preserve">{% </w:t>
+      </w:r>
+      <w:proofErr w:type="spellStart"/>
+      <w:r>
+        <w:rPr>
+          <w:rFonts w:ascii="Consolas" w:hAnsi="Consolas"/>
+          <w:color w:val="00B050"/>
+          <w:sz w:val="18"/>
+          <w:szCs w:val="18"/>
+        </w:rPr>
+        <w:t>elif</w:t>
+      </w:r>
+      <w:proofErr w:type="spellEnd"/>
+      <w:r>
+        <w:rPr>
+          <w:rFonts w:ascii="Consolas" w:hAnsi="Consolas"/>
+          <w:color w:val="00B050"/>
+          <w:sz w:val="18"/>
+          <w:szCs w:val="18"/>
+        </w:rPr>
+        <w:t xml:space="preserve"> </w:t>
       </w:r>
       <w:r>
         <w:rPr>
@@ -6056,7 +9808,27 @@
           <w:sz w:val="18"/>
           <w:szCs w:val="18"/>
         </w:rPr>
-        <w:t>{% else %}</w:t>
+        <w:t xml:space="preserve">{% </w:t>
+      </w:r>
+      <w:proofErr w:type="spellStart"/>
+      <w:r>
+        <w:rPr>
+          <w:rFonts w:ascii="Consolas" w:hAnsi="Consolas"/>
+          <w:color w:val="00B050"/>
+          <w:sz w:val="18"/>
+          <w:szCs w:val="18"/>
+        </w:rPr>
+        <w:t>else</w:t>
+      </w:r>
+      <w:proofErr w:type="spellEnd"/>
+      <w:r>
+        <w:rPr>
+          <w:rFonts w:ascii="Consolas" w:hAnsi="Consolas"/>
+          <w:color w:val="00B050"/>
+          <w:sz w:val="18"/>
+          <w:szCs w:val="18"/>
+        </w:rPr>
+        <w:t xml:space="preserve"> %}</w:t>
       </w:r>
       <w:r>
         <w:t>Der/die Einsprechende</w:t>
@@ -6068,7 +9840,27 @@
           <w:sz w:val="18"/>
           <w:szCs w:val="18"/>
         </w:rPr>
-        <w:t>{% endif %}</w:t>
+        <w:t xml:space="preserve">{% </w:t>
+      </w:r>
+      <w:proofErr w:type="spellStart"/>
+      <w:r>
+        <w:rPr>
+          <w:rFonts w:ascii="Consolas" w:hAnsi="Consolas"/>
+          <w:color w:val="00B050"/>
+          <w:sz w:val="18"/>
+          <w:szCs w:val="18"/>
+        </w:rPr>
+        <w:t>endif</w:t>
+      </w:r>
+      <w:proofErr w:type="spellEnd"/>
+      <w:r>
+        <w:rPr>
+          <w:rFonts w:ascii="Consolas" w:hAnsi="Consolas"/>
+          <w:color w:val="00B050"/>
+          <w:sz w:val="18"/>
+          <w:szCs w:val="18"/>
+        </w:rPr>
+        <w:t xml:space="preserve"> %}</w:t>
       </w:r>
       <w:r>
         <w:rPr>
@@ -6152,7 +9944,27 @@
           <w:sz w:val="18"/>
           <w:szCs w:val="18"/>
         </w:rPr>
-        <w:t xml:space="preserve">{% if </w:t>
+        <w:t xml:space="preserve">{% </w:t>
+      </w:r>
+      <w:proofErr w:type="spellStart"/>
+      <w:r>
+        <w:rPr>
+          <w:rFonts w:ascii="Consolas" w:hAnsi="Consolas"/>
+          <w:color w:val="00B050"/>
+          <w:sz w:val="18"/>
+          <w:szCs w:val="18"/>
+        </w:rPr>
+        <w:t>if</w:t>
+      </w:r>
+      <w:proofErr w:type="spellEnd"/>
+      <w:r>
+        <w:rPr>
+          <w:rFonts w:ascii="Consolas" w:hAnsi="Consolas"/>
+          <w:color w:val="00B050"/>
+          <w:sz w:val="18"/>
+          <w:szCs w:val="18"/>
+        </w:rPr>
+        <w:t xml:space="preserve"> </w:t>
       </w:r>
       <w:r>
         <w:rPr>
@@ -6170,19 +9982,53 @@
           <w:sz w:val="18"/>
           <w:szCs w:val="18"/>
         </w:rPr>
-        <w:t>_ANREDE == "Herr" %}</w:t>
-      </w:r>
-      <w:r>
-        <w:t>Der Bauherr</w:t>
-      </w:r>
-      <w:r>
-        <w:rPr>
-          <w:rFonts w:ascii="Consolas" w:hAnsi="Consolas"/>
-          <w:color w:val="00B050"/>
-          <w:sz w:val="18"/>
-          <w:szCs w:val="18"/>
-        </w:rPr>
-        <w:t xml:space="preserve">{% elif </w:t>
+        <w:t xml:space="preserve">_ANREDE == "Herr" </w:t>
+      </w:r>
+      <w:proofErr w:type="gramStart"/>
+      <w:r>
+        <w:rPr>
+          <w:rFonts w:ascii="Consolas" w:hAnsi="Consolas"/>
+          <w:color w:val="00B050"/>
+          <w:sz w:val="18"/>
+          <w:szCs w:val="18"/>
+        </w:rPr>
+        <w:t>%}</w:t>
+      </w:r>
+      <w:r>
+        <w:t>Der</w:t>
+      </w:r>
+      <w:proofErr w:type="gramEnd"/>
+      <w:r>
+        <w:t xml:space="preserve"> Bauherr</w:t>
+      </w:r>
+      <w:r>
+        <w:rPr>
+          <w:rFonts w:ascii="Consolas" w:hAnsi="Consolas"/>
+          <w:color w:val="00B050"/>
+          <w:sz w:val="18"/>
+          <w:szCs w:val="18"/>
+        </w:rPr>
+        <w:t xml:space="preserve">{% </w:t>
+      </w:r>
+      <w:proofErr w:type="spellStart"/>
+      <w:r>
+        <w:rPr>
+          <w:rFonts w:ascii="Consolas" w:hAnsi="Consolas"/>
+          <w:color w:val="00B050"/>
+          <w:sz w:val="18"/>
+          <w:szCs w:val="18"/>
+        </w:rPr>
+        <w:t>elif</w:t>
+      </w:r>
+      <w:proofErr w:type="spellEnd"/>
+      <w:r>
+        <w:rPr>
+          <w:rFonts w:ascii="Consolas" w:hAnsi="Consolas"/>
+          <w:color w:val="00B050"/>
+          <w:sz w:val="18"/>
+          <w:szCs w:val="18"/>
+        </w:rPr>
+        <w:t xml:space="preserve"> </w:t>
       </w:r>
       <w:r>
         <w:rPr>
@@ -6215,7 +10061,27 @@
           <w:sz w:val="18"/>
           <w:szCs w:val="18"/>
         </w:rPr>
-        <w:t>{% else %}</w:t>
+        <w:t xml:space="preserve">{% </w:t>
+      </w:r>
+      <w:proofErr w:type="spellStart"/>
+      <w:r>
+        <w:rPr>
+          <w:rFonts w:ascii="Consolas" w:hAnsi="Consolas"/>
+          <w:color w:val="00B050"/>
+          <w:sz w:val="18"/>
+          <w:szCs w:val="18"/>
+        </w:rPr>
+        <w:t>else</w:t>
+      </w:r>
+      <w:proofErr w:type="spellEnd"/>
+      <w:r>
+        <w:rPr>
+          <w:rFonts w:ascii="Consolas" w:hAnsi="Consolas"/>
+          <w:color w:val="00B050"/>
+          <w:sz w:val="18"/>
+          <w:szCs w:val="18"/>
+        </w:rPr>
+        <w:t xml:space="preserve"> %}</w:t>
       </w:r>
       <w:r>
         <w:t>Der/Die Bauherr</w:t>
@@ -6230,7 +10096,27 @@
           <w:sz w:val="18"/>
           <w:szCs w:val="18"/>
         </w:rPr>
-        <w:t>{% endif %}</w:t>
+        <w:t xml:space="preserve">{% </w:t>
+      </w:r>
+      <w:proofErr w:type="spellStart"/>
+      <w:r>
+        <w:rPr>
+          <w:rFonts w:ascii="Consolas" w:hAnsi="Consolas"/>
+          <w:color w:val="00B050"/>
+          <w:sz w:val="18"/>
+          <w:szCs w:val="18"/>
+        </w:rPr>
+        <w:t>endif</w:t>
+      </w:r>
+      <w:proofErr w:type="spellEnd"/>
+      <w:r>
+        <w:rPr>
+          <w:rFonts w:ascii="Consolas" w:hAnsi="Consolas"/>
+          <w:color w:val="00B050"/>
+          <w:sz w:val="18"/>
+          <w:szCs w:val="18"/>
+        </w:rPr>
+        <w:t xml:space="preserve"> %}</w:t>
       </w:r>
       <w:r>
         <w:t xml:space="preserve"> </w:t>
@@ -6331,7 +10217,27 @@
           <w:sz w:val="18"/>
           <w:szCs w:val="18"/>
         </w:rPr>
-        <w:t>{%p endif %}</w:t>
+        <w:t xml:space="preserve">{%p </w:t>
+      </w:r>
+      <w:proofErr w:type="spellStart"/>
+      <w:r>
+        <w:rPr>
+          <w:rFonts w:ascii="Consolas" w:hAnsi="Consolas"/>
+          <w:color w:val="00B050"/>
+          <w:sz w:val="18"/>
+          <w:szCs w:val="18"/>
+        </w:rPr>
+        <w:t>endif</w:t>
+      </w:r>
+      <w:proofErr w:type="spellEnd"/>
+      <w:r>
+        <w:rPr>
+          <w:rFonts w:ascii="Consolas" w:hAnsi="Consolas"/>
+          <w:color w:val="00B050"/>
+          <w:sz w:val="18"/>
+          <w:szCs w:val="18"/>
+        </w:rPr>
+        <w:t xml:space="preserve"> %}</w:t>
       </w:r>
     </w:p>
     <w:p>
@@ -6350,7 +10256,27 @@
           <w:sz w:val="18"/>
           <w:szCs w:val="18"/>
         </w:rPr>
-        <w:t>{%p else %}</w:t>
+        <w:t xml:space="preserve">{%p </w:t>
+      </w:r>
+      <w:proofErr w:type="spellStart"/>
+      <w:r>
+        <w:rPr>
+          <w:rFonts w:ascii="Consolas" w:hAnsi="Consolas"/>
+          <w:color w:val="00B050"/>
+          <w:sz w:val="18"/>
+          <w:szCs w:val="18"/>
+        </w:rPr>
+        <w:t>else</w:t>
+      </w:r>
+      <w:proofErr w:type="spellEnd"/>
+      <w:r>
+        <w:rPr>
+          <w:rFonts w:ascii="Consolas" w:hAnsi="Consolas"/>
+          <w:color w:val="00B050"/>
+          <w:sz w:val="18"/>
+          <w:szCs w:val="18"/>
+        </w:rPr>
+        <w:t xml:space="preserve"> %}</w:t>
       </w:r>
     </w:p>
     <w:p>
@@ -6363,12 +10289,21 @@
       <w:r>
         <w:t xml:space="preserve">von </w:t>
       </w:r>
+      <w:proofErr w:type="gramStart"/>
       <w:r>
         <w:rPr>
           <w:rStyle w:val="PlatzhalterZchn"/>
           <w:rFonts w:eastAsiaTheme="majorEastAsia"/>
         </w:rPr>
-        <w:t>{{ E.EINSPRECHER_NAME }}</w:t>
+        <w:t>{{ E.EINSPRECHER</w:t>
+      </w:r>
+      <w:proofErr w:type="gramEnd"/>
+      <w:r>
+        <w:rPr>
+          <w:rStyle w:val="PlatzhalterZchn"/>
+          <w:rFonts w:eastAsiaTheme="majorEastAsia"/>
+        </w:rPr>
+        <w:t>_NAME }}</w:t>
       </w:r>
       <w:r>
         <w:t xml:space="preserve">, </w:t>
@@ -6418,11 +10353,19 @@
       <w:r>
         <w:t xml:space="preserve"> </w:t>
       </w:r>
+      <w:proofErr w:type="gramStart"/>
       <w:r>
         <w:rPr>
           <w:rStyle w:val="PlatzhalterZchn"/>
         </w:rPr>
-        <w:t>{{ LEITBEHOERDE_NAME_KURZ }}</w:t>
+        <w:t>{{ LEITBEHOERDE</w:t>
+      </w:r>
+      <w:proofErr w:type="gramEnd"/>
+      <w:r>
+        <w:rPr>
+          <w:rStyle w:val="PlatzhalterZchn"/>
+        </w:rPr>
+        <w:t>_NAME_KURZ }}</w:t>
       </w:r>
       <w:r>
         <w:t xml:space="preserve"> ist zuständig für die Beurteilung von Baugesuchen und damit zusammenhängende Einsprachen.</w:t>
@@ -6432,11 +10375,19 @@
       <w:r>
         <w:t xml:space="preserve">Die Einsprache von </w:t>
       </w:r>
+      <w:proofErr w:type="gramStart"/>
       <w:r>
         <w:rPr>
           <w:rStyle w:val="PlatzhalterZchn"/>
         </w:rPr>
-        <w:t>{{ E.EINSPRECHER_NAME }}</w:t>
+        <w:t>{{ E.EINSPRECHER</w:t>
+      </w:r>
+      <w:proofErr w:type="gramEnd"/>
+      <w:r>
+        <w:rPr>
+          <w:rStyle w:val="PlatzhalterZchn"/>
+        </w:rPr>
+        <w:t>_NAME }}</w:t>
       </w:r>
       <w:r>
         <w:rPr>
@@ -6465,7 +10416,27 @@
           <w:sz w:val="18"/>
           <w:szCs w:val="18"/>
         </w:rPr>
-        <w:t xml:space="preserve">{% if </w:t>
+        <w:t xml:space="preserve">{% </w:t>
+      </w:r>
+      <w:proofErr w:type="spellStart"/>
+      <w:r>
+        <w:rPr>
+          <w:rFonts w:ascii="Consolas" w:hAnsi="Consolas"/>
+          <w:color w:val="00B050"/>
+          <w:sz w:val="18"/>
+          <w:szCs w:val="18"/>
+        </w:rPr>
+        <w:t>if</w:t>
+      </w:r>
+      <w:proofErr w:type="spellEnd"/>
+      <w:r>
+        <w:rPr>
+          <w:rFonts w:ascii="Consolas" w:hAnsi="Consolas"/>
+          <w:color w:val="00B050"/>
+          <w:sz w:val="18"/>
+          <w:szCs w:val="18"/>
+        </w:rPr>
+        <w:t xml:space="preserve"> </w:t>
       </w:r>
       <w:r>
         <w:rPr>
@@ -6495,7 +10466,27 @@
           <w:sz w:val="18"/>
           <w:szCs w:val="18"/>
         </w:rPr>
-        <w:t xml:space="preserve">{% elif </w:t>
+        <w:t xml:space="preserve">{% </w:t>
+      </w:r>
+      <w:proofErr w:type="spellStart"/>
+      <w:r>
+        <w:rPr>
+          <w:rFonts w:ascii="Consolas" w:hAnsi="Consolas"/>
+          <w:color w:val="00B050"/>
+          <w:sz w:val="18"/>
+          <w:szCs w:val="18"/>
+        </w:rPr>
+        <w:t>elif</w:t>
+      </w:r>
+      <w:proofErr w:type="spellEnd"/>
+      <w:r>
+        <w:rPr>
+          <w:rFonts w:ascii="Consolas" w:hAnsi="Consolas"/>
+          <w:color w:val="00B050"/>
+          <w:sz w:val="18"/>
+          <w:szCs w:val="18"/>
+        </w:rPr>
+        <w:t xml:space="preserve"> </w:t>
       </w:r>
       <w:r>
         <w:rPr>
@@ -6525,7 +10516,27 @@
           <w:sz w:val="18"/>
           <w:szCs w:val="18"/>
         </w:rPr>
-        <w:t>{% else %}</w:t>
+        <w:t xml:space="preserve">{% </w:t>
+      </w:r>
+      <w:proofErr w:type="spellStart"/>
+      <w:r>
+        <w:rPr>
+          <w:rFonts w:ascii="Consolas" w:hAnsi="Consolas"/>
+          <w:color w:val="00B050"/>
+          <w:sz w:val="18"/>
+          <w:szCs w:val="18"/>
+        </w:rPr>
+        <w:t>else</w:t>
+      </w:r>
+      <w:proofErr w:type="spellEnd"/>
+      <w:r>
+        <w:rPr>
+          <w:rFonts w:ascii="Consolas" w:hAnsi="Consolas"/>
+          <w:color w:val="00B050"/>
+          <w:sz w:val="18"/>
+          <w:szCs w:val="18"/>
+        </w:rPr>
+        <w:t xml:space="preserve"> %}</w:t>
       </w:r>
       <w:r>
         <w:t>Der/die Einsprechende</w:t>
@@ -6537,7 +10548,27 @@
           <w:sz w:val="18"/>
           <w:szCs w:val="18"/>
         </w:rPr>
-        <w:t>{% endif %}</w:t>
+        <w:t xml:space="preserve">{% </w:t>
+      </w:r>
+      <w:proofErr w:type="spellStart"/>
+      <w:r>
+        <w:rPr>
+          <w:rFonts w:ascii="Consolas" w:hAnsi="Consolas"/>
+          <w:color w:val="00B050"/>
+          <w:sz w:val="18"/>
+          <w:szCs w:val="18"/>
+        </w:rPr>
+        <w:t>endif</w:t>
+      </w:r>
+      <w:proofErr w:type="spellEnd"/>
+      <w:r>
+        <w:rPr>
+          <w:rFonts w:ascii="Consolas" w:hAnsi="Consolas"/>
+          <w:color w:val="00B050"/>
+          <w:sz w:val="18"/>
+          <w:szCs w:val="18"/>
+        </w:rPr>
+        <w:t xml:space="preserve"> %}</w:t>
       </w:r>
       <w:r>
         <w:t xml:space="preserve"> </w:t>
@@ -6564,7 +10595,27 @@
           <w:sz w:val="18"/>
           <w:szCs w:val="18"/>
         </w:rPr>
-        <w:t>{% if E.EINSPRECHER_ANREDE == "Herr" %}</w:t>
+        <w:t xml:space="preserve">{% </w:t>
+      </w:r>
+      <w:proofErr w:type="spellStart"/>
+      <w:r>
+        <w:rPr>
+          <w:rFonts w:ascii="Consolas" w:hAnsi="Consolas"/>
+          <w:color w:val="00B050"/>
+          <w:sz w:val="18"/>
+          <w:szCs w:val="18"/>
+        </w:rPr>
+        <w:t>if</w:t>
+      </w:r>
+      <w:proofErr w:type="spellEnd"/>
+      <w:r>
+        <w:rPr>
+          <w:rFonts w:ascii="Consolas" w:hAnsi="Consolas"/>
+          <w:color w:val="00B050"/>
+          <w:sz w:val="18"/>
+          <w:szCs w:val="18"/>
+        </w:rPr>
+        <w:t xml:space="preserve"> E.EINSPRECHER_ANREDE == "Herr" %}</w:t>
       </w:r>
       <w:r>
         <w:t>Eigentümer</w:t>
@@ -6576,7 +10627,27 @@
           <w:sz w:val="18"/>
           <w:szCs w:val="18"/>
         </w:rPr>
-        <w:t>{% elif E.EINSPRECHER_ANREDE == "Frau" %}</w:t>
+        <w:t xml:space="preserve">{% </w:t>
+      </w:r>
+      <w:proofErr w:type="spellStart"/>
+      <w:r>
+        <w:rPr>
+          <w:rFonts w:ascii="Consolas" w:hAnsi="Consolas"/>
+          <w:color w:val="00B050"/>
+          <w:sz w:val="18"/>
+          <w:szCs w:val="18"/>
+        </w:rPr>
+        <w:t>elif</w:t>
+      </w:r>
+      <w:proofErr w:type="spellEnd"/>
+      <w:r>
+        <w:rPr>
+          <w:rFonts w:ascii="Consolas" w:hAnsi="Consolas"/>
+          <w:color w:val="00B050"/>
+          <w:sz w:val="18"/>
+          <w:szCs w:val="18"/>
+        </w:rPr>
+        <w:t xml:space="preserve"> E.EINSPRECHER_ANREDE == "Frau" %}</w:t>
       </w:r>
       <w:r>
         <w:t>Eigentümerin</w:t>
@@ -6588,7 +10659,27 @@
           <w:sz w:val="18"/>
           <w:szCs w:val="18"/>
         </w:rPr>
-        <w:t>{% else %}</w:t>
+        <w:t xml:space="preserve">{% </w:t>
+      </w:r>
+      <w:proofErr w:type="spellStart"/>
+      <w:r>
+        <w:rPr>
+          <w:rFonts w:ascii="Consolas" w:hAnsi="Consolas"/>
+          <w:color w:val="00B050"/>
+          <w:sz w:val="18"/>
+          <w:szCs w:val="18"/>
+        </w:rPr>
+        <w:t>else</w:t>
+      </w:r>
+      <w:proofErr w:type="spellEnd"/>
+      <w:r>
+        <w:rPr>
+          <w:rFonts w:ascii="Consolas" w:hAnsi="Consolas"/>
+          <w:color w:val="00B050"/>
+          <w:sz w:val="18"/>
+          <w:szCs w:val="18"/>
+        </w:rPr>
+        <w:t xml:space="preserve"> %}</w:t>
       </w:r>
       <w:r>
         <w:t>Eigentümer/in</w:t>
@@ -6600,7 +10691,27 @@
           <w:sz w:val="18"/>
           <w:szCs w:val="18"/>
         </w:rPr>
-        <w:t>{% endif %}</w:t>
+        <w:t xml:space="preserve">{% </w:t>
+      </w:r>
+      <w:proofErr w:type="spellStart"/>
+      <w:r>
+        <w:rPr>
+          <w:rFonts w:ascii="Consolas" w:hAnsi="Consolas"/>
+          <w:color w:val="00B050"/>
+          <w:sz w:val="18"/>
+          <w:szCs w:val="18"/>
+        </w:rPr>
+        <w:t>endif</w:t>
+      </w:r>
+      <w:proofErr w:type="spellEnd"/>
+      <w:r>
+        <w:rPr>
+          <w:rFonts w:ascii="Consolas" w:hAnsi="Consolas"/>
+          <w:color w:val="00B050"/>
+          <w:sz w:val="18"/>
+          <w:szCs w:val="18"/>
+        </w:rPr>
+        <w:t xml:space="preserve"> %}</w:t>
       </w:r>
       <w:r>
         <w:t xml:space="preserve"> </w:t>
@@ -6633,7 +10744,27 @@
           <w:sz w:val="18"/>
           <w:szCs w:val="18"/>
         </w:rPr>
-        <w:t>{% if E.EINSPRECHER_ANREDE == "Herr" %}</w:t>
+        <w:t xml:space="preserve">{% </w:t>
+      </w:r>
+      <w:proofErr w:type="spellStart"/>
+      <w:r>
+        <w:rPr>
+          <w:rFonts w:ascii="Consolas" w:hAnsi="Consolas"/>
+          <w:color w:val="00B050"/>
+          <w:sz w:val="18"/>
+          <w:szCs w:val="18"/>
+        </w:rPr>
+        <w:t>if</w:t>
+      </w:r>
+      <w:proofErr w:type="spellEnd"/>
+      <w:r>
+        <w:rPr>
+          <w:rFonts w:ascii="Consolas" w:hAnsi="Consolas"/>
+          <w:color w:val="00B050"/>
+          <w:sz w:val="18"/>
+          <w:szCs w:val="18"/>
+        </w:rPr>
+        <w:t xml:space="preserve"> E.EINSPRECHER_ANREDE == "Herr" %}</w:t>
       </w:r>
       <w:r>
         <w:t>Nachbar</w:t>
@@ -6645,7 +10776,27 @@
           <w:sz w:val="18"/>
           <w:szCs w:val="18"/>
         </w:rPr>
-        <w:t>{% elif E.EINSPRECHER_ANREDE == "Frau" %}</w:t>
+        <w:t xml:space="preserve">{% </w:t>
+      </w:r>
+      <w:proofErr w:type="spellStart"/>
+      <w:r>
+        <w:rPr>
+          <w:rFonts w:ascii="Consolas" w:hAnsi="Consolas"/>
+          <w:color w:val="00B050"/>
+          <w:sz w:val="18"/>
+          <w:szCs w:val="18"/>
+        </w:rPr>
+        <w:t>elif</w:t>
+      </w:r>
+      <w:proofErr w:type="spellEnd"/>
+      <w:r>
+        <w:rPr>
+          <w:rFonts w:ascii="Consolas" w:hAnsi="Consolas"/>
+          <w:color w:val="00B050"/>
+          <w:sz w:val="18"/>
+          <w:szCs w:val="18"/>
+        </w:rPr>
+        <w:t xml:space="preserve"> E.EINSPRECHER_ANREDE == "Frau" %}</w:t>
       </w:r>
       <w:r>
         <w:t>Nachbarin</w:t>
@@ -6657,7 +10808,27 @@
           <w:sz w:val="18"/>
           <w:szCs w:val="18"/>
         </w:rPr>
-        <w:t>{% else %}</w:t>
+        <w:t xml:space="preserve">{% </w:t>
+      </w:r>
+      <w:proofErr w:type="spellStart"/>
+      <w:r>
+        <w:rPr>
+          <w:rFonts w:ascii="Consolas" w:hAnsi="Consolas"/>
+          <w:color w:val="00B050"/>
+          <w:sz w:val="18"/>
+          <w:szCs w:val="18"/>
+        </w:rPr>
+        <w:t>else</w:t>
+      </w:r>
+      <w:proofErr w:type="spellEnd"/>
+      <w:r>
+        <w:rPr>
+          <w:rFonts w:ascii="Consolas" w:hAnsi="Consolas"/>
+          <w:color w:val="00B050"/>
+          <w:sz w:val="18"/>
+          <w:szCs w:val="18"/>
+        </w:rPr>
+        <w:t xml:space="preserve"> %}</w:t>
       </w:r>
       <w:r>
         <w:t>Nachbar/in</w:t>
@@ -6669,7 +10840,27 @@
           <w:sz w:val="18"/>
           <w:szCs w:val="18"/>
         </w:rPr>
-        <w:t>{% endif %}</w:t>
+        <w:t xml:space="preserve">{% </w:t>
+      </w:r>
+      <w:proofErr w:type="spellStart"/>
+      <w:r>
+        <w:rPr>
+          <w:rFonts w:ascii="Consolas" w:hAnsi="Consolas"/>
+          <w:color w:val="00B050"/>
+          <w:sz w:val="18"/>
+          <w:szCs w:val="18"/>
+        </w:rPr>
+        <w:t>endif</w:t>
+      </w:r>
+      <w:proofErr w:type="spellEnd"/>
+      <w:r>
+        <w:rPr>
+          <w:rFonts w:ascii="Consolas" w:hAnsi="Consolas"/>
+          <w:color w:val="00B050"/>
+          <w:sz w:val="18"/>
+          <w:szCs w:val="18"/>
+        </w:rPr>
+        <w:t xml:space="preserve"> %}</w:t>
       </w:r>
       <w:r>
         <w:t xml:space="preserve"> </w:t>
@@ -6729,7 +10920,27 @@
           <w:sz w:val="18"/>
           <w:szCs w:val="18"/>
         </w:rPr>
-        <w:t xml:space="preserve">{% if </w:t>
+        <w:t xml:space="preserve">{% </w:t>
+      </w:r>
+      <w:proofErr w:type="spellStart"/>
+      <w:r>
+        <w:rPr>
+          <w:rFonts w:ascii="Consolas" w:hAnsi="Consolas"/>
+          <w:color w:val="00B050"/>
+          <w:sz w:val="18"/>
+          <w:szCs w:val="18"/>
+        </w:rPr>
+        <w:t>if</w:t>
+      </w:r>
+      <w:proofErr w:type="spellEnd"/>
+      <w:r>
+        <w:rPr>
+          <w:rFonts w:ascii="Consolas" w:hAnsi="Consolas"/>
+          <w:color w:val="00B050"/>
+          <w:sz w:val="18"/>
+          <w:szCs w:val="18"/>
+        </w:rPr>
+        <w:t xml:space="preserve"> </w:t>
       </w:r>
       <w:r>
         <w:rPr>
@@ -6747,19 +10958,53 @@
           <w:sz w:val="18"/>
           <w:szCs w:val="18"/>
         </w:rPr>
-        <w:t>_ANREDE == "Herr" %}</w:t>
-      </w:r>
-      <w:r>
-        <w:t>Der Einsprechende</w:t>
-      </w:r>
-      <w:r>
-        <w:rPr>
-          <w:rFonts w:ascii="Consolas" w:hAnsi="Consolas"/>
-          <w:color w:val="00B050"/>
-          <w:sz w:val="18"/>
-          <w:szCs w:val="18"/>
-        </w:rPr>
-        <w:t xml:space="preserve">{% elif </w:t>
+        <w:t xml:space="preserve">_ANREDE == "Herr" </w:t>
+      </w:r>
+      <w:proofErr w:type="gramStart"/>
+      <w:r>
+        <w:rPr>
+          <w:rFonts w:ascii="Consolas" w:hAnsi="Consolas"/>
+          <w:color w:val="00B050"/>
+          <w:sz w:val="18"/>
+          <w:szCs w:val="18"/>
+        </w:rPr>
+        <w:t>%}</w:t>
+      </w:r>
+      <w:r>
+        <w:t>Der</w:t>
+      </w:r>
+      <w:proofErr w:type="gramEnd"/>
+      <w:r>
+        <w:t xml:space="preserve"> Einsprechende</w:t>
+      </w:r>
+      <w:r>
+        <w:rPr>
+          <w:rFonts w:ascii="Consolas" w:hAnsi="Consolas"/>
+          <w:color w:val="00B050"/>
+          <w:sz w:val="18"/>
+          <w:szCs w:val="18"/>
+        </w:rPr>
+        <w:t xml:space="preserve">{% </w:t>
+      </w:r>
+      <w:proofErr w:type="spellStart"/>
+      <w:r>
+        <w:rPr>
+          <w:rFonts w:ascii="Consolas" w:hAnsi="Consolas"/>
+          <w:color w:val="00B050"/>
+          <w:sz w:val="18"/>
+          <w:szCs w:val="18"/>
+        </w:rPr>
+        <w:t>elif</w:t>
+      </w:r>
+      <w:proofErr w:type="spellEnd"/>
+      <w:r>
+        <w:rPr>
+          <w:rFonts w:ascii="Consolas" w:hAnsi="Consolas"/>
+          <w:color w:val="00B050"/>
+          <w:sz w:val="18"/>
+          <w:szCs w:val="18"/>
+        </w:rPr>
+        <w:t xml:space="preserve"> </w:t>
       </w:r>
       <w:r>
         <w:rPr>
@@ -6789,7 +11034,27 @@
           <w:sz w:val="18"/>
           <w:szCs w:val="18"/>
         </w:rPr>
-        <w:t>{% else %}</w:t>
+        <w:t xml:space="preserve">{% </w:t>
+      </w:r>
+      <w:proofErr w:type="spellStart"/>
+      <w:r>
+        <w:rPr>
+          <w:rFonts w:ascii="Consolas" w:hAnsi="Consolas"/>
+          <w:color w:val="00B050"/>
+          <w:sz w:val="18"/>
+          <w:szCs w:val="18"/>
+        </w:rPr>
+        <w:t>else</w:t>
+      </w:r>
+      <w:proofErr w:type="spellEnd"/>
+      <w:r>
+        <w:rPr>
+          <w:rFonts w:ascii="Consolas" w:hAnsi="Consolas"/>
+          <w:color w:val="00B050"/>
+          <w:sz w:val="18"/>
+          <w:szCs w:val="18"/>
+        </w:rPr>
+        <w:t xml:space="preserve"> %}</w:t>
       </w:r>
       <w:r>
         <w:t>Der/die Einsprechende</w:t>
@@ -6801,7 +11066,27 @@
           <w:sz w:val="18"/>
           <w:szCs w:val="18"/>
         </w:rPr>
-        <w:t>{% endif %}</w:t>
+        <w:t xml:space="preserve">{% </w:t>
+      </w:r>
+      <w:proofErr w:type="spellStart"/>
+      <w:r>
+        <w:rPr>
+          <w:rFonts w:ascii="Consolas" w:hAnsi="Consolas"/>
+          <w:color w:val="00B050"/>
+          <w:sz w:val="18"/>
+          <w:szCs w:val="18"/>
+        </w:rPr>
+        <w:t>endif</w:t>
+      </w:r>
+      <w:proofErr w:type="spellEnd"/>
+      <w:r>
+        <w:rPr>
+          <w:rFonts w:ascii="Consolas" w:hAnsi="Consolas"/>
+          <w:color w:val="00B050"/>
+          <w:sz w:val="18"/>
+          <w:szCs w:val="18"/>
+        </w:rPr>
+        <w:t xml:space="preserve"> %}</w:t>
       </w:r>
       <w:r>
         <w:rPr>
@@ -6849,7 +11134,27 @@
           <w:sz w:val="18"/>
           <w:szCs w:val="18"/>
         </w:rPr>
-        <w:t xml:space="preserve">{% if </w:t>
+        <w:t xml:space="preserve">{% </w:t>
+      </w:r>
+      <w:proofErr w:type="spellStart"/>
+      <w:r>
+        <w:rPr>
+          <w:rFonts w:ascii="Consolas" w:hAnsi="Consolas"/>
+          <w:color w:val="00B050"/>
+          <w:sz w:val="18"/>
+          <w:szCs w:val="18"/>
+        </w:rPr>
+        <w:t>if</w:t>
+      </w:r>
+      <w:proofErr w:type="spellEnd"/>
+      <w:r>
+        <w:rPr>
+          <w:rFonts w:ascii="Consolas" w:hAnsi="Consolas"/>
+          <w:color w:val="00B050"/>
+          <w:sz w:val="18"/>
+          <w:szCs w:val="18"/>
+        </w:rPr>
+        <w:t xml:space="preserve"> </w:t>
       </w:r>
       <w:r>
         <w:rPr>
@@ -6867,19 +11172,53 @@
           <w:sz w:val="18"/>
           <w:szCs w:val="18"/>
         </w:rPr>
-        <w:t>_ANREDE == "Herr" %}</w:t>
-      </w:r>
-      <w:r>
-        <w:t>Der Bauherr</w:t>
-      </w:r>
-      <w:r>
-        <w:rPr>
-          <w:rFonts w:ascii="Consolas" w:hAnsi="Consolas"/>
-          <w:color w:val="00B050"/>
-          <w:sz w:val="18"/>
-          <w:szCs w:val="18"/>
-        </w:rPr>
-        <w:t xml:space="preserve">{% elif </w:t>
+        <w:t xml:space="preserve">_ANREDE == "Herr" </w:t>
+      </w:r>
+      <w:proofErr w:type="gramStart"/>
+      <w:r>
+        <w:rPr>
+          <w:rFonts w:ascii="Consolas" w:hAnsi="Consolas"/>
+          <w:color w:val="00B050"/>
+          <w:sz w:val="18"/>
+          <w:szCs w:val="18"/>
+        </w:rPr>
+        <w:t>%}</w:t>
+      </w:r>
+      <w:r>
+        <w:t>Der</w:t>
+      </w:r>
+      <w:proofErr w:type="gramEnd"/>
+      <w:r>
+        <w:t xml:space="preserve"> Bauherr</w:t>
+      </w:r>
+      <w:r>
+        <w:rPr>
+          <w:rFonts w:ascii="Consolas" w:hAnsi="Consolas"/>
+          <w:color w:val="00B050"/>
+          <w:sz w:val="18"/>
+          <w:szCs w:val="18"/>
+        </w:rPr>
+        <w:t xml:space="preserve">{% </w:t>
+      </w:r>
+      <w:proofErr w:type="spellStart"/>
+      <w:r>
+        <w:rPr>
+          <w:rFonts w:ascii="Consolas" w:hAnsi="Consolas"/>
+          <w:color w:val="00B050"/>
+          <w:sz w:val="18"/>
+          <w:szCs w:val="18"/>
+        </w:rPr>
+        <w:t>elif</w:t>
+      </w:r>
+      <w:proofErr w:type="spellEnd"/>
+      <w:r>
+        <w:rPr>
+          <w:rFonts w:ascii="Consolas" w:hAnsi="Consolas"/>
+          <w:color w:val="00B050"/>
+          <w:sz w:val="18"/>
+          <w:szCs w:val="18"/>
+        </w:rPr>
+        <w:t xml:space="preserve"> </w:t>
       </w:r>
       <w:r>
         <w:rPr>
@@ -6912,7 +11251,27 @@
           <w:sz w:val="18"/>
           <w:szCs w:val="18"/>
         </w:rPr>
-        <w:t>{% else %}</w:t>
+        <w:t xml:space="preserve">{% </w:t>
+      </w:r>
+      <w:proofErr w:type="spellStart"/>
+      <w:r>
+        <w:rPr>
+          <w:rFonts w:ascii="Consolas" w:hAnsi="Consolas"/>
+          <w:color w:val="00B050"/>
+          <w:sz w:val="18"/>
+          <w:szCs w:val="18"/>
+        </w:rPr>
+        <w:t>else</w:t>
+      </w:r>
+      <w:proofErr w:type="spellEnd"/>
+      <w:r>
+        <w:rPr>
+          <w:rFonts w:ascii="Consolas" w:hAnsi="Consolas"/>
+          <w:color w:val="00B050"/>
+          <w:sz w:val="18"/>
+          <w:szCs w:val="18"/>
+        </w:rPr>
+        <w:t xml:space="preserve"> %}</w:t>
       </w:r>
       <w:r>
         <w:t>Der/Die Bauherr</w:t>
@@ -6927,7 +11286,27 @@
           <w:sz w:val="18"/>
           <w:szCs w:val="18"/>
         </w:rPr>
-        <w:t>{% endif %}</w:t>
+        <w:t xml:space="preserve">{% </w:t>
+      </w:r>
+      <w:proofErr w:type="spellStart"/>
+      <w:r>
+        <w:rPr>
+          <w:rFonts w:ascii="Consolas" w:hAnsi="Consolas"/>
+          <w:color w:val="00B050"/>
+          <w:sz w:val="18"/>
+          <w:szCs w:val="18"/>
+        </w:rPr>
+        <w:t>endif</w:t>
+      </w:r>
+      <w:proofErr w:type="spellEnd"/>
+      <w:r>
+        <w:rPr>
+          <w:rFonts w:ascii="Consolas" w:hAnsi="Consolas"/>
+          <w:color w:val="00B050"/>
+          <w:sz w:val="18"/>
+          <w:szCs w:val="18"/>
+        </w:rPr>
+        <w:t xml:space="preserve"> %}</w:t>
       </w:r>
       <w:r>
         <w:t xml:space="preserve"> </w:t>
@@ -7008,7 +11387,27 @@
           <w:sz w:val="18"/>
           <w:szCs w:val="18"/>
         </w:rPr>
-        <w:t>{%p endif %}</w:t>
+        <w:t xml:space="preserve">{%p </w:t>
+      </w:r>
+      <w:proofErr w:type="spellStart"/>
+      <w:r>
+        <w:rPr>
+          <w:rFonts w:ascii="Consolas" w:hAnsi="Consolas"/>
+          <w:color w:val="00B050"/>
+          <w:sz w:val="18"/>
+          <w:szCs w:val="18"/>
+        </w:rPr>
+        <w:t>endif</w:t>
+      </w:r>
+      <w:proofErr w:type="spellEnd"/>
+      <w:r>
+        <w:rPr>
+          <w:rFonts w:ascii="Consolas" w:hAnsi="Consolas"/>
+          <w:color w:val="00B050"/>
+          <w:sz w:val="18"/>
+          <w:szCs w:val="18"/>
+        </w:rPr>
+        <w:t xml:space="preserve"> %}</w:t>
       </w:r>
     </w:p>
     <w:p>
@@ -7027,7 +11426,27 @@
           <w:sz w:val="18"/>
           <w:szCs w:val="18"/>
         </w:rPr>
-        <w:t>{%p endfor %}</w:t>
+        <w:t xml:space="preserve">{%p </w:t>
+      </w:r>
+      <w:proofErr w:type="spellStart"/>
+      <w:r>
+        <w:rPr>
+          <w:rFonts w:ascii="Consolas" w:hAnsi="Consolas"/>
+          <w:color w:val="00B050"/>
+          <w:sz w:val="18"/>
+          <w:szCs w:val="18"/>
+        </w:rPr>
+        <w:t>endfor</w:t>
+      </w:r>
+      <w:proofErr w:type="spellEnd"/>
+      <w:r>
+        <w:rPr>
+          <w:rFonts w:ascii="Consolas" w:hAnsi="Consolas"/>
+          <w:color w:val="00B050"/>
+          <w:sz w:val="18"/>
+          <w:szCs w:val="18"/>
+        </w:rPr>
+        <w:t xml:space="preserve"> %}</w:t>
       </w:r>
     </w:p>
     <w:p>
@@ -7046,7 +11465,27 @@
           <w:sz w:val="18"/>
           <w:szCs w:val="18"/>
         </w:rPr>
-        <w:t>{%p endfor %}</w:t>
+        <w:t xml:space="preserve">{%p </w:t>
+      </w:r>
+      <w:proofErr w:type="spellStart"/>
+      <w:r>
+        <w:rPr>
+          <w:rFonts w:ascii="Consolas" w:hAnsi="Consolas"/>
+          <w:color w:val="00B050"/>
+          <w:sz w:val="18"/>
+          <w:szCs w:val="18"/>
+        </w:rPr>
+        <w:t>endfor</w:t>
+      </w:r>
+      <w:proofErr w:type="spellEnd"/>
+      <w:r>
+        <w:rPr>
+          <w:rFonts w:ascii="Consolas" w:hAnsi="Consolas"/>
+          <w:color w:val="00B050"/>
+          <w:sz w:val="18"/>
+          <w:szCs w:val="18"/>
+        </w:rPr>
+        <w:t xml:space="preserve"> %}</w:t>
       </w:r>
     </w:p>
     <w:p>
@@ -7065,7 +11504,27 @@
           <w:sz w:val="18"/>
           <w:szCs w:val="18"/>
         </w:rPr>
-        <w:t>{%p else %}</w:t>
+        <w:t xml:space="preserve">{%p </w:t>
+      </w:r>
+      <w:proofErr w:type="spellStart"/>
+      <w:r>
+        <w:rPr>
+          <w:rFonts w:ascii="Consolas" w:hAnsi="Consolas"/>
+          <w:color w:val="00B050"/>
+          <w:sz w:val="18"/>
+          <w:szCs w:val="18"/>
+        </w:rPr>
+        <w:t>else</w:t>
+      </w:r>
+      <w:proofErr w:type="spellEnd"/>
+      <w:r>
+        <w:rPr>
+          <w:rFonts w:ascii="Consolas" w:hAnsi="Consolas"/>
+          <w:color w:val="00B050"/>
+          <w:sz w:val="18"/>
+          <w:szCs w:val="18"/>
+        </w:rPr>
+        <w:t xml:space="preserve"> %}</w:t>
       </w:r>
     </w:p>
     <w:p>
@@ -7092,7 +11551,27 @@
           <w:sz w:val="18"/>
           <w:szCs w:val="18"/>
         </w:rPr>
-        <w:t>{%p endif %}</w:t>
+        <w:t xml:space="preserve">{%p </w:t>
+      </w:r>
+      <w:proofErr w:type="spellStart"/>
+      <w:r>
+        <w:rPr>
+          <w:rFonts w:ascii="Consolas" w:hAnsi="Consolas"/>
+          <w:color w:val="00B050"/>
+          <w:sz w:val="18"/>
+          <w:szCs w:val="18"/>
+        </w:rPr>
+        <w:t>endif</w:t>
+      </w:r>
+      <w:proofErr w:type="spellEnd"/>
+      <w:r>
+        <w:rPr>
+          <w:rFonts w:ascii="Consolas" w:hAnsi="Consolas"/>
+          <w:color w:val="00B050"/>
+          <w:sz w:val="18"/>
+          <w:szCs w:val="18"/>
+        </w:rPr>
+        <w:t xml:space="preserve"> %}</w:t>
       </w:r>
     </w:p>
     <w:p>
@@ -7114,7 +11593,15 @@
         <w:t>(</w:t>
       </w:r>
       <w:r>
-        <w:t>Achtung: Auferlegung von Kosten aus dem Einspracheverfahren an Einspreche</w:t>
+        <w:t xml:space="preserve">Achtung: Auferlegung von Kosten aus dem </w:t>
+      </w:r>
+      <w:proofErr w:type="spellStart"/>
+      <w:r>
+        <w:t>Einspracheverfahren</w:t>
+      </w:r>
+      <w:proofErr w:type="spellEnd"/>
+      <w:r>
+        <w:t xml:space="preserve"> an Einspreche</w:t>
       </w:r>
       <w:r>
         <w:t>n</w:t>
@@ -7168,6 +11655,7 @@
       <w:r>
         <w:t xml:space="preserve"> </w:t>
       </w:r>
+      <w:proofErr w:type="gramStart"/>
       <w:r>
         <w:rPr>
           <w:rStyle w:val="PlatzhalterZchn"/>
@@ -7180,6 +11668,7 @@
         </w:rPr>
         <w:t>GEMEINDE</w:t>
       </w:r>
+      <w:proofErr w:type="gramEnd"/>
       <w:r>
         <w:rPr>
           <w:rStyle w:val="PlatzhalterZchn"/>
@@ -7207,7 +11696,27 @@
           <w:sz w:val="18"/>
           <w:szCs w:val="18"/>
         </w:rPr>
-        <w:t>{%p if EINSPRACHEN %}</w:t>
+        <w:t xml:space="preserve">{%p </w:t>
+      </w:r>
+      <w:proofErr w:type="spellStart"/>
+      <w:r>
+        <w:rPr>
+          <w:rFonts w:ascii="Consolas" w:hAnsi="Consolas"/>
+          <w:color w:val="00B050"/>
+          <w:sz w:val="18"/>
+          <w:szCs w:val="18"/>
+        </w:rPr>
+        <w:t>if</w:t>
+      </w:r>
+      <w:proofErr w:type="spellEnd"/>
+      <w:r>
+        <w:rPr>
+          <w:rFonts w:ascii="Consolas" w:hAnsi="Consolas"/>
+          <w:color w:val="00B050"/>
+          <w:sz w:val="18"/>
+          <w:szCs w:val="18"/>
+        </w:rPr>
+        <w:t xml:space="preserve"> EINSPRACHEN %}</w:t>
       </w:r>
     </w:p>
     <w:p>
@@ -7226,7 +11735,27 @@
           <w:sz w:val="18"/>
           <w:szCs w:val="18"/>
         </w:rPr>
-        <w:t>{%p for E in EINSPRACHEN %}</w:t>
+        <w:t xml:space="preserve">{%p </w:t>
+      </w:r>
+      <w:proofErr w:type="spellStart"/>
+      <w:r>
+        <w:rPr>
+          <w:rFonts w:ascii="Consolas" w:hAnsi="Consolas"/>
+          <w:color w:val="00B050"/>
+          <w:sz w:val="18"/>
+          <w:szCs w:val="18"/>
+        </w:rPr>
+        <w:t>for</w:t>
+      </w:r>
+      <w:proofErr w:type="spellEnd"/>
+      <w:r>
+        <w:rPr>
+          <w:rFonts w:ascii="Consolas" w:hAnsi="Consolas"/>
+          <w:color w:val="00B050"/>
+          <w:sz w:val="18"/>
+          <w:szCs w:val="18"/>
+        </w:rPr>
+        <w:t xml:space="preserve"> E in EINSPRACHEN %}</w:t>
       </w:r>
     </w:p>
     <w:p>
@@ -7245,7 +11774,27 @@
           <w:sz w:val="18"/>
           <w:szCs w:val="18"/>
         </w:rPr>
-        <w:t>{%p for P in E.ALLE_EINSPRECHENDEN %}</w:t>
+        <w:t xml:space="preserve">{%p </w:t>
+      </w:r>
+      <w:proofErr w:type="spellStart"/>
+      <w:r>
+        <w:rPr>
+          <w:rFonts w:ascii="Consolas" w:hAnsi="Consolas"/>
+          <w:color w:val="00B050"/>
+          <w:sz w:val="18"/>
+          <w:szCs w:val="18"/>
+        </w:rPr>
+        <w:t>for</w:t>
+      </w:r>
+      <w:proofErr w:type="spellEnd"/>
+      <w:r>
+        <w:rPr>
+          <w:rFonts w:ascii="Consolas" w:hAnsi="Consolas"/>
+          <w:color w:val="00B050"/>
+          <w:sz w:val="18"/>
+          <w:szCs w:val="18"/>
+        </w:rPr>
+        <w:t xml:space="preserve"> P in E.ALLE_EINSPRECHENDEN %}</w:t>
       </w:r>
     </w:p>
     <w:p>
@@ -7264,7 +11813,47 @@
           <w:sz w:val="18"/>
           <w:szCs w:val="18"/>
         </w:rPr>
-        <w:t>{%p if E.ALLE_EINSPRECHENDEN | length &gt; 1 %}</w:t>
+        <w:t xml:space="preserve">{%p </w:t>
+      </w:r>
+      <w:proofErr w:type="spellStart"/>
+      <w:r>
+        <w:rPr>
+          <w:rFonts w:ascii="Consolas" w:hAnsi="Consolas"/>
+          <w:color w:val="00B050"/>
+          <w:sz w:val="18"/>
+          <w:szCs w:val="18"/>
+        </w:rPr>
+        <w:t>if</w:t>
+      </w:r>
+      <w:proofErr w:type="spellEnd"/>
+      <w:r>
+        <w:rPr>
+          <w:rFonts w:ascii="Consolas" w:hAnsi="Consolas"/>
+          <w:color w:val="00B050"/>
+          <w:sz w:val="18"/>
+          <w:szCs w:val="18"/>
+        </w:rPr>
+        <w:t xml:space="preserve"> E.ALLE_EINSPRECHENDEN | </w:t>
+      </w:r>
+      <w:proofErr w:type="spellStart"/>
+      <w:r>
+        <w:rPr>
+          <w:rFonts w:ascii="Consolas" w:hAnsi="Consolas"/>
+          <w:color w:val="00B050"/>
+          <w:sz w:val="18"/>
+          <w:szCs w:val="18"/>
+        </w:rPr>
+        <w:t>length</w:t>
+      </w:r>
+      <w:proofErr w:type="spellEnd"/>
+      <w:r>
+        <w:rPr>
+          <w:rFonts w:ascii="Consolas" w:hAnsi="Consolas"/>
+          <w:color w:val="00B050"/>
+          <w:sz w:val="18"/>
+          <w:szCs w:val="18"/>
+        </w:rPr>
+        <w:t xml:space="preserve"> &gt; 1 %}</w:t>
       </w:r>
     </w:p>
     <w:p>
@@ -7283,7 +11872,49 @@
           <w:sz w:val="18"/>
           <w:szCs w:val="18"/>
         </w:rPr>
-        <w:t>{%p if loop.first %}</w:t>
+        <w:t xml:space="preserve">{%p </w:t>
+      </w:r>
+      <w:proofErr w:type="spellStart"/>
+      <w:r>
+        <w:rPr>
+          <w:rFonts w:ascii="Consolas" w:hAnsi="Consolas"/>
+          <w:color w:val="00B050"/>
+          <w:sz w:val="18"/>
+          <w:szCs w:val="18"/>
+        </w:rPr>
+        <w:t>if</w:t>
+      </w:r>
+      <w:proofErr w:type="spellEnd"/>
+      <w:r>
+        <w:rPr>
+          <w:rFonts w:ascii="Consolas" w:hAnsi="Consolas"/>
+          <w:color w:val="00B050"/>
+          <w:sz w:val="18"/>
+          <w:szCs w:val="18"/>
+        </w:rPr>
+        <w:t xml:space="preserve"> </w:t>
+      </w:r>
+      <w:proofErr w:type="spellStart"/>
+      <w:proofErr w:type="gramStart"/>
+      <w:r>
+        <w:rPr>
+          <w:rFonts w:ascii="Consolas" w:hAnsi="Consolas"/>
+          <w:color w:val="00B050"/>
+          <w:sz w:val="18"/>
+          <w:szCs w:val="18"/>
+        </w:rPr>
+        <w:t>loop.first</w:t>
+      </w:r>
+      <w:proofErr w:type="spellEnd"/>
+      <w:proofErr w:type="gramEnd"/>
+      <w:r>
+        <w:rPr>
+          <w:rFonts w:ascii="Consolas" w:hAnsi="Consolas"/>
+          <w:color w:val="00B050"/>
+          <w:sz w:val="18"/>
+          <w:szCs w:val="18"/>
+        </w:rPr>
+        <w:t xml:space="preserve"> %}</w:t>
       </w:r>
     </w:p>
     <w:p>
@@ -7295,16 +11926,32 @@
         </w:numPr>
       </w:pPr>
       <w:r>
-        <w:t>Die Sammeleinsprache mit</w:t>
+        <w:t xml:space="preserve">Die </w:t>
+      </w:r>
+      <w:proofErr w:type="spellStart"/>
+      <w:r>
+        <w:t>Sammeleinsprache</w:t>
+      </w:r>
+      <w:proofErr w:type="spellEnd"/>
+      <w:r>
+        <w:t xml:space="preserve"> mit</w:t>
       </w:r>
       <w:r>
         <w:t xml:space="preserve"> Ansprechperson </w:t>
       </w:r>
+      <w:proofErr w:type="gramStart"/>
       <w:r>
         <w:rPr>
           <w:rStyle w:val="PlatzhalterZchn"/>
         </w:rPr>
-        <w:t>{{ E.EINSPRECHER_NAME }}</w:t>
+        <w:t>{{ E.EINSPRECHER</w:t>
+      </w:r>
+      <w:proofErr w:type="gramEnd"/>
+      <w:r>
+        <w:rPr>
+          <w:rStyle w:val="PlatzhalterZchn"/>
+        </w:rPr>
+        <w:t>_NAME }}</w:t>
       </w:r>
       <w:r>
         <w:t xml:space="preserve">, </w:t>
@@ -7325,7 +11972,21 @@
         <w:rPr>
           <w:rStyle w:val="PlatzhalterZchn"/>
         </w:rPr>
-        <w:t>{{ E.ALLE_EINSPRECHENDEN | length }}</w:t>
+        <w:t xml:space="preserve">{{ E.ALLE_EINSPRECHENDEN | </w:t>
+      </w:r>
+      <w:proofErr w:type="spellStart"/>
+      <w:r>
+        <w:rPr>
+          <w:rStyle w:val="PlatzhalterZchn"/>
+        </w:rPr>
+        <w:t>length</w:t>
+      </w:r>
+      <w:proofErr w:type="spellEnd"/>
+      <w:r>
+        <w:rPr>
+          <w:rStyle w:val="PlatzhalterZchn"/>
+        </w:rPr>
+        <w:t xml:space="preserve"> }}</w:t>
       </w:r>
       <w:r>
         <w:t xml:space="preserve"> Einsprechenden</w:t>
@@ -7353,7 +12014,27 @@
           <w:sz w:val="18"/>
           <w:szCs w:val="18"/>
         </w:rPr>
-        <w:t>{%p endif %}</w:t>
+        <w:t xml:space="preserve">{%p </w:t>
+      </w:r>
+      <w:proofErr w:type="spellStart"/>
+      <w:r>
+        <w:rPr>
+          <w:rFonts w:ascii="Consolas" w:hAnsi="Consolas"/>
+          <w:color w:val="00B050"/>
+          <w:sz w:val="18"/>
+          <w:szCs w:val="18"/>
+        </w:rPr>
+        <w:t>endif</w:t>
+      </w:r>
+      <w:proofErr w:type="spellEnd"/>
+      <w:r>
+        <w:rPr>
+          <w:rFonts w:ascii="Consolas" w:hAnsi="Consolas"/>
+          <w:color w:val="00B050"/>
+          <w:sz w:val="18"/>
+          <w:szCs w:val="18"/>
+        </w:rPr>
+        <w:t xml:space="preserve"> %}</w:t>
       </w:r>
     </w:p>
     <w:p>
@@ -7372,7 +12053,27 @@
           <w:sz w:val="18"/>
           <w:szCs w:val="18"/>
         </w:rPr>
-        <w:t>{%p else %}</w:t>
+        <w:t xml:space="preserve">{%p </w:t>
+      </w:r>
+      <w:proofErr w:type="spellStart"/>
+      <w:r>
+        <w:rPr>
+          <w:rFonts w:ascii="Consolas" w:hAnsi="Consolas"/>
+          <w:color w:val="00B050"/>
+          <w:sz w:val="18"/>
+          <w:szCs w:val="18"/>
+        </w:rPr>
+        <w:t>else</w:t>
+      </w:r>
+      <w:proofErr w:type="spellEnd"/>
+      <w:r>
+        <w:rPr>
+          <w:rFonts w:ascii="Consolas" w:hAnsi="Consolas"/>
+          <w:color w:val="00B050"/>
+          <w:sz w:val="18"/>
+          <w:szCs w:val="18"/>
+        </w:rPr>
+        <w:t xml:space="preserve"> %}</w:t>
       </w:r>
     </w:p>
     <w:p>
@@ -7386,11 +12087,19 @@
       <w:r>
         <w:t xml:space="preserve">Die von </w:t>
       </w:r>
+      <w:proofErr w:type="gramStart"/>
       <w:r>
         <w:rPr>
           <w:rStyle w:val="PlatzhalterZchn"/>
         </w:rPr>
-        <w:t>{{ E.EINSPRECHER_NAME }}</w:t>
+        <w:t>{{ E.EINSPRECHER</w:t>
+      </w:r>
+      <w:proofErr w:type="gramEnd"/>
+      <w:r>
+        <w:rPr>
+          <w:rStyle w:val="PlatzhalterZchn"/>
+        </w:rPr>
+        <w:t>_NAME }}</w:t>
       </w:r>
       <w:r>
         <w:t xml:space="preserve">, </w:t>
@@ -7439,7 +12148,27 @@
           <w:sz w:val="18"/>
           <w:szCs w:val="18"/>
         </w:rPr>
-        <w:t>{%p endif %}</w:t>
+        <w:t xml:space="preserve">{%p </w:t>
+      </w:r>
+      <w:proofErr w:type="spellStart"/>
+      <w:r>
+        <w:rPr>
+          <w:rFonts w:ascii="Consolas" w:hAnsi="Consolas"/>
+          <w:color w:val="00B050"/>
+          <w:sz w:val="18"/>
+          <w:szCs w:val="18"/>
+        </w:rPr>
+        <w:t>endif</w:t>
+      </w:r>
+      <w:proofErr w:type="spellEnd"/>
+      <w:r>
+        <w:rPr>
+          <w:rFonts w:ascii="Consolas" w:hAnsi="Consolas"/>
+          <w:color w:val="00B050"/>
+          <w:sz w:val="18"/>
+          <w:szCs w:val="18"/>
+        </w:rPr>
+        <w:t xml:space="preserve"> %}</w:t>
       </w:r>
     </w:p>
     <w:p>
@@ -7458,7 +12187,27 @@
           <w:sz w:val="18"/>
           <w:szCs w:val="18"/>
         </w:rPr>
-        <w:t>{%p endfor %}</w:t>
+        <w:t xml:space="preserve">{%p </w:t>
+      </w:r>
+      <w:proofErr w:type="spellStart"/>
+      <w:r>
+        <w:rPr>
+          <w:rFonts w:ascii="Consolas" w:hAnsi="Consolas"/>
+          <w:color w:val="00B050"/>
+          <w:sz w:val="18"/>
+          <w:szCs w:val="18"/>
+        </w:rPr>
+        <w:t>endfor</w:t>
+      </w:r>
+      <w:proofErr w:type="spellEnd"/>
+      <w:r>
+        <w:rPr>
+          <w:rFonts w:ascii="Consolas" w:hAnsi="Consolas"/>
+          <w:color w:val="00B050"/>
+          <w:sz w:val="18"/>
+          <w:szCs w:val="18"/>
+        </w:rPr>
+        <w:t xml:space="preserve"> %}</w:t>
       </w:r>
     </w:p>
     <w:p>
@@ -7477,7 +12226,27 @@
           <w:sz w:val="18"/>
           <w:szCs w:val="18"/>
         </w:rPr>
-        <w:t>{%p endfor %}</w:t>
+        <w:t xml:space="preserve">{%p </w:t>
+      </w:r>
+      <w:proofErr w:type="spellStart"/>
+      <w:r>
+        <w:rPr>
+          <w:rFonts w:ascii="Consolas" w:hAnsi="Consolas"/>
+          <w:color w:val="00B050"/>
+          <w:sz w:val="18"/>
+          <w:szCs w:val="18"/>
+        </w:rPr>
+        <w:t>endfor</w:t>
+      </w:r>
+      <w:proofErr w:type="spellEnd"/>
+      <w:r>
+        <w:rPr>
+          <w:rFonts w:ascii="Consolas" w:hAnsi="Consolas"/>
+          <w:color w:val="00B050"/>
+          <w:sz w:val="18"/>
+          <w:szCs w:val="18"/>
+        </w:rPr>
+        <w:t xml:space="preserve"> %}</w:t>
       </w:r>
     </w:p>
     <w:p>
@@ -7496,7 +12265,27 @@
           <w:sz w:val="18"/>
           <w:szCs w:val="18"/>
         </w:rPr>
-        <w:t>{%p else %}</w:t>
+        <w:t xml:space="preserve">{%p </w:t>
+      </w:r>
+      <w:proofErr w:type="spellStart"/>
+      <w:r>
+        <w:rPr>
+          <w:rFonts w:ascii="Consolas" w:hAnsi="Consolas"/>
+          <w:color w:val="00B050"/>
+          <w:sz w:val="18"/>
+          <w:szCs w:val="18"/>
+        </w:rPr>
+        <w:t>else</w:t>
+      </w:r>
+      <w:proofErr w:type="spellEnd"/>
+      <w:r>
+        <w:rPr>
+          <w:rFonts w:ascii="Consolas" w:hAnsi="Consolas"/>
+          <w:color w:val="00B050"/>
+          <w:sz w:val="18"/>
+          <w:szCs w:val="18"/>
+        </w:rPr>
+        <w:t xml:space="preserve"> %}</w:t>
       </w:r>
     </w:p>
     <w:p>
@@ -7523,7 +12312,27 @@
           <w:sz w:val="18"/>
           <w:szCs w:val="18"/>
         </w:rPr>
-        <w:t>{%p endif %}</w:t>
+        <w:t xml:space="preserve">{%p </w:t>
+      </w:r>
+      <w:proofErr w:type="spellStart"/>
+      <w:r>
+        <w:rPr>
+          <w:rFonts w:ascii="Consolas" w:hAnsi="Consolas"/>
+          <w:color w:val="00B050"/>
+          <w:sz w:val="18"/>
+          <w:szCs w:val="18"/>
+        </w:rPr>
+        <w:t>endif</w:t>
+      </w:r>
+      <w:proofErr w:type="spellEnd"/>
+      <w:r>
+        <w:rPr>
+          <w:rFonts w:ascii="Consolas" w:hAnsi="Consolas"/>
+          <w:color w:val="00B050"/>
+          <w:sz w:val="18"/>
+          <w:szCs w:val="18"/>
+        </w:rPr>
+        <w:t xml:space="preserve"> %}</w:t>
       </w:r>
     </w:p>
     <w:bookmarkEnd w:id="5"/>
@@ -7543,6 +12352,7 @@
       <w:r>
         <w:t xml:space="preserve">Das Baugesuch von </w:t>
       </w:r>
+      <w:proofErr w:type="gramStart"/>
       <w:r>
         <w:rPr>
           <w:rStyle w:val="PlatzhalterZchn"/>
@@ -7553,12 +12363,19 @@
         <w:rPr>
           <w:rStyle w:val="PlatzhalterZchn"/>
         </w:rPr>
-        <w:t xml:space="preserve">GESUCHSTELLER </w:t>
-      </w:r>
+        <w:t>GESUCHSTELLER</w:t>
+      </w:r>
+      <w:proofErr w:type="gramEnd"/>
       <w:r>
         <w:rPr>
           <w:rStyle w:val="PlatzhalterZchn"/>
         </w:rPr>
+        <w:t xml:space="preserve"> </w:t>
+      </w:r>
+      <w:r>
+        <w:rPr>
+          <w:rStyle w:val="PlatzhalterZchn"/>
+        </w:rPr>
         <w:t>}}</w:t>
       </w:r>
       <w:r>
@@ -7568,7 +12385,27 @@
           <w:sz w:val="18"/>
           <w:szCs w:val="18"/>
         </w:rPr>
-        <w:t xml:space="preserve">{% if </w:t>
+        <w:t xml:space="preserve">{% </w:t>
+      </w:r>
+      <w:proofErr w:type="spellStart"/>
+      <w:r>
+        <w:rPr>
+          <w:rFonts w:ascii="Consolas" w:hAnsi="Consolas" w:cs="Arial"/>
+          <w:color w:val="00B050"/>
+          <w:sz w:val="18"/>
+          <w:szCs w:val="18"/>
+        </w:rPr>
+        <w:t>if</w:t>
+      </w:r>
+      <w:proofErr w:type="spellEnd"/>
+      <w:r>
+        <w:rPr>
+          <w:rFonts w:ascii="Consolas" w:hAnsi="Consolas" w:cs="Arial"/>
+          <w:color w:val="00B050"/>
+          <w:sz w:val="18"/>
+          <w:szCs w:val="18"/>
+        </w:rPr>
+        <w:t xml:space="preserve"> </w:t>
       </w:r>
       <w:r>
         <w:rPr>
@@ -7620,7 +12457,47 @@
           <w:sz w:val="18"/>
           <w:szCs w:val="18"/>
         </w:rPr>
-        <w:t>{% else %}{% endif %}</w:t>
+        <w:t xml:space="preserve">{% </w:t>
+      </w:r>
+      <w:proofErr w:type="spellStart"/>
+      <w:r>
+        <w:rPr>
+          <w:rFonts w:ascii="Consolas" w:hAnsi="Consolas" w:cs="Arial"/>
+          <w:color w:val="00B050"/>
+          <w:sz w:val="18"/>
+          <w:szCs w:val="18"/>
+        </w:rPr>
+        <w:t>else</w:t>
+      </w:r>
+      <w:proofErr w:type="spellEnd"/>
+      <w:r>
+        <w:rPr>
+          <w:rFonts w:ascii="Consolas" w:hAnsi="Consolas" w:cs="Arial"/>
+          <w:color w:val="00B050"/>
+          <w:sz w:val="18"/>
+          <w:szCs w:val="18"/>
+        </w:rPr>
+        <w:t xml:space="preserve"> %}{% </w:t>
+      </w:r>
+      <w:proofErr w:type="spellStart"/>
+      <w:r>
+        <w:rPr>
+          <w:rFonts w:ascii="Consolas" w:hAnsi="Consolas" w:cs="Arial"/>
+          <w:color w:val="00B050"/>
+          <w:sz w:val="18"/>
+          <w:szCs w:val="18"/>
+        </w:rPr>
+        <w:t>endif</w:t>
+      </w:r>
+      <w:proofErr w:type="spellEnd"/>
+      <w:r>
+        <w:rPr>
+          <w:rFonts w:ascii="Consolas" w:hAnsi="Consolas" w:cs="Arial"/>
+          <w:color w:val="00B050"/>
+          <w:sz w:val="18"/>
+          <w:szCs w:val="18"/>
+        </w:rPr>
+        <w:t xml:space="preserve"> %}</w:t>
       </w:r>
       <w:r>
         <w:t xml:space="preserve"> vom </w:t>
@@ -7825,11 +12702,19 @@
       <w:r>
         <w:t xml:space="preserve">Die Gebühr für die Behandlung des Baugesuchs beträgt Fr. </w:t>
       </w:r>
+      <w:proofErr w:type="gramStart"/>
       <w:r>
         <w:rPr>
           <w:rStyle w:val="PlatzhalterZchn"/>
         </w:rPr>
-        <w:t>{{ EIGENE_GEBUEHREN_TOTAL }}</w:t>
+        <w:t>{{ EIGENE</w:t>
+      </w:r>
+      <w:proofErr w:type="gramEnd"/>
+      <w:r>
+        <w:rPr>
+          <w:rStyle w:val="PlatzhalterZchn"/>
+        </w:rPr>
+        <w:t>_GEBUEHREN_TOTAL }}</w:t>
       </w:r>
       <w:r>
         <w:t xml:space="preserve"> und ist von </w:t>
@@ -7917,6 +12802,7 @@
         </w:rPr>
         <w:t xml:space="preserve"> </w:t>
       </w:r>
+      <w:proofErr w:type="gramStart"/>
       <w:r>
         <w:rPr>
           <w:rStyle w:val="PlatzhalterZchn"/>
@@ -7933,6 +12819,7 @@
         </w:rPr>
         <w:t>GEMEINDE</w:t>
       </w:r>
+      <w:proofErr w:type="gramEnd"/>
       <w:r>
         <w:rPr>
           <w:rStyle w:val="PlatzhalterZchn"/>
@@ -7969,7 +12856,27 @@
           <w:sz w:val="18"/>
           <w:szCs w:val="18"/>
         </w:rPr>
-        <w:t xml:space="preserve">{% if </w:t>
+        <w:t xml:space="preserve">{% </w:t>
+      </w:r>
+      <w:proofErr w:type="spellStart"/>
+      <w:r>
+        <w:rPr>
+          <w:rFonts w:ascii="Consolas" w:hAnsi="Consolas"/>
+          <w:color w:val="00B050"/>
+          <w:sz w:val="18"/>
+          <w:szCs w:val="18"/>
+        </w:rPr>
+        <w:t>if</w:t>
+      </w:r>
+      <w:proofErr w:type="spellEnd"/>
+      <w:r>
+        <w:rPr>
+          <w:rFonts w:ascii="Consolas" w:hAnsi="Consolas"/>
+          <w:color w:val="00B050"/>
+          <w:sz w:val="18"/>
+          <w:szCs w:val="18"/>
+        </w:rPr>
+        <w:t xml:space="preserve"> </w:t>
       </w:r>
       <w:r>
         <w:rPr>
@@ -7987,31 +12894,68 @@
           <w:sz w:val="18"/>
           <w:szCs w:val="18"/>
         </w:rPr>
+        <w:t xml:space="preserve"> </w:t>
+      </w:r>
+      <w:proofErr w:type="gramStart"/>
+      <w:r>
+        <w:rPr>
+          <w:rFonts w:ascii="Consolas" w:hAnsi="Consolas"/>
+          <w:color w:val="00B050"/>
+          <w:sz w:val="18"/>
+          <w:szCs w:val="18"/>
+        </w:rPr>
+        <w:t>%}</w:t>
+      </w:r>
+      <w:r>
+        <w:rPr>
+          <w:rStyle w:val="PlatzhalterZchn"/>
+        </w:rPr>
+        <w:t>{</w:t>
+      </w:r>
+      <w:proofErr w:type="gramEnd"/>
+      <w:r>
+        <w:rPr>
+          <w:rStyle w:val="PlatzhalterZchn"/>
+        </w:rPr>
+        <w:t>{ ZUSTAENDIG_NAME }}</w:t>
+      </w:r>
+      <w:r>
+        <w:rPr>
+          <w:rFonts w:ascii="Consolas" w:hAnsi="Consolas"/>
+          <w:color w:val="00B050"/>
+          <w:sz w:val="18"/>
+          <w:szCs w:val="18"/>
+        </w:rPr>
+        <w:t>{%</w:t>
+      </w:r>
+      <w:r>
+        <w:rPr>
+          <w:rFonts w:ascii="Consolas" w:hAnsi="Consolas"/>
+          <w:color w:val="00B050"/>
+          <w:sz w:val="18"/>
+          <w:szCs w:val="18"/>
+        </w:rPr>
+        <w:t xml:space="preserve"> </w:t>
+      </w:r>
+      <w:proofErr w:type="spellStart"/>
+      <w:r>
+        <w:rPr>
+          <w:rFonts w:ascii="Consolas" w:hAnsi="Consolas"/>
+          <w:color w:val="00B050"/>
+          <w:sz w:val="18"/>
+          <w:szCs w:val="18"/>
+        </w:rPr>
+        <w:t>else</w:t>
+      </w:r>
+      <w:proofErr w:type="spellEnd"/>
+      <w:r>
+        <w:rPr>
+          <w:rFonts w:ascii="Consolas" w:hAnsi="Consolas"/>
+          <w:color w:val="00B050"/>
+          <w:sz w:val="18"/>
+          <w:szCs w:val="18"/>
+        </w:rPr>
         <w:t xml:space="preserve"> %}</w:t>
-      </w:r>
-      <w:r>
-        <w:rPr>
-          <w:rStyle w:val="PlatzhalterZchn"/>
-        </w:rPr>
-        <w:t>{{ ZUSTAENDIG_NAME }}</w:t>
-      </w:r>
-      <w:r>
-        <w:rPr>
-          <w:rFonts w:ascii="Consolas" w:hAnsi="Consolas"/>
-          <w:color w:val="00B050"/>
-          <w:sz w:val="18"/>
-          <w:szCs w:val="18"/>
-        </w:rPr>
-        <w:t>{%</w:t>
-      </w:r>
-      <w:r>
-        <w:rPr>
-          <w:rFonts w:ascii="Consolas" w:hAnsi="Consolas"/>
-          <w:color w:val="00B050"/>
-          <w:sz w:val="18"/>
-          <w:szCs w:val="18"/>
-        </w:rPr>
-        <w:t xml:space="preserve"> else %}</w:t>
       </w:r>
       <w:sdt>
         <w:sdtPr>
@@ -8047,7 +12991,27 @@
           <w:sz w:val="18"/>
           <w:szCs w:val="18"/>
         </w:rPr>
-        <w:t xml:space="preserve"> endif %}</w:t>
+        <w:t xml:space="preserve"> </w:t>
+      </w:r>
+      <w:proofErr w:type="spellStart"/>
+      <w:r>
+        <w:rPr>
+          <w:rFonts w:ascii="Consolas" w:hAnsi="Consolas"/>
+          <w:color w:val="00B050"/>
+          <w:sz w:val="18"/>
+          <w:szCs w:val="18"/>
+        </w:rPr>
+        <w:t>endif</w:t>
+      </w:r>
+      <w:proofErr w:type="spellEnd"/>
+      <w:r>
+        <w:rPr>
+          <w:rFonts w:ascii="Consolas" w:hAnsi="Consolas"/>
+          <w:color w:val="00B050"/>
+          <w:sz w:val="18"/>
+          <w:szCs w:val="18"/>
+        </w:rPr>
+        <w:t xml:space="preserve"> %}</w:t>
       </w:r>
     </w:p>
     <w:p>
@@ -8153,11 +13117,19 @@
       <w:r>
         <w:t xml:space="preserve"> </w:t>
       </w:r>
+      <w:proofErr w:type="gramStart"/>
       <w:r>
         <w:rPr>
           <w:rStyle w:val="PlatzhalterZchn"/>
         </w:rPr>
-        <w:t>{{ GEMEINDE }}</w:t>
+        <w:t>{{ GEMEINDE</w:t>
+      </w:r>
+      <w:proofErr w:type="gramEnd"/>
+      <w:r>
+        <w:rPr>
+          <w:rStyle w:val="PlatzhalterZchn"/>
+        </w:rPr>
+        <w:t xml:space="preserve"> }}</w:t>
       </w:r>
     </w:p>
     <w:p>
@@ -8308,7 +13280,15 @@
         <w:ind w:left="357"/>
       </w:pPr>
       <w:r>
-        <w:t>Allfällige Korrekturen am Strassenrand, Trottoirabsenkungen etc. sind von der Bauherrschaft auf eigene Kosten zu erstellen.</w:t>
+        <w:t xml:space="preserve">Allfällige Korrekturen am Strassenrand, </w:t>
+      </w:r>
+      <w:proofErr w:type="spellStart"/>
+      <w:r>
+        <w:t>Trottoirabsenkungen</w:t>
+      </w:r>
+      <w:proofErr w:type="spellEnd"/>
+      <w:r>
+        <w:t xml:space="preserve"> etc. sind von der Bauherrschaft auf eigene Kosten zu erstellen.</w:t>
       </w:r>
     </w:p>
     <w:p>
@@ -8354,7 +13334,15 @@
         <w:softHyphen/>
       </w:r>
       <w:r>
-        <w:t>sengebiet einzuholen. Entsprechende Gesuchsformulare können</w:t>
+        <w:t xml:space="preserve">sengebiet einzuholen. Entsprechende </w:t>
+      </w:r>
+      <w:proofErr w:type="spellStart"/>
+      <w:r>
+        <w:t>Gesuchsformulare</w:t>
+      </w:r>
+      <w:proofErr w:type="spellEnd"/>
+      <w:r>
+        <w:t xml:space="preserve"> können</w:t>
       </w:r>
       <w:r>
         <w:t xml:space="preserve"> bei der Baubehörde </w:t>
@@ -8437,6 +13425,7 @@
       <w:r>
         <w:t xml:space="preserve">emeinde </w:t>
       </w:r>
+      <w:proofErr w:type="gramStart"/>
       <w:r>
         <w:rPr>
           <w:rStyle w:val="PlatzhalterZchn"/>
@@ -8449,6 +13438,7 @@
         </w:rPr>
         <w:t>GEMEINDE</w:t>
       </w:r>
+      <w:proofErr w:type="gramEnd"/>
       <w:r>
         <w:rPr>
           <w:rStyle w:val="PlatzhalterZchn"/>
@@ -8632,13 +13622,23 @@
         <w:szCs w:val="16"/>
       </w:rPr>
     </w:pPr>
+    <w:proofErr w:type="gramStart"/>
     <w:r>
       <w:rPr>
         <w:rStyle w:val="PlatzhalterZchn"/>
         <w:sz w:val="16"/>
         <w:szCs w:val="16"/>
       </w:rPr>
-      <w:t>{{ LEITBEHOERDE_NAME }}</w:t>
+      <w:t>{{ LEITBEHOERDE</w:t>
+    </w:r>
+    <w:proofErr w:type="gramEnd"/>
+    <w:r>
+      <w:rPr>
+        <w:rStyle w:val="PlatzhalterZchn"/>
+        <w:sz w:val="16"/>
+        <w:szCs w:val="16"/>
+      </w:rPr>
+      <w:t>_NAME }}</w:t>
     </w:r>
     <w:r>
       <w:rPr>
@@ -8873,13 +13873,23 @@
         <w:szCs w:val="16"/>
       </w:rPr>
     </w:pPr>
+    <w:proofErr w:type="gramStart"/>
     <w:r>
       <w:rPr>
         <w:rStyle w:val="PlatzhalterZchn"/>
         <w:sz w:val="16"/>
         <w:szCs w:val="16"/>
       </w:rPr>
-      <w:t>{{ LEITBEHOERDE_NAME }}</w:t>
+      <w:t>{{ LEITBEHOERDE</w:t>
+    </w:r>
+    <w:proofErr w:type="gramEnd"/>
+    <w:r>
+      <w:rPr>
+        <w:rStyle w:val="PlatzhalterZchn"/>
+        <w:sz w:val="16"/>
+        <w:szCs w:val="16"/>
+      </w:rPr>
+      <w:t>_NAME }}</w:t>
     </w:r>
     <w:r>
       <w:rPr>
@@ -9132,8 +14142,21 @@
       <w:spacing w:before="360" w:after="120"/>
       <w:jc w:val="right"/>
     </w:pPr>
+    <w:proofErr w:type="gramStart"/>
     <w:r>
-      <w:t xml:space="preserve">{{ "GEMEINDE_WAPPEN" |image(None, </w:t>
+      <w:t>{{ "</w:t>
+    </w:r>
+    <w:proofErr w:type="gramEnd"/>
+    <w:r>
+      <w:t>GEMEINDE_WAPPEN" |</w:t>
+    </w:r>
+    <w:proofErr w:type="spellStart"/>
+    <w:r>
+      <w:t>image</w:t>
+    </w:r>
+    <w:proofErr w:type="spellEnd"/>
+    <w:r>
+      <w:t xml:space="preserve">(None, </w:t>
     </w:r>
     <w:r>
       <w:t>None</w:t>
@@ -12699,10 +17722,9 @@
     <w:basedOn w:val="Standard"/>
     <w:link w:val="PlatzhalterZchn"/>
     <w:qFormat/>
-    <w:rsid w:val="00AA6D7E"/>
+    <w:rsid w:val="005333E4"/>
     <w:rPr>
       <w:bCs/>
-      <w:color w:val="00B050"/>
       <w:szCs w:val="22"/>
     </w:rPr>
   </w:style>
@@ -12710,11 +17732,10 @@
     <w:name w:val="Platzhalter Zchn"/>
     <w:basedOn w:val="Absatz-Standardschriftart"/>
     <w:link w:val="Platzhalter"/>
-    <w:rsid w:val="00AA6D7E"/>
+    <w:rsid w:val="005333E4"/>
     <w:rPr>
       <w:rFonts w:ascii="Arial" w:eastAsia="Times New Roman" w:hAnsi="Arial" w:cs="Times New Roman"/>
       <w:bCs/>
-      <w:color w:val="00B050"/>
       <w:sz w:val="22"/>
       <w:szCs w:val="22"/>
       <w:lang w:val="de-CH" w:eastAsia="de-DE"/>
@@ -13983,6 +19004,7 @@
   </w:compat>
   <w:rsids>
     <w:rsidRoot w:val="00CA2CFC"/>
+    <w:rsid w:val="0016730A"/>
     <w:rsid w:val="00187105"/>
     <w:rsid w:val="00194F9D"/>
     <w:rsid w:val="001D3A86"/>

--- a/document-merge-service/kt_so/templatefiles/bauentscheid.docx
+++ b/document-merge-service/kt_so/templatefiles/bauentscheid.docx
@@ -1,6 +1,6 @@
 
 <file path=word/document.xml><?xml version="1.0" encoding="utf-8"?>
-<w:document xmlns:wpc="http://schemas.microsoft.com/office/word/2010/wordprocessingCanvas" xmlns:cx="http://schemas.microsoft.com/office/drawing/2014/chartex" xmlns:cx1="http://schemas.microsoft.com/office/drawing/2015/9/8/chartex" xmlns:cx2="http://schemas.microsoft.com/office/drawing/2015/10/21/chartex" xmlns:cx3="http://schemas.microsoft.com/office/drawing/2016/5/9/chartex" xmlns:cx4="http://schemas.microsoft.com/office/drawing/2016/5/10/chartex" xmlns:cx5="http://schemas.microsoft.com/office/drawing/2016/5/11/chartex" xmlns:cx6="http://schemas.microsoft.com/office/drawing/2016/5/12/chartex" xmlns:cx7="http://schemas.microsoft.com/office/drawing/2016/5/13/chartex" xmlns:cx8="http://schemas.microsoft.com/office/drawing/2016/5/14/chartex" xmlns:mc="http://schemas.openxmlformats.org/markup-compatibility/2006" xmlns:aink="http://schemas.microsoft.com/office/drawing/2016/ink" xmlns:am3d="http://schemas.microsoft.com/office/drawing/2017/model3d" xmlns:o="urn:schemas-microsoft-com:office:office" xmlns:oel="http://schemas.microsoft.com/office/2019/extlst" xmlns:r="http://schemas.openxmlformats.org/officeDocument/2006/relationships" xmlns:m="http://schemas.openxmlformats.org/officeDocument/2006/math" xmlns:v="urn:schemas-microsoft-com:vml" xmlns:wp14="http://schemas.microsoft.com/office/word/2010/wordprocessingDrawing" xmlns:wp="http://schemas.openxmlformats.org/drawingml/2006/wordprocessingDrawing" xmlns:w10="urn:schemas-microsoft-com:office:word" xmlns:w="http://schemas.openxmlformats.org/wordprocessingml/2006/main" xmlns:w14="http://schemas.microsoft.com/office/word/2010/wordml" xmlns:w15="http://schemas.microsoft.com/office/word/2012/wordml" xmlns:w16cex="http://schemas.microsoft.com/office/word/2018/wordml/cex" xmlns:w16cid="http://schemas.microsoft.com/office/word/2016/wordml/cid" xmlns:w16="http://schemas.microsoft.com/office/word/2018/wordml" xmlns:w16du="http://schemas.microsoft.com/office/word/2023/wordml/word16du" xmlns:w16sdtdh="http://schemas.microsoft.com/office/word/2020/wordml/sdtdatahash" xmlns:w16se="http://schemas.microsoft.com/office/word/2015/wordml/symex" xmlns:wpg="http://schemas.microsoft.com/office/word/2010/wordprocessingGroup" xmlns:wpi="http://schemas.microsoft.com/office/word/2010/wordprocessingInk" xmlns:wne="http://schemas.microsoft.com/office/word/2006/wordml" xmlns:wps="http://schemas.microsoft.com/office/word/2010/wordprocessingShape" mc:Ignorable="w14 w15 w16se w16cid w16 w16cex w16sdtdh w16du wp14">
+<w:document xmlns:wpc="http://schemas.microsoft.com/office/word/2010/wordprocessingCanvas" xmlns:cx="http://schemas.microsoft.com/office/drawing/2014/chartex" xmlns:cx1="http://schemas.microsoft.com/office/drawing/2015/9/8/chartex" xmlns:cx2="http://schemas.microsoft.com/office/drawing/2015/10/21/chartex" xmlns:cx3="http://schemas.microsoft.com/office/drawing/2016/5/9/chartex" xmlns:cx4="http://schemas.microsoft.com/office/drawing/2016/5/10/chartex" xmlns:cx5="http://schemas.microsoft.com/office/drawing/2016/5/11/chartex" xmlns:cx6="http://schemas.microsoft.com/office/drawing/2016/5/12/chartex" xmlns:cx7="http://schemas.microsoft.com/office/drawing/2016/5/13/chartex" xmlns:cx8="http://schemas.microsoft.com/office/drawing/2016/5/14/chartex" xmlns:mc="http://schemas.openxmlformats.org/markup-compatibility/2006" xmlns:aink="http://schemas.microsoft.com/office/drawing/2016/ink" xmlns:am3d="http://schemas.microsoft.com/office/drawing/2017/model3d" xmlns:o="urn:schemas-microsoft-com:office:office" xmlns:oel="http://schemas.microsoft.com/office/2019/extlst" xmlns:r="http://schemas.openxmlformats.org/officeDocument/2006/relationships" xmlns:m="http://schemas.openxmlformats.org/officeDocument/2006/math" xmlns:v="urn:schemas-microsoft-com:vml" xmlns:wp14="http://schemas.microsoft.com/office/word/2010/wordprocessingDrawing" xmlns:wp="http://schemas.openxmlformats.org/drawingml/2006/wordprocessingDrawing" xmlns:w10="urn:schemas-microsoft-com:office:word" xmlns:w="http://schemas.openxmlformats.org/wordprocessingml/2006/main" xmlns:w14="http://schemas.microsoft.com/office/word/2010/wordml" xmlns:w15="http://schemas.microsoft.com/office/word/2012/wordml" xmlns:w16cex="http://schemas.microsoft.com/office/word/2018/wordml/cex" xmlns:w16cid="http://schemas.microsoft.com/office/word/2016/wordml/cid" xmlns:w16="http://schemas.microsoft.com/office/word/2018/wordml" xmlns:w16du="http://schemas.microsoft.com/office/word/2023/wordml/word16du" xmlns:w16sdtdh="http://schemas.microsoft.com/office/word/2020/wordml/sdtdatahash" xmlns:w16sdtfl="http://schemas.microsoft.com/office/word/2024/wordml/sdtformatlock" xmlns:w16se="http://schemas.microsoft.com/office/word/2015/wordml/symex" xmlns:wpg="http://schemas.microsoft.com/office/word/2010/wordprocessingGroup" xmlns:wpi="http://schemas.microsoft.com/office/word/2010/wordprocessingInk" xmlns:wne="http://schemas.microsoft.com/office/word/2006/wordml" xmlns:wps="http://schemas.microsoft.com/office/word/2010/wordprocessingShape" mc:Ignorable="w14 w15 w16se w16cid w16 w16cex w16sdtdh w16sdtfl w16du wp14">
   <w:body>
     <w:tbl>
       <w:tblPr>
@@ -374,7 +374,21 @@
               <w:rFonts w:eastAsiaTheme="minorHAnsi"/>
               <w:shd w:val="clear" w:color="auto" w:fill="FBE4D5" w:themeFill="accent2" w:themeFillTint="33"/>
             </w:rPr>
-            <w:t>Beschlussbehöre eingeben</w:t>
+            <w:t>Beschlussbehör</w:t>
+          </w:r>
+          <w:r>
+            <w:rPr>
+              <w:rFonts w:eastAsiaTheme="minorHAnsi"/>
+              <w:shd w:val="clear" w:color="auto" w:fill="FBE4D5" w:themeFill="accent2" w:themeFillTint="33"/>
+            </w:rPr>
+            <w:t>d</w:t>
+          </w:r>
+          <w:r>
+            <w:rPr>
+              <w:rFonts w:eastAsiaTheme="minorHAnsi"/>
+              <w:shd w:val="clear" w:color="auto" w:fill="FBE4D5" w:themeFill="accent2" w:themeFillTint="33"/>
+            </w:rPr>
+            <w:t>e eingeben</w:t>
           </w:r>
         </w:sdtContent>
       </w:sdt>
@@ -11590,41 +11604,77 @@
         <w:t xml:space="preserve">Gebühren für die Behandlung des Baugesuchs gemäss kommunalem Gebührenreglement </w:t>
       </w:r>
       <w:r>
+        <w:rPr>
+          <w:color w:val="FF0000"/>
+        </w:rPr>
         <w:t>(</w:t>
       </w:r>
       <w:r>
+        <w:rPr>
+          <w:color w:val="FF0000"/>
+        </w:rPr>
         <w:t xml:space="preserve">Achtung: Auferlegung von Kosten aus dem </w:t>
       </w:r>
       <w:proofErr w:type="spellStart"/>
       <w:r>
+        <w:rPr>
+          <w:color w:val="FF0000"/>
+        </w:rPr>
         <w:t>Einspracheverfahren</w:t>
       </w:r>
       <w:proofErr w:type="spellEnd"/>
       <w:r>
+        <w:rPr>
+          <w:color w:val="FF0000"/>
+        </w:rPr>
         <w:t xml:space="preserve"> an Einspreche</w:t>
       </w:r>
       <w:r>
+        <w:rPr>
+          <w:color w:val="FF0000"/>
+        </w:rPr>
         <w:t>n</w:t>
       </w:r>
       <w:r>
+        <w:rPr>
+          <w:color w:val="FF0000"/>
+        </w:rPr>
         <w:t>de</w:t>
       </w:r>
       <w:r>
+        <w:rPr>
+          <w:color w:val="FF0000"/>
+        </w:rPr>
         <w:t xml:space="preserve"> oder </w:t>
       </w:r>
       <w:r>
+        <w:rPr>
+          <w:color w:val="FF0000"/>
+        </w:rPr>
         <w:t>Gesuchstelle</w:t>
       </w:r>
       <w:r>
+        <w:rPr>
+          <w:color w:val="FF0000"/>
+        </w:rPr>
         <w:t>nde</w:t>
       </w:r>
       <w:r>
+        <w:rPr>
+          <w:color w:val="FF0000"/>
+        </w:rPr>
         <w:t xml:space="preserve"> ist nicht zulässig</w:t>
       </w:r>
       <w:r>
+        <w:rPr>
+          <w:color w:val="FF0000"/>
+        </w:rPr>
         <w:t>.</w:t>
       </w:r>
       <w:r>
+        <w:rPr>
+          <w:color w:val="FF0000"/>
+        </w:rPr>
         <w:t>)</w:t>
       </w:r>
     </w:p>
@@ -13580,7 +13630,7 @@
 </file>
 
 <file path=word/endnotes.xml><?xml version="1.0" encoding="utf-8"?>
-<w:endnotes xmlns:wpc="http://schemas.microsoft.com/office/word/2010/wordprocessingCanvas" xmlns:cx="http://schemas.microsoft.com/office/drawing/2014/chartex" xmlns:cx1="http://schemas.microsoft.com/office/drawing/2015/9/8/chartex" xmlns:cx2="http://schemas.microsoft.com/office/drawing/2015/10/21/chartex" xmlns:cx3="http://schemas.microsoft.com/office/drawing/2016/5/9/chartex" xmlns:cx4="http://schemas.microsoft.com/office/drawing/2016/5/10/chartex" xmlns:cx5="http://schemas.microsoft.com/office/drawing/2016/5/11/chartex" xmlns:cx6="http://schemas.microsoft.com/office/drawing/2016/5/12/chartex" xmlns:cx7="http://schemas.microsoft.com/office/drawing/2016/5/13/chartex" xmlns:cx8="http://schemas.microsoft.com/office/drawing/2016/5/14/chartex" xmlns:mc="http://schemas.openxmlformats.org/markup-compatibility/2006" xmlns:aink="http://schemas.microsoft.com/office/drawing/2016/ink" xmlns:am3d="http://schemas.microsoft.com/office/drawing/2017/model3d" xmlns:o="urn:schemas-microsoft-com:office:office" xmlns:oel="http://schemas.microsoft.com/office/2019/extlst" xmlns:r="http://schemas.openxmlformats.org/officeDocument/2006/relationships" xmlns:m="http://schemas.openxmlformats.org/officeDocument/2006/math" xmlns:v="urn:schemas-microsoft-com:vml" xmlns:wp14="http://schemas.microsoft.com/office/word/2010/wordprocessingDrawing" xmlns:wp="http://schemas.openxmlformats.org/drawingml/2006/wordprocessingDrawing" xmlns:w10="urn:schemas-microsoft-com:office:word" xmlns:w="http://schemas.openxmlformats.org/wordprocessingml/2006/main" xmlns:w14="http://schemas.microsoft.com/office/word/2010/wordml" xmlns:w15="http://schemas.microsoft.com/office/word/2012/wordml" xmlns:w16cex="http://schemas.microsoft.com/office/word/2018/wordml/cex" xmlns:w16cid="http://schemas.microsoft.com/office/word/2016/wordml/cid" xmlns:w16="http://schemas.microsoft.com/office/word/2018/wordml" xmlns:w16du="http://schemas.microsoft.com/office/word/2023/wordml/word16du" xmlns:w16sdtdh="http://schemas.microsoft.com/office/word/2020/wordml/sdtdatahash" xmlns:w16se="http://schemas.microsoft.com/office/word/2015/wordml/symex" xmlns:wpg="http://schemas.microsoft.com/office/word/2010/wordprocessingGroup" xmlns:wpi="http://schemas.microsoft.com/office/word/2010/wordprocessingInk" xmlns:wne="http://schemas.microsoft.com/office/word/2006/wordml" xmlns:wps="http://schemas.microsoft.com/office/word/2010/wordprocessingShape" mc:Ignorable="w14 w15 w16se w16cid w16 w16cex w16sdtdh w16du wp14">
+<w:endnotes xmlns:wpc="http://schemas.microsoft.com/office/word/2010/wordprocessingCanvas" xmlns:cx="http://schemas.microsoft.com/office/drawing/2014/chartex" xmlns:cx1="http://schemas.microsoft.com/office/drawing/2015/9/8/chartex" xmlns:cx2="http://schemas.microsoft.com/office/drawing/2015/10/21/chartex" xmlns:cx3="http://schemas.microsoft.com/office/drawing/2016/5/9/chartex" xmlns:cx4="http://schemas.microsoft.com/office/drawing/2016/5/10/chartex" xmlns:cx5="http://schemas.microsoft.com/office/drawing/2016/5/11/chartex" xmlns:cx6="http://schemas.microsoft.com/office/drawing/2016/5/12/chartex" xmlns:cx7="http://schemas.microsoft.com/office/drawing/2016/5/13/chartex" xmlns:cx8="http://schemas.microsoft.com/office/drawing/2016/5/14/chartex" xmlns:mc="http://schemas.openxmlformats.org/markup-compatibility/2006" xmlns:aink="http://schemas.microsoft.com/office/drawing/2016/ink" xmlns:am3d="http://schemas.microsoft.com/office/drawing/2017/model3d" xmlns:o="urn:schemas-microsoft-com:office:office" xmlns:oel="http://schemas.microsoft.com/office/2019/extlst" xmlns:r="http://schemas.openxmlformats.org/officeDocument/2006/relationships" xmlns:m="http://schemas.openxmlformats.org/officeDocument/2006/math" xmlns:v="urn:schemas-microsoft-com:vml" xmlns:wp14="http://schemas.microsoft.com/office/word/2010/wordprocessingDrawing" xmlns:wp="http://schemas.openxmlformats.org/drawingml/2006/wordprocessingDrawing" xmlns:w10="urn:schemas-microsoft-com:office:word" xmlns:w="http://schemas.openxmlformats.org/wordprocessingml/2006/main" xmlns:w14="http://schemas.microsoft.com/office/word/2010/wordml" xmlns:w15="http://schemas.microsoft.com/office/word/2012/wordml" xmlns:w16cex="http://schemas.microsoft.com/office/word/2018/wordml/cex" xmlns:w16cid="http://schemas.microsoft.com/office/word/2016/wordml/cid" xmlns:w16="http://schemas.microsoft.com/office/word/2018/wordml" xmlns:w16du="http://schemas.microsoft.com/office/word/2023/wordml/word16du" xmlns:w16sdtdh="http://schemas.microsoft.com/office/word/2020/wordml/sdtdatahash" xmlns:w16sdtfl="http://schemas.microsoft.com/office/word/2024/wordml/sdtformatlock" xmlns:w16se="http://schemas.microsoft.com/office/word/2015/wordml/symex" xmlns:wpg="http://schemas.microsoft.com/office/word/2010/wordprocessingGroup" xmlns:wpi="http://schemas.microsoft.com/office/word/2010/wordprocessingInk" xmlns:wne="http://schemas.microsoft.com/office/word/2006/wordml" xmlns:wps="http://schemas.microsoft.com/office/word/2010/wordprocessingShape" mc:Ignorable="w14 w15 w16se w16cid w16 w16cex w16sdtdh w16sdtfl w16du wp14">
   <w:endnote w:type="separator" w:id="-1">
     <w:p>
       <w:r>
@@ -13599,7 +13649,7 @@
 </file>
 
 <file path=word/footer1.xml><?xml version="1.0" encoding="utf-8"?>
-<w:ftr xmlns:wpc="http://schemas.microsoft.com/office/word/2010/wordprocessingCanvas" xmlns:cx="http://schemas.microsoft.com/office/drawing/2014/chartex" xmlns:cx1="http://schemas.microsoft.com/office/drawing/2015/9/8/chartex" xmlns:cx2="http://schemas.microsoft.com/office/drawing/2015/10/21/chartex" xmlns:cx3="http://schemas.microsoft.com/office/drawing/2016/5/9/chartex" xmlns:cx4="http://schemas.microsoft.com/office/drawing/2016/5/10/chartex" xmlns:cx5="http://schemas.microsoft.com/office/drawing/2016/5/11/chartex" xmlns:cx6="http://schemas.microsoft.com/office/drawing/2016/5/12/chartex" xmlns:cx7="http://schemas.microsoft.com/office/drawing/2016/5/13/chartex" xmlns:cx8="http://schemas.microsoft.com/office/drawing/2016/5/14/chartex" xmlns:mc="http://schemas.openxmlformats.org/markup-compatibility/2006" xmlns:aink="http://schemas.microsoft.com/office/drawing/2016/ink" xmlns:am3d="http://schemas.microsoft.com/office/drawing/2017/model3d" xmlns:o="urn:schemas-microsoft-com:office:office" xmlns:oel="http://schemas.microsoft.com/office/2019/extlst" xmlns:r="http://schemas.openxmlformats.org/officeDocument/2006/relationships" xmlns:m="http://schemas.openxmlformats.org/officeDocument/2006/math" xmlns:v="urn:schemas-microsoft-com:vml" xmlns:wp14="http://schemas.microsoft.com/office/word/2010/wordprocessingDrawing" xmlns:wp="http://schemas.openxmlformats.org/drawingml/2006/wordprocessingDrawing" xmlns:w10="urn:schemas-microsoft-com:office:word" xmlns:w="http://schemas.openxmlformats.org/wordprocessingml/2006/main" xmlns:w14="http://schemas.microsoft.com/office/word/2010/wordml" xmlns:w15="http://schemas.microsoft.com/office/word/2012/wordml" xmlns:w16cex="http://schemas.microsoft.com/office/word/2018/wordml/cex" xmlns:w16cid="http://schemas.microsoft.com/office/word/2016/wordml/cid" xmlns:w16="http://schemas.microsoft.com/office/word/2018/wordml" xmlns:w16du="http://schemas.microsoft.com/office/word/2023/wordml/word16du" xmlns:w16sdtdh="http://schemas.microsoft.com/office/word/2020/wordml/sdtdatahash" xmlns:w16se="http://schemas.microsoft.com/office/word/2015/wordml/symex" xmlns:wpg="http://schemas.microsoft.com/office/word/2010/wordprocessingGroup" xmlns:wpi="http://schemas.microsoft.com/office/word/2010/wordprocessingInk" xmlns:wne="http://schemas.microsoft.com/office/word/2006/wordml" xmlns:wps="http://schemas.microsoft.com/office/word/2010/wordprocessingShape" mc:Ignorable="w14 w15 w16se w16cid w16 w16cex w16sdtdh w16du wp14">
+<w:ftr xmlns:wpc="http://schemas.microsoft.com/office/word/2010/wordprocessingCanvas" xmlns:cx="http://schemas.microsoft.com/office/drawing/2014/chartex" xmlns:cx1="http://schemas.microsoft.com/office/drawing/2015/9/8/chartex" xmlns:cx2="http://schemas.microsoft.com/office/drawing/2015/10/21/chartex" xmlns:cx3="http://schemas.microsoft.com/office/drawing/2016/5/9/chartex" xmlns:cx4="http://schemas.microsoft.com/office/drawing/2016/5/10/chartex" xmlns:cx5="http://schemas.microsoft.com/office/drawing/2016/5/11/chartex" xmlns:cx6="http://schemas.microsoft.com/office/drawing/2016/5/12/chartex" xmlns:cx7="http://schemas.microsoft.com/office/drawing/2016/5/13/chartex" xmlns:cx8="http://schemas.microsoft.com/office/drawing/2016/5/14/chartex" xmlns:mc="http://schemas.openxmlformats.org/markup-compatibility/2006" xmlns:aink="http://schemas.microsoft.com/office/drawing/2016/ink" xmlns:am3d="http://schemas.microsoft.com/office/drawing/2017/model3d" xmlns:o="urn:schemas-microsoft-com:office:office" xmlns:oel="http://schemas.microsoft.com/office/2019/extlst" xmlns:r="http://schemas.openxmlformats.org/officeDocument/2006/relationships" xmlns:m="http://schemas.openxmlformats.org/officeDocument/2006/math" xmlns:v="urn:schemas-microsoft-com:vml" xmlns:wp14="http://schemas.microsoft.com/office/word/2010/wordprocessingDrawing" xmlns:wp="http://schemas.openxmlformats.org/drawingml/2006/wordprocessingDrawing" xmlns:w10="urn:schemas-microsoft-com:office:word" xmlns:w="http://schemas.openxmlformats.org/wordprocessingml/2006/main" xmlns:w14="http://schemas.microsoft.com/office/word/2010/wordml" xmlns:w15="http://schemas.microsoft.com/office/word/2012/wordml" xmlns:w16cex="http://schemas.microsoft.com/office/word/2018/wordml/cex" xmlns:w16cid="http://schemas.microsoft.com/office/word/2016/wordml/cid" xmlns:w16="http://schemas.microsoft.com/office/word/2018/wordml" xmlns:w16du="http://schemas.microsoft.com/office/word/2023/wordml/word16du" xmlns:w16sdtdh="http://schemas.microsoft.com/office/word/2020/wordml/sdtdatahash" xmlns:w16sdtfl="http://schemas.microsoft.com/office/word/2024/wordml/sdtformatlock" xmlns:w16se="http://schemas.microsoft.com/office/word/2015/wordml/symex" xmlns:wpg="http://schemas.microsoft.com/office/word/2010/wordprocessingGroup" xmlns:wpi="http://schemas.microsoft.com/office/word/2010/wordprocessingInk" xmlns:wne="http://schemas.microsoft.com/office/word/2006/wordml" xmlns:wps="http://schemas.microsoft.com/office/word/2010/wordprocessingShape" mc:Ignorable="w14 w15 w16se w16cid w16 w16cex w16sdtdh w16sdtfl w16du wp14">
   <w:p>
     <w:pPr>
       <w:pStyle w:val="Fuzeile"/>
@@ -13609,7 +13659,7 @@
 </file>
 
 <file path=word/footer2.xml><?xml version="1.0" encoding="utf-8"?>
-<w:ftr xmlns:wpc="http://schemas.microsoft.com/office/word/2010/wordprocessingCanvas" xmlns:cx="http://schemas.microsoft.com/office/drawing/2014/chartex" xmlns:cx1="http://schemas.microsoft.com/office/drawing/2015/9/8/chartex" xmlns:cx2="http://schemas.microsoft.com/office/drawing/2015/10/21/chartex" xmlns:cx3="http://schemas.microsoft.com/office/drawing/2016/5/9/chartex" xmlns:cx4="http://schemas.microsoft.com/office/drawing/2016/5/10/chartex" xmlns:cx5="http://schemas.microsoft.com/office/drawing/2016/5/11/chartex" xmlns:cx6="http://schemas.microsoft.com/office/drawing/2016/5/12/chartex" xmlns:cx7="http://schemas.microsoft.com/office/drawing/2016/5/13/chartex" xmlns:cx8="http://schemas.microsoft.com/office/drawing/2016/5/14/chartex" xmlns:mc="http://schemas.openxmlformats.org/markup-compatibility/2006" xmlns:aink="http://schemas.microsoft.com/office/drawing/2016/ink" xmlns:am3d="http://schemas.microsoft.com/office/drawing/2017/model3d" xmlns:o="urn:schemas-microsoft-com:office:office" xmlns:oel="http://schemas.microsoft.com/office/2019/extlst" xmlns:r="http://schemas.openxmlformats.org/officeDocument/2006/relationships" xmlns:m="http://schemas.openxmlformats.org/officeDocument/2006/math" xmlns:v="urn:schemas-microsoft-com:vml" xmlns:wp14="http://schemas.microsoft.com/office/word/2010/wordprocessingDrawing" xmlns:wp="http://schemas.openxmlformats.org/drawingml/2006/wordprocessingDrawing" xmlns:w10="urn:schemas-microsoft-com:office:word" xmlns:w="http://schemas.openxmlformats.org/wordprocessingml/2006/main" xmlns:w14="http://schemas.microsoft.com/office/word/2010/wordml" xmlns:w15="http://schemas.microsoft.com/office/word/2012/wordml" xmlns:w16cex="http://schemas.microsoft.com/office/word/2018/wordml/cex" xmlns:w16cid="http://schemas.microsoft.com/office/word/2016/wordml/cid" xmlns:w16="http://schemas.microsoft.com/office/word/2018/wordml" xmlns:w16du="http://schemas.microsoft.com/office/word/2023/wordml/word16du" xmlns:w16sdtdh="http://schemas.microsoft.com/office/word/2020/wordml/sdtdatahash" xmlns:w16se="http://schemas.microsoft.com/office/word/2015/wordml/symex" xmlns:wpg="http://schemas.microsoft.com/office/word/2010/wordprocessingGroup" xmlns:wpi="http://schemas.microsoft.com/office/word/2010/wordprocessingInk" xmlns:wne="http://schemas.microsoft.com/office/word/2006/wordml" xmlns:wps="http://schemas.microsoft.com/office/word/2010/wordprocessingShape" mc:Ignorable="w14 w15 w16se w16cid w16 w16cex w16sdtdh w16du wp14">
+<w:ftr xmlns:wpc="http://schemas.microsoft.com/office/word/2010/wordprocessingCanvas" xmlns:cx="http://schemas.microsoft.com/office/drawing/2014/chartex" xmlns:cx1="http://schemas.microsoft.com/office/drawing/2015/9/8/chartex" xmlns:cx2="http://schemas.microsoft.com/office/drawing/2015/10/21/chartex" xmlns:cx3="http://schemas.microsoft.com/office/drawing/2016/5/9/chartex" xmlns:cx4="http://schemas.microsoft.com/office/drawing/2016/5/10/chartex" xmlns:cx5="http://schemas.microsoft.com/office/drawing/2016/5/11/chartex" xmlns:cx6="http://schemas.microsoft.com/office/drawing/2016/5/12/chartex" xmlns:cx7="http://schemas.microsoft.com/office/drawing/2016/5/13/chartex" xmlns:cx8="http://schemas.microsoft.com/office/drawing/2016/5/14/chartex" xmlns:mc="http://schemas.openxmlformats.org/markup-compatibility/2006" xmlns:aink="http://schemas.microsoft.com/office/drawing/2016/ink" xmlns:am3d="http://schemas.microsoft.com/office/drawing/2017/model3d" xmlns:o="urn:schemas-microsoft-com:office:office" xmlns:oel="http://schemas.microsoft.com/office/2019/extlst" xmlns:r="http://schemas.openxmlformats.org/officeDocument/2006/relationships" xmlns:m="http://schemas.openxmlformats.org/officeDocument/2006/math" xmlns:v="urn:schemas-microsoft-com:vml" xmlns:wp14="http://schemas.microsoft.com/office/word/2010/wordprocessingDrawing" xmlns:wp="http://schemas.openxmlformats.org/drawingml/2006/wordprocessingDrawing" xmlns:w10="urn:schemas-microsoft-com:office:word" xmlns:w="http://schemas.openxmlformats.org/wordprocessingml/2006/main" xmlns:w14="http://schemas.microsoft.com/office/word/2010/wordml" xmlns:w15="http://schemas.microsoft.com/office/word/2012/wordml" xmlns:w16cex="http://schemas.microsoft.com/office/word/2018/wordml/cex" xmlns:w16cid="http://schemas.microsoft.com/office/word/2016/wordml/cid" xmlns:w16="http://schemas.microsoft.com/office/word/2018/wordml" xmlns:w16du="http://schemas.microsoft.com/office/word/2023/wordml/word16du" xmlns:w16sdtdh="http://schemas.microsoft.com/office/word/2020/wordml/sdtdatahash" xmlns:w16sdtfl="http://schemas.microsoft.com/office/word/2024/wordml/sdtformatlock" xmlns:w16se="http://schemas.microsoft.com/office/word/2015/wordml/symex" xmlns:wpg="http://schemas.microsoft.com/office/word/2010/wordprocessingGroup" xmlns:wpi="http://schemas.microsoft.com/office/word/2010/wordprocessingInk" xmlns:wne="http://schemas.microsoft.com/office/word/2006/wordml" xmlns:wps="http://schemas.microsoft.com/office/word/2010/wordprocessingShape" mc:Ignorable="w14 w15 w16se w16cid w16 w16cex w16sdtdh w16sdtfl w16du wp14">
   <w:p>
     <w:pPr>
       <w:tabs>
@@ -13860,7 +13910,7 @@
 </file>
 
 <file path=word/footer3.xml><?xml version="1.0" encoding="utf-8"?>
-<w:ftr xmlns:wpc="http://schemas.microsoft.com/office/word/2010/wordprocessingCanvas" xmlns:cx="http://schemas.microsoft.com/office/drawing/2014/chartex" xmlns:cx1="http://schemas.microsoft.com/office/drawing/2015/9/8/chartex" xmlns:cx2="http://schemas.microsoft.com/office/drawing/2015/10/21/chartex" xmlns:cx3="http://schemas.microsoft.com/office/drawing/2016/5/9/chartex" xmlns:cx4="http://schemas.microsoft.com/office/drawing/2016/5/10/chartex" xmlns:cx5="http://schemas.microsoft.com/office/drawing/2016/5/11/chartex" xmlns:cx6="http://schemas.microsoft.com/office/drawing/2016/5/12/chartex" xmlns:cx7="http://schemas.microsoft.com/office/drawing/2016/5/13/chartex" xmlns:cx8="http://schemas.microsoft.com/office/drawing/2016/5/14/chartex" xmlns:mc="http://schemas.openxmlformats.org/markup-compatibility/2006" xmlns:aink="http://schemas.microsoft.com/office/drawing/2016/ink" xmlns:am3d="http://schemas.microsoft.com/office/drawing/2017/model3d" xmlns:o="urn:schemas-microsoft-com:office:office" xmlns:oel="http://schemas.microsoft.com/office/2019/extlst" xmlns:r="http://schemas.openxmlformats.org/officeDocument/2006/relationships" xmlns:m="http://schemas.openxmlformats.org/officeDocument/2006/math" xmlns:v="urn:schemas-microsoft-com:vml" xmlns:wp14="http://schemas.microsoft.com/office/word/2010/wordprocessingDrawing" xmlns:wp="http://schemas.openxmlformats.org/drawingml/2006/wordprocessingDrawing" xmlns:w10="urn:schemas-microsoft-com:office:word" xmlns:w="http://schemas.openxmlformats.org/wordprocessingml/2006/main" xmlns:w14="http://schemas.microsoft.com/office/word/2010/wordml" xmlns:w15="http://schemas.microsoft.com/office/word/2012/wordml" xmlns:w16cex="http://schemas.microsoft.com/office/word/2018/wordml/cex" xmlns:w16cid="http://schemas.microsoft.com/office/word/2016/wordml/cid" xmlns:w16="http://schemas.microsoft.com/office/word/2018/wordml" xmlns:w16du="http://schemas.microsoft.com/office/word/2023/wordml/word16du" xmlns:w16sdtdh="http://schemas.microsoft.com/office/word/2020/wordml/sdtdatahash" xmlns:w16se="http://schemas.microsoft.com/office/word/2015/wordml/symex" xmlns:wpg="http://schemas.microsoft.com/office/word/2010/wordprocessingGroup" xmlns:wpi="http://schemas.microsoft.com/office/word/2010/wordprocessingInk" xmlns:wne="http://schemas.microsoft.com/office/word/2006/wordml" xmlns:wps="http://schemas.microsoft.com/office/word/2010/wordprocessingShape" mc:Ignorable="w14 w15 w16se w16cid w16 w16cex w16sdtdh w16du wp14">
+<w:ftr xmlns:wpc="http://schemas.microsoft.com/office/word/2010/wordprocessingCanvas" xmlns:cx="http://schemas.microsoft.com/office/drawing/2014/chartex" xmlns:cx1="http://schemas.microsoft.com/office/drawing/2015/9/8/chartex" xmlns:cx2="http://schemas.microsoft.com/office/drawing/2015/10/21/chartex" xmlns:cx3="http://schemas.microsoft.com/office/drawing/2016/5/9/chartex" xmlns:cx4="http://schemas.microsoft.com/office/drawing/2016/5/10/chartex" xmlns:cx5="http://schemas.microsoft.com/office/drawing/2016/5/11/chartex" xmlns:cx6="http://schemas.microsoft.com/office/drawing/2016/5/12/chartex" xmlns:cx7="http://schemas.microsoft.com/office/drawing/2016/5/13/chartex" xmlns:cx8="http://schemas.microsoft.com/office/drawing/2016/5/14/chartex" xmlns:mc="http://schemas.openxmlformats.org/markup-compatibility/2006" xmlns:aink="http://schemas.microsoft.com/office/drawing/2016/ink" xmlns:am3d="http://schemas.microsoft.com/office/drawing/2017/model3d" xmlns:o="urn:schemas-microsoft-com:office:office" xmlns:oel="http://schemas.microsoft.com/office/2019/extlst" xmlns:r="http://schemas.openxmlformats.org/officeDocument/2006/relationships" xmlns:m="http://schemas.openxmlformats.org/officeDocument/2006/math" xmlns:v="urn:schemas-microsoft-com:vml" xmlns:wp14="http://schemas.microsoft.com/office/word/2010/wordprocessingDrawing" xmlns:wp="http://schemas.openxmlformats.org/drawingml/2006/wordprocessingDrawing" xmlns:w10="urn:schemas-microsoft-com:office:word" xmlns:w="http://schemas.openxmlformats.org/wordprocessingml/2006/main" xmlns:w14="http://schemas.microsoft.com/office/word/2010/wordml" xmlns:w15="http://schemas.microsoft.com/office/word/2012/wordml" xmlns:w16cex="http://schemas.microsoft.com/office/word/2018/wordml/cex" xmlns:w16cid="http://schemas.microsoft.com/office/word/2016/wordml/cid" xmlns:w16="http://schemas.microsoft.com/office/word/2018/wordml" xmlns:w16du="http://schemas.microsoft.com/office/word/2023/wordml/word16du" xmlns:w16sdtdh="http://schemas.microsoft.com/office/word/2020/wordml/sdtdatahash" xmlns:w16sdtfl="http://schemas.microsoft.com/office/word/2024/wordml/sdtformatlock" xmlns:w16se="http://schemas.microsoft.com/office/word/2015/wordml/symex" xmlns:wpg="http://schemas.microsoft.com/office/word/2010/wordprocessingGroup" xmlns:wpi="http://schemas.microsoft.com/office/word/2010/wordprocessingInk" xmlns:wne="http://schemas.microsoft.com/office/word/2006/wordml" xmlns:wps="http://schemas.microsoft.com/office/word/2010/wordprocessingShape" mc:Ignorable="w14 w15 w16se w16cid w16 w16cex w16sdtdh w16sdtfl w16du wp14">
   <w:p>
     <w:pPr>
       <w:tabs>
@@ -14096,7 +14146,7 @@
 </file>
 
 <file path=word/footnotes.xml><?xml version="1.0" encoding="utf-8"?>
-<w:footnotes xmlns:wpc="http://schemas.microsoft.com/office/word/2010/wordprocessingCanvas" xmlns:cx="http://schemas.microsoft.com/office/drawing/2014/chartex" xmlns:cx1="http://schemas.microsoft.com/office/drawing/2015/9/8/chartex" xmlns:cx2="http://schemas.microsoft.com/office/drawing/2015/10/21/chartex" xmlns:cx3="http://schemas.microsoft.com/office/drawing/2016/5/9/chartex" xmlns:cx4="http://schemas.microsoft.com/office/drawing/2016/5/10/chartex" xmlns:cx5="http://schemas.microsoft.com/office/drawing/2016/5/11/chartex" xmlns:cx6="http://schemas.microsoft.com/office/drawing/2016/5/12/chartex" xmlns:cx7="http://schemas.microsoft.com/office/drawing/2016/5/13/chartex" xmlns:cx8="http://schemas.microsoft.com/office/drawing/2016/5/14/chartex" xmlns:mc="http://schemas.openxmlformats.org/markup-compatibility/2006" xmlns:aink="http://schemas.microsoft.com/office/drawing/2016/ink" xmlns:am3d="http://schemas.microsoft.com/office/drawing/2017/model3d" xmlns:o="urn:schemas-microsoft-com:office:office" xmlns:oel="http://schemas.microsoft.com/office/2019/extlst" xmlns:r="http://schemas.openxmlformats.org/officeDocument/2006/relationships" xmlns:m="http://schemas.openxmlformats.org/officeDocument/2006/math" xmlns:v="urn:schemas-microsoft-com:vml" xmlns:wp14="http://schemas.microsoft.com/office/word/2010/wordprocessingDrawing" xmlns:wp="http://schemas.openxmlformats.org/drawingml/2006/wordprocessingDrawing" xmlns:w10="urn:schemas-microsoft-com:office:word" xmlns:w="http://schemas.openxmlformats.org/wordprocessingml/2006/main" xmlns:w14="http://schemas.microsoft.com/office/word/2010/wordml" xmlns:w15="http://schemas.microsoft.com/office/word/2012/wordml" xmlns:w16cex="http://schemas.microsoft.com/office/word/2018/wordml/cex" xmlns:w16cid="http://schemas.microsoft.com/office/word/2016/wordml/cid" xmlns:w16="http://schemas.microsoft.com/office/word/2018/wordml" xmlns:w16du="http://schemas.microsoft.com/office/word/2023/wordml/word16du" xmlns:w16sdtdh="http://schemas.microsoft.com/office/word/2020/wordml/sdtdatahash" xmlns:w16se="http://schemas.microsoft.com/office/word/2015/wordml/symex" xmlns:wpg="http://schemas.microsoft.com/office/word/2010/wordprocessingGroup" xmlns:wpi="http://schemas.microsoft.com/office/word/2010/wordprocessingInk" xmlns:wne="http://schemas.microsoft.com/office/word/2006/wordml" xmlns:wps="http://schemas.microsoft.com/office/word/2010/wordprocessingShape" mc:Ignorable="w14 w15 w16se w16cid w16 w16cex w16sdtdh w16du wp14">
+<w:footnotes xmlns:wpc="http://schemas.microsoft.com/office/word/2010/wordprocessingCanvas" xmlns:cx="http://schemas.microsoft.com/office/drawing/2014/chartex" xmlns:cx1="http://schemas.microsoft.com/office/drawing/2015/9/8/chartex" xmlns:cx2="http://schemas.microsoft.com/office/drawing/2015/10/21/chartex" xmlns:cx3="http://schemas.microsoft.com/office/drawing/2016/5/9/chartex" xmlns:cx4="http://schemas.microsoft.com/office/drawing/2016/5/10/chartex" xmlns:cx5="http://schemas.microsoft.com/office/drawing/2016/5/11/chartex" xmlns:cx6="http://schemas.microsoft.com/office/drawing/2016/5/12/chartex" xmlns:cx7="http://schemas.microsoft.com/office/drawing/2016/5/13/chartex" xmlns:cx8="http://schemas.microsoft.com/office/drawing/2016/5/14/chartex" xmlns:mc="http://schemas.openxmlformats.org/markup-compatibility/2006" xmlns:aink="http://schemas.microsoft.com/office/drawing/2016/ink" xmlns:am3d="http://schemas.microsoft.com/office/drawing/2017/model3d" xmlns:o="urn:schemas-microsoft-com:office:office" xmlns:oel="http://schemas.microsoft.com/office/2019/extlst" xmlns:r="http://schemas.openxmlformats.org/officeDocument/2006/relationships" xmlns:m="http://schemas.openxmlformats.org/officeDocument/2006/math" xmlns:v="urn:schemas-microsoft-com:vml" xmlns:wp14="http://schemas.microsoft.com/office/word/2010/wordprocessingDrawing" xmlns:wp="http://schemas.openxmlformats.org/drawingml/2006/wordprocessingDrawing" xmlns:w10="urn:schemas-microsoft-com:office:word" xmlns:w="http://schemas.openxmlformats.org/wordprocessingml/2006/main" xmlns:w14="http://schemas.microsoft.com/office/word/2010/wordml" xmlns:w15="http://schemas.microsoft.com/office/word/2012/wordml" xmlns:w16cex="http://schemas.microsoft.com/office/word/2018/wordml/cex" xmlns:w16cid="http://schemas.microsoft.com/office/word/2016/wordml/cid" xmlns:w16="http://schemas.microsoft.com/office/word/2018/wordml" xmlns:w16du="http://schemas.microsoft.com/office/word/2023/wordml/word16du" xmlns:w16sdtdh="http://schemas.microsoft.com/office/word/2020/wordml/sdtdatahash" xmlns:w16sdtfl="http://schemas.microsoft.com/office/word/2024/wordml/sdtformatlock" xmlns:w16se="http://schemas.microsoft.com/office/word/2015/wordml/symex" xmlns:wpg="http://schemas.microsoft.com/office/word/2010/wordprocessingGroup" xmlns:wpi="http://schemas.microsoft.com/office/word/2010/wordprocessingInk" xmlns:wne="http://schemas.microsoft.com/office/word/2006/wordml" xmlns:wps="http://schemas.microsoft.com/office/word/2010/wordprocessingShape" mc:Ignorable="w14 w15 w16se w16cid w16 w16cex w16sdtdh w16sdtfl w16du wp14">
   <w:footnote w:type="separator" w:id="-1">
     <w:p>
       <w:r>
@@ -14115,7 +14165,7 @@
 </file>
 
 <file path=word/header1.xml><?xml version="1.0" encoding="utf-8"?>
-<w:hdr xmlns:wpc="http://schemas.microsoft.com/office/word/2010/wordprocessingCanvas" xmlns:cx="http://schemas.microsoft.com/office/drawing/2014/chartex" xmlns:cx1="http://schemas.microsoft.com/office/drawing/2015/9/8/chartex" xmlns:cx2="http://schemas.microsoft.com/office/drawing/2015/10/21/chartex" xmlns:cx3="http://schemas.microsoft.com/office/drawing/2016/5/9/chartex" xmlns:cx4="http://schemas.microsoft.com/office/drawing/2016/5/10/chartex" xmlns:cx5="http://schemas.microsoft.com/office/drawing/2016/5/11/chartex" xmlns:cx6="http://schemas.microsoft.com/office/drawing/2016/5/12/chartex" xmlns:cx7="http://schemas.microsoft.com/office/drawing/2016/5/13/chartex" xmlns:cx8="http://schemas.microsoft.com/office/drawing/2016/5/14/chartex" xmlns:mc="http://schemas.openxmlformats.org/markup-compatibility/2006" xmlns:aink="http://schemas.microsoft.com/office/drawing/2016/ink" xmlns:am3d="http://schemas.microsoft.com/office/drawing/2017/model3d" xmlns:o="urn:schemas-microsoft-com:office:office" xmlns:oel="http://schemas.microsoft.com/office/2019/extlst" xmlns:r="http://schemas.openxmlformats.org/officeDocument/2006/relationships" xmlns:m="http://schemas.openxmlformats.org/officeDocument/2006/math" xmlns:v="urn:schemas-microsoft-com:vml" xmlns:wp14="http://schemas.microsoft.com/office/word/2010/wordprocessingDrawing" xmlns:wp="http://schemas.openxmlformats.org/drawingml/2006/wordprocessingDrawing" xmlns:w10="urn:schemas-microsoft-com:office:word" xmlns:w="http://schemas.openxmlformats.org/wordprocessingml/2006/main" xmlns:w14="http://schemas.microsoft.com/office/word/2010/wordml" xmlns:w15="http://schemas.microsoft.com/office/word/2012/wordml" xmlns:w16cex="http://schemas.microsoft.com/office/word/2018/wordml/cex" xmlns:w16cid="http://schemas.microsoft.com/office/word/2016/wordml/cid" xmlns:w16="http://schemas.microsoft.com/office/word/2018/wordml" xmlns:w16du="http://schemas.microsoft.com/office/word/2023/wordml/word16du" xmlns:w16sdtdh="http://schemas.microsoft.com/office/word/2020/wordml/sdtdatahash" xmlns:w16se="http://schemas.microsoft.com/office/word/2015/wordml/symex" xmlns:wpg="http://schemas.microsoft.com/office/word/2010/wordprocessingGroup" xmlns:wpi="http://schemas.microsoft.com/office/word/2010/wordprocessingInk" xmlns:wne="http://schemas.microsoft.com/office/word/2006/wordml" xmlns:wps="http://schemas.microsoft.com/office/word/2010/wordprocessingShape" mc:Ignorable="w14 w15 w16se w16cid w16 w16cex w16sdtdh w16du wp14">
+<w:hdr xmlns:wpc="http://schemas.microsoft.com/office/word/2010/wordprocessingCanvas" xmlns:cx="http://schemas.microsoft.com/office/drawing/2014/chartex" xmlns:cx1="http://schemas.microsoft.com/office/drawing/2015/9/8/chartex" xmlns:cx2="http://schemas.microsoft.com/office/drawing/2015/10/21/chartex" xmlns:cx3="http://schemas.microsoft.com/office/drawing/2016/5/9/chartex" xmlns:cx4="http://schemas.microsoft.com/office/drawing/2016/5/10/chartex" xmlns:cx5="http://schemas.microsoft.com/office/drawing/2016/5/11/chartex" xmlns:cx6="http://schemas.microsoft.com/office/drawing/2016/5/12/chartex" xmlns:cx7="http://schemas.microsoft.com/office/drawing/2016/5/13/chartex" xmlns:cx8="http://schemas.microsoft.com/office/drawing/2016/5/14/chartex" xmlns:mc="http://schemas.openxmlformats.org/markup-compatibility/2006" xmlns:aink="http://schemas.microsoft.com/office/drawing/2016/ink" xmlns:am3d="http://schemas.microsoft.com/office/drawing/2017/model3d" xmlns:o="urn:schemas-microsoft-com:office:office" xmlns:oel="http://schemas.microsoft.com/office/2019/extlst" xmlns:r="http://schemas.openxmlformats.org/officeDocument/2006/relationships" xmlns:m="http://schemas.openxmlformats.org/officeDocument/2006/math" xmlns:v="urn:schemas-microsoft-com:vml" xmlns:wp14="http://schemas.microsoft.com/office/word/2010/wordprocessingDrawing" xmlns:wp="http://schemas.openxmlformats.org/drawingml/2006/wordprocessingDrawing" xmlns:w10="urn:schemas-microsoft-com:office:word" xmlns:w="http://schemas.openxmlformats.org/wordprocessingml/2006/main" xmlns:w14="http://schemas.microsoft.com/office/word/2010/wordml" xmlns:w15="http://schemas.microsoft.com/office/word/2012/wordml" xmlns:w16cex="http://schemas.microsoft.com/office/word/2018/wordml/cex" xmlns:w16cid="http://schemas.microsoft.com/office/word/2016/wordml/cid" xmlns:w16="http://schemas.microsoft.com/office/word/2018/wordml" xmlns:w16du="http://schemas.microsoft.com/office/word/2023/wordml/word16du" xmlns:w16sdtdh="http://schemas.microsoft.com/office/word/2020/wordml/sdtdatahash" xmlns:w16sdtfl="http://schemas.microsoft.com/office/word/2024/wordml/sdtformatlock" xmlns:w16se="http://schemas.microsoft.com/office/word/2015/wordml/symex" xmlns:wpg="http://schemas.microsoft.com/office/word/2010/wordprocessingGroup" xmlns:wpi="http://schemas.microsoft.com/office/word/2010/wordprocessingInk" xmlns:wne="http://schemas.microsoft.com/office/word/2006/wordml" xmlns:wps="http://schemas.microsoft.com/office/word/2010/wordprocessingShape" mc:Ignorable="w14 w15 w16se w16cid w16 w16cex w16sdtdh w16sdtfl w16du wp14">
   <w:p>
     <w:pPr>
       <w:pStyle w:val="Kopfzeile"/>
@@ -14125,7 +14175,7 @@
 </file>
 
 <file path=word/header2.xml><?xml version="1.0" encoding="utf-8"?>
-<w:hdr xmlns:wpc="http://schemas.microsoft.com/office/word/2010/wordprocessingCanvas" xmlns:cx="http://schemas.microsoft.com/office/drawing/2014/chartex" xmlns:cx1="http://schemas.microsoft.com/office/drawing/2015/9/8/chartex" xmlns:cx2="http://schemas.microsoft.com/office/drawing/2015/10/21/chartex" xmlns:cx3="http://schemas.microsoft.com/office/drawing/2016/5/9/chartex" xmlns:cx4="http://schemas.microsoft.com/office/drawing/2016/5/10/chartex" xmlns:cx5="http://schemas.microsoft.com/office/drawing/2016/5/11/chartex" xmlns:cx6="http://schemas.microsoft.com/office/drawing/2016/5/12/chartex" xmlns:cx7="http://schemas.microsoft.com/office/drawing/2016/5/13/chartex" xmlns:cx8="http://schemas.microsoft.com/office/drawing/2016/5/14/chartex" xmlns:mc="http://schemas.openxmlformats.org/markup-compatibility/2006" xmlns:aink="http://schemas.microsoft.com/office/drawing/2016/ink" xmlns:am3d="http://schemas.microsoft.com/office/drawing/2017/model3d" xmlns:o="urn:schemas-microsoft-com:office:office" xmlns:oel="http://schemas.microsoft.com/office/2019/extlst" xmlns:r="http://schemas.openxmlformats.org/officeDocument/2006/relationships" xmlns:m="http://schemas.openxmlformats.org/officeDocument/2006/math" xmlns:v="urn:schemas-microsoft-com:vml" xmlns:wp14="http://schemas.microsoft.com/office/word/2010/wordprocessingDrawing" xmlns:wp="http://schemas.openxmlformats.org/drawingml/2006/wordprocessingDrawing" xmlns:w10="urn:schemas-microsoft-com:office:word" xmlns:w="http://schemas.openxmlformats.org/wordprocessingml/2006/main" xmlns:w14="http://schemas.microsoft.com/office/word/2010/wordml" xmlns:w15="http://schemas.microsoft.com/office/word/2012/wordml" xmlns:w16cex="http://schemas.microsoft.com/office/word/2018/wordml/cex" xmlns:w16cid="http://schemas.microsoft.com/office/word/2016/wordml/cid" xmlns:w16="http://schemas.microsoft.com/office/word/2018/wordml" xmlns:w16du="http://schemas.microsoft.com/office/word/2023/wordml/word16du" xmlns:w16sdtdh="http://schemas.microsoft.com/office/word/2020/wordml/sdtdatahash" xmlns:w16se="http://schemas.microsoft.com/office/word/2015/wordml/symex" xmlns:wpg="http://schemas.microsoft.com/office/word/2010/wordprocessingGroup" xmlns:wpi="http://schemas.microsoft.com/office/word/2010/wordprocessingInk" xmlns:wne="http://schemas.microsoft.com/office/word/2006/wordml" xmlns:wps="http://schemas.microsoft.com/office/word/2010/wordprocessingShape" mc:Ignorable="w14 w15 w16se w16cid w16 w16cex w16sdtdh w16du wp14">
+<w:hdr xmlns:wpc="http://schemas.microsoft.com/office/word/2010/wordprocessingCanvas" xmlns:cx="http://schemas.microsoft.com/office/drawing/2014/chartex" xmlns:cx1="http://schemas.microsoft.com/office/drawing/2015/9/8/chartex" xmlns:cx2="http://schemas.microsoft.com/office/drawing/2015/10/21/chartex" xmlns:cx3="http://schemas.microsoft.com/office/drawing/2016/5/9/chartex" xmlns:cx4="http://schemas.microsoft.com/office/drawing/2016/5/10/chartex" xmlns:cx5="http://schemas.microsoft.com/office/drawing/2016/5/11/chartex" xmlns:cx6="http://schemas.microsoft.com/office/drawing/2016/5/12/chartex" xmlns:cx7="http://schemas.microsoft.com/office/drawing/2016/5/13/chartex" xmlns:cx8="http://schemas.microsoft.com/office/drawing/2016/5/14/chartex" xmlns:mc="http://schemas.openxmlformats.org/markup-compatibility/2006" xmlns:aink="http://schemas.microsoft.com/office/drawing/2016/ink" xmlns:am3d="http://schemas.microsoft.com/office/drawing/2017/model3d" xmlns:o="urn:schemas-microsoft-com:office:office" xmlns:oel="http://schemas.microsoft.com/office/2019/extlst" xmlns:r="http://schemas.openxmlformats.org/officeDocument/2006/relationships" xmlns:m="http://schemas.openxmlformats.org/officeDocument/2006/math" xmlns:v="urn:schemas-microsoft-com:vml" xmlns:wp14="http://schemas.microsoft.com/office/word/2010/wordprocessingDrawing" xmlns:wp="http://schemas.openxmlformats.org/drawingml/2006/wordprocessingDrawing" xmlns:w10="urn:schemas-microsoft-com:office:word" xmlns:w="http://schemas.openxmlformats.org/wordprocessingml/2006/main" xmlns:w14="http://schemas.microsoft.com/office/word/2010/wordml" xmlns:w15="http://schemas.microsoft.com/office/word/2012/wordml" xmlns:w16cex="http://schemas.microsoft.com/office/word/2018/wordml/cex" xmlns:w16cid="http://schemas.microsoft.com/office/word/2016/wordml/cid" xmlns:w16="http://schemas.microsoft.com/office/word/2018/wordml" xmlns:w16du="http://schemas.microsoft.com/office/word/2023/wordml/word16du" xmlns:w16sdtdh="http://schemas.microsoft.com/office/word/2020/wordml/sdtdatahash" xmlns:w16sdtfl="http://schemas.microsoft.com/office/word/2024/wordml/sdtformatlock" xmlns:w16se="http://schemas.microsoft.com/office/word/2015/wordml/symex" xmlns:wpg="http://schemas.microsoft.com/office/word/2010/wordprocessingGroup" xmlns:wpi="http://schemas.microsoft.com/office/word/2010/wordprocessingInk" xmlns:wne="http://schemas.microsoft.com/office/word/2006/wordml" xmlns:wps="http://schemas.microsoft.com/office/word/2010/wordprocessingShape" mc:Ignorable="w14 w15 w16se w16cid w16 w16cex w16sdtdh w16sdtfl w16du wp14">
   <w:p>
     <w:pPr>
       <w:jc w:val="right"/>
@@ -14135,7 +14185,7 @@
 </file>
 
 <file path=word/header3.xml><?xml version="1.0" encoding="utf-8"?>
-<w:hdr xmlns:wpc="http://schemas.microsoft.com/office/word/2010/wordprocessingCanvas" xmlns:cx="http://schemas.microsoft.com/office/drawing/2014/chartex" xmlns:cx1="http://schemas.microsoft.com/office/drawing/2015/9/8/chartex" xmlns:cx2="http://schemas.microsoft.com/office/drawing/2015/10/21/chartex" xmlns:cx3="http://schemas.microsoft.com/office/drawing/2016/5/9/chartex" xmlns:cx4="http://schemas.microsoft.com/office/drawing/2016/5/10/chartex" xmlns:cx5="http://schemas.microsoft.com/office/drawing/2016/5/11/chartex" xmlns:cx6="http://schemas.microsoft.com/office/drawing/2016/5/12/chartex" xmlns:cx7="http://schemas.microsoft.com/office/drawing/2016/5/13/chartex" xmlns:cx8="http://schemas.microsoft.com/office/drawing/2016/5/14/chartex" xmlns:mc="http://schemas.openxmlformats.org/markup-compatibility/2006" xmlns:aink="http://schemas.microsoft.com/office/drawing/2016/ink" xmlns:am3d="http://schemas.microsoft.com/office/drawing/2017/model3d" xmlns:o="urn:schemas-microsoft-com:office:office" xmlns:oel="http://schemas.microsoft.com/office/2019/extlst" xmlns:r="http://schemas.openxmlformats.org/officeDocument/2006/relationships" xmlns:m="http://schemas.openxmlformats.org/officeDocument/2006/math" xmlns:v="urn:schemas-microsoft-com:vml" xmlns:wp14="http://schemas.microsoft.com/office/word/2010/wordprocessingDrawing" xmlns:wp="http://schemas.openxmlformats.org/drawingml/2006/wordprocessingDrawing" xmlns:w10="urn:schemas-microsoft-com:office:word" xmlns:w="http://schemas.openxmlformats.org/wordprocessingml/2006/main" xmlns:w14="http://schemas.microsoft.com/office/word/2010/wordml" xmlns:w15="http://schemas.microsoft.com/office/word/2012/wordml" xmlns:w16cex="http://schemas.microsoft.com/office/word/2018/wordml/cex" xmlns:w16cid="http://schemas.microsoft.com/office/word/2016/wordml/cid" xmlns:w16="http://schemas.microsoft.com/office/word/2018/wordml" xmlns:w16du="http://schemas.microsoft.com/office/word/2023/wordml/word16du" xmlns:w16sdtdh="http://schemas.microsoft.com/office/word/2020/wordml/sdtdatahash" xmlns:w16se="http://schemas.microsoft.com/office/word/2015/wordml/symex" xmlns:wpg="http://schemas.microsoft.com/office/word/2010/wordprocessingGroup" xmlns:wpi="http://schemas.microsoft.com/office/word/2010/wordprocessingInk" xmlns:wne="http://schemas.microsoft.com/office/word/2006/wordml" xmlns:wps="http://schemas.microsoft.com/office/word/2010/wordprocessingShape" mc:Ignorable="w14 w15 w16se w16cid w16 w16cex w16sdtdh w16du wp14">
+<w:hdr xmlns:wpc="http://schemas.microsoft.com/office/word/2010/wordprocessingCanvas" xmlns:cx="http://schemas.microsoft.com/office/drawing/2014/chartex" xmlns:cx1="http://schemas.microsoft.com/office/drawing/2015/9/8/chartex" xmlns:cx2="http://schemas.microsoft.com/office/drawing/2015/10/21/chartex" xmlns:cx3="http://schemas.microsoft.com/office/drawing/2016/5/9/chartex" xmlns:cx4="http://schemas.microsoft.com/office/drawing/2016/5/10/chartex" xmlns:cx5="http://schemas.microsoft.com/office/drawing/2016/5/11/chartex" xmlns:cx6="http://schemas.microsoft.com/office/drawing/2016/5/12/chartex" xmlns:cx7="http://schemas.microsoft.com/office/drawing/2016/5/13/chartex" xmlns:cx8="http://schemas.microsoft.com/office/drawing/2016/5/14/chartex" xmlns:mc="http://schemas.openxmlformats.org/markup-compatibility/2006" xmlns:aink="http://schemas.microsoft.com/office/drawing/2016/ink" xmlns:am3d="http://schemas.microsoft.com/office/drawing/2017/model3d" xmlns:o="urn:schemas-microsoft-com:office:office" xmlns:oel="http://schemas.microsoft.com/office/2019/extlst" xmlns:r="http://schemas.openxmlformats.org/officeDocument/2006/relationships" xmlns:m="http://schemas.openxmlformats.org/officeDocument/2006/math" xmlns:v="urn:schemas-microsoft-com:vml" xmlns:wp14="http://schemas.microsoft.com/office/word/2010/wordprocessingDrawing" xmlns:wp="http://schemas.openxmlformats.org/drawingml/2006/wordprocessingDrawing" xmlns:w10="urn:schemas-microsoft-com:office:word" xmlns:w="http://schemas.openxmlformats.org/wordprocessingml/2006/main" xmlns:w14="http://schemas.microsoft.com/office/word/2010/wordml" xmlns:w15="http://schemas.microsoft.com/office/word/2012/wordml" xmlns:w16cex="http://schemas.microsoft.com/office/word/2018/wordml/cex" xmlns:w16cid="http://schemas.microsoft.com/office/word/2016/wordml/cid" xmlns:w16="http://schemas.microsoft.com/office/word/2018/wordml" xmlns:w16du="http://schemas.microsoft.com/office/word/2023/wordml/word16du" xmlns:w16sdtdh="http://schemas.microsoft.com/office/word/2020/wordml/sdtdatahash" xmlns:w16sdtfl="http://schemas.microsoft.com/office/word/2024/wordml/sdtformatlock" xmlns:w16se="http://schemas.microsoft.com/office/word/2015/wordml/symex" xmlns:wpg="http://schemas.microsoft.com/office/word/2010/wordprocessingGroup" xmlns:wpi="http://schemas.microsoft.com/office/word/2010/wordprocessingInk" xmlns:wne="http://schemas.microsoft.com/office/word/2006/wordml" xmlns:wps="http://schemas.microsoft.com/office/word/2010/wordprocessingShape" mc:Ignorable="w14 w15 w16se w16cid w16 w16cex w16sdtdh w16sdtfl w16du wp14">
   <w:p>
     <w:pPr>
       <w:pStyle w:val="Platzhalter"/>
@@ -14169,7 +14219,7 @@
 </file>
 
 <file path=word/numbering.xml><?xml version="1.0" encoding="utf-8"?>
-<w:numbering xmlns:wpc="http://schemas.microsoft.com/office/word/2010/wordprocessingCanvas" xmlns:cx="http://schemas.microsoft.com/office/drawing/2014/chartex" xmlns:cx1="http://schemas.microsoft.com/office/drawing/2015/9/8/chartex" xmlns:cx2="http://schemas.microsoft.com/office/drawing/2015/10/21/chartex" xmlns:cx3="http://schemas.microsoft.com/office/drawing/2016/5/9/chartex" xmlns:cx4="http://schemas.microsoft.com/office/drawing/2016/5/10/chartex" xmlns:cx5="http://schemas.microsoft.com/office/drawing/2016/5/11/chartex" xmlns:cx6="http://schemas.microsoft.com/office/drawing/2016/5/12/chartex" xmlns:cx7="http://schemas.microsoft.com/office/drawing/2016/5/13/chartex" xmlns:cx8="http://schemas.microsoft.com/office/drawing/2016/5/14/chartex" xmlns:mc="http://schemas.openxmlformats.org/markup-compatibility/2006" xmlns:aink="http://schemas.microsoft.com/office/drawing/2016/ink" xmlns:am3d="http://schemas.microsoft.com/office/drawing/2017/model3d" xmlns:o="urn:schemas-microsoft-com:office:office" xmlns:oel="http://schemas.microsoft.com/office/2019/extlst" xmlns:r="http://schemas.openxmlformats.org/officeDocument/2006/relationships" xmlns:m="http://schemas.openxmlformats.org/officeDocument/2006/math" xmlns:v="urn:schemas-microsoft-com:vml" xmlns:wp14="http://schemas.microsoft.com/office/word/2010/wordprocessingDrawing" xmlns:wp="http://schemas.openxmlformats.org/drawingml/2006/wordprocessingDrawing" xmlns:w10="urn:schemas-microsoft-com:office:word" xmlns:w="http://schemas.openxmlformats.org/wordprocessingml/2006/main" xmlns:w14="http://schemas.microsoft.com/office/word/2010/wordml" xmlns:w15="http://schemas.microsoft.com/office/word/2012/wordml" xmlns:w16cex="http://schemas.microsoft.com/office/word/2018/wordml/cex" xmlns:w16cid="http://schemas.microsoft.com/office/word/2016/wordml/cid" xmlns:w16="http://schemas.microsoft.com/office/word/2018/wordml" xmlns:w16du="http://schemas.microsoft.com/office/word/2023/wordml/word16du" xmlns:w16sdtdh="http://schemas.microsoft.com/office/word/2020/wordml/sdtdatahash" xmlns:w16se="http://schemas.microsoft.com/office/word/2015/wordml/symex" xmlns:wpg="http://schemas.microsoft.com/office/word/2010/wordprocessingGroup" xmlns:wpi="http://schemas.microsoft.com/office/word/2010/wordprocessingInk" xmlns:wne="http://schemas.microsoft.com/office/word/2006/wordml" xmlns:wps="http://schemas.microsoft.com/office/word/2010/wordprocessingShape" mc:Ignorable="w14 w15 w16se w16cid w16 w16cex w16sdtdh w16du wp14">
+<w:numbering xmlns:wpc="http://schemas.microsoft.com/office/word/2010/wordprocessingCanvas" xmlns:cx="http://schemas.microsoft.com/office/drawing/2014/chartex" xmlns:cx1="http://schemas.microsoft.com/office/drawing/2015/9/8/chartex" xmlns:cx2="http://schemas.microsoft.com/office/drawing/2015/10/21/chartex" xmlns:cx3="http://schemas.microsoft.com/office/drawing/2016/5/9/chartex" xmlns:cx4="http://schemas.microsoft.com/office/drawing/2016/5/10/chartex" xmlns:cx5="http://schemas.microsoft.com/office/drawing/2016/5/11/chartex" xmlns:cx6="http://schemas.microsoft.com/office/drawing/2016/5/12/chartex" xmlns:cx7="http://schemas.microsoft.com/office/drawing/2016/5/13/chartex" xmlns:cx8="http://schemas.microsoft.com/office/drawing/2016/5/14/chartex" xmlns:mc="http://schemas.openxmlformats.org/markup-compatibility/2006" xmlns:aink="http://schemas.microsoft.com/office/drawing/2016/ink" xmlns:am3d="http://schemas.microsoft.com/office/drawing/2017/model3d" xmlns:o="urn:schemas-microsoft-com:office:office" xmlns:oel="http://schemas.microsoft.com/office/2019/extlst" xmlns:r="http://schemas.openxmlformats.org/officeDocument/2006/relationships" xmlns:m="http://schemas.openxmlformats.org/officeDocument/2006/math" xmlns:v="urn:schemas-microsoft-com:vml" xmlns:wp14="http://schemas.microsoft.com/office/word/2010/wordprocessingDrawing" xmlns:wp="http://schemas.openxmlformats.org/drawingml/2006/wordprocessingDrawing" xmlns:w10="urn:schemas-microsoft-com:office:word" xmlns:w="http://schemas.openxmlformats.org/wordprocessingml/2006/main" xmlns:w14="http://schemas.microsoft.com/office/word/2010/wordml" xmlns:w15="http://schemas.microsoft.com/office/word/2012/wordml" xmlns:w16cex="http://schemas.microsoft.com/office/word/2018/wordml/cex" xmlns:w16cid="http://schemas.microsoft.com/office/word/2016/wordml/cid" xmlns:w16="http://schemas.microsoft.com/office/word/2018/wordml" xmlns:w16du="http://schemas.microsoft.com/office/word/2023/wordml/word16du" xmlns:w16sdtdh="http://schemas.microsoft.com/office/word/2020/wordml/sdtdatahash" xmlns:w16sdtfl="http://schemas.microsoft.com/office/word/2024/wordml/sdtformatlock" xmlns:w16se="http://schemas.microsoft.com/office/word/2015/wordml/symex" xmlns:wpg="http://schemas.microsoft.com/office/word/2010/wordprocessingGroup" xmlns:wpi="http://schemas.microsoft.com/office/word/2010/wordprocessingInk" xmlns:wne="http://schemas.microsoft.com/office/word/2006/wordml" xmlns:wps="http://schemas.microsoft.com/office/word/2010/wordprocessingShape" mc:Ignorable="w14 w15 w16se w16cid w16 w16cex w16sdtdh w16sdtfl w16du wp14">
   <w:abstractNum w:abstractNumId="0" w15:restartNumberingAfterBreak="0">
     <w:nsid w:val="05455E45"/>
     <w:multiLevelType w:val="multilevel"/>
@@ -16635,7 +16685,7 @@
 </file>
 
 <file path=word/styles.xml><?xml version="1.0" encoding="utf-8"?>
-<w:styles xmlns:mc="http://schemas.openxmlformats.org/markup-compatibility/2006" xmlns:r="http://schemas.openxmlformats.org/officeDocument/2006/relationships" xmlns:w="http://schemas.openxmlformats.org/wordprocessingml/2006/main" xmlns:w14="http://schemas.microsoft.com/office/word/2010/wordml" xmlns:w15="http://schemas.microsoft.com/office/word/2012/wordml" xmlns:w16cex="http://schemas.microsoft.com/office/word/2018/wordml/cex" xmlns:w16cid="http://schemas.microsoft.com/office/word/2016/wordml/cid" xmlns:w16="http://schemas.microsoft.com/office/word/2018/wordml" xmlns:w16du="http://schemas.microsoft.com/office/word/2023/wordml/word16du" xmlns:w16sdtdh="http://schemas.microsoft.com/office/word/2020/wordml/sdtdatahash" xmlns:w16se="http://schemas.microsoft.com/office/word/2015/wordml/symex" mc:Ignorable="w14 w15 w16se w16cid w16 w16cex w16sdtdh w16du">
+<w:styles xmlns:mc="http://schemas.openxmlformats.org/markup-compatibility/2006" xmlns:r="http://schemas.openxmlformats.org/officeDocument/2006/relationships" xmlns:w="http://schemas.openxmlformats.org/wordprocessingml/2006/main" xmlns:w14="http://schemas.microsoft.com/office/word/2010/wordml" xmlns:w15="http://schemas.microsoft.com/office/word/2012/wordml" xmlns:w16cex="http://schemas.microsoft.com/office/word/2018/wordml/cex" xmlns:w16cid="http://schemas.microsoft.com/office/word/2016/wordml/cid" xmlns:w16="http://schemas.microsoft.com/office/word/2018/wordml" xmlns:w16du="http://schemas.microsoft.com/office/word/2023/wordml/word16du" xmlns:w16sdtdh="http://schemas.microsoft.com/office/word/2020/wordml/sdtdatahash" xmlns:w16sdtfl="http://schemas.microsoft.com/office/word/2024/wordml/sdtformatlock" xmlns:w16se="http://schemas.microsoft.com/office/word/2015/wordml/symex" mc:Ignorable="w14 w15 w16se w16cid w16 w16cex w16sdtdh w16sdtfl w16du">
   <w:docDefaults>
     <w:rPrDefault>
       <w:rPr>
@@ -17755,7 +17805,7 @@
 </file>
 
 <file path=word/glossary/document.xml><?xml version="1.0" encoding="utf-8"?>
-<w:glossaryDocument xmlns:wpc="http://schemas.microsoft.com/office/word/2010/wordprocessingCanvas" xmlns:cx="http://schemas.microsoft.com/office/drawing/2014/chartex" xmlns:cx1="http://schemas.microsoft.com/office/drawing/2015/9/8/chartex" xmlns:cx2="http://schemas.microsoft.com/office/drawing/2015/10/21/chartex" xmlns:cx3="http://schemas.microsoft.com/office/drawing/2016/5/9/chartex" xmlns:cx4="http://schemas.microsoft.com/office/drawing/2016/5/10/chartex" xmlns:cx5="http://schemas.microsoft.com/office/drawing/2016/5/11/chartex" xmlns:cx6="http://schemas.microsoft.com/office/drawing/2016/5/12/chartex" xmlns:cx7="http://schemas.microsoft.com/office/drawing/2016/5/13/chartex" xmlns:cx8="http://schemas.microsoft.com/office/drawing/2016/5/14/chartex" xmlns:mc="http://schemas.openxmlformats.org/markup-compatibility/2006" xmlns:aink="http://schemas.microsoft.com/office/drawing/2016/ink" xmlns:am3d="http://schemas.microsoft.com/office/drawing/2017/model3d" xmlns:o="urn:schemas-microsoft-com:office:office" xmlns:oel="http://schemas.microsoft.com/office/2019/extlst" xmlns:r="http://schemas.openxmlformats.org/officeDocument/2006/relationships" xmlns:m="http://schemas.openxmlformats.org/officeDocument/2006/math" xmlns:v="urn:schemas-microsoft-com:vml" xmlns:wp14="http://schemas.microsoft.com/office/word/2010/wordprocessingDrawing" xmlns:wp="http://schemas.openxmlformats.org/drawingml/2006/wordprocessingDrawing" xmlns:w10="urn:schemas-microsoft-com:office:word" xmlns:w="http://schemas.openxmlformats.org/wordprocessingml/2006/main" xmlns:w14="http://schemas.microsoft.com/office/word/2010/wordml" xmlns:w15="http://schemas.microsoft.com/office/word/2012/wordml" xmlns:w16cex="http://schemas.microsoft.com/office/word/2018/wordml/cex" xmlns:w16cid="http://schemas.microsoft.com/office/word/2016/wordml/cid" xmlns:w16="http://schemas.microsoft.com/office/word/2018/wordml" xmlns:w16du="http://schemas.microsoft.com/office/word/2023/wordml/word16du" xmlns:w16sdtdh="http://schemas.microsoft.com/office/word/2020/wordml/sdtdatahash" xmlns:w16se="http://schemas.microsoft.com/office/word/2015/wordml/symex" xmlns:wpg="http://schemas.microsoft.com/office/word/2010/wordprocessingGroup" xmlns:wpi="http://schemas.microsoft.com/office/word/2010/wordprocessingInk" xmlns:wne="http://schemas.microsoft.com/office/word/2006/wordml" xmlns:wps="http://schemas.microsoft.com/office/word/2010/wordprocessingShape" mc:Ignorable="w14 w15 w16se w16cid w16 w16cex w16sdtdh w16du wp14">
+<w:glossaryDocument xmlns:wpc="http://schemas.microsoft.com/office/word/2010/wordprocessingCanvas" xmlns:cx="http://schemas.microsoft.com/office/drawing/2014/chartex" xmlns:cx1="http://schemas.microsoft.com/office/drawing/2015/9/8/chartex" xmlns:cx2="http://schemas.microsoft.com/office/drawing/2015/10/21/chartex" xmlns:cx3="http://schemas.microsoft.com/office/drawing/2016/5/9/chartex" xmlns:cx4="http://schemas.microsoft.com/office/drawing/2016/5/10/chartex" xmlns:cx5="http://schemas.microsoft.com/office/drawing/2016/5/11/chartex" xmlns:cx6="http://schemas.microsoft.com/office/drawing/2016/5/12/chartex" xmlns:cx7="http://schemas.microsoft.com/office/drawing/2016/5/13/chartex" xmlns:cx8="http://schemas.microsoft.com/office/drawing/2016/5/14/chartex" xmlns:mc="http://schemas.openxmlformats.org/markup-compatibility/2006" xmlns:aink="http://schemas.microsoft.com/office/drawing/2016/ink" xmlns:am3d="http://schemas.microsoft.com/office/drawing/2017/model3d" xmlns:o="urn:schemas-microsoft-com:office:office" xmlns:oel="http://schemas.microsoft.com/office/2019/extlst" xmlns:r="http://schemas.openxmlformats.org/officeDocument/2006/relationships" xmlns:m="http://schemas.openxmlformats.org/officeDocument/2006/math" xmlns:v="urn:schemas-microsoft-com:vml" xmlns:wp14="http://schemas.microsoft.com/office/word/2010/wordprocessingDrawing" xmlns:wp="http://schemas.openxmlformats.org/drawingml/2006/wordprocessingDrawing" xmlns:w10="urn:schemas-microsoft-com:office:word" xmlns:w="http://schemas.openxmlformats.org/wordprocessingml/2006/main" xmlns:w14="http://schemas.microsoft.com/office/word/2010/wordml" xmlns:w15="http://schemas.microsoft.com/office/word/2012/wordml" xmlns:w16cex="http://schemas.microsoft.com/office/word/2018/wordml/cex" xmlns:w16cid="http://schemas.microsoft.com/office/word/2016/wordml/cid" xmlns:w16="http://schemas.microsoft.com/office/word/2018/wordml" xmlns:w16du="http://schemas.microsoft.com/office/word/2023/wordml/word16du" xmlns:w16sdtdh="http://schemas.microsoft.com/office/word/2020/wordml/sdtdatahash" xmlns:w16sdtfl="http://schemas.microsoft.com/office/word/2024/wordml/sdtformatlock" xmlns:w16se="http://schemas.microsoft.com/office/word/2015/wordml/symex" xmlns:wpg="http://schemas.microsoft.com/office/word/2010/wordprocessingGroup" xmlns:wpi="http://schemas.microsoft.com/office/word/2010/wordprocessingInk" xmlns:wne="http://schemas.microsoft.com/office/word/2006/wordml" xmlns:wps="http://schemas.microsoft.com/office/word/2010/wordprocessingShape" mc:Ignorable="w14 w15 w16se w16cid w16 w16cex w16sdtdh w16sdtfl w16du wp14">
   <w:docParts>
     <w:docPart>
       <w:docPartPr>
@@ -17775,7 +17825,7 @@
       <w:docPartBody>
         <w:p>
           <w:pPr>
-            <w:pStyle w:val="76A979D490ED478088E583E9224FDC74"/>
+            <w:pStyle w:val="76A979D490ED478088E583E9224FDC741"/>
           </w:pPr>
           <w:r>
             <w:rPr>
@@ -17807,7 +17857,7 @@
       <w:docPartBody>
         <w:p>
           <w:pPr>
-            <w:pStyle w:val="88E6C2B122B54A44A5EE63724112607C"/>
+            <w:pStyle w:val="88E6C2B122B54A44A5EE63724112607C1"/>
           </w:pPr>
           <w:r>
             <w:rPr>
@@ -17836,7 +17886,7 @@
       <w:docPartBody>
         <w:p>
           <w:pPr>
-            <w:pStyle w:val="A1FD1D52DBCD47B1A761F33A002F5885"/>
+            <w:pStyle w:val="A1FD1D52DBCD47B1A761F33A002F58851"/>
           </w:pPr>
           <w:r>
             <w:rPr>
@@ -17866,7 +17916,7 @@
       <w:docPartBody>
         <w:p>
           <w:pPr>
-            <w:pStyle w:val="5263167169884FD4BA307CDFDC664716"/>
+            <w:pStyle w:val="5263167169884FD4BA307CDFDC6647161"/>
           </w:pPr>
           <w:r>
             <w:rPr>
@@ -17895,7 +17945,7 @@
       <w:docPartBody>
         <w:p>
           <w:pPr>
-            <w:pStyle w:val="A180639606504698B96388E663B5AB3F"/>
+            <w:pStyle w:val="A180639606504698B96388E663B5AB3F1"/>
           </w:pPr>
           <w:r>
             <w:rPr>
@@ -17924,7 +17974,7 @@
       <w:docPartBody>
         <w:p>
           <w:pPr>
-            <w:pStyle w:val="D5A43A9B1E49491CAA21D4C273CFAC8D1"/>
+            <w:pStyle w:val="D5A43A9B1E49491CAA21D4C273CFAC8D"/>
           </w:pPr>
           <w:r>
             <w:rPr>
@@ -17953,7 +18003,7 @@
       <w:docPartBody>
         <w:p>
           <w:pPr>
-            <w:pStyle w:val="79E68813557447948555AAF61A202C8A1"/>
+            <w:pStyle w:val="79E68813557447948555AAF61A202C8A"/>
           </w:pPr>
           <w:r>
             <w:rPr>
@@ -17982,7 +18032,7 @@
       <w:docPartBody>
         <w:p>
           <w:pPr>
-            <w:pStyle w:val="8F80E1723F774611836FDFB35A40BD9B1"/>
+            <w:pStyle w:val="8F80E1723F774611836FDFB35A40BD9B"/>
           </w:pPr>
           <w:r>
             <w:rPr>
@@ -18012,7 +18062,7 @@
       <w:docPartBody>
         <w:p>
           <w:pPr>
-            <w:pStyle w:val="E49884F847874509BF53495EC1E49D491"/>
+            <w:pStyle w:val="E49884F847874509BF53495EC1E49D49"/>
           </w:pPr>
           <w:r>
             <w:rPr>
@@ -18041,7 +18091,7 @@
       <w:docPartBody>
         <w:p>
           <w:pPr>
-            <w:pStyle w:val="C6EB278CD1704CBDBE847912548187641"/>
+            <w:pStyle w:val="C6EB278CD1704CBDBE84791254818764"/>
           </w:pPr>
           <w:r>
             <w:rPr>
@@ -18070,7 +18120,7 @@
       <w:docPartBody>
         <w:p>
           <w:pPr>
-            <w:pStyle w:val="2DE5343C3E5844A6B150CF244BEDE0531"/>
+            <w:pStyle w:val="2DE5343C3E5844A6B150CF244BEDE053"/>
           </w:pPr>
           <w:r>
             <w:rPr>
@@ -18099,7 +18149,7 @@
       <w:docPartBody>
         <w:p>
           <w:pPr>
-            <w:pStyle w:val="1B13E575BC6D4FF4AB5D4C1DFB3786B41"/>
+            <w:pStyle w:val="1B13E575BC6D4FF4AB5D4C1DFB3786B4"/>
           </w:pPr>
           <w:r>
             <w:rPr>
@@ -18128,7 +18178,7 @@
       <w:docPartBody>
         <w:p>
           <w:pPr>
-            <w:pStyle w:val="207A677C38764BE9A399D536A56AD62D1"/>
+            <w:pStyle w:val="207A677C38764BE9A399D536A56AD62D"/>
           </w:pPr>
           <w:r>
             <w:rPr>
@@ -18157,7 +18207,7 @@
       <w:docPartBody>
         <w:p>
           <w:pPr>
-            <w:pStyle w:val="C13D514652DD4F39A895AFE92DCD5C681"/>
+            <w:pStyle w:val="C13D514652DD4F39A895AFE92DCD5C68"/>
           </w:pPr>
           <w:r>
             <w:rPr>
@@ -18188,7 +18238,7 @@
       <w:docPartBody>
         <w:p>
           <w:pPr>
-            <w:pStyle w:val="74A3798F35E54BAE92151FD92E43C4A61"/>
+            <w:pStyle w:val="74A3798F35E54BAE92151FD92E43C4A6"/>
           </w:pPr>
           <w:r>
             <w:rPr>
@@ -18217,7 +18267,7 @@
       <w:docPartBody>
         <w:p>
           <w:pPr>
-            <w:pStyle w:val="4AFE9829630944CCAA8DE6FC91661B581"/>
+            <w:pStyle w:val="4AFE9829630944CCAA8DE6FC91661B58"/>
           </w:pPr>
           <w:r>
             <w:rPr>
@@ -18247,7 +18297,7 @@
       <w:docPartBody>
         <w:p>
           <w:pPr>
-            <w:pStyle w:val="26F004D168D14AB3B25EB8A64EC34B0D1"/>
+            <w:pStyle w:val="26F004D168D14AB3B25EB8A64EC34B0D"/>
           </w:pPr>
           <w:r>
             <w:rPr>
@@ -18276,7 +18326,7 @@
       <w:docPartBody>
         <w:p>
           <w:pPr>
-            <w:pStyle w:val="9FB8AD63DC1E4B1A8182965409FAE3411"/>
+            <w:pStyle w:val="9FB8AD63DC1E4B1A8182965409FAE341"/>
           </w:pPr>
           <w:r>
             <w:rPr>
@@ -18306,7 +18356,7 @@
       <w:docPartBody>
         <w:p>
           <w:pPr>
-            <w:pStyle w:val="60D278276478419586CC348C6D6D692C1"/>
+            <w:pStyle w:val="60D278276478419586CC348C6D6D692C"/>
           </w:pPr>
           <w:r>
             <w:rPr>
@@ -18335,7 +18385,7 @@
       <w:docPartBody>
         <w:p>
           <w:pPr>
-            <w:pStyle w:val="5191FCBEB67E487C8ECD99605A3151C91"/>
+            <w:pStyle w:val="5191FCBEB67E487C8ECD99605A3151C9"/>
           </w:pPr>
           <w:r>
             <w:rPr>
@@ -18364,7 +18414,7 @@
       <w:docPartBody>
         <w:p>
           <w:pPr>
-            <w:pStyle w:val="BAF60F6589B84E0D92E8D2BF0CC2B96E1"/>
+            <w:pStyle w:val="BAF60F6589B84E0D92E8D2BF0CC2B96E"/>
           </w:pPr>
           <w:r>
             <w:rPr>
@@ -18393,7 +18443,7 @@
       <w:docPartBody>
         <w:p>
           <w:pPr>
-            <w:pStyle w:val="9D4DE7BCC667470F9F00F23B1FD614491"/>
+            <w:pStyle w:val="9D4DE7BCC667470F9F00F23B1FD61449"/>
           </w:pPr>
           <w:r>
             <w:rPr>
@@ -18422,7 +18472,7 @@
       <w:docPartBody>
         <w:p>
           <w:pPr>
-            <w:pStyle w:val="886E5B9C5500423392DB9BE8694BF3F6"/>
+            <w:pStyle w:val="886E5B9C5500423392DB9BE8694BF3F61"/>
           </w:pPr>
           <w:r>
             <w:rPr>
@@ -18454,7 +18504,7 @@
       <w:docPartBody>
         <w:p>
           <w:pPr>
-            <w:pStyle w:val="C84818893C63427FAC1F69959CA0D53C"/>
+            <w:pStyle w:val="C84818893C63427FAC1F69959CA0D53C1"/>
           </w:pPr>
           <w:r>
             <w:rPr>
@@ -18484,14 +18534,28 @@
       <w:docPartBody>
         <w:p>
           <w:pPr>
-            <w:pStyle w:val="2D9056C5B6704EF5ABDCFEFE901315C21"/>
+            <w:pStyle w:val="2D9056C5B6704EF5ABDCFEFE901315C2"/>
           </w:pPr>
           <w:r>
             <w:rPr>
               <w:rFonts w:eastAsiaTheme="minorHAnsi"/>
               <w:shd w:val="clear" w:color="auto" w:fill="FAE2D5" w:themeFill="accent2" w:themeFillTint="33"/>
             </w:rPr>
-            <w:t>Beschlussbehöre eingeben</w:t>
+            <w:t>Beschlussbehör</w:t>
+          </w:r>
+          <w:r>
+            <w:rPr>
+              <w:rFonts w:eastAsiaTheme="minorHAnsi"/>
+              <w:shd w:val="clear" w:color="auto" w:fill="FAE2D5" w:themeFill="accent2" w:themeFillTint="33"/>
+            </w:rPr>
+            <w:t>d</w:t>
+          </w:r>
+          <w:r>
+            <w:rPr>
+              <w:rFonts w:eastAsiaTheme="minorHAnsi"/>
+              <w:shd w:val="clear" w:color="auto" w:fill="FAE2D5" w:themeFill="accent2" w:themeFillTint="33"/>
+            </w:rPr>
+            <w:t>e eingeben</w:t>
           </w:r>
         </w:p>
       </w:docPartBody>
@@ -18514,7 +18578,7 @@
       <w:docPartBody>
         <w:p>
           <w:pPr>
-            <w:pStyle w:val="39370F559F6E4DA9884457D62EE7A77C"/>
+            <w:pStyle w:val="39370F559F6E4DA9884457D62EE7A77C1"/>
           </w:pPr>
           <w:r>
             <w:rPr>
@@ -18530,7 +18594,7 @@
 </file>
 
 <file path=word/glossary/fontTable.xml><?xml version="1.0" encoding="utf-8"?>
-<w:fonts xmlns:mc="http://schemas.openxmlformats.org/markup-compatibility/2006" xmlns:r="http://schemas.openxmlformats.org/officeDocument/2006/relationships" xmlns:w="http://schemas.openxmlformats.org/wordprocessingml/2006/main" xmlns:w14="http://schemas.microsoft.com/office/word/2010/wordml" xmlns:w15="http://schemas.microsoft.com/office/word/2012/wordml" xmlns:w16cex="http://schemas.microsoft.com/office/word/2018/wordml/cex" xmlns:w16cid="http://schemas.microsoft.com/office/word/2016/wordml/cid" xmlns:w16="http://schemas.microsoft.com/office/word/2018/wordml" xmlns:w16du="http://schemas.microsoft.com/office/word/2023/wordml/word16du" xmlns:w16sdtdh="http://schemas.microsoft.com/office/word/2020/wordml/sdtdatahash" xmlns:w16se="http://schemas.microsoft.com/office/word/2015/wordml/symex" mc:Ignorable="w14 w15 w16se w16cid w16 w16cex w16sdtdh w16du">
+<w:fonts xmlns:mc="http://schemas.openxmlformats.org/markup-compatibility/2006" xmlns:r="http://schemas.openxmlformats.org/officeDocument/2006/relationships" xmlns:w="http://schemas.openxmlformats.org/wordprocessingml/2006/main" xmlns:w14="http://schemas.microsoft.com/office/word/2010/wordml" xmlns:w15="http://schemas.microsoft.com/office/word/2012/wordml" xmlns:w16cex="http://schemas.microsoft.com/office/word/2018/wordml/cex" xmlns:w16cid="http://schemas.microsoft.com/office/word/2016/wordml/cid" xmlns:w16="http://schemas.microsoft.com/office/word/2018/wordml" xmlns:w16du="http://schemas.microsoft.com/office/word/2023/wordml/word16du" xmlns:w16sdtdh="http://schemas.microsoft.com/office/word/2020/wordml/sdtdatahash" xmlns:w16sdtfl="http://schemas.microsoft.com/office/word/2024/wordml/sdtformatlock" xmlns:w16se="http://schemas.microsoft.com/office/word/2015/wordml/symex" mc:Ignorable="w14 w15 w16se w16cid w16 w16cex w16sdtdh w16sdtfl w16du">
   <w:font w:name="Arial">
     <w:panose1 w:val="020B0604020202020204"/>
     <w:charset w:val="00"/>
@@ -18603,7 +18667,7 @@
 </file>
 
 <file path=word/glossary/numbering.xml><?xml version="1.0" encoding="utf-8"?>
-<w:numbering xmlns:wpc="http://schemas.microsoft.com/office/word/2010/wordprocessingCanvas" xmlns:cx="http://schemas.microsoft.com/office/drawing/2014/chartex" xmlns:cx1="http://schemas.microsoft.com/office/drawing/2015/9/8/chartex" xmlns:cx2="http://schemas.microsoft.com/office/drawing/2015/10/21/chartex" xmlns:cx3="http://schemas.microsoft.com/office/drawing/2016/5/9/chartex" xmlns:cx4="http://schemas.microsoft.com/office/drawing/2016/5/10/chartex" xmlns:cx5="http://schemas.microsoft.com/office/drawing/2016/5/11/chartex" xmlns:cx6="http://schemas.microsoft.com/office/drawing/2016/5/12/chartex" xmlns:cx7="http://schemas.microsoft.com/office/drawing/2016/5/13/chartex" xmlns:cx8="http://schemas.microsoft.com/office/drawing/2016/5/14/chartex" xmlns:mc="http://schemas.openxmlformats.org/markup-compatibility/2006" xmlns:aink="http://schemas.microsoft.com/office/drawing/2016/ink" xmlns:am3d="http://schemas.microsoft.com/office/drawing/2017/model3d" xmlns:o="urn:schemas-microsoft-com:office:office" xmlns:oel="http://schemas.microsoft.com/office/2019/extlst" xmlns:r="http://schemas.openxmlformats.org/officeDocument/2006/relationships" xmlns:m="http://schemas.openxmlformats.org/officeDocument/2006/math" xmlns:v="urn:schemas-microsoft-com:vml" xmlns:wp14="http://schemas.microsoft.com/office/word/2010/wordprocessingDrawing" xmlns:wp="http://schemas.openxmlformats.org/drawingml/2006/wordprocessingDrawing" xmlns:w10="urn:schemas-microsoft-com:office:word" xmlns:w="http://schemas.openxmlformats.org/wordprocessingml/2006/main" xmlns:w14="http://schemas.microsoft.com/office/word/2010/wordml" xmlns:w15="http://schemas.microsoft.com/office/word/2012/wordml" xmlns:w16cex="http://schemas.microsoft.com/office/word/2018/wordml/cex" xmlns:w16cid="http://schemas.microsoft.com/office/word/2016/wordml/cid" xmlns:w16="http://schemas.microsoft.com/office/word/2018/wordml" xmlns:w16du="http://schemas.microsoft.com/office/word/2023/wordml/word16du" xmlns:w16sdtdh="http://schemas.microsoft.com/office/word/2020/wordml/sdtdatahash" xmlns:w16se="http://schemas.microsoft.com/office/word/2015/wordml/symex" xmlns:wpg="http://schemas.microsoft.com/office/word/2010/wordprocessingGroup" xmlns:wpi="http://schemas.microsoft.com/office/word/2010/wordprocessingInk" xmlns:wne="http://schemas.microsoft.com/office/word/2006/wordml" xmlns:wps="http://schemas.microsoft.com/office/word/2010/wordprocessingShape" mc:Ignorable="w14 w15 w16se w16cid w16 w16cex w16sdtdh w16du wp14">
+<w:numbering xmlns:wpc="http://schemas.microsoft.com/office/word/2010/wordprocessingCanvas" xmlns:cx="http://schemas.microsoft.com/office/drawing/2014/chartex" xmlns:cx1="http://schemas.microsoft.com/office/drawing/2015/9/8/chartex" xmlns:cx2="http://schemas.microsoft.com/office/drawing/2015/10/21/chartex" xmlns:cx3="http://schemas.microsoft.com/office/drawing/2016/5/9/chartex" xmlns:cx4="http://schemas.microsoft.com/office/drawing/2016/5/10/chartex" xmlns:cx5="http://schemas.microsoft.com/office/drawing/2016/5/11/chartex" xmlns:cx6="http://schemas.microsoft.com/office/drawing/2016/5/12/chartex" xmlns:cx7="http://schemas.microsoft.com/office/drawing/2016/5/13/chartex" xmlns:cx8="http://schemas.microsoft.com/office/drawing/2016/5/14/chartex" xmlns:mc="http://schemas.openxmlformats.org/markup-compatibility/2006" xmlns:aink="http://schemas.microsoft.com/office/drawing/2016/ink" xmlns:am3d="http://schemas.microsoft.com/office/drawing/2017/model3d" xmlns:o="urn:schemas-microsoft-com:office:office" xmlns:oel="http://schemas.microsoft.com/office/2019/extlst" xmlns:r="http://schemas.openxmlformats.org/officeDocument/2006/relationships" xmlns:m="http://schemas.openxmlformats.org/officeDocument/2006/math" xmlns:v="urn:schemas-microsoft-com:vml" xmlns:wp14="http://schemas.microsoft.com/office/word/2010/wordprocessingDrawing" xmlns:wp="http://schemas.openxmlformats.org/drawingml/2006/wordprocessingDrawing" xmlns:w10="urn:schemas-microsoft-com:office:word" xmlns:w="http://schemas.openxmlformats.org/wordprocessingml/2006/main" xmlns:w14="http://schemas.microsoft.com/office/word/2010/wordml" xmlns:w15="http://schemas.microsoft.com/office/word/2012/wordml" xmlns:w16cex="http://schemas.microsoft.com/office/word/2018/wordml/cex" xmlns:w16cid="http://schemas.microsoft.com/office/word/2016/wordml/cid" xmlns:w16="http://schemas.microsoft.com/office/word/2018/wordml" xmlns:w16du="http://schemas.microsoft.com/office/word/2023/wordml/word16du" xmlns:w16sdtdh="http://schemas.microsoft.com/office/word/2020/wordml/sdtdatahash" xmlns:w16sdtfl="http://schemas.microsoft.com/office/word/2024/wordml/sdtformatlock" xmlns:w16se="http://schemas.microsoft.com/office/word/2015/wordml/symex" xmlns:wpg="http://schemas.microsoft.com/office/word/2010/wordprocessingGroup" xmlns:wpi="http://schemas.microsoft.com/office/word/2010/wordprocessingInk" xmlns:wne="http://schemas.microsoft.com/office/word/2006/wordml" xmlns:wps="http://schemas.microsoft.com/office/word/2010/wordprocessingShape" mc:Ignorable="w14 w15 w16se w16cid w16 w16cex w16sdtdh w16sdtfl w16du wp14">
   <w:abstractNum w:abstractNumId="0" w15:restartNumberingAfterBreak="0">
     <w:nsid w:val="253218F3"/>
     <w:multiLevelType w:val="multilevel"/>
@@ -18724,7 +18788,6 @@
     <w:lvl w:ilvl="0">
       <w:start w:val="1"/>
       <w:numFmt w:val="decimal"/>
-      <w:pStyle w:val="207A677C38764BE9A399D536A56AD62D1"/>
       <w:lvlText w:val="%1."/>
       <w:lvlJc w:val="left"/>
       <w:pPr>
@@ -18838,7 +18901,6 @@
     <w:lvl w:ilvl="0">
       <w:start w:val="1"/>
       <w:numFmt w:val="decimal"/>
-      <w:pStyle w:val="79E68813557447948555AAF61A202C8A1"/>
       <w:lvlText w:val="%1."/>
       <w:lvlJc w:val="left"/>
       <w:pPr>
@@ -18988,7 +19050,7 @@
 </file>
 
 <file path=word/glossary/settings.xml><?xml version="1.0" encoding="utf-8"?>
-<w:settings xmlns:mc="http://schemas.openxmlformats.org/markup-compatibility/2006" xmlns:o="urn:schemas-microsoft-com:office:office" xmlns:r="http://schemas.openxmlformats.org/officeDocument/2006/relationships" xmlns:m="http://schemas.openxmlformats.org/officeDocument/2006/math" xmlns:v="urn:schemas-microsoft-com:vml" xmlns:w10="urn:schemas-microsoft-com:office:word" xmlns:w="http://schemas.openxmlformats.org/wordprocessingml/2006/main" xmlns:w14="http://schemas.microsoft.com/office/word/2010/wordml" xmlns:w15="http://schemas.microsoft.com/office/word/2012/wordml" xmlns:w16cex="http://schemas.microsoft.com/office/word/2018/wordml/cex" xmlns:w16cid="http://schemas.microsoft.com/office/word/2016/wordml/cid" xmlns:w16="http://schemas.microsoft.com/office/word/2018/wordml" xmlns:w16du="http://schemas.microsoft.com/office/word/2023/wordml/word16du" xmlns:w16sdtdh="http://schemas.microsoft.com/office/word/2020/wordml/sdtdatahash" xmlns:w16se="http://schemas.microsoft.com/office/word/2015/wordml/symex" xmlns:sl="http://schemas.openxmlformats.org/schemaLibrary/2006/main" mc:Ignorable="w14 w15 w16se w16cid w16 w16cex w16sdtdh w16du">
+<w:settings xmlns:mc="http://schemas.openxmlformats.org/markup-compatibility/2006" xmlns:o="urn:schemas-microsoft-com:office:office" xmlns:r="http://schemas.openxmlformats.org/officeDocument/2006/relationships" xmlns:m="http://schemas.openxmlformats.org/officeDocument/2006/math" xmlns:v="urn:schemas-microsoft-com:vml" xmlns:w10="urn:schemas-microsoft-com:office:word" xmlns:w="http://schemas.openxmlformats.org/wordprocessingml/2006/main" xmlns:w14="http://schemas.microsoft.com/office/word/2010/wordml" xmlns:w15="http://schemas.microsoft.com/office/word/2012/wordml" xmlns:w16cex="http://schemas.microsoft.com/office/word/2018/wordml/cex" xmlns:w16cid="http://schemas.microsoft.com/office/word/2016/wordml/cid" xmlns:w16="http://schemas.microsoft.com/office/word/2018/wordml" xmlns:w16du="http://schemas.microsoft.com/office/word/2023/wordml/word16du" xmlns:w16sdtdh="http://schemas.microsoft.com/office/word/2020/wordml/sdtdatahash" xmlns:w16sdtfl="http://schemas.microsoft.com/office/word/2024/wordml/sdtformatlock" xmlns:w16se="http://schemas.microsoft.com/office/word/2015/wordml/symex" xmlns:sl="http://schemas.openxmlformats.org/schemaLibrary/2006/main" mc:Ignorable="w14 w15 w16se w16cid w16 w16cex w16sdtdh w16sdtfl w16du">
   <w:view w:val="normal"/>
   <w:defaultTabStop w:val="708"/>
   <w:hyphenationZone w:val="425"/>
@@ -19012,11 +19074,13 @@
     <w:rsid w:val="002F6A46"/>
     <w:rsid w:val="0035281A"/>
     <w:rsid w:val="003E03AD"/>
+    <w:rsid w:val="004C2BAF"/>
     <w:rsid w:val="004D6844"/>
     <w:rsid w:val="005A2364"/>
     <w:rsid w:val="006D721E"/>
     <w:rsid w:val="00722E87"/>
     <w:rsid w:val="007D08C9"/>
+    <w:rsid w:val="009852EF"/>
     <w:rsid w:val="00996E85"/>
     <w:rsid w:val="009E2CEF"/>
     <w:rsid w:val="00AE68D2"/>
@@ -19030,6 +19094,7 @@
     <w:rsid w:val="00F03AC1"/>
     <w:rsid w:val="00F155E1"/>
     <w:rsid w:val="00F94070"/>
+    <w:rsid w:val="00FB5446"/>
   </w:rsids>
   <m:mathPr>
     <m:mathFont m:val="Cambria Math"/>
@@ -19053,7 +19118,7 @@
 </file>
 
 <file path=word/glossary/styles.xml><?xml version="1.0" encoding="utf-8"?>
-<w:styles xmlns:mc="http://schemas.openxmlformats.org/markup-compatibility/2006" xmlns:r="http://schemas.openxmlformats.org/officeDocument/2006/relationships" xmlns:w="http://schemas.openxmlformats.org/wordprocessingml/2006/main" xmlns:w14="http://schemas.microsoft.com/office/word/2010/wordml" xmlns:w15="http://schemas.microsoft.com/office/word/2012/wordml" xmlns:w16cex="http://schemas.microsoft.com/office/word/2018/wordml/cex" xmlns:w16cid="http://schemas.microsoft.com/office/word/2016/wordml/cid" xmlns:w16="http://schemas.microsoft.com/office/word/2018/wordml" xmlns:w16du="http://schemas.microsoft.com/office/word/2023/wordml/word16du" xmlns:w16sdtdh="http://schemas.microsoft.com/office/word/2020/wordml/sdtdatahash" xmlns:w16se="http://schemas.microsoft.com/office/word/2015/wordml/symex" mc:Ignorable="w14 w15 w16se w16cid w16 w16cex w16sdtdh w16du">
+<w:styles xmlns:mc="http://schemas.openxmlformats.org/markup-compatibility/2006" xmlns:r="http://schemas.openxmlformats.org/officeDocument/2006/relationships" xmlns:w="http://schemas.openxmlformats.org/wordprocessingml/2006/main" xmlns:w14="http://schemas.microsoft.com/office/word/2010/wordml" xmlns:w15="http://schemas.microsoft.com/office/word/2012/wordml" xmlns:w16cex="http://schemas.microsoft.com/office/word/2018/wordml/cex" xmlns:w16cid="http://schemas.microsoft.com/office/word/2016/wordml/cid" xmlns:w16="http://schemas.microsoft.com/office/word/2018/wordml" xmlns:w16du="http://schemas.microsoft.com/office/word/2023/wordml/word16du" xmlns:w16sdtdh="http://schemas.microsoft.com/office/word/2020/wordml/sdtdatahash" xmlns:w16sdtfl="http://schemas.microsoft.com/office/word/2024/wordml/sdtformatlock" xmlns:w16se="http://schemas.microsoft.com/office/word/2015/wordml/symex" mc:Ignorable="w14 w15 w16se w16cid w16 w16cex w16sdtdh w16sdtfl w16du">
   <w:docDefaults>
     <w:rPrDefault>
       <w:rPr>
@@ -19485,14 +19550,14 @@
     <w:basedOn w:val="Absatz-Standardschriftart"/>
     <w:uiPriority w:val="99"/>
     <w:semiHidden/>
-    <w:rsid w:val="00DE739C"/>
+    <w:rsid w:val="009852EF"/>
     <w:rPr>
       <w:color w:val="666666"/>
     </w:rPr>
   </w:style>
-  <w:style w:type="paragraph" w:customStyle="1" w:styleId="76A979D490ED478088E583E9224FDC74">
-    <w:name w:val="76A979D490ED478088E583E9224FDC74"/>
-    <w:rsid w:val="00DE739C"/>
+  <w:style w:type="paragraph" w:customStyle="1" w:styleId="76A979D490ED478088E583E9224FDC741">
+    <w:name w:val="76A979D490ED478088E583E9224FDC741"/>
+    <w:rsid w:val="009852EF"/>
     <w:pPr>
       <w:tabs>
         <w:tab w:val="center" w:pos="4536"/>
@@ -19514,9 +19579,9 @@
       <w14:ligatures w14:val="none"/>
     </w:rPr>
   </w:style>
-  <w:style w:type="paragraph" w:customStyle="1" w:styleId="2D9056C5B6704EF5ABDCFEFE901315C21">
-    <w:name w:val="2D9056C5B6704EF5ABDCFEFE901315C21"/>
-    <w:rsid w:val="00DE739C"/>
+  <w:style w:type="paragraph" w:customStyle="1" w:styleId="2D9056C5B6704EF5ABDCFEFE901315C2">
+    <w:name w:val="2D9056C5B6704EF5ABDCFEFE901315C2"/>
+    <w:rsid w:val="009852EF"/>
     <w:pPr>
       <w:overflowPunct w:val="0"/>
       <w:autoSpaceDE w:val="0"/>
@@ -19534,9 +19599,9 @@
       <w14:ligatures w14:val="none"/>
     </w:rPr>
   </w:style>
-  <w:style w:type="paragraph" w:customStyle="1" w:styleId="D5A43A9B1E49491CAA21D4C273CFAC8D1">
-    <w:name w:val="D5A43A9B1E49491CAA21D4C273CFAC8D1"/>
-    <w:rsid w:val="00DE739C"/>
+  <w:style w:type="paragraph" w:customStyle="1" w:styleId="D5A43A9B1E49491CAA21D4C273CFAC8D">
+    <w:name w:val="D5A43A9B1E49491CAA21D4C273CFAC8D"/>
+    <w:rsid w:val="009852EF"/>
     <w:pPr>
       <w:overflowPunct w:val="0"/>
       <w:autoSpaceDE w:val="0"/>
@@ -19554,36 +19619,9 @@
       <w14:ligatures w14:val="none"/>
     </w:rPr>
   </w:style>
-  <w:style w:type="paragraph" w:customStyle="1" w:styleId="79E68813557447948555AAF61A202C8A1">
-    <w:name w:val="79E68813557447948555AAF61A202C8A1"/>
-    <w:rsid w:val="00DE739C"/>
-    <w:pPr>
-      <w:numPr>
-        <w:numId w:val="4"/>
-      </w:numPr>
-      <w:tabs>
-        <w:tab w:val="clear" w:pos="720"/>
-      </w:tabs>
-      <w:overflowPunct w:val="0"/>
-      <w:autoSpaceDE w:val="0"/>
-      <w:autoSpaceDN w:val="0"/>
-      <w:adjustRightInd w:val="0"/>
-      <w:spacing w:before="240" w:after="0" w:line="259" w:lineRule="auto"/>
-      <w:ind w:left="360" w:hanging="360"/>
-      <w:textAlignment w:val="baseline"/>
-    </w:pPr>
-    <w:rPr>
-      <w:rFonts w:ascii="Arial" w:eastAsia="Times New Roman" w:hAnsi="Arial" w:cs="Times New Roman"/>
-      <w:kern w:val="0"/>
-      <w:sz w:val="22"/>
-      <w:szCs w:val="20"/>
-      <w:lang w:eastAsia="de-DE"/>
-      <w14:ligatures w14:val="none"/>
-    </w:rPr>
-  </w:style>
-  <w:style w:type="paragraph" w:customStyle="1" w:styleId="8F80E1723F774611836FDFB35A40BD9B1">
-    <w:name w:val="8F80E1723F774611836FDFB35A40BD9B1"/>
-    <w:rsid w:val="00DE739C"/>
+  <w:style w:type="paragraph" w:customStyle="1" w:styleId="79E68813557447948555AAF61A202C8A">
+    <w:name w:val="79E68813557447948555AAF61A202C8A"/>
+    <w:rsid w:val="009852EF"/>
     <w:pPr>
       <w:overflowPunct w:val="0"/>
       <w:autoSpaceDE w:val="0"/>
@@ -19602,9 +19640,9 @@
       <w14:ligatures w14:val="none"/>
     </w:rPr>
   </w:style>
-  <w:style w:type="paragraph" w:customStyle="1" w:styleId="88E6C2B122B54A44A5EE63724112607C">
-    <w:name w:val="88E6C2B122B54A44A5EE63724112607C"/>
-    <w:rsid w:val="00DE739C"/>
+  <w:style w:type="paragraph" w:customStyle="1" w:styleId="8F80E1723F774611836FDFB35A40BD9B">
+    <w:name w:val="8F80E1723F774611836FDFB35A40BD9B"/>
+    <w:rsid w:val="009852EF"/>
     <w:pPr>
       <w:overflowPunct w:val="0"/>
       <w:autoSpaceDE w:val="0"/>
@@ -19623,9 +19661,9 @@
       <w14:ligatures w14:val="none"/>
     </w:rPr>
   </w:style>
-  <w:style w:type="paragraph" w:customStyle="1" w:styleId="A1FD1D52DBCD47B1A761F33A002F5885">
-    <w:name w:val="A1FD1D52DBCD47B1A761F33A002F5885"/>
-    <w:rsid w:val="00DE739C"/>
+  <w:style w:type="paragraph" w:customStyle="1" w:styleId="88E6C2B122B54A44A5EE63724112607C1">
+    <w:name w:val="88E6C2B122B54A44A5EE63724112607C1"/>
+    <w:rsid w:val="009852EF"/>
     <w:pPr>
       <w:overflowPunct w:val="0"/>
       <w:autoSpaceDE w:val="0"/>
@@ -19644,9 +19682,9 @@
       <w14:ligatures w14:val="none"/>
     </w:rPr>
   </w:style>
-  <w:style w:type="paragraph" w:customStyle="1" w:styleId="74A3798F35E54BAE92151FD92E43C4A61">
-    <w:name w:val="74A3798F35E54BAE92151FD92E43C4A61"/>
-    <w:rsid w:val="00DE739C"/>
+  <w:style w:type="paragraph" w:customStyle="1" w:styleId="A1FD1D52DBCD47B1A761F33A002F58851">
+    <w:name w:val="A1FD1D52DBCD47B1A761F33A002F58851"/>
+    <w:rsid w:val="009852EF"/>
     <w:pPr>
       <w:overflowPunct w:val="0"/>
       <w:autoSpaceDE w:val="0"/>
@@ -19665,9 +19703,9 @@
       <w14:ligatures w14:val="none"/>
     </w:rPr>
   </w:style>
-  <w:style w:type="paragraph" w:customStyle="1" w:styleId="4AFE9829630944CCAA8DE6FC91661B581">
-    <w:name w:val="4AFE9829630944CCAA8DE6FC91661B581"/>
-    <w:rsid w:val="00DE739C"/>
+  <w:style w:type="paragraph" w:customStyle="1" w:styleId="74A3798F35E54BAE92151FD92E43C4A6">
+    <w:name w:val="74A3798F35E54BAE92151FD92E43C4A6"/>
+    <w:rsid w:val="009852EF"/>
     <w:pPr>
       <w:overflowPunct w:val="0"/>
       <w:autoSpaceDE w:val="0"/>
@@ -19686,9 +19724,9 @@
       <w14:ligatures w14:val="none"/>
     </w:rPr>
   </w:style>
-  <w:style w:type="paragraph" w:customStyle="1" w:styleId="26F004D168D14AB3B25EB8A64EC34B0D1">
-    <w:name w:val="26F004D168D14AB3B25EB8A64EC34B0D1"/>
-    <w:rsid w:val="00DE739C"/>
+  <w:style w:type="paragraph" w:customStyle="1" w:styleId="4AFE9829630944CCAA8DE6FC91661B58">
+    <w:name w:val="4AFE9829630944CCAA8DE6FC91661B58"/>
+    <w:rsid w:val="009852EF"/>
     <w:pPr>
       <w:overflowPunct w:val="0"/>
       <w:autoSpaceDE w:val="0"/>
@@ -19707,9 +19745,9 @@
       <w14:ligatures w14:val="none"/>
     </w:rPr>
   </w:style>
-  <w:style w:type="paragraph" w:customStyle="1" w:styleId="9FB8AD63DC1E4B1A8182965409FAE3411">
-    <w:name w:val="9FB8AD63DC1E4B1A8182965409FAE3411"/>
-    <w:rsid w:val="00DE739C"/>
+  <w:style w:type="paragraph" w:customStyle="1" w:styleId="26F004D168D14AB3B25EB8A64EC34B0D">
+    <w:name w:val="26F004D168D14AB3B25EB8A64EC34B0D"/>
+    <w:rsid w:val="009852EF"/>
     <w:pPr>
       <w:overflowPunct w:val="0"/>
       <w:autoSpaceDE w:val="0"/>
@@ -19728,9 +19766,30 @@
       <w14:ligatures w14:val="none"/>
     </w:rPr>
   </w:style>
-  <w:style w:type="paragraph" w:customStyle="1" w:styleId="E49884F847874509BF53495EC1E49D491">
-    <w:name w:val="E49884F847874509BF53495EC1E49D491"/>
-    <w:rsid w:val="00DE739C"/>
+  <w:style w:type="paragraph" w:customStyle="1" w:styleId="9FB8AD63DC1E4B1A8182965409FAE341">
+    <w:name w:val="9FB8AD63DC1E4B1A8182965409FAE341"/>
+    <w:rsid w:val="009852EF"/>
+    <w:pPr>
+      <w:overflowPunct w:val="0"/>
+      <w:autoSpaceDE w:val="0"/>
+      <w:autoSpaceDN w:val="0"/>
+      <w:adjustRightInd w:val="0"/>
+      <w:spacing w:before="240" w:after="0" w:line="259" w:lineRule="auto"/>
+      <w:ind w:left="360" w:hanging="360"/>
+      <w:textAlignment w:val="baseline"/>
+    </w:pPr>
+    <w:rPr>
+      <w:rFonts w:ascii="Arial" w:eastAsia="Times New Roman" w:hAnsi="Arial" w:cs="Times New Roman"/>
+      <w:kern w:val="0"/>
+      <w:sz w:val="22"/>
+      <w:szCs w:val="20"/>
+      <w:lang w:eastAsia="de-DE"/>
+      <w14:ligatures w14:val="none"/>
+    </w:rPr>
+  </w:style>
+  <w:style w:type="paragraph" w:customStyle="1" w:styleId="E49884F847874509BF53495EC1E49D49">
+    <w:name w:val="E49884F847874509BF53495EC1E49D49"/>
+    <w:rsid w:val="009852EF"/>
     <w:pPr>
       <w:overflowPunct w:val="0"/>
       <w:autoSpaceDE w:val="0"/>
@@ -19748,9 +19807,9 @@
       <w14:ligatures w14:val="none"/>
     </w:rPr>
   </w:style>
-  <w:style w:type="paragraph" w:customStyle="1" w:styleId="C6EB278CD1704CBDBE847912548187641">
-    <w:name w:val="C6EB278CD1704CBDBE847912548187641"/>
-    <w:rsid w:val="00DE739C"/>
+  <w:style w:type="paragraph" w:customStyle="1" w:styleId="C6EB278CD1704CBDBE84791254818764">
+    <w:name w:val="C6EB278CD1704CBDBE84791254818764"/>
+    <w:rsid w:val="009852EF"/>
     <w:pPr>
       <w:overflowPunct w:val="0"/>
       <w:autoSpaceDE w:val="0"/>
@@ -19768,9 +19827,9 @@
       <w14:ligatures w14:val="none"/>
     </w:rPr>
   </w:style>
-  <w:style w:type="paragraph" w:customStyle="1" w:styleId="2DE5343C3E5844A6B150CF244BEDE0531">
-    <w:name w:val="2DE5343C3E5844A6B150CF244BEDE0531"/>
-    <w:rsid w:val="00DE739C"/>
+  <w:style w:type="paragraph" w:customStyle="1" w:styleId="2DE5343C3E5844A6B150CF244BEDE053">
+    <w:name w:val="2DE5343C3E5844A6B150CF244BEDE053"/>
+    <w:rsid w:val="009852EF"/>
     <w:pPr>
       <w:overflowPunct w:val="0"/>
       <w:autoSpaceDE w:val="0"/>
@@ -19788,9 +19847,9 @@
       <w14:ligatures w14:val="none"/>
     </w:rPr>
   </w:style>
-  <w:style w:type="paragraph" w:customStyle="1" w:styleId="1B13E575BC6D4FF4AB5D4C1DFB3786B41">
-    <w:name w:val="1B13E575BC6D4FF4AB5D4C1DFB3786B41"/>
-    <w:rsid w:val="00DE739C"/>
+  <w:style w:type="paragraph" w:customStyle="1" w:styleId="1B13E575BC6D4FF4AB5D4C1DFB3786B4">
+    <w:name w:val="1B13E575BC6D4FF4AB5D4C1DFB3786B4"/>
+    <w:rsid w:val="009852EF"/>
     <w:pPr>
       <w:overflowPunct w:val="0"/>
       <w:autoSpaceDE w:val="0"/>
@@ -19808,9 +19867,9 @@
       <w14:ligatures w14:val="none"/>
     </w:rPr>
   </w:style>
-  <w:style w:type="paragraph" w:customStyle="1" w:styleId="60D278276478419586CC348C6D6D692C1">
-    <w:name w:val="60D278276478419586CC348C6D6D692C1"/>
-    <w:rsid w:val="00DE739C"/>
+  <w:style w:type="paragraph" w:customStyle="1" w:styleId="60D278276478419586CC348C6D6D692C">
+    <w:name w:val="60D278276478419586CC348C6D6D692C"/>
+    <w:rsid w:val="009852EF"/>
     <w:pPr>
       <w:overflowPunct w:val="0"/>
       <w:autoSpaceDE w:val="0"/>
@@ -19828,9 +19887,9 @@
       <w14:ligatures w14:val="none"/>
     </w:rPr>
   </w:style>
-  <w:style w:type="paragraph" w:customStyle="1" w:styleId="5191FCBEB67E487C8ECD99605A3151C91">
-    <w:name w:val="5191FCBEB67E487C8ECD99605A3151C91"/>
-    <w:rsid w:val="00DE739C"/>
+  <w:style w:type="paragraph" w:customStyle="1" w:styleId="5191FCBEB67E487C8ECD99605A3151C9">
+    <w:name w:val="5191FCBEB67E487C8ECD99605A3151C9"/>
+    <w:rsid w:val="009852EF"/>
     <w:pPr>
       <w:overflowPunct w:val="0"/>
       <w:autoSpaceDE w:val="0"/>
@@ -19848,9 +19907,9 @@
       <w14:ligatures w14:val="none"/>
     </w:rPr>
   </w:style>
-  <w:style w:type="paragraph" w:customStyle="1" w:styleId="BAF60F6589B84E0D92E8D2BF0CC2B96E1">
-    <w:name w:val="BAF60F6589B84E0D92E8D2BF0CC2B96E1"/>
-    <w:rsid w:val="00DE739C"/>
+  <w:style w:type="paragraph" w:customStyle="1" w:styleId="BAF60F6589B84E0D92E8D2BF0CC2B96E">
+    <w:name w:val="BAF60F6589B84E0D92E8D2BF0CC2B96E"/>
+    <w:rsid w:val="009852EF"/>
     <w:pPr>
       <w:overflowPunct w:val="0"/>
       <w:autoSpaceDE w:val="0"/>
@@ -19868,9 +19927,9 @@
       <w14:ligatures w14:val="none"/>
     </w:rPr>
   </w:style>
-  <w:style w:type="paragraph" w:customStyle="1" w:styleId="9D4DE7BCC667470F9F00F23B1FD614491">
-    <w:name w:val="9D4DE7BCC667470F9F00F23B1FD614491"/>
-    <w:rsid w:val="00DE739C"/>
+  <w:style w:type="paragraph" w:customStyle="1" w:styleId="9D4DE7BCC667470F9F00F23B1FD61449">
+    <w:name w:val="9D4DE7BCC667470F9F00F23B1FD61449"/>
+    <w:rsid w:val="009852EF"/>
     <w:pPr>
       <w:overflowPunct w:val="0"/>
       <w:autoSpaceDE w:val="0"/>
@@ -19888,37 +19947,9 @@
       <w14:ligatures w14:val="none"/>
     </w:rPr>
   </w:style>
-  <w:style w:type="paragraph" w:customStyle="1" w:styleId="207A677C38764BE9A399D536A56AD62D1">
-    <w:name w:val="207A677C38764BE9A399D536A56AD62D1"/>
-    <w:rsid w:val="00DE739C"/>
-    <w:pPr>
-      <w:numPr>
-        <w:numId w:val="1"/>
-      </w:numPr>
-      <w:tabs>
-        <w:tab w:val="clear" w:pos="720"/>
-      </w:tabs>
-      <w:overflowPunct w:val="0"/>
-      <w:autoSpaceDE w:val="0"/>
-      <w:autoSpaceDN w:val="0"/>
-      <w:adjustRightInd w:val="0"/>
-      <w:spacing w:after="0" w:line="259" w:lineRule="auto"/>
-      <w:ind w:left="357" w:hanging="357"/>
-      <w:contextualSpacing/>
-      <w:textAlignment w:val="baseline"/>
-    </w:pPr>
-    <w:rPr>
-      <w:rFonts w:ascii="Arial" w:eastAsia="Times New Roman" w:hAnsi="Arial" w:cs="Times New Roman"/>
-      <w:kern w:val="0"/>
-      <w:sz w:val="22"/>
-      <w:szCs w:val="20"/>
-      <w:lang w:eastAsia="de-DE"/>
-      <w14:ligatures w14:val="none"/>
-    </w:rPr>
-  </w:style>
-  <w:style w:type="paragraph" w:customStyle="1" w:styleId="5263167169884FD4BA307CDFDC664716">
-    <w:name w:val="5263167169884FD4BA307CDFDC664716"/>
-    <w:rsid w:val="00DE739C"/>
+  <w:style w:type="paragraph" w:customStyle="1" w:styleId="207A677C38764BE9A399D536A56AD62D">
+    <w:name w:val="207A677C38764BE9A399D536A56AD62D"/>
+    <w:rsid w:val="009852EF"/>
     <w:pPr>
       <w:overflowPunct w:val="0"/>
       <w:autoSpaceDE w:val="0"/>
@@ -19938,9 +19969,9 @@
       <w14:ligatures w14:val="none"/>
     </w:rPr>
   </w:style>
-  <w:style w:type="paragraph" w:customStyle="1" w:styleId="A180639606504698B96388E663B5AB3F">
-    <w:name w:val="A180639606504698B96388E663B5AB3F"/>
-    <w:rsid w:val="00DE739C"/>
+  <w:style w:type="paragraph" w:customStyle="1" w:styleId="5263167169884FD4BA307CDFDC6647161">
+    <w:name w:val="5263167169884FD4BA307CDFDC6647161"/>
+    <w:rsid w:val="009852EF"/>
     <w:pPr>
       <w:overflowPunct w:val="0"/>
       <w:autoSpaceDE w:val="0"/>
@@ -19960,29 +19991,9 @@
       <w14:ligatures w14:val="none"/>
     </w:rPr>
   </w:style>
-  <w:style w:type="paragraph" w:customStyle="1" w:styleId="39370F559F6E4DA9884457D62EE7A77C">
-    <w:name w:val="39370F559F6E4DA9884457D62EE7A77C"/>
-    <w:rsid w:val="00DE739C"/>
-    <w:pPr>
-      <w:overflowPunct w:val="0"/>
-      <w:autoSpaceDE w:val="0"/>
-      <w:autoSpaceDN w:val="0"/>
-      <w:adjustRightInd w:val="0"/>
-      <w:spacing w:after="0" w:line="259" w:lineRule="auto"/>
-      <w:textAlignment w:val="baseline"/>
-    </w:pPr>
-    <w:rPr>
-      <w:rFonts w:ascii="Arial" w:eastAsia="Times New Roman" w:hAnsi="Arial" w:cs="Times New Roman"/>
-      <w:kern w:val="0"/>
-      <w:sz w:val="22"/>
-      <w:szCs w:val="20"/>
-      <w:lang w:eastAsia="de-DE"/>
-      <w14:ligatures w14:val="none"/>
-    </w:rPr>
-  </w:style>
-  <w:style w:type="paragraph" w:customStyle="1" w:styleId="C84818893C63427FAC1F69959CA0D53C">
-    <w:name w:val="C84818893C63427FAC1F69959CA0D53C"/>
-    <w:rsid w:val="00DE739C"/>
+  <w:style w:type="paragraph" w:customStyle="1" w:styleId="A180639606504698B96388E663B5AB3F1">
+    <w:name w:val="A180639606504698B96388E663B5AB3F1"/>
+    <w:rsid w:val="009852EF"/>
     <w:pPr>
       <w:overflowPunct w:val="0"/>
       <w:autoSpaceDE w:val="0"/>
@@ -20002,9 +20013,9 @@
       <w14:ligatures w14:val="none"/>
     </w:rPr>
   </w:style>
-  <w:style w:type="paragraph" w:customStyle="1" w:styleId="C13D514652DD4F39A895AFE92DCD5C681">
-    <w:name w:val="C13D514652DD4F39A895AFE92DCD5C681"/>
-    <w:rsid w:val="00DE739C"/>
+  <w:style w:type="paragraph" w:customStyle="1" w:styleId="39370F559F6E4DA9884457D62EE7A77C1">
+    <w:name w:val="39370F559F6E4DA9884457D62EE7A77C1"/>
+    <w:rsid w:val="009852EF"/>
     <w:pPr>
       <w:overflowPunct w:val="0"/>
       <w:autoSpaceDE w:val="0"/>
@@ -20022,9 +20033,51 @@
       <w14:ligatures w14:val="none"/>
     </w:rPr>
   </w:style>
-  <w:style w:type="paragraph" w:customStyle="1" w:styleId="886E5B9C5500423392DB9BE8694BF3F6">
-    <w:name w:val="886E5B9C5500423392DB9BE8694BF3F6"/>
-    <w:rsid w:val="00DE739C"/>
+  <w:style w:type="paragraph" w:customStyle="1" w:styleId="C84818893C63427FAC1F69959CA0D53C1">
+    <w:name w:val="C84818893C63427FAC1F69959CA0D53C1"/>
+    <w:rsid w:val="009852EF"/>
+    <w:pPr>
+      <w:overflowPunct w:val="0"/>
+      <w:autoSpaceDE w:val="0"/>
+      <w:autoSpaceDN w:val="0"/>
+      <w:adjustRightInd w:val="0"/>
+      <w:spacing w:after="0" w:line="259" w:lineRule="auto"/>
+      <w:ind w:left="357" w:hanging="357"/>
+      <w:contextualSpacing/>
+      <w:textAlignment w:val="baseline"/>
+    </w:pPr>
+    <w:rPr>
+      <w:rFonts w:ascii="Arial" w:eastAsia="Times New Roman" w:hAnsi="Arial" w:cs="Times New Roman"/>
+      <w:kern w:val="0"/>
+      <w:sz w:val="22"/>
+      <w:szCs w:val="20"/>
+      <w:lang w:eastAsia="de-DE"/>
+      <w14:ligatures w14:val="none"/>
+    </w:rPr>
+  </w:style>
+  <w:style w:type="paragraph" w:customStyle="1" w:styleId="C13D514652DD4F39A895AFE92DCD5C68">
+    <w:name w:val="C13D514652DD4F39A895AFE92DCD5C68"/>
+    <w:rsid w:val="009852EF"/>
+    <w:pPr>
+      <w:overflowPunct w:val="0"/>
+      <w:autoSpaceDE w:val="0"/>
+      <w:autoSpaceDN w:val="0"/>
+      <w:adjustRightInd w:val="0"/>
+      <w:spacing w:after="0" w:line="259" w:lineRule="auto"/>
+      <w:textAlignment w:val="baseline"/>
+    </w:pPr>
+    <w:rPr>
+      <w:rFonts w:ascii="Arial" w:eastAsia="Times New Roman" w:hAnsi="Arial" w:cs="Times New Roman"/>
+      <w:kern w:val="0"/>
+      <w:sz w:val="22"/>
+      <w:szCs w:val="20"/>
+      <w:lang w:eastAsia="de-DE"/>
+      <w14:ligatures w14:val="none"/>
+    </w:rPr>
+  </w:style>
+  <w:style w:type="paragraph" w:customStyle="1" w:styleId="886E5B9C5500423392DB9BE8694BF3F61">
+    <w:name w:val="886E5B9C5500423392DB9BE8694BF3F61"/>
+    <w:rsid w:val="009852EF"/>
     <w:pPr>
       <w:overflowPunct w:val="0"/>
       <w:autoSpaceDE w:val="0"/>
@@ -20046,7 +20099,7 @@
 </file>
 
 <file path=word/glossary/webSettings.xml><?xml version="1.0" encoding="utf-8"?>
-<w:webSettings xmlns:mc="http://schemas.openxmlformats.org/markup-compatibility/2006" xmlns:r="http://schemas.openxmlformats.org/officeDocument/2006/relationships" xmlns:w="http://schemas.openxmlformats.org/wordprocessingml/2006/main" xmlns:w14="http://schemas.microsoft.com/office/word/2010/wordml" xmlns:w15="http://schemas.microsoft.com/office/word/2012/wordml" xmlns:w16cex="http://schemas.microsoft.com/office/word/2018/wordml/cex" xmlns:w16cid="http://schemas.microsoft.com/office/word/2016/wordml/cid" xmlns:w16="http://schemas.microsoft.com/office/word/2018/wordml" xmlns:w16du="http://schemas.microsoft.com/office/word/2023/wordml/word16du" xmlns:w16sdtdh="http://schemas.microsoft.com/office/word/2020/wordml/sdtdatahash" xmlns:w16se="http://schemas.microsoft.com/office/word/2015/wordml/symex" mc:Ignorable="w14 w15 w16se w16cid w16 w16cex w16sdtdh w16du">
+<w:webSettings xmlns:mc="http://schemas.openxmlformats.org/markup-compatibility/2006" xmlns:r="http://schemas.openxmlformats.org/officeDocument/2006/relationships" xmlns:w="http://schemas.openxmlformats.org/wordprocessingml/2006/main" xmlns:w14="http://schemas.microsoft.com/office/word/2010/wordml" xmlns:w15="http://schemas.microsoft.com/office/word/2012/wordml" xmlns:w16cex="http://schemas.microsoft.com/office/word/2018/wordml/cex" xmlns:w16cid="http://schemas.microsoft.com/office/word/2016/wordml/cid" xmlns:w16="http://schemas.microsoft.com/office/word/2018/wordml" xmlns:w16du="http://schemas.microsoft.com/office/word/2023/wordml/word16du" xmlns:w16sdtdh="http://schemas.microsoft.com/office/word/2020/wordml/sdtdatahash" xmlns:w16sdtfl="http://schemas.microsoft.com/office/word/2024/wordml/sdtformatlock" xmlns:w16se="http://schemas.microsoft.com/office/word/2015/wordml/symex" mc:Ignorable="w14 w15 w16se w16cid w16 w16cex w16sdtdh w16sdtfl w16du">
   <w:optimizeForBrowser/>
 </w:webSettings>
 </file>

--- a/document-merge-service/kt_so/templatefiles/bauentscheid.docx
+++ b/document-merge-service/kt_so/templatefiles/bauentscheid.docx
@@ -57,13 +57,27 @@
               <w:rPr>
                 <w:b/>
               </w:rPr>
-              <w:t xml:space="preserve">_NAME </w:t>
-            </w:r>
+              <w:t>_</w:t>
+            </w:r>
+            <w:proofErr w:type="gramStart"/>
             <w:r>
               <w:rPr>
                 <w:b/>
               </w:rPr>
-              <w:t>}}</w:t>
+              <w:t xml:space="preserve">NAME </w:t>
+            </w:r>
+            <w:r>
+              <w:rPr>
+                <w:b/>
+              </w:rPr>
+              <w:t>}</w:t>
+            </w:r>
+            <w:proofErr w:type="gramEnd"/>
+            <w:r>
+              <w:rPr>
+                <w:b/>
+              </w:rPr>
+              <w:t>}</w:t>
             </w:r>
           </w:p>
           <w:sdt>
@@ -131,7 +145,23 @@
                 <w:sz w:val="18"/>
                 <w:szCs w:val="18"/>
               </w:rPr>
-              <w:t>_ADRESSE_1 }}</w:t>
+              <w:t>_ADRESSE_</w:t>
+            </w:r>
+            <w:proofErr w:type="gramStart"/>
+            <w:r>
+              <w:rPr>
+                <w:sz w:val="18"/>
+                <w:szCs w:val="18"/>
+              </w:rPr>
+              <w:t>1 }</w:t>
+            </w:r>
+            <w:proofErr w:type="gramEnd"/>
+            <w:r>
+              <w:rPr>
+                <w:sz w:val="18"/>
+                <w:szCs w:val="18"/>
+              </w:rPr>
+              <w:t>}</w:t>
             </w:r>
           </w:p>
           <w:p>
@@ -250,23 +280,40 @@
         <w:rPr>
           <w:rStyle w:val="PlatzhalterZchn"/>
         </w:rPr>
+        <w:t>{{ BAUENTSCHEID</w:t>
+      </w:r>
+      <w:proofErr w:type="gramEnd"/>
+      <w:r>
+        <w:rPr>
+          <w:rStyle w:val="PlatzhalterZchn"/>
+        </w:rPr>
+        <w:t>_</w:t>
+      </w:r>
+      <w:proofErr w:type="gramStart"/>
+      <w:r>
+        <w:rPr>
+          <w:rStyle w:val="PlatzhalterZchn"/>
+        </w:rPr>
+        <w:t>DATUM }}</w:t>
+      </w:r>
+      <w:r>
+        <w:rPr>
+          <w:rFonts w:ascii="Consolas" w:hAnsi="Consolas" w:cs="Arial"/>
+          <w:color w:val="00B050"/>
+          <w:sz w:val="18"/>
+          <w:szCs w:val="18"/>
+        </w:rPr>
         <w:t>{</w:t>
       </w:r>
       <w:proofErr w:type="gramEnd"/>
       <w:r>
         <w:rPr>
-          <w:rStyle w:val="PlatzhalterZchn"/>
-        </w:rPr>
-        <w:t>{ BAUENTSCHEID_DATUM }}</w:t>
-      </w:r>
-      <w:r>
-        <w:rPr>
           <w:rFonts w:ascii="Consolas" w:hAnsi="Consolas" w:cs="Arial"/>
           <w:color w:val="00B050"/>
           <w:sz w:val="18"/>
           <w:szCs w:val="18"/>
         </w:rPr>
-        <w:t xml:space="preserve">{% </w:t>
+        <w:t xml:space="preserve">% </w:t>
       </w:r>
       <w:proofErr w:type="spellStart"/>
       <w:r>
@@ -286,18 +333,35 @@
           <w:sz w:val="18"/>
           <w:szCs w:val="18"/>
         </w:rPr>
-        <w:t xml:space="preserve"> %}</w:t>
+        <w:t xml:space="preserve"> </w:t>
+      </w:r>
+      <w:proofErr w:type="gramStart"/>
+      <w:r>
+        <w:rPr>
+          <w:rFonts w:ascii="Consolas" w:hAnsi="Consolas" w:cs="Arial"/>
+          <w:color w:val="00B050"/>
+          <w:sz w:val="18"/>
+          <w:szCs w:val="18"/>
+        </w:rPr>
+        <w:t>%}</w:t>
       </w:r>
       <w:r>
         <w:rPr>
           <w:color w:val="FF0000"/>
         </w:rPr>
-        <w:t>Im Dossier ist kein E</w:t>
-      </w:r>
+        <w:t>Im</w:t>
+      </w:r>
+      <w:proofErr w:type="gramEnd"/>
       <w:r>
         <w:rPr>
           <w:color w:val="FF0000"/>
         </w:rPr>
+        <w:t xml:space="preserve"> Dossier ist kein E</w:t>
+      </w:r>
+      <w:r>
+        <w:rPr>
+          <w:color w:val="FF0000"/>
+        </w:rPr>
         <w:t>ntschei</w:t>
       </w:r>
       <w:r>
@@ -316,12 +380,19 @@
         <w:rPr>
           <w:color w:val="FF0000"/>
         </w:rPr>
-        <w:t xml:space="preserve"> erfasst</w:t>
-      </w:r>
+        <w:t xml:space="preserve"> </w:t>
+      </w:r>
+      <w:proofErr w:type="gramStart"/>
       <w:r>
         <w:rPr>
           <w:color w:val="FF0000"/>
         </w:rPr>
+        <w:t>erfasst</w:t>
+      </w:r>
+      <w:r>
+        <w:rPr>
+          <w:color w:val="FF0000"/>
+        </w:rPr>
         <w:t>!</w:t>
       </w:r>
       <w:r>
@@ -331,7 +402,17 @@
           <w:sz w:val="18"/>
           <w:szCs w:val="18"/>
         </w:rPr>
-        <w:t xml:space="preserve">{% </w:t>
+        <w:t>{</w:t>
+      </w:r>
+      <w:proofErr w:type="gramEnd"/>
+      <w:r>
+        <w:rPr>
+          <w:rFonts w:ascii="Consolas" w:hAnsi="Consolas" w:cs="Arial"/>
+          <w:color w:val="00B050"/>
+          <w:sz w:val="18"/>
+          <w:szCs w:val="18"/>
+        </w:rPr>
+        <w:t xml:space="preserve">% </w:t>
       </w:r>
       <w:proofErr w:type="spellStart"/>
       <w:r>
@@ -404,6 +485,7 @@
       <w:r>
         <w:t xml:space="preserve"> </w:t>
       </w:r>
+      <w:proofErr w:type="gramStart"/>
       <w:r>
         <w:rPr>
           <w:rStyle w:val="PlatzhalterZchn"/>
@@ -416,6 +498,7 @@
         </w:rPr>
         <w:t>GEMEINDE</w:t>
       </w:r>
+      <w:proofErr w:type="gramEnd"/>
       <w:r>
         <w:rPr>
           <w:rStyle w:val="PlatzhalterZchn"/>
@@ -694,11 +777,19 @@
             <w:r>
               <w:t xml:space="preserve">, </w:t>
             </w:r>
+            <w:proofErr w:type="gramStart"/>
             <w:r>
               <w:rPr>
                 <w:rStyle w:val="PlatzhalterZchn"/>
               </w:rPr>
-              <w:t>{{ G.ADRESSE }}</w:t>
+              <w:t>{{ G.ADRESSE</w:t>
+            </w:r>
+            <w:proofErr w:type="gramEnd"/>
+            <w:r>
+              <w:rPr>
+                <w:rStyle w:val="PlatzhalterZchn"/>
+              </w:rPr>
+              <w:t xml:space="preserve"> }}</w:t>
             </w:r>
           </w:p>
           <w:p>
@@ -765,16 +856,52 @@
               <w:rPr>
                 <w:rStyle w:val="PlatzhalterZchn"/>
               </w:rPr>
-              <w:t>_NAME }}</w:t>
+              <w:t>_</w:t>
+            </w:r>
+            <w:proofErr w:type="gramStart"/>
+            <w:r>
+              <w:rPr>
+                <w:rStyle w:val="PlatzhalterZchn"/>
+              </w:rPr>
+              <w:t>NAME }</w:t>
+            </w:r>
+            <w:proofErr w:type="gramEnd"/>
+            <w:r>
+              <w:rPr>
+                <w:rStyle w:val="PlatzhalterZchn"/>
+              </w:rPr>
+              <w:t>}</w:t>
             </w:r>
             <w:r>
               <w:t xml:space="preserve">, </w:t>
             </w:r>
+            <w:proofErr w:type="gramStart"/>
             <w:r>
               <w:rPr>
                 <w:rStyle w:val="PlatzhalterZchn"/>
               </w:rPr>
-              <w:t>{{ G.VERTRETER_ADRESSE }}</w:t>
+              <w:t>{{ G.VERTRETER</w:t>
+            </w:r>
+            <w:proofErr w:type="gramEnd"/>
+            <w:r>
+              <w:rPr>
+                <w:rStyle w:val="PlatzhalterZchn"/>
+              </w:rPr>
+              <w:t>_</w:t>
+            </w:r>
+            <w:proofErr w:type="gramStart"/>
+            <w:r>
+              <w:rPr>
+                <w:rStyle w:val="PlatzhalterZchn"/>
+              </w:rPr>
+              <w:t>ADRESSE }</w:t>
+            </w:r>
+            <w:proofErr w:type="gramEnd"/>
+            <w:r>
+              <w:rPr>
+                <w:rStyle w:val="PlatzhalterZchn"/>
+              </w:rPr>
+              <w:t>}</w:t>
             </w:r>
           </w:p>
           <w:p>
@@ -892,11 +1019,19 @@
             <w:r>
               <w:t xml:space="preserve">, </w:t>
             </w:r>
+            <w:proofErr w:type="gramStart"/>
             <w:r>
               <w:rPr>
                 <w:rStyle w:val="PlatzhalterZchn"/>
               </w:rPr>
-              <w:t>{{ G.ADRESSE }}</w:t>
+              <w:t>{{ G.ADRESSE</w:t>
+            </w:r>
+            <w:proofErr w:type="gramEnd"/>
+            <w:r>
+              <w:rPr>
+                <w:rStyle w:val="PlatzhalterZchn"/>
+              </w:rPr>
+              <w:t xml:space="preserve"> }}</w:t>
             </w:r>
           </w:p>
           <w:p>
@@ -957,16 +1092,52 @@
               <w:rPr>
                 <w:rStyle w:val="PlatzhalterZchn"/>
               </w:rPr>
-              <w:t>_NAME }}</w:t>
+              <w:t>_</w:t>
+            </w:r>
+            <w:proofErr w:type="gramStart"/>
+            <w:r>
+              <w:rPr>
+                <w:rStyle w:val="PlatzhalterZchn"/>
+              </w:rPr>
+              <w:t>NAME }</w:t>
+            </w:r>
+            <w:proofErr w:type="gramEnd"/>
+            <w:r>
+              <w:rPr>
+                <w:rStyle w:val="PlatzhalterZchn"/>
+              </w:rPr>
+              <w:t>}</w:t>
             </w:r>
             <w:r>
               <w:t xml:space="preserve">, </w:t>
             </w:r>
+            <w:proofErr w:type="gramStart"/>
             <w:r>
               <w:rPr>
                 <w:rStyle w:val="PlatzhalterZchn"/>
               </w:rPr>
-              <w:t>{{ G.VERTRETER_ADRESSE }}</w:t>
+              <w:t>{{ G.VERTRETER</w:t>
+            </w:r>
+            <w:proofErr w:type="gramEnd"/>
+            <w:r>
+              <w:rPr>
+                <w:rStyle w:val="PlatzhalterZchn"/>
+              </w:rPr>
+              <w:t>_</w:t>
+            </w:r>
+            <w:proofErr w:type="gramStart"/>
+            <w:r>
+              <w:rPr>
+                <w:rStyle w:val="PlatzhalterZchn"/>
+              </w:rPr>
+              <w:t>ADRESSE }</w:t>
+            </w:r>
+            <w:proofErr w:type="gramEnd"/>
+            <w:r>
+              <w:rPr>
+                <w:rStyle w:val="PlatzhalterZchn"/>
+              </w:rPr>
+              <w:t>}</w:t>
             </w:r>
           </w:p>
           <w:p>
@@ -1389,11 +1560,19 @@
             <w:r>
               <w:t xml:space="preserve">, </w:t>
             </w:r>
+            <w:proofErr w:type="gramStart"/>
             <w:r>
               <w:rPr>
                 <w:rStyle w:val="PlatzhalterZchn"/>
               </w:rPr>
-              <w:t>{{ G.ADRESSE }}</w:t>
+              <w:t>{{ G.ADRESSE</w:t>
+            </w:r>
+            <w:proofErr w:type="gramEnd"/>
+            <w:r>
+              <w:rPr>
+                <w:rStyle w:val="PlatzhalterZchn"/>
+              </w:rPr>
+              <w:t xml:space="preserve"> }}</w:t>
             </w:r>
           </w:p>
           <w:p>
@@ -1460,16 +1639,52 @@
               <w:rPr>
                 <w:rStyle w:val="PlatzhalterZchn"/>
               </w:rPr>
-              <w:t>_NAME }}</w:t>
+              <w:t>_</w:t>
+            </w:r>
+            <w:proofErr w:type="gramStart"/>
+            <w:r>
+              <w:rPr>
+                <w:rStyle w:val="PlatzhalterZchn"/>
+              </w:rPr>
+              <w:t>NAME }</w:t>
+            </w:r>
+            <w:proofErr w:type="gramEnd"/>
+            <w:r>
+              <w:rPr>
+                <w:rStyle w:val="PlatzhalterZchn"/>
+              </w:rPr>
+              <w:t>}</w:t>
             </w:r>
             <w:r>
               <w:t xml:space="preserve">, </w:t>
             </w:r>
+            <w:proofErr w:type="gramStart"/>
             <w:r>
               <w:rPr>
                 <w:rStyle w:val="PlatzhalterZchn"/>
               </w:rPr>
-              <w:t>{{ G.VERTRETER_ADRESSE }}</w:t>
+              <w:t>{{ G.VERTRETER</w:t>
+            </w:r>
+            <w:proofErr w:type="gramEnd"/>
+            <w:r>
+              <w:rPr>
+                <w:rStyle w:val="PlatzhalterZchn"/>
+              </w:rPr>
+              <w:t>_</w:t>
+            </w:r>
+            <w:proofErr w:type="gramStart"/>
+            <w:r>
+              <w:rPr>
+                <w:rStyle w:val="PlatzhalterZchn"/>
+              </w:rPr>
+              <w:t>ADRESSE }</w:t>
+            </w:r>
+            <w:proofErr w:type="gramEnd"/>
+            <w:r>
+              <w:rPr>
+                <w:rStyle w:val="PlatzhalterZchn"/>
+              </w:rPr>
+              <w:t>}</w:t>
             </w:r>
           </w:p>
           <w:p>
@@ -1596,11 +1811,19 @@
             <w:r>
               <w:t xml:space="preserve">, </w:t>
             </w:r>
+            <w:proofErr w:type="gramStart"/>
             <w:r>
               <w:rPr>
                 <w:rStyle w:val="PlatzhalterZchn"/>
               </w:rPr>
-              <w:t>{{ G.ADRESSE }}</w:t>
+              <w:t>{{ G.ADRESSE</w:t>
+            </w:r>
+            <w:proofErr w:type="gramEnd"/>
+            <w:r>
+              <w:rPr>
+                <w:rStyle w:val="PlatzhalterZchn"/>
+              </w:rPr>
+              <w:t xml:space="preserve"> }}</w:t>
             </w:r>
           </w:p>
           <w:p>
@@ -1666,16 +1889,52 @@
               <w:rPr>
                 <w:rStyle w:val="PlatzhalterZchn"/>
               </w:rPr>
-              <w:t>_NAME }}</w:t>
+              <w:t>_</w:t>
+            </w:r>
+            <w:proofErr w:type="gramStart"/>
+            <w:r>
+              <w:rPr>
+                <w:rStyle w:val="PlatzhalterZchn"/>
+              </w:rPr>
+              <w:t>NAME }</w:t>
+            </w:r>
+            <w:proofErr w:type="gramEnd"/>
+            <w:r>
+              <w:rPr>
+                <w:rStyle w:val="PlatzhalterZchn"/>
+              </w:rPr>
+              <w:t>}</w:t>
             </w:r>
             <w:r>
               <w:t xml:space="preserve">, </w:t>
             </w:r>
+            <w:proofErr w:type="gramStart"/>
             <w:r>
               <w:rPr>
                 <w:rStyle w:val="PlatzhalterZchn"/>
               </w:rPr>
-              <w:t>{{ G.VERTRETER_ADRESSE }}</w:t>
+              <w:t>{{ G.VERTRETER</w:t>
+            </w:r>
+            <w:proofErr w:type="gramEnd"/>
+            <w:r>
+              <w:rPr>
+                <w:rStyle w:val="PlatzhalterZchn"/>
+              </w:rPr>
+              <w:t>_</w:t>
+            </w:r>
+            <w:proofErr w:type="gramStart"/>
+            <w:r>
+              <w:rPr>
+                <w:rStyle w:val="PlatzhalterZchn"/>
+              </w:rPr>
+              <w:t>ADRESSE }</w:t>
+            </w:r>
+            <w:proofErr w:type="gramEnd"/>
+            <w:r>
+              <w:rPr>
+                <w:rStyle w:val="PlatzhalterZchn"/>
+              </w:rPr>
+              <w:t>}</w:t>
             </w:r>
           </w:p>
           <w:p>
@@ -2351,11 +2610,19 @@
             <w:r>
               <w:t xml:space="preserve">, </w:t>
             </w:r>
+            <w:proofErr w:type="gramStart"/>
             <w:r>
               <w:rPr>
                 <w:rStyle w:val="PlatzhalterZchn"/>
               </w:rPr>
-              <w:t>{{ G.ADRESSE }}</w:t>
+              <w:t>{{ G.ADRESSE</w:t>
+            </w:r>
+            <w:proofErr w:type="gramEnd"/>
+            <w:r>
+              <w:rPr>
+                <w:rStyle w:val="PlatzhalterZchn"/>
+              </w:rPr>
+              <w:t xml:space="preserve"> }}</w:t>
             </w:r>
           </w:p>
           <w:p>
@@ -2422,16 +2689,52 @@
               <w:rPr>
                 <w:rStyle w:val="PlatzhalterZchn"/>
               </w:rPr>
-              <w:t>_NAME }}</w:t>
+              <w:t>_</w:t>
+            </w:r>
+            <w:proofErr w:type="gramStart"/>
+            <w:r>
+              <w:rPr>
+                <w:rStyle w:val="PlatzhalterZchn"/>
+              </w:rPr>
+              <w:t>NAME }</w:t>
+            </w:r>
+            <w:proofErr w:type="gramEnd"/>
+            <w:r>
+              <w:rPr>
+                <w:rStyle w:val="PlatzhalterZchn"/>
+              </w:rPr>
+              <w:t>}</w:t>
             </w:r>
             <w:r>
               <w:t xml:space="preserve">, </w:t>
             </w:r>
+            <w:proofErr w:type="gramStart"/>
             <w:r>
               <w:rPr>
                 <w:rStyle w:val="PlatzhalterZchn"/>
               </w:rPr>
-              <w:t>{{ G.VERTRETER_ADRESSE }}</w:t>
+              <w:t>{{ G.VERTRETER</w:t>
+            </w:r>
+            <w:proofErr w:type="gramEnd"/>
+            <w:r>
+              <w:rPr>
+                <w:rStyle w:val="PlatzhalterZchn"/>
+              </w:rPr>
+              <w:t>_</w:t>
+            </w:r>
+            <w:proofErr w:type="gramStart"/>
+            <w:r>
+              <w:rPr>
+                <w:rStyle w:val="PlatzhalterZchn"/>
+              </w:rPr>
+              <w:t>ADRESSE }</w:t>
+            </w:r>
+            <w:proofErr w:type="gramEnd"/>
+            <w:r>
+              <w:rPr>
+                <w:rStyle w:val="PlatzhalterZchn"/>
+              </w:rPr>
+              <w:t>}</w:t>
             </w:r>
           </w:p>
           <w:p>
@@ -2549,11 +2852,19 @@
             <w:r>
               <w:t xml:space="preserve">, </w:t>
             </w:r>
+            <w:proofErr w:type="gramStart"/>
             <w:r>
               <w:rPr>
                 <w:rStyle w:val="PlatzhalterZchn"/>
               </w:rPr>
-              <w:t>{{ G.ADRESSE }}</w:t>
+              <w:t>{{ G.ADRESSE</w:t>
+            </w:r>
+            <w:proofErr w:type="gramEnd"/>
+            <w:r>
+              <w:rPr>
+                <w:rStyle w:val="PlatzhalterZchn"/>
+              </w:rPr>
+              <w:t xml:space="preserve"> }}</w:t>
             </w:r>
           </w:p>
           <w:p>
@@ -2619,16 +2930,52 @@
               <w:rPr>
                 <w:rStyle w:val="PlatzhalterZchn"/>
               </w:rPr>
-              <w:t>_NAME }}</w:t>
+              <w:t>_</w:t>
+            </w:r>
+            <w:proofErr w:type="gramStart"/>
+            <w:r>
+              <w:rPr>
+                <w:rStyle w:val="PlatzhalterZchn"/>
+              </w:rPr>
+              <w:t>NAME }</w:t>
+            </w:r>
+            <w:proofErr w:type="gramEnd"/>
+            <w:r>
+              <w:rPr>
+                <w:rStyle w:val="PlatzhalterZchn"/>
+              </w:rPr>
+              <w:t>}</w:t>
             </w:r>
             <w:r>
               <w:t xml:space="preserve">, </w:t>
             </w:r>
+            <w:proofErr w:type="gramStart"/>
             <w:r>
               <w:rPr>
                 <w:rStyle w:val="PlatzhalterZchn"/>
               </w:rPr>
-              <w:t>{{ G.VERTRETER_ADRESSE }}</w:t>
+              <w:t>{{ G.VERTRETER</w:t>
+            </w:r>
+            <w:proofErr w:type="gramEnd"/>
+            <w:r>
+              <w:rPr>
+                <w:rStyle w:val="PlatzhalterZchn"/>
+              </w:rPr>
+              <w:t>_</w:t>
+            </w:r>
+            <w:proofErr w:type="gramStart"/>
+            <w:r>
+              <w:rPr>
+                <w:rStyle w:val="PlatzhalterZchn"/>
+              </w:rPr>
+              <w:t>ADRESSE }</w:t>
+            </w:r>
+            <w:proofErr w:type="gramEnd"/>
+            <w:r>
+              <w:rPr>
+                <w:rStyle w:val="PlatzhalterZchn"/>
+              </w:rPr>
+              <w:t>}</w:t>
             </w:r>
           </w:p>
           <w:p>
@@ -3353,7 +3700,21 @@
               <w:rPr>
                 <w:rStyle w:val="PlatzhalterZchn"/>
               </w:rPr>
-              <w:t>_START }}</w:t>
+              <w:t>_</w:t>
+            </w:r>
+            <w:proofErr w:type="gramStart"/>
+            <w:r>
+              <w:rPr>
+                <w:rStyle w:val="PlatzhalterZchn"/>
+              </w:rPr>
+              <w:t>START }</w:t>
+            </w:r>
+            <w:proofErr w:type="gramEnd"/>
+            <w:r>
+              <w:rPr>
+                <w:rStyle w:val="PlatzhalterZchn"/>
+              </w:rPr>
+              <w:t>}</w:t>
             </w:r>
             <w:r>
               <w:t xml:space="preserve"> </w:t>
@@ -3364,11 +3725,33 @@
             <w:r>
               <w:t xml:space="preserve"> </w:t>
             </w:r>
+            <w:proofErr w:type="gramStart"/>
             <w:r>
               <w:rPr>
                 <w:rStyle w:val="PlatzhalterZchn"/>
               </w:rPr>
-              <w:t>{{ PUBLIKATION_ENDE }}</w:t>
+              <w:t>{{ PUBLIKATION</w:t>
+            </w:r>
+            <w:proofErr w:type="gramEnd"/>
+            <w:r>
+              <w:rPr>
+                <w:rStyle w:val="PlatzhalterZchn"/>
+              </w:rPr>
+              <w:t>_</w:t>
+            </w:r>
+            <w:proofErr w:type="gramStart"/>
+            <w:r>
+              <w:rPr>
+                <w:rStyle w:val="PlatzhalterZchn"/>
+              </w:rPr>
+              <w:t>ENDE }</w:t>
+            </w:r>
+            <w:proofErr w:type="gramEnd"/>
+            <w:r>
+              <w:rPr>
+                <w:rStyle w:val="PlatzhalterZchn"/>
+              </w:rPr>
+              <w:t>}</w:t>
             </w:r>
           </w:p>
           <w:p>
@@ -3584,7 +3967,15 @@
             </w:r>
             <w:proofErr w:type="gramEnd"/>
             <w:r>
-              <w:t>_ENDE }}</w:t>
+              <w:t>_</w:t>
+            </w:r>
+            <w:proofErr w:type="gramStart"/>
+            <w:r>
+              <w:t>ENDE }</w:t>
+            </w:r>
+            <w:proofErr w:type="gramEnd"/>
+            <w:r>
+              <w:t>}</w:t>
             </w:r>
           </w:p>
           <w:p>
@@ -4064,6 +4455,7 @@
               <w:t xml:space="preserve">_EINSPRECHENDEN | </w:t>
             </w:r>
             <w:proofErr w:type="spellStart"/>
+            <w:proofErr w:type="gramStart"/>
             <w:r>
               <w:rPr>
                 <w:rStyle w:val="PlatzhalterZchn"/>
@@ -4075,7 +4467,14 @@
               <w:rPr>
                 <w:rStyle w:val="PlatzhalterZchn"/>
               </w:rPr>
-              <w:t xml:space="preserve"> }}</w:t>
+              <w:t xml:space="preserve"> }</w:t>
+            </w:r>
+            <w:proofErr w:type="gramEnd"/>
+            <w:r>
+              <w:rPr>
+                <w:rStyle w:val="PlatzhalterZchn"/>
+              </w:rPr>
+              <w:t>}</w:t>
             </w:r>
             <w:r>
               <w:t xml:space="preserve"> Einsprechenden. </w:t>
@@ -4095,7 +4494,21 @@
               <w:rPr>
                 <w:rStyle w:val="PlatzhalterZchn"/>
               </w:rPr>
-              <w:t>_POSTSTEMPEL }}</w:t>
+              <w:t>_</w:t>
+            </w:r>
+            <w:proofErr w:type="gramStart"/>
+            <w:r>
+              <w:rPr>
+                <w:rStyle w:val="PlatzhalterZchn"/>
+              </w:rPr>
+              <w:t>POSTSTEMPEL }</w:t>
+            </w:r>
+            <w:proofErr w:type="gramEnd"/>
+            <w:r>
+              <w:rPr>
+                <w:rStyle w:val="PlatzhalterZchn"/>
+              </w:rPr>
+              <w:t>}</w:t>
             </w:r>
           </w:p>
           <w:p>
@@ -4141,11 +4554,19 @@
             <w:r>
               <w:t xml:space="preserve">, </w:t>
             </w:r>
+            <w:proofErr w:type="gramStart"/>
             <w:r>
               <w:rPr>
                 <w:rStyle w:val="PlatzhalterZchn"/>
               </w:rPr>
-              <w:t>{{ P.ADRESSE }}</w:t>
+              <w:t>{{ P.ADRESSE</w:t>
+            </w:r>
+            <w:proofErr w:type="gramEnd"/>
+            <w:r>
+              <w:rPr>
+                <w:rStyle w:val="PlatzhalterZchn"/>
+              </w:rPr>
+              <w:t xml:space="preserve"> }}</w:t>
             </w:r>
           </w:p>
           <w:p>
@@ -4245,7 +4666,21 @@
               <w:rPr>
                 <w:rStyle w:val="PlatzhalterZchn"/>
               </w:rPr>
-              <w:t>_POSTSTEMPEL }}</w:t>
+              <w:t>_</w:t>
+            </w:r>
+            <w:proofErr w:type="gramStart"/>
+            <w:r>
+              <w:rPr>
+                <w:rStyle w:val="PlatzhalterZchn"/>
+              </w:rPr>
+              <w:t>POSTSTEMPEL }</w:t>
+            </w:r>
+            <w:proofErr w:type="gramEnd"/>
+            <w:r>
+              <w:rPr>
+                <w:rStyle w:val="PlatzhalterZchn"/>
+              </w:rPr>
+              <w:t>}</w:t>
             </w:r>
             <w:r>
               <w:t xml:space="preserve"> von</w:t>
@@ -4273,11 +4708,19 @@
             <w:r>
               <w:t xml:space="preserve">, </w:t>
             </w:r>
+            <w:proofErr w:type="gramStart"/>
             <w:r>
               <w:rPr>
                 <w:rStyle w:val="PlatzhalterZchn"/>
               </w:rPr>
-              <w:t>{{ P.ADRESSE }}</w:t>
+              <w:t>{{ P.ADRESSE</w:t>
+            </w:r>
+            <w:proofErr w:type="gramEnd"/>
+            <w:r>
+              <w:rPr>
+                <w:rStyle w:val="PlatzhalterZchn"/>
+              </w:rPr>
+              <w:t xml:space="preserve"> }}</w:t>
             </w:r>
           </w:p>
           <w:p>
@@ -5386,7 +5829,21 @@
         <w:rPr>
           <w:rStyle w:val="PlatzhalterZchn"/>
         </w:rPr>
-        <w:t>_ANZEIGER }}</w:t>
+        <w:t>_</w:t>
+      </w:r>
+      <w:proofErr w:type="gramStart"/>
+      <w:r>
+        <w:rPr>
+          <w:rStyle w:val="PlatzhalterZchn"/>
+        </w:rPr>
+        <w:t>ANZEIGER }</w:t>
+      </w:r>
+      <w:proofErr w:type="gramEnd"/>
+      <w:r>
+        <w:rPr>
+          <w:rStyle w:val="PlatzhalterZchn"/>
+        </w:rPr>
+        <w:t>}</w:t>
       </w:r>
       <w:r>
         <w:t xml:space="preserve"> im örtlichen Anzeiger </w:t>
@@ -5438,6 +5895,7 @@
         </w:rPr>
         <w:t xml:space="preserve"> </w:t>
       </w:r>
+      <w:proofErr w:type="gramStart"/>
       <w:r>
         <w:rPr>
           <w:rFonts w:ascii="Consolas" w:hAnsi="Consolas"/>
@@ -5450,17 +5908,40 @@
       <w:r>
         <w:t>sowie</w:t>
       </w:r>
+      <w:proofErr w:type="gramEnd"/>
       <w:r>
         <w:t xml:space="preserve"> </w:t>
       </w:r>
       <w:r>
         <w:t xml:space="preserve">am </w:t>
       </w:r>
-      <w:r>
-        <w:rPr>
-          <w:rStyle w:val="PlatzhalterZchn"/>
-        </w:rPr>
-        <w:t>{{ PUBLIKATION_AMTSBLATT }}</w:t>
+      <w:proofErr w:type="gramStart"/>
+      <w:r>
+        <w:rPr>
+          <w:rStyle w:val="PlatzhalterZchn"/>
+        </w:rPr>
+        <w:t>{{ PUBLIKATION</w:t>
+      </w:r>
+      <w:proofErr w:type="gramEnd"/>
+      <w:r>
+        <w:rPr>
+          <w:rStyle w:val="PlatzhalterZchn"/>
+        </w:rPr>
+        <w:t>_</w:t>
+      </w:r>
+      <w:proofErr w:type="gramStart"/>
+      <w:r>
+        <w:rPr>
+          <w:rStyle w:val="PlatzhalterZchn"/>
+        </w:rPr>
+        <w:t>AMTSBLATT }</w:t>
+      </w:r>
+      <w:proofErr w:type="gramEnd"/>
+      <w:r>
+        <w:rPr>
+          <w:rStyle w:val="PlatzhalterZchn"/>
+        </w:rPr>
+        <w:t>}</w:t>
       </w:r>
       <w:r>
         <w:t xml:space="preserve"> </w:t>
@@ -5498,7 +5979,27 @@
           <w:sz w:val="18"/>
           <w:szCs w:val="18"/>
         </w:rPr>
-        <w:t xml:space="preserve"> %}{% </w:t>
+        <w:t xml:space="preserve"> </w:t>
+      </w:r>
+      <w:proofErr w:type="gramStart"/>
+      <w:r>
+        <w:rPr>
+          <w:rFonts w:ascii="Consolas" w:hAnsi="Consolas" w:cs="Arial"/>
+          <w:color w:val="00B050"/>
+          <w:sz w:val="18"/>
+          <w:szCs w:val="18"/>
+        </w:rPr>
+        <w:t>%}{</w:t>
+      </w:r>
+      <w:proofErr w:type="gramEnd"/>
+      <w:r>
+        <w:rPr>
+          <w:rFonts w:ascii="Consolas" w:hAnsi="Consolas" w:cs="Arial"/>
+          <w:color w:val="00B050"/>
+          <w:sz w:val="18"/>
+          <w:szCs w:val="18"/>
+        </w:rPr>
+        <w:t xml:space="preserve">% </w:t>
       </w:r>
       <w:proofErr w:type="spellStart"/>
       <w:r>
@@ -5518,10 +6019,24 @@
           <w:sz w:val="18"/>
           <w:szCs w:val="18"/>
         </w:rPr>
-        <w:t xml:space="preserve"> %}</w:t>
-      </w:r>
-      <w:r>
-        <w:t xml:space="preserve">publiziert und das </w:t>
+        <w:t xml:space="preserve"> </w:t>
+      </w:r>
+      <w:proofErr w:type="gramStart"/>
+      <w:r>
+        <w:rPr>
+          <w:rFonts w:ascii="Consolas" w:hAnsi="Consolas" w:cs="Arial"/>
+          <w:color w:val="00B050"/>
+          <w:sz w:val="18"/>
+          <w:szCs w:val="18"/>
+        </w:rPr>
+        <w:t>%}</w:t>
+      </w:r>
+      <w:r>
+        <w:t>publiziert</w:t>
+      </w:r>
+      <w:proofErr w:type="gramEnd"/>
+      <w:r>
+        <w:t xml:space="preserve"> und das </w:t>
       </w:r>
       <w:proofErr w:type="spellStart"/>
       <w:r>
@@ -5531,20 +6046,64 @@
       <w:r>
         <w:t xml:space="preserve"> vom </w:t>
       </w:r>
-      <w:r>
-        <w:rPr>
-          <w:rStyle w:val="PlatzhalterZchn"/>
-        </w:rPr>
-        <w:t>{{ PUBLIKATION_START }}</w:t>
+      <w:proofErr w:type="gramStart"/>
+      <w:r>
+        <w:rPr>
+          <w:rStyle w:val="PlatzhalterZchn"/>
+        </w:rPr>
+        <w:t>{{ PUBLIKATION</w:t>
+      </w:r>
+      <w:proofErr w:type="gramEnd"/>
+      <w:r>
+        <w:rPr>
+          <w:rStyle w:val="PlatzhalterZchn"/>
+        </w:rPr>
+        <w:t>_</w:t>
+      </w:r>
+      <w:proofErr w:type="gramStart"/>
+      <w:r>
+        <w:rPr>
+          <w:rStyle w:val="PlatzhalterZchn"/>
+        </w:rPr>
+        <w:t>START }</w:t>
+      </w:r>
+      <w:proofErr w:type="gramEnd"/>
+      <w:r>
+        <w:rPr>
+          <w:rStyle w:val="PlatzhalterZchn"/>
+        </w:rPr>
+        <w:t>}</w:t>
       </w:r>
       <w:r>
         <w:t xml:space="preserve"> bis zum </w:t>
       </w:r>
-      <w:r>
-        <w:rPr>
-          <w:rStyle w:val="PlatzhalterZchn"/>
-        </w:rPr>
-        <w:t>{{ PUBLIKATION_ENDE }}</w:t>
+      <w:proofErr w:type="gramStart"/>
+      <w:r>
+        <w:rPr>
+          <w:rStyle w:val="PlatzhalterZchn"/>
+        </w:rPr>
+        <w:t>{{ PUBLIKATION</w:t>
+      </w:r>
+      <w:proofErr w:type="gramEnd"/>
+      <w:r>
+        <w:rPr>
+          <w:rStyle w:val="PlatzhalterZchn"/>
+        </w:rPr>
+        <w:t>_</w:t>
+      </w:r>
+      <w:proofErr w:type="gramStart"/>
+      <w:r>
+        <w:rPr>
+          <w:rStyle w:val="PlatzhalterZchn"/>
+        </w:rPr>
+        <w:t>ENDE }</w:t>
+      </w:r>
+      <w:proofErr w:type="gramEnd"/>
+      <w:r>
+        <w:rPr>
+          <w:rStyle w:val="PlatzhalterZchn"/>
+        </w:rPr>
+        <w:t>}</w:t>
       </w:r>
       <w:r>
         <w:t xml:space="preserve"> öffentlich aufgelegt.</w:t>
@@ -6050,6 +6609,7 @@
         <w:t xml:space="preserve">_EINSPRECHENDEN | </w:t>
       </w:r>
       <w:proofErr w:type="spellStart"/>
+      <w:proofErr w:type="gramStart"/>
       <w:r>
         <w:rPr>
           <w:rStyle w:val="PlatzhalterZchn"/>
@@ -6065,7 +6625,16 @@
           <w:b/>
           <w:bCs w:val="0"/>
         </w:rPr>
-        <w:t xml:space="preserve"> }}</w:t>
+        <w:t xml:space="preserve"> }</w:t>
+      </w:r>
+      <w:proofErr w:type="gramEnd"/>
+      <w:r>
+        <w:rPr>
+          <w:rStyle w:val="PlatzhalterZchn"/>
+          <w:b/>
+          <w:bCs w:val="0"/>
+        </w:rPr>
+        <w:t>}</w:t>
       </w:r>
       <w:r>
         <w:rPr>
@@ -6158,13 +6727,23 @@
         </w:rPr>
         <w:t>_</w:t>
       </w:r>
+      <w:proofErr w:type="gramStart"/>
       <w:r>
         <w:rPr>
           <w:rStyle w:val="PlatzhalterZchn"/>
           <w:b/>
           <w:bCs w:val="0"/>
         </w:rPr>
-        <w:t>NAME }}</w:t>
+        <w:t>NAME }</w:t>
+      </w:r>
+      <w:proofErr w:type="gramEnd"/>
+      <w:r>
+        <w:rPr>
+          <w:rStyle w:val="PlatzhalterZchn"/>
+          <w:b/>
+          <w:bCs w:val="0"/>
+        </w:rPr>
+        <w:t>}</w:t>
       </w:r>
       <w:r>
         <w:rPr>
@@ -6173,6 +6752,7 @@
         </w:rPr>
         <w:t xml:space="preserve">, </w:t>
       </w:r>
+      <w:proofErr w:type="gramStart"/>
       <w:r>
         <w:rPr>
           <w:rStyle w:val="PlatzhalterZchn"/>
@@ -6195,7 +6775,16 @@
           <w:b/>
           <w:bCs w:val="0"/>
         </w:rPr>
-        <w:t>EINSPRECHER_ADRESSE }}</w:t>
+        <w:t>EINSPRECHER</w:t>
+      </w:r>
+      <w:proofErr w:type="gramEnd"/>
+      <w:r>
+        <w:rPr>
+          <w:rStyle w:val="PlatzhalterZchn"/>
+          <w:b/>
+          <w:bCs w:val="0"/>
+        </w:rPr>
+        <w:t>_ADRESSE }}</w:t>
       </w:r>
       <w:r>
         <w:rPr>
@@ -6250,11 +6839,374 @@
           <w:sz w:val="18"/>
           <w:szCs w:val="18"/>
         </w:rPr>
+        <w:t xml:space="preserve">_ANREDE == "Herr" </w:t>
+      </w:r>
+      <w:proofErr w:type="gramStart"/>
+      <w:r>
+        <w:rPr>
+          <w:rFonts w:ascii="Consolas" w:hAnsi="Consolas"/>
+          <w:color w:val="00B050"/>
+          <w:sz w:val="18"/>
+          <w:szCs w:val="18"/>
+        </w:rPr>
+        <w:t>%}</w:t>
+      </w:r>
+      <w:r>
+        <w:t>Der</w:t>
+      </w:r>
+      <w:proofErr w:type="gramEnd"/>
+      <w:r>
+        <w:t xml:space="preserve"> </w:t>
+      </w:r>
+      <w:proofErr w:type="gramStart"/>
+      <w:r>
+        <w:t>Einsprechende</w:t>
+      </w:r>
+      <w:r>
+        <w:rPr>
+          <w:rFonts w:ascii="Consolas" w:hAnsi="Consolas"/>
+          <w:color w:val="00B050"/>
+          <w:sz w:val="18"/>
+          <w:szCs w:val="18"/>
+        </w:rPr>
+        <w:t>{</w:t>
+      </w:r>
+      <w:proofErr w:type="gramEnd"/>
+      <w:r>
+        <w:rPr>
+          <w:rFonts w:ascii="Consolas" w:hAnsi="Consolas"/>
+          <w:color w:val="00B050"/>
+          <w:sz w:val="18"/>
+          <w:szCs w:val="18"/>
+        </w:rPr>
+        <w:t xml:space="preserve">% </w:t>
+      </w:r>
+      <w:proofErr w:type="spellStart"/>
+      <w:r>
+        <w:rPr>
+          <w:rFonts w:ascii="Consolas" w:hAnsi="Consolas"/>
+          <w:color w:val="00B050"/>
+          <w:sz w:val="18"/>
+          <w:szCs w:val="18"/>
+        </w:rPr>
+        <w:t>elif</w:t>
+      </w:r>
+      <w:proofErr w:type="spellEnd"/>
+      <w:r>
+        <w:rPr>
+          <w:rFonts w:ascii="Consolas" w:hAnsi="Consolas"/>
+          <w:color w:val="00B050"/>
+          <w:sz w:val="18"/>
+          <w:szCs w:val="18"/>
+        </w:rPr>
+        <w:t xml:space="preserve"> </w:t>
+      </w:r>
+      <w:r>
+        <w:rPr>
+          <w:rFonts w:ascii="Consolas" w:hAnsi="Consolas"/>
+          <w:color w:val="00B050"/>
+          <w:sz w:val="18"/>
+          <w:szCs w:val="18"/>
+        </w:rPr>
+        <w:t>E.</w:t>
+      </w:r>
+      <w:r>
+        <w:rPr>
+          <w:rFonts w:ascii="Consolas" w:hAnsi="Consolas"/>
+          <w:color w:val="00B050"/>
+          <w:sz w:val="18"/>
+          <w:szCs w:val="18"/>
+        </w:rPr>
+        <w:t>EINSPRECHER</w:t>
+      </w:r>
+      <w:r>
+        <w:rPr>
+          <w:rFonts w:ascii="Consolas" w:hAnsi="Consolas"/>
+          <w:color w:val="00B050"/>
+          <w:sz w:val="18"/>
+          <w:szCs w:val="18"/>
+        </w:rPr>
+        <w:t xml:space="preserve">_ANREDE == "Frau" </w:t>
+      </w:r>
+      <w:proofErr w:type="gramStart"/>
+      <w:r>
+        <w:rPr>
+          <w:rFonts w:ascii="Consolas" w:hAnsi="Consolas"/>
+          <w:color w:val="00B050"/>
+          <w:sz w:val="18"/>
+          <w:szCs w:val="18"/>
+        </w:rPr>
+        <w:t>%}</w:t>
+      </w:r>
+      <w:r>
+        <w:t>Die</w:t>
+      </w:r>
+      <w:proofErr w:type="gramEnd"/>
+      <w:r>
+        <w:t xml:space="preserve"> </w:t>
+      </w:r>
+      <w:proofErr w:type="gramStart"/>
+      <w:r>
+        <w:t>Einsprechende</w:t>
+      </w:r>
+      <w:r>
+        <w:rPr>
+          <w:rFonts w:ascii="Consolas" w:hAnsi="Consolas"/>
+          <w:color w:val="00B050"/>
+          <w:sz w:val="18"/>
+          <w:szCs w:val="18"/>
+        </w:rPr>
+        <w:t>{</w:t>
+      </w:r>
+      <w:proofErr w:type="gramEnd"/>
+      <w:r>
+        <w:rPr>
+          <w:rFonts w:ascii="Consolas" w:hAnsi="Consolas"/>
+          <w:color w:val="00B050"/>
+          <w:sz w:val="18"/>
+          <w:szCs w:val="18"/>
+        </w:rPr>
+        <w:t xml:space="preserve">% </w:t>
+      </w:r>
+      <w:proofErr w:type="spellStart"/>
+      <w:r>
+        <w:rPr>
+          <w:rFonts w:ascii="Consolas" w:hAnsi="Consolas"/>
+          <w:color w:val="00B050"/>
+          <w:sz w:val="18"/>
+          <w:szCs w:val="18"/>
+        </w:rPr>
+        <w:t>else</w:t>
+      </w:r>
+      <w:proofErr w:type="spellEnd"/>
+      <w:r>
+        <w:rPr>
+          <w:rFonts w:ascii="Consolas" w:hAnsi="Consolas"/>
+          <w:color w:val="00B050"/>
+          <w:sz w:val="18"/>
+          <w:szCs w:val="18"/>
+        </w:rPr>
+        <w:t xml:space="preserve"> </w:t>
+      </w:r>
+      <w:proofErr w:type="gramStart"/>
+      <w:r>
+        <w:rPr>
+          <w:rFonts w:ascii="Consolas" w:hAnsi="Consolas"/>
+          <w:color w:val="00B050"/>
+          <w:sz w:val="18"/>
+          <w:szCs w:val="18"/>
+        </w:rPr>
+        <w:t>%}</w:t>
+      </w:r>
+      <w:r>
+        <w:t>Der</w:t>
+      </w:r>
+      <w:proofErr w:type="gramEnd"/>
+      <w:r>
+        <w:t xml:space="preserve">/die </w:t>
+      </w:r>
+      <w:proofErr w:type="gramStart"/>
+      <w:r>
+        <w:t>Einsprechende</w:t>
+      </w:r>
+      <w:r>
+        <w:rPr>
+          <w:rFonts w:ascii="Consolas" w:hAnsi="Consolas"/>
+          <w:color w:val="00B050"/>
+          <w:sz w:val="18"/>
+          <w:szCs w:val="18"/>
+        </w:rPr>
+        <w:t>{</w:t>
+      </w:r>
+      <w:proofErr w:type="gramEnd"/>
+      <w:r>
+        <w:rPr>
+          <w:rFonts w:ascii="Consolas" w:hAnsi="Consolas"/>
+          <w:color w:val="00B050"/>
+          <w:sz w:val="18"/>
+          <w:szCs w:val="18"/>
+        </w:rPr>
+        <w:t xml:space="preserve">% </w:t>
+      </w:r>
+      <w:proofErr w:type="spellStart"/>
+      <w:r>
+        <w:rPr>
+          <w:rFonts w:ascii="Consolas" w:hAnsi="Consolas"/>
+          <w:color w:val="00B050"/>
+          <w:sz w:val="18"/>
+          <w:szCs w:val="18"/>
+        </w:rPr>
+        <w:t>endif</w:t>
+      </w:r>
+      <w:proofErr w:type="spellEnd"/>
+      <w:r>
+        <w:rPr>
+          <w:rFonts w:ascii="Consolas" w:hAnsi="Consolas"/>
+          <w:color w:val="00B050"/>
+          <w:sz w:val="18"/>
+          <w:szCs w:val="18"/>
+        </w:rPr>
+        <w:t xml:space="preserve"> %}</w:t>
+      </w:r>
+      <w:r>
+        <w:t xml:space="preserve"> </w:t>
+      </w:r>
+      <w:proofErr w:type="gramStart"/>
+      <w:r>
+        <w:rPr>
+          <w:rStyle w:val="PlatzhalterZchn"/>
+        </w:rPr>
+        <w:t>{{ E.EINSPRECHER</w:t>
+      </w:r>
+      <w:proofErr w:type="gramEnd"/>
+      <w:r>
+        <w:rPr>
+          <w:rStyle w:val="PlatzhalterZchn"/>
+        </w:rPr>
+        <w:t>_</w:t>
+      </w:r>
+      <w:proofErr w:type="gramStart"/>
+      <w:r>
+        <w:rPr>
+          <w:rStyle w:val="PlatzhalterZchn"/>
+        </w:rPr>
+        <w:t>NAME }</w:t>
+      </w:r>
+      <w:proofErr w:type="gramEnd"/>
+      <w:r>
+        <w:rPr>
+          <w:rStyle w:val="PlatzhalterZchn"/>
+        </w:rPr>
+        <w:t>}</w:t>
+      </w:r>
+      <w:r>
+        <w:t xml:space="preserve"> b</w:t>
+      </w:r>
+      <w:r>
+        <w:t xml:space="preserve">eantragt, es sei das Baugesuch nicht zu bewilligen. Als Begründung führt </w:t>
+      </w:r>
+      <w:r>
+        <w:rPr>
+          <w:rFonts w:ascii="Consolas" w:hAnsi="Consolas"/>
+          <w:color w:val="00B050"/>
+          <w:sz w:val="18"/>
+          <w:szCs w:val="18"/>
+        </w:rPr>
+        <w:t xml:space="preserve">{% </w:t>
+      </w:r>
+      <w:proofErr w:type="spellStart"/>
+      <w:r>
+        <w:rPr>
+          <w:rFonts w:ascii="Consolas" w:hAnsi="Consolas"/>
+          <w:color w:val="00B050"/>
+          <w:sz w:val="18"/>
+          <w:szCs w:val="18"/>
+        </w:rPr>
+        <w:t>if</w:t>
+      </w:r>
+      <w:proofErr w:type="spellEnd"/>
+      <w:r>
+        <w:rPr>
+          <w:rFonts w:ascii="Consolas" w:hAnsi="Consolas"/>
+          <w:color w:val="00B050"/>
+          <w:sz w:val="18"/>
+          <w:szCs w:val="18"/>
+        </w:rPr>
+        <w:t xml:space="preserve"> </w:t>
+      </w:r>
+      <w:r>
+        <w:rPr>
+          <w:rFonts w:ascii="Consolas" w:hAnsi="Consolas"/>
+          <w:color w:val="00B050"/>
+          <w:sz w:val="18"/>
+          <w:szCs w:val="18"/>
+        </w:rPr>
+        <w:t>E.EINSPRECHER</w:t>
+      </w:r>
+      <w:r>
+        <w:rPr>
+          <w:rFonts w:ascii="Consolas" w:hAnsi="Consolas"/>
+          <w:color w:val="00B050"/>
+          <w:sz w:val="18"/>
+          <w:szCs w:val="18"/>
+        </w:rPr>
         <w:t>_ANREDE == "Herr" %}</w:t>
       </w:r>
-      <w:r>
-        <w:t>Der Einsprechende</w:t>
-      </w:r>
+      <w:proofErr w:type="gramStart"/>
+      <w:r>
+        <w:t>er</w:t>
+      </w:r>
+      <w:r>
+        <w:rPr>
+          <w:rFonts w:ascii="Consolas" w:hAnsi="Consolas"/>
+          <w:color w:val="00B050"/>
+          <w:sz w:val="18"/>
+          <w:szCs w:val="18"/>
+        </w:rPr>
+        <w:t>{</w:t>
+      </w:r>
+      <w:proofErr w:type="gramEnd"/>
+      <w:r>
+        <w:rPr>
+          <w:rFonts w:ascii="Consolas" w:hAnsi="Consolas"/>
+          <w:color w:val="00B050"/>
+          <w:sz w:val="18"/>
+          <w:szCs w:val="18"/>
+        </w:rPr>
+        <w:t xml:space="preserve">% </w:t>
+      </w:r>
+      <w:proofErr w:type="spellStart"/>
+      <w:r>
+        <w:rPr>
+          <w:rFonts w:ascii="Consolas" w:hAnsi="Consolas"/>
+          <w:color w:val="00B050"/>
+          <w:sz w:val="18"/>
+          <w:szCs w:val="18"/>
+        </w:rPr>
+        <w:t>elif</w:t>
+      </w:r>
+      <w:proofErr w:type="spellEnd"/>
+      <w:r>
+        <w:rPr>
+          <w:rFonts w:ascii="Consolas" w:hAnsi="Consolas"/>
+          <w:color w:val="00B050"/>
+          <w:sz w:val="18"/>
+          <w:szCs w:val="18"/>
+        </w:rPr>
+        <w:t xml:space="preserve"> </w:t>
+      </w:r>
+      <w:r>
+        <w:rPr>
+          <w:rFonts w:ascii="Consolas" w:hAnsi="Consolas"/>
+          <w:color w:val="00B050"/>
+          <w:sz w:val="18"/>
+          <w:szCs w:val="18"/>
+        </w:rPr>
+        <w:t>E.EINSPRECHER</w:t>
+      </w:r>
+      <w:r>
+        <w:rPr>
+          <w:rFonts w:ascii="Consolas" w:hAnsi="Consolas"/>
+          <w:color w:val="00B050"/>
+          <w:sz w:val="18"/>
+          <w:szCs w:val="18"/>
+        </w:rPr>
+        <w:t xml:space="preserve">_ANREDE == "Frau" </w:t>
+      </w:r>
+      <w:proofErr w:type="gramStart"/>
+      <w:r>
+        <w:rPr>
+          <w:rFonts w:ascii="Consolas" w:hAnsi="Consolas"/>
+          <w:color w:val="00B050"/>
+          <w:sz w:val="18"/>
+          <w:szCs w:val="18"/>
+        </w:rPr>
+        <w:t>%}</w:t>
+      </w:r>
+      <w:r>
+        <w:t>sie</w:t>
+      </w:r>
+      <w:proofErr w:type="gramEnd"/>
       <w:r>
         <w:rPr>
           <w:rFonts w:ascii="Consolas" w:hAnsi="Consolas"/>
@@ -6272,7 +7224,7 @@
           <w:sz w:val="18"/>
           <w:szCs w:val="18"/>
         </w:rPr>
-        <w:t>elif</w:t>
+        <w:t>else</w:t>
       </w:r>
       <w:proofErr w:type="spellEnd"/>
       <w:r>
@@ -6282,164 +7234,14 @@
           <w:sz w:val="18"/>
           <w:szCs w:val="18"/>
         </w:rPr>
-        <w:t xml:space="preserve"> </w:t>
-      </w:r>
-      <w:r>
-        <w:rPr>
-          <w:rFonts w:ascii="Consolas" w:hAnsi="Consolas"/>
-          <w:color w:val="00B050"/>
-          <w:sz w:val="18"/>
-          <w:szCs w:val="18"/>
-        </w:rPr>
-        <w:t>E.</w:t>
-      </w:r>
-      <w:r>
-        <w:rPr>
-          <w:rFonts w:ascii="Consolas" w:hAnsi="Consolas"/>
-          <w:color w:val="00B050"/>
-          <w:sz w:val="18"/>
-          <w:szCs w:val="18"/>
-        </w:rPr>
-        <w:t>EINSPRECHER</w:t>
-      </w:r>
-      <w:r>
-        <w:rPr>
-          <w:rFonts w:ascii="Consolas" w:hAnsi="Consolas"/>
-          <w:color w:val="00B050"/>
-          <w:sz w:val="18"/>
-          <w:szCs w:val="18"/>
-        </w:rPr>
-        <w:t>_ANREDE == "Frau" %}</w:t>
-      </w:r>
-      <w:r>
-        <w:t>Die Einsprechende</w:t>
-      </w:r>
-      <w:r>
-        <w:rPr>
-          <w:rFonts w:ascii="Consolas" w:hAnsi="Consolas"/>
-          <w:color w:val="00B050"/>
-          <w:sz w:val="18"/>
-          <w:szCs w:val="18"/>
-        </w:rPr>
-        <w:t xml:space="preserve">{% </w:t>
-      </w:r>
-      <w:proofErr w:type="spellStart"/>
-      <w:r>
-        <w:rPr>
-          <w:rFonts w:ascii="Consolas" w:hAnsi="Consolas"/>
-          <w:color w:val="00B050"/>
-          <w:sz w:val="18"/>
-          <w:szCs w:val="18"/>
-        </w:rPr>
-        <w:t>else</w:t>
-      </w:r>
-      <w:proofErr w:type="spellEnd"/>
-      <w:r>
-        <w:rPr>
-          <w:rFonts w:ascii="Consolas" w:hAnsi="Consolas"/>
-          <w:color w:val="00B050"/>
-          <w:sz w:val="18"/>
-          <w:szCs w:val="18"/>
-        </w:rPr>
         <w:t xml:space="preserve"> %}</w:t>
       </w:r>
       <w:r>
-        <w:t>Der/die Einsprechende</w:t>
-      </w:r>
-      <w:r>
-        <w:rPr>
-          <w:rFonts w:ascii="Consolas" w:hAnsi="Consolas"/>
-          <w:color w:val="00B050"/>
-          <w:sz w:val="18"/>
-          <w:szCs w:val="18"/>
-        </w:rPr>
-        <w:t xml:space="preserve">{% </w:t>
-      </w:r>
-      <w:proofErr w:type="spellStart"/>
-      <w:r>
-        <w:rPr>
-          <w:rFonts w:ascii="Consolas" w:hAnsi="Consolas"/>
-          <w:color w:val="00B050"/>
-          <w:sz w:val="18"/>
-          <w:szCs w:val="18"/>
-        </w:rPr>
-        <w:t>endif</w:t>
-      </w:r>
-      <w:proofErr w:type="spellEnd"/>
-      <w:r>
-        <w:rPr>
-          <w:rFonts w:ascii="Consolas" w:hAnsi="Consolas"/>
-          <w:color w:val="00B050"/>
-          <w:sz w:val="18"/>
-          <w:szCs w:val="18"/>
-        </w:rPr>
-        <w:t xml:space="preserve"> %}</w:t>
-      </w:r>
-      <w:r>
-        <w:t xml:space="preserve"> </w:t>
-      </w:r>
-      <w:r>
-        <w:rPr>
-          <w:rStyle w:val="PlatzhalterZchn"/>
-        </w:rPr>
-        <w:t>{{ E.EINSPRECHER_NAME }}</w:t>
-      </w:r>
-      <w:r>
-        <w:t xml:space="preserve"> b</w:t>
-      </w:r>
-      <w:r>
-        <w:t xml:space="preserve">eantragt, es sei das Baugesuch nicht zu bewilligen. Als Begründung führt </w:t>
-      </w:r>
-      <w:r>
-        <w:rPr>
-          <w:rFonts w:ascii="Consolas" w:hAnsi="Consolas"/>
-          <w:color w:val="00B050"/>
-          <w:sz w:val="18"/>
-          <w:szCs w:val="18"/>
-        </w:rPr>
-        <w:t xml:space="preserve">{% </w:t>
-      </w:r>
-      <w:proofErr w:type="spellStart"/>
-      <w:r>
-        <w:rPr>
-          <w:rFonts w:ascii="Consolas" w:hAnsi="Consolas"/>
-          <w:color w:val="00B050"/>
-          <w:sz w:val="18"/>
-          <w:szCs w:val="18"/>
-        </w:rPr>
-        <w:t>if</w:t>
-      </w:r>
-      <w:proofErr w:type="spellEnd"/>
-      <w:r>
-        <w:rPr>
-          <w:rFonts w:ascii="Consolas" w:hAnsi="Consolas"/>
-          <w:color w:val="00B050"/>
-          <w:sz w:val="18"/>
-          <w:szCs w:val="18"/>
-        </w:rPr>
-        <w:t xml:space="preserve"> </w:t>
-      </w:r>
-      <w:r>
-        <w:rPr>
-          <w:rFonts w:ascii="Consolas" w:hAnsi="Consolas"/>
-          <w:color w:val="00B050"/>
-          <w:sz w:val="18"/>
-          <w:szCs w:val="18"/>
-        </w:rPr>
-        <w:t>E.EINSPRECHER</w:t>
-      </w:r>
-      <w:r>
-        <w:rPr>
-          <w:rFonts w:ascii="Consolas" w:hAnsi="Consolas"/>
-          <w:color w:val="00B050"/>
-          <w:sz w:val="18"/>
-          <w:szCs w:val="18"/>
-        </w:rPr>
-        <w:t>_ANREDE == "Herr" %}</w:t>
+        <w:t>er/</w:t>
       </w:r>
       <w:proofErr w:type="gramStart"/>
       <w:r>
-        <w:t>er</w:t>
+        <w:t>sie</w:t>
       </w:r>
       <w:r>
         <w:rPr>
@@ -6459,88 +7261,6 @@
           <w:szCs w:val="18"/>
         </w:rPr>
         <w:t xml:space="preserve">% </w:t>
-      </w:r>
-      <w:proofErr w:type="spellStart"/>
-      <w:r>
-        <w:rPr>
-          <w:rFonts w:ascii="Consolas" w:hAnsi="Consolas"/>
-          <w:color w:val="00B050"/>
-          <w:sz w:val="18"/>
-          <w:szCs w:val="18"/>
-        </w:rPr>
-        <w:t>elif</w:t>
-      </w:r>
-      <w:proofErr w:type="spellEnd"/>
-      <w:r>
-        <w:rPr>
-          <w:rFonts w:ascii="Consolas" w:hAnsi="Consolas"/>
-          <w:color w:val="00B050"/>
-          <w:sz w:val="18"/>
-          <w:szCs w:val="18"/>
-        </w:rPr>
-        <w:t xml:space="preserve"> </w:t>
-      </w:r>
-      <w:r>
-        <w:rPr>
-          <w:rFonts w:ascii="Consolas" w:hAnsi="Consolas"/>
-          <w:color w:val="00B050"/>
-          <w:sz w:val="18"/>
-          <w:szCs w:val="18"/>
-        </w:rPr>
-        <w:t>E.EINSPRECHER</w:t>
-      </w:r>
-      <w:r>
-        <w:rPr>
-          <w:rFonts w:ascii="Consolas" w:hAnsi="Consolas"/>
-          <w:color w:val="00B050"/>
-          <w:sz w:val="18"/>
-          <w:szCs w:val="18"/>
-        </w:rPr>
-        <w:t>_ANREDE == "Frau" %}</w:t>
-      </w:r>
-      <w:r>
-        <w:t>sie</w:t>
-      </w:r>
-      <w:r>
-        <w:rPr>
-          <w:rFonts w:ascii="Consolas" w:hAnsi="Consolas"/>
-          <w:color w:val="00B050"/>
-          <w:sz w:val="18"/>
-          <w:szCs w:val="18"/>
-        </w:rPr>
-        <w:t xml:space="preserve">{% </w:t>
-      </w:r>
-      <w:proofErr w:type="spellStart"/>
-      <w:r>
-        <w:rPr>
-          <w:rFonts w:ascii="Consolas" w:hAnsi="Consolas"/>
-          <w:color w:val="00B050"/>
-          <w:sz w:val="18"/>
-          <w:szCs w:val="18"/>
-        </w:rPr>
-        <w:t>else</w:t>
-      </w:r>
-      <w:proofErr w:type="spellEnd"/>
-      <w:r>
-        <w:rPr>
-          <w:rFonts w:ascii="Consolas" w:hAnsi="Consolas"/>
-          <w:color w:val="00B050"/>
-          <w:sz w:val="18"/>
-          <w:szCs w:val="18"/>
-        </w:rPr>
-        <w:t xml:space="preserve"> %}</w:t>
-      </w:r>
-      <w:r>
-        <w:t>er/sie</w:t>
-      </w:r>
-      <w:r>
-        <w:rPr>
-          <w:rFonts w:ascii="Consolas" w:hAnsi="Consolas"/>
-          <w:color w:val="00B050"/>
-          <w:sz w:val="18"/>
-          <w:szCs w:val="18"/>
-        </w:rPr>
-        <w:t xml:space="preserve">{% </w:t>
       </w:r>
       <w:proofErr w:type="spellStart"/>
       <w:r>
@@ -6640,19 +7360,47 @@
           <w:sz w:val="18"/>
           <w:szCs w:val="18"/>
         </w:rPr>
-        <w:t>_ANREDE == "Herr" %}</w:t>
-      </w:r>
-      <w:r>
-        <w:t>Der Gesuchsteller</w:t>
-      </w:r>
-      <w:r>
-        <w:rPr>
-          <w:rFonts w:ascii="Consolas" w:hAnsi="Consolas"/>
-          <w:color w:val="00B050"/>
-          <w:sz w:val="18"/>
-          <w:szCs w:val="18"/>
-        </w:rPr>
-        <w:t xml:space="preserve">{% </w:t>
+        <w:t xml:space="preserve">_ANREDE == "Herr" </w:t>
+      </w:r>
+      <w:proofErr w:type="gramStart"/>
+      <w:r>
+        <w:rPr>
+          <w:rFonts w:ascii="Consolas" w:hAnsi="Consolas"/>
+          <w:color w:val="00B050"/>
+          <w:sz w:val="18"/>
+          <w:szCs w:val="18"/>
+        </w:rPr>
+        <w:t>%}</w:t>
+      </w:r>
+      <w:r>
+        <w:t>Der</w:t>
+      </w:r>
+      <w:proofErr w:type="gramEnd"/>
+      <w:r>
+        <w:t xml:space="preserve"> </w:t>
+      </w:r>
+      <w:proofErr w:type="gramStart"/>
+      <w:r>
+        <w:t>Gesuchsteller</w:t>
+      </w:r>
+      <w:r>
+        <w:rPr>
+          <w:rFonts w:ascii="Consolas" w:hAnsi="Consolas"/>
+          <w:color w:val="00B050"/>
+          <w:sz w:val="18"/>
+          <w:szCs w:val="18"/>
+        </w:rPr>
+        <w:t>{</w:t>
+      </w:r>
+      <w:proofErr w:type="gramEnd"/>
+      <w:r>
+        <w:rPr>
+          <w:rFonts w:ascii="Consolas" w:hAnsi="Consolas"/>
+          <w:color w:val="00B050"/>
+          <w:sz w:val="18"/>
+          <w:szCs w:val="18"/>
+        </w:rPr>
+        <w:t xml:space="preserve">% </w:t>
       </w:r>
       <w:proofErr w:type="spellStart"/>
       <w:r>
@@ -6690,19 +7438,47 @@
           <w:sz w:val="18"/>
           <w:szCs w:val="18"/>
         </w:rPr>
-        <w:t>_ANREDE == "Frau" %}</w:t>
-      </w:r>
-      <w:r>
-        <w:t>Die Gesuchstellerin</w:t>
-      </w:r>
-      <w:r>
-        <w:rPr>
-          <w:rFonts w:ascii="Consolas" w:hAnsi="Consolas"/>
-          <w:color w:val="00B050"/>
-          <w:sz w:val="18"/>
-          <w:szCs w:val="18"/>
-        </w:rPr>
-        <w:t xml:space="preserve">{% </w:t>
+        <w:t xml:space="preserve">_ANREDE == "Frau" </w:t>
+      </w:r>
+      <w:proofErr w:type="gramStart"/>
+      <w:r>
+        <w:rPr>
+          <w:rFonts w:ascii="Consolas" w:hAnsi="Consolas"/>
+          <w:color w:val="00B050"/>
+          <w:sz w:val="18"/>
+          <w:szCs w:val="18"/>
+        </w:rPr>
+        <w:t>%}</w:t>
+      </w:r>
+      <w:r>
+        <w:t>Die</w:t>
+      </w:r>
+      <w:proofErr w:type="gramEnd"/>
+      <w:r>
+        <w:t xml:space="preserve"> </w:t>
+      </w:r>
+      <w:proofErr w:type="gramStart"/>
+      <w:r>
+        <w:t>Gesuchstellerin</w:t>
+      </w:r>
+      <w:r>
+        <w:rPr>
+          <w:rFonts w:ascii="Consolas" w:hAnsi="Consolas"/>
+          <w:color w:val="00B050"/>
+          <w:sz w:val="18"/>
+          <w:szCs w:val="18"/>
+        </w:rPr>
+        <w:t>{</w:t>
+      </w:r>
+      <w:proofErr w:type="gramEnd"/>
+      <w:r>
+        <w:rPr>
+          <w:rFonts w:ascii="Consolas" w:hAnsi="Consolas"/>
+          <w:color w:val="00B050"/>
+          <w:sz w:val="18"/>
+          <w:szCs w:val="18"/>
+        </w:rPr>
+        <w:t xml:space="preserve">% </w:t>
       </w:r>
       <w:proofErr w:type="spellStart"/>
       <w:r>
@@ -6722,43 +7498,72 @@
           <w:sz w:val="18"/>
           <w:szCs w:val="18"/>
         </w:rPr>
+        <w:t xml:space="preserve"> </w:t>
+      </w:r>
+      <w:proofErr w:type="gramStart"/>
+      <w:r>
+        <w:rPr>
+          <w:rFonts w:ascii="Consolas" w:hAnsi="Consolas"/>
+          <w:color w:val="00B050"/>
+          <w:sz w:val="18"/>
+          <w:szCs w:val="18"/>
+        </w:rPr>
+        <w:t>%}</w:t>
+      </w:r>
+      <w:r>
+        <w:t>Gesuchsteller</w:t>
+      </w:r>
+      <w:proofErr w:type="gramEnd"/>
+      <w:r>
+        <w:t>/</w:t>
+      </w:r>
+      <w:proofErr w:type="gramStart"/>
+      <w:r>
+        <w:t>in</w:t>
+      </w:r>
+      <w:r>
+        <w:rPr>
+          <w:rFonts w:ascii="Consolas" w:hAnsi="Consolas"/>
+          <w:color w:val="00B050"/>
+          <w:sz w:val="18"/>
+          <w:szCs w:val="18"/>
+        </w:rPr>
+        <w:t>{</w:t>
+      </w:r>
+      <w:proofErr w:type="gramEnd"/>
+      <w:r>
+        <w:rPr>
+          <w:rFonts w:ascii="Consolas" w:hAnsi="Consolas"/>
+          <w:color w:val="00B050"/>
+          <w:sz w:val="18"/>
+          <w:szCs w:val="18"/>
+        </w:rPr>
+        <w:t xml:space="preserve">% </w:t>
+      </w:r>
+      <w:proofErr w:type="spellStart"/>
+      <w:r>
+        <w:rPr>
+          <w:rFonts w:ascii="Consolas" w:hAnsi="Consolas"/>
+          <w:color w:val="00B050"/>
+          <w:sz w:val="18"/>
+          <w:szCs w:val="18"/>
+        </w:rPr>
+        <w:t>endif</w:t>
+      </w:r>
+      <w:proofErr w:type="spellEnd"/>
+      <w:r>
+        <w:rPr>
+          <w:rFonts w:ascii="Consolas" w:hAnsi="Consolas"/>
+          <w:color w:val="00B050"/>
+          <w:sz w:val="18"/>
+          <w:szCs w:val="18"/>
+        </w:rPr>
         <w:t xml:space="preserve"> %}</w:t>
       </w:r>
       <w:r>
-        <w:t>Gesuchsteller/in</w:t>
-      </w:r>
-      <w:r>
-        <w:rPr>
-          <w:rFonts w:ascii="Consolas" w:hAnsi="Consolas"/>
-          <w:color w:val="00B050"/>
-          <w:sz w:val="18"/>
-          <w:szCs w:val="18"/>
-        </w:rPr>
-        <w:t xml:space="preserve">{% </w:t>
-      </w:r>
-      <w:proofErr w:type="spellStart"/>
-      <w:r>
-        <w:rPr>
-          <w:rFonts w:ascii="Consolas" w:hAnsi="Consolas"/>
-          <w:color w:val="00B050"/>
-          <w:sz w:val="18"/>
-          <w:szCs w:val="18"/>
-        </w:rPr>
-        <w:t>endif</w:t>
-      </w:r>
-      <w:proofErr w:type="spellEnd"/>
-      <w:r>
-        <w:rPr>
-          <w:rFonts w:ascii="Consolas" w:hAnsi="Consolas"/>
-          <w:color w:val="00B050"/>
-          <w:sz w:val="18"/>
-          <w:szCs w:val="18"/>
-        </w:rPr>
-        <w:t xml:space="preserve"> %}</w:t>
-      </w:r>
-      <w:r>
         <w:t xml:space="preserve"> </w:t>
       </w:r>
+      <w:proofErr w:type="gramStart"/>
       <w:r>
         <w:rPr>
           <w:rStyle w:val="PlatzhalterZchn"/>
@@ -6769,7 +7574,14 @@
         <w:rPr>
           <w:rStyle w:val="PlatzhalterZchn"/>
         </w:rPr>
-        <w:t xml:space="preserve">GESUCHSTELLER </w:t>
+        <w:t>GESUCHSTELLER</w:t>
+      </w:r>
+      <w:proofErr w:type="gramEnd"/>
+      <w:r>
+        <w:rPr>
+          <w:rStyle w:val="PlatzhalterZchn"/>
+        </w:rPr>
+        <w:t xml:space="preserve"> </w:t>
       </w:r>
       <w:r>
         <w:rPr>
@@ -6920,11 +7732,22 @@
           <w:sz w:val="18"/>
           <w:szCs w:val="18"/>
         </w:rPr>
-        <w:t>_ANREDE == "Frau" %}</w:t>
+        <w:t xml:space="preserve">_ANREDE == "Frau" </w:t>
+      </w:r>
+      <w:proofErr w:type="gramStart"/>
+      <w:r>
+        <w:rPr>
+          <w:rFonts w:ascii="Consolas" w:hAnsi="Consolas"/>
+          <w:color w:val="00B050"/>
+          <w:sz w:val="18"/>
+          <w:szCs w:val="18"/>
+        </w:rPr>
+        <w:t>%}</w:t>
       </w:r>
       <w:r>
         <w:t>Sie</w:t>
       </w:r>
+      <w:proofErr w:type="gramEnd"/>
       <w:r>
         <w:rPr>
           <w:rFonts w:ascii="Consolas" w:hAnsi="Consolas"/>
@@ -6954,6 +7777,7 @@
         </w:rPr>
         <w:t xml:space="preserve"> </w:t>
       </w:r>
+      <w:proofErr w:type="gramStart"/>
       <w:r>
         <w:rPr>
           <w:rFonts w:ascii="Consolas" w:hAnsi="Consolas"/>
@@ -6965,7 +7789,57 @@
         <w:t>%}</w:t>
       </w:r>
       <w:r>
-        <w:t>Er/Sie</w:t>
+        <w:t>Er</w:t>
+      </w:r>
+      <w:proofErr w:type="gramEnd"/>
+      <w:r>
+        <w:t>/</w:t>
+      </w:r>
+      <w:proofErr w:type="gramStart"/>
+      <w:r>
+        <w:t>Sie</w:t>
+      </w:r>
+      <w:r>
+        <w:rPr>
+          <w:rFonts w:ascii="Consolas" w:hAnsi="Consolas"/>
+          <w:color w:val="00B050"/>
+          <w:sz w:val="18"/>
+          <w:szCs w:val="18"/>
+        </w:rPr>
+        <w:t>{</w:t>
+      </w:r>
+      <w:proofErr w:type="gramEnd"/>
+      <w:r>
+        <w:rPr>
+          <w:rFonts w:ascii="Consolas" w:hAnsi="Consolas"/>
+          <w:color w:val="00B050"/>
+          <w:sz w:val="18"/>
+          <w:szCs w:val="18"/>
+        </w:rPr>
+        <w:t xml:space="preserve">% </w:t>
+      </w:r>
+      <w:proofErr w:type="spellStart"/>
+      <w:r>
+        <w:rPr>
+          <w:rFonts w:ascii="Consolas" w:hAnsi="Consolas"/>
+          <w:color w:val="00B050"/>
+          <w:sz w:val="18"/>
+          <w:szCs w:val="18"/>
+        </w:rPr>
+        <w:t>endif</w:t>
+      </w:r>
+      <w:proofErr w:type="spellEnd"/>
+      <w:r>
+        <w:rPr>
+          <w:rFonts w:ascii="Consolas" w:hAnsi="Consolas"/>
+          <w:color w:val="00B050"/>
+          <w:sz w:val="18"/>
+          <w:szCs w:val="18"/>
+        </w:rPr>
+        <w:t xml:space="preserve"> %}</w:t>
+      </w:r>
+      <w:r>
+        <w:t xml:space="preserve"> beantragt, die Einsprache sei abzuweisen. Als Begründung führt </w:t>
       </w:r>
       <w:r>
         <w:rPr>
@@ -6984,7 +7858,7 @@
           <w:sz w:val="18"/>
           <w:szCs w:val="18"/>
         </w:rPr>
-        <w:t>endif</w:t>
+        <w:t>if</w:t>
       </w:r>
       <w:proofErr w:type="spellEnd"/>
       <w:r>
@@ -6994,61 +7868,136 @@
           <w:sz w:val="18"/>
           <w:szCs w:val="18"/>
         </w:rPr>
+        <w:t xml:space="preserve"> </w:t>
+      </w:r>
+      <w:r>
+        <w:rPr>
+          <w:rFonts w:ascii="Consolas" w:hAnsi="Consolas"/>
+          <w:color w:val="00B050"/>
+          <w:sz w:val="18"/>
+          <w:szCs w:val="18"/>
+        </w:rPr>
+        <w:t>GESUCHSTELLER</w:t>
+      </w:r>
+      <w:r>
+        <w:rPr>
+          <w:rFonts w:ascii="Consolas" w:hAnsi="Consolas"/>
+          <w:color w:val="00B050"/>
+          <w:sz w:val="18"/>
+          <w:szCs w:val="18"/>
+        </w:rPr>
+        <w:t>_ANREDE == "Herr" %}</w:t>
+      </w:r>
+      <w:proofErr w:type="gramStart"/>
+      <w:r>
+        <w:t>er</w:t>
+      </w:r>
+      <w:r>
+        <w:rPr>
+          <w:rFonts w:ascii="Consolas" w:hAnsi="Consolas"/>
+          <w:color w:val="00B050"/>
+          <w:sz w:val="18"/>
+          <w:szCs w:val="18"/>
+        </w:rPr>
+        <w:t>{</w:t>
+      </w:r>
+      <w:proofErr w:type="gramEnd"/>
+      <w:r>
+        <w:rPr>
+          <w:rFonts w:ascii="Consolas" w:hAnsi="Consolas"/>
+          <w:color w:val="00B050"/>
+          <w:sz w:val="18"/>
+          <w:szCs w:val="18"/>
+        </w:rPr>
+        <w:t xml:space="preserve">% </w:t>
+      </w:r>
+      <w:proofErr w:type="spellStart"/>
+      <w:r>
+        <w:rPr>
+          <w:rFonts w:ascii="Consolas" w:hAnsi="Consolas"/>
+          <w:color w:val="00B050"/>
+          <w:sz w:val="18"/>
+          <w:szCs w:val="18"/>
+        </w:rPr>
+        <w:t>elif</w:t>
+      </w:r>
+      <w:proofErr w:type="spellEnd"/>
+      <w:r>
+        <w:rPr>
+          <w:rFonts w:ascii="Consolas" w:hAnsi="Consolas"/>
+          <w:color w:val="00B050"/>
+          <w:sz w:val="18"/>
+          <w:szCs w:val="18"/>
+        </w:rPr>
+        <w:t xml:space="preserve"> </w:t>
+      </w:r>
+      <w:r>
+        <w:rPr>
+          <w:rFonts w:ascii="Consolas" w:hAnsi="Consolas"/>
+          <w:color w:val="00B050"/>
+          <w:sz w:val="18"/>
+          <w:szCs w:val="18"/>
+        </w:rPr>
+        <w:t>GESUCHSTELLER</w:t>
+      </w:r>
+      <w:r>
+        <w:rPr>
+          <w:rFonts w:ascii="Consolas" w:hAnsi="Consolas"/>
+          <w:color w:val="00B050"/>
+          <w:sz w:val="18"/>
+          <w:szCs w:val="18"/>
+        </w:rPr>
+        <w:t xml:space="preserve">_ANREDE == "Frau" </w:t>
+      </w:r>
+      <w:proofErr w:type="gramStart"/>
+      <w:r>
+        <w:rPr>
+          <w:rFonts w:ascii="Consolas" w:hAnsi="Consolas"/>
+          <w:color w:val="00B050"/>
+          <w:sz w:val="18"/>
+          <w:szCs w:val="18"/>
+        </w:rPr>
+        <w:t>%}</w:t>
+      </w:r>
+      <w:r>
+        <w:t>sie</w:t>
+      </w:r>
+      <w:proofErr w:type="gramEnd"/>
+      <w:r>
+        <w:rPr>
+          <w:rFonts w:ascii="Consolas" w:hAnsi="Consolas"/>
+          <w:color w:val="00B050"/>
+          <w:sz w:val="18"/>
+          <w:szCs w:val="18"/>
+        </w:rPr>
+        <w:t xml:space="preserve">{% </w:t>
+      </w:r>
+      <w:proofErr w:type="spellStart"/>
+      <w:r>
+        <w:rPr>
+          <w:rFonts w:ascii="Consolas" w:hAnsi="Consolas"/>
+          <w:color w:val="00B050"/>
+          <w:sz w:val="18"/>
+          <w:szCs w:val="18"/>
+        </w:rPr>
+        <w:t>else</w:t>
+      </w:r>
+      <w:proofErr w:type="spellEnd"/>
+      <w:r>
+        <w:rPr>
+          <w:rFonts w:ascii="Consolas" w:hAnsi="Consolas"/>
+          <w:color w:val="00B050"/>
+          <w:sz w:val="18"/>
+          <w:szCs w:val="18"/>
+        </w:rPr>
         <w:t xml:space="preserve"> %}</w:t>
       </w:r>
       <w:r>
-        <w:t xml:space="preserve"> beantragt, die Einsprache sei abzuweisen. Als Begründung führt </w:t>
-      </w:r>
-      <w:r>
-        <w:rPr>
-          <w:rFonts w:ascii="Consolas" w:hAnsi="Consolas"/>
-          <w:color w:val="00B050"/>
-          <w:sz w:val="18"/>
-          <w:szCs w:val="18"/>
-        </w:rPr>
-        <w:t xml:space="preserve">{% </w:t>
-      </w:r>
-      <w:proofErr w:type="spellStart"/>
-      <w:r>
-        <w:rPr>
-          <w:rFonts w:ascii="Consolas" w:hAnsi="Consolas"/>
-          <w:color w:val="00B050"/>
-          <w:sz w:val="18"/>
-          <w:szCs w:val="18"/>
-        </w:rPr>
-        <w:t>if</w:t>
-      </w:r>
-      <w:proofErr w:type="spellEnd"/>
-      <w:r>
-        <w:rPr>
-          <w:rFonts w:ascii="Consolas" w:hAnsi="Consolas"/>
-          <w:color w:val="00B050"/>
-          <w:sz w:val="18"/>
-          <w:szCs w:val="18"/>
-        </w:rPr>
-        <w:t xml:space="preserve"> </w:t>
-      </w:r>
-      <w:r>
-        <w:rPr>
-          <w:rFonts w:ascii="Consolas" w:hAnsi="Consolas"/>
-          <w:color w:val="00B050"/>
-          <w:sz w:val="18"/>
-          <w:szCs w:val="18"/>
-        </w:rPr>
-        <w:t>GESUCHSTELLER</w:t>
-      </w:r>
-      <w:r>
-        <w:rPr>
-          <w:rFonts w:ascii="Consolas" w:hAnsi="Consolas"/>
-          <w:color w:val="00B050"/>
-          <w:sz w:val="18"/>
-          <w:szCs w:val="18"/>
-        </w:rPr>
-        <w:t>_ANREDE == "Herr" %}</w:t>
+        <w:t>er/</w:t>
       </w:r>
       <w:proofErr w:type="gramStart"/>
       <w:r>
-        <w:t>er</w:t>
+        <w:t>sie</w:t>
       </w:r>
       <w:r>
         <w:rPr>
@@ -7068,88 +8017,6 @@
           <w:szCs w:val="18"/>
         </w:rPr>
         <w:t xml:space="preserve">% </w:t>
-      </w:r>
-      <w:proofErr w:type="spellStart"/>
-      <w:r>
-        <w:rPr>
-          <w:rFonts w:ascii="Consolas" w:hAnsi="Consolas"/>
-          <w:color w:val="00B050"/>
-          <w:sz w:val="18"/>
-          <w:szCs w:val="18"/>
-        </w:rPr>
-        <w:t>elif</w:t>
-      </w:r>
-      <w:proofErr w:type="spellEnd"/>
-      <w:r>
-        <w:rPr>
-          <w:rFonts w:ascii="Consolas" w:hAnsi="Consolas"/>
-          <w:color w:val="00B050"/>
-          <w:sz w:val="18"/>
-          <w:szCs w:val="18"/>
-        </w:rPr>
-        <w:t xml:space="preserve"> </w:t>
-      </w:r>
-      <w:r>
-        <w:rPr>
-          <w:rFonts w:ascii="Consolas" w:hAnsi="Consolas"/>
-          <w:color w:val="00B050"/>
-          <w:sz w:val="18"/>
-          <w:szCs w:val="18"/>
-        </w:rPr>
-        <w:t>GESUCHSTELLER</w:t>
-      </w:r>
-      <w:r>
-        <w:rPr>
-          <w:rFonts w:ascii="Consolas" w:hAnsi="Consolas"/>
-          <w:color w:val="00B050"/>
-          <w:sz w:val="18"/>
-          <w:szCs w:val="18"/>
-        </w:rPr>
-        <w:t>_ANREDE == "Frau" %}</w:t>
-      </w:r>
-      <w:r>
-        <w:t>sie</w:t>
-      </w:r>
-      <w:r>
-        <w:rPr>
-          <w:rFonts w:ascii="Consolas" w:hAnsi="Consolas"/>
-          <w:color w:val="00B050"/>
-          <w:sz w:val="18"/>
-          <w:szCs w:val="18"/>
-        </w:rPr>
-        <w:t xml:space="preserve">{% </w:t>
-      </w:r>
-      <w:proofErr w:type="spellStart"/>
-      <w:r>
-        <w:rPr>
-          <w:rFonts w:ascii="Consolas" w:hAnsi="Consolas"/>
-          <w:color w:val="00B050"/>
-          <w:sz w:val="18"/>
-          <w:szCs w:val="18"/>
-        </w:rPr>
-        <w:t>else</w:t>
-      </w:r>
-      <w:proofErr w:type="spellEnd"/>
-      <w:r>
-        <w:rPr>
-          <w:rFonts w:ascii="Consolas" w:hAnsi="Consolas"/>
-          <w:color w:val="00B050"/>
-          <w:sz w:val="18"/>
-          <w:szCs w:val="18"/>
-        </w:rPr>
-        <w:t xml:space="preserve"> %}</w:t>
-      </w:r>
-      <w:r>
-        <w:t>er/sie</w:t>
-      </w:r>
-      <w:r>
-        <w:rPr>
-          <w:rFonts w:ascii="Consolas" w:hAnsi="Consolas"/>
-          <w:color w:val="00B050"/>
-          <w:sz w:val="18"/>
-          <w:szCs w:val="18"/>
-        </w:rPr>
-        <w:t xml:space="preserve">{% </w:t>
       </w:r>
       <w:proofErr w:type="spellStart"/>
       <w:r>
@@ -7219,11 +8086,33 @@
       <w:r>
         <w:t xml:space="preserve"> </w:t>
       </w:r>
-      <w:r>
-        <w:rPr>
-          <w:rStyle w:val="PlatzhalterZchn"/>
-        </w:rPr>
-        <w:t>{{ LEITBEHOERDE_NAME_KURZ }}</w:t>
+      <w:proofErr w:type="gramStart"/>
+      <w:r>
+        <w:rPr>
+          <w:rStyle w:val="PlatzhalterZchn"/>
+        </w:rPr>
+        <w:t>{{ LEITBEHOERDE</w:t>
+      </w:r>
+      <w:proofErr w:type="gramEnd"/>
+      <w:r>
+        <w:rPr>
+          <w:rStyle w:val="PlatzhalterZchn"/>
+        </w:rPr>
+        <w:t>_NAME_</w:t>
+      </w:r>
+      <w:proofErr w:type="gramStart"/>
+      <w:r>
+        <w:rPr>
+          <w:rStyle w:val="PlatzhalterZchn"/>
+        </w:rPr>
+        <w:t>KURZ }</w:t>
+      </w:r>
+      <w:proofErr w:type="gramEnd"/>
+      <w:r>
+        <w:rPr>
+          <w:rStyle w:val="PlatzhalterZchn"/>
+        </w:rPr>
+        <w:t>}</w:t>
       </w:r>
       <w:r>
         <w:t xml:space="preserve"> führte am </w:t>
@@ -7373,7 +8262,25 @@
           <w:b/>
           <w:bCs w:val="0"/>
         </w:rPr>
-        <w:t>_NAME }}</w:t>
+        <w:t>_</w:t>
+      </w:r>
+      <w:proofErr w:type="gramStart"/>
+      <w:r>
+        <w:rPr>
+          <w:rStyle w:val="PlatzhalterZchn"/>
+          <w:b/>
+          <w:bCs w:val="0"/>
+        </w:rPr>
+        <w:t>NAME }</w:t>
+      </w:r>
+      <w:proofErr w:type="gramEnd"/>
+      <w:r>
+        <w:rPr>
+          <w:rStyle w:val="PlatzhalterZchn"/>
+          <w:b/>
+          <w:bCs w:val="0"/>
+        </w:rPr>
+        <w:t>}</w:t>
       </w:r>
       <w:r>
         <w:rPr>
@@ -7382,13 +8289,23 @@
         </w:rPr>
         <w:t xml:space="preserve">, </w:t>
       </w:r>
+      <w:proofErr w:type="gramStart"/>
       <w:r>
         <w:rPr>
           <w:rStyle w:val="PlatzhalterZchn"/>
           <w:b/>
           <w:bCs w:val="0"/>
         </w:rPr>
-        <w:t>{{ E.EINSPRECHER_ADRESSE }}</w:t>
+        <w:t>{{ E.EINSPRECHER</w:t>
+      </w:r>
+      <w:proofErr w:type="gramEnd"/>
+      <w:r>
+        <w:rPr>
+          <w:rStyle w:val="PlatzhalterZchn"/>
+          <w:b/>
+          <w:bCs w:val="0"/>
+        </w:rPr>
+        <w:t>_ADRESSE }}</w:t>
       </w:r>
       <w:r>
         <w:rPr>
@@ -7444,11 +8361,365 @@
           <w:sz w:val="18"/>
           <w:szCs w:val="18"/>
         </w:rPr>
+        <w:t xml:space="preserve">_ANREDE == "Herr" </w:t>
+      </w:r>
+      <w:proofErr w:type="gramStart"/>
+      <w:r>
+        <w:rPr>
+          <w:rFonts w:ascii="Consolas" w:hAnsi="Consolas"/>
+          <w:color w:val="00B050"/>
+          <w:sz w:val="18"/>
+          <w:szCs w:val="18"/>
+        </w:rPr>
+        <w:t>%}</w:t>
+      </w:r>
+      <w:r>
+        <w:t>Der</w:t>
+      </w:r>
+      <w:proofErr w:type="gramEnd"/>
+      <w:r>
+        <w:t xml:space="preserve"> </w:t>
+      </w:r>
+      <w:proofErr w:type="gramStart"/>
+      <w:r>
+        <w:t>Einsprechende</w:t>
+      </w:r>
+      <w:r>
+        <w:rPr>
+          <w:rFonts w:ascii="Consolas" w:hAnsi="Consolas"/>
+          <w:color w:val="00B050"/>
+          <w:sz w:val="18"/>
+          <w:szCs w:val="18"/>
+        </w:rPr>
+        <w:t>{</w:t>
+      </w:r>
+      <w:proofErr w:type="gramEnd"/>
+      <w:r>
+        <w:rPr>
+          <w:rFonts w:ascii="Consolas" w:hAnsi="Consolas"/>
+          <w:color w:val="00B050"/>
+          <w:sz w:val="18"/>
+          <w:szCs w:val="18"/>
+        </w:rPr>
+        <w:t xml:space="preserve">% </w:t>
+      </w:r>
+      <w:proofErr w:type="spellStart"/>
+      <w:r>
+        <w:rPr>
+          <w:rFonts w:ascii="Consolas" w:hAnsi="Consolas"/>
+          <w:color w:val="00B050"/>
+          <w:sz w:val="18"/>
+          <w:szCs w:val="18"/>
+        </w:rPr>
+        <w:t>elif</w:t>
+      </w:r>
+      <w:proofErr w:type="spellEnd"/>
+      <w:r>
+        <w:rPr>
+          <w:rFonts w:ascii="Consolas" w:hAnsi="Consolas"/>
+          <w:color w:val="00B050"/>
+          <w:sz w:val="18"/>
+          <w:szCs w:val="18"/>
+        </w:rPr>
+        <w:t xml:space="preserve"> </w:t>
+      </w:r>
+      <w:r>
+        <w:rPr>
+          <w:rFonts w:ascii="Consolas" w:hAnsi="Consolas"/>
+          <w:color w:val="00B050"/>
+          <w:sz w:val="18"/>
+          <w:szCs w:val="18"/>
+        </w:rPr>
+        <w:t>E.EINSPRECHER</w:t>
+      </w:r>
+      <w:r>
+        <w:rPr>
+          <w:rFonts w:ascii="Consolas" w:hAnsi="Consolas"/>
+          <w:color w:val="00B050"/>
+          <w:sz w:val="18"/>
+          <w:szCs w:val="18"/>
+        </w:rPr>
+        <w:t xml:space="preserve">_ANREDE == "Frau" </w:t>
+      </w:r>
+      <w:proofErr w:type="gramStart"/>
+      <w:r>
+        <w:rPr>
+          <w:rFonts w:ascii="Consolas" w:hAnsi="Consolas"/>
+          <w:color w:val="00B050"/>
+          <w:sz w:val="18"/>
+          <w:szCs w:val="18"/>
+        </w:rPr>
+        <w:t>%}</w:t>
+      </w:r>
+      <w:r>
+        <w:t>Die</w:t>
+      </w:r>
+      <w:proofErr w:type="gramEnd"/>
+      <w:r>
+        <w:t xml:space="preserve"> </w:t>
+      </w:r>
+      <w:proofErr w:type="gramStart"/>
+      <w:r>
+        <w:t>Einsprechende</w:t>
+      </w:r>
+      <w:r>
+        <w:rPr>
+          <w:rFonts w:ascii="Consolas" w:hAnsi="Consolas"/>
+          <w:color w:val="00B050"/>
+          <w:sz w:val="18"/>
+          <w:szCs w:val="18"/>
+        </w:rPr>
+        <w:t>{</w:t>
+      </w:r>
+      <w:proofErr w:type="gramEnd"/>
+      <w:r>
+        <w:rPr>
+          <w:rFonts w:ascii="Consolas" w:hAnsi="Consolas"/>
+          <w:color w:val="00B050"/>
+          <w:sz w:val="18"/>
+          <w:szCs w:val="18"/>
+        </w:rPr>
+        <w:t xml:space="preserve">% </w:t>
+      </w:r>
+      <w:proofErr w:type="spellStart"/>
+      <w:r>
+        <w:rPr>
+          <w:rFonts w:ascii="Consolas" w:hAnsi="Consolas"/>
+          <w:color w:val="00B050"/>
+          <w:sz w:val="18"/>
+          <w:szCs w:val="18"/>
+        </w:rPr>
+        <w:t>else</w:t>
+      </w:r>
+      <w:proofErr w:type="spellEnd"/>
+      <w:r>
+        <w:rPr>
+          <w:rFonts w:ascii="Consolas" w:hAnsi="Consolas"/>
+          <w:color w:val="00B050"/>
+          <w:sz w:val="18"/>
+          <w:szCs w:val="18"/>
+        </w:rPr>
+        <w:t xml:space="preserve"> </w:t>
+      </w:r>
+      <w:proofErr w:type="gramStart"/>
+      <w:r>
+        <w:rPr>
+          <w:rFonts w:ascii="Consolas" w:hAnsi="Consolas"/>
+          <w:color w:val="00B050"/>
+          <w:sz w:val="18"/>
+          <w:szCs w:val="18"/>
+        </w:rPr>
+        <w:t>%}</w:t>
+      </w:r>
+      <w:r>
+        <w:t>Der</w:t>
+      </w:r>
+      <w:proofErr w:type="gramEnd"/>
+      <w:r>
+        <w:t xml:space="preserve">/die </w:t>
+      </w:r>
+      <w:proofErr w:type="gramStart"/>
+      <w:r>
+        <w:t>Einsprechende</w:t>
+      </w:r>
+      <w:r>
+        <w:rPr>
+          <w:rFonts w:ascii="Consolas" w:hAnsi="Consolas"/>
+          <w:color w:val="00B050"/>
+          <w:sz w:val="18"/>
+          <w:szCs w:val="18"/>
+        </w:rPr>
+        <w:t>{</w:t>
+      </w:r>
+      <w:proofErr w:type="gramEnd"/>
+      <w:r>
+        <w:rPr>
+          <w:rFonts w:ascii="Consolas" w:hAnsi="Consolas"/>
+          <w:color w:val="00B050"/>
+          <w:sz w:val="18"/>
+          <w:szCs w:val="18"/>
+        </w:rPr>
+        <w:t xml:space="preserve">% </w:t>
+      </w:r>
+      <w:proofErr w:type="spellStart"/>
+      <w:r>
+        <w:rPr>
+          <w:rFonts w:ascii="Consolas" w:hAnsi="Consolas"/>
+          <w:color w:val="00B050"/>
+          <w:sz w:val="18"/>
+          <w:szCs w:val="18"/>
+        </w:rPr>
+        <w:t>endif</w:t>
+      </w:r>
+      <w:proofErr w:type="spellEnd"/>
+      <w:r>
+        <w:rPr>
+          <w:rFonts w:ascii="Consolas" w:hAnsi="Consolas"/>
+          <w:color w:val="00B050"/>
+          <w:sz w:val="18"/>
+          <w:szCs w:val="18"/>
+        </w:rPr>
+        <w:t xml:space="preserve"> %}</w:t>
+      </w:r>
+      <w:r>
+        <w:t xml:space="preserve"> </w:t>
+      </w:r>
+      <w:proofErr w:type="gramStart"/>
+      <w:r>
+        <w:rPr>
+          <w:rStyle w:val="PlatzhalterZchn"/>
+        </w:rPr>
+        <w:t>{{ E.EINSPRECHER</w:t>
+      </w:r>
+      <w:proofErr w:type="gramEnd"/>
+      <w:r>
+        <w:rPr>
+          <w:rStyle w:val="PlatzhalterZchn"/>
+        </w:rPr>
+        <w:t>_</w:t>
+      </w:r>
+      <w:proofErr w:type="gramStart"/>
+      <w:r>
+        <w:rPr>
+          <w:rStyle w:val="PlatzhalterZchn"/>
+        </w:rPr>
+        <w:t>NAME }</w:t>
+      </w:r>
+      <w:proofErr w:type="gramEnd"/>
+      <w:r>
+        <w:rPr>
+          <w:rStyle w:val="PlatzhalterZchn"/>
+        </w:rPr>
+        <w:t>}</w:t>
+      </w:r>
+      <w:r>
+        <w:t xml:space="preserve"> b</w:t>
+      </w:r>
+      <w:r>
+        <w:t xml:space="preserve">eantragt, es sei das Baugesuch nicht zu bewilligen. Als Begründung führt </w:t>
+      </w:r>
+      <w:r>
+        <w:rPr>
+          <w:rFonts w:ascii="Consolas" w:hAnsi="Consolas"/>
+          <w:color w:val="00B050"/>
+          <w:sz w:val="18"/>
+          <w:szCs w:val="18"/>
+        </w:rPr>
+        <w:t xml:space="preserve">{% </w:t>
+      </w:r>
+      <w:proofErr w:type="spellStart"/>
+      <w:r>
+        <w:rPr>
+          <w:rFonts w:ascii="Consolas" w:hAnsi="Consolas"/>
+          <w:color w:val="00B050"/>
+          <w:sz w:val="18"/>
+          <w:szCs w:val="18"/>
+        </w:rPr>
+        <w:t>if</w:t>
+      </w:r>
+      <w:proofErr w:type="spellEnd"/>
+      <w:r>
+        <w:rPr>
+          <w:rFonts w:ascii="Consolas" w:hAnsi="Consolas"/>
+          <w:color w:val="00B050"/>
+          <w:sz w:val="18"/>
+          <w:szCs w:val="18"/>
+        </w:rPr>
+        <w:t xml:space="preserve"> </w:t>
+      </w:r>
+      <w:r>
+        <w:rPr>
+          <w:rFonts w:ascii="Consolas" w:hAnsi="Consolas"/>
+          <w:color w:val="00B050"/>
+          <w:sz w:val="18"/>
+          <w:szCs w:val="18"/>
+        </w:rPr>
+        <w:t>E.EINSPRECHER</w:t>
+      </w:r>
+      <w:r>
+        <w:rPr>
+          <w:rFonts w:ascii="Consolas" w:hAnsi="Consolas"/>
+          <w:color w:val="00B050"/>
+          <w:sz w:val="18"/>
+          <w:szCs w:val="18"/>
+        </w:rPr>
         <w:t>_ANREDE == "Herr" %}</w:t>
       </w:r>
-      <w:r>
-        <w:t>Der Einsprechende</w:t>
-      </w:r>
+      <w:proofErr w:type="gramStart"/>
+      <w:r>
+        <w:t>er</w:t>
+      </w:r>
+      <w:r>
+        <w:rPr>
+          <w:rFonts w:ascii="Consolas" w:hAnsi="Consolas"/>
+          <w:color w:val="00B050"/>
+          <w:sz w:val="18"/>
+          <w:szCs w:val="18"/>
+        </w:rPr>
+        <w:t>{</w:t>
+      </w:r>
+      <w:proofErr w:type="gramEnd"/>
+      <w:r>
+        <w:rPr>
+          <w:rFonts w:ascii="Consolas" w:hAnsi="Consolas"/>
+          <w:color w:val="00B050"/>
+          <w:sz w:val="18"/>
+          <w:szCs w:val="18"/>
+        </w:rPr>
+        <w:t xml:space="preserve">% </w:t>
+      </w:r>
+      <w:proofErr w:type="spellStart"/>
+      <w:r>
+        <w:rPr>
+          <w:rFonts w:ascii="Consolas" w:hAnsi="Consolas"/>
+          <w:color w:val="00B050"/>
+          <w:sz w:val="18"/>
+          <w:szCs w:val="18"/>
+        </w:rPr>
+        <w:t>elif</w:t>
+      </w:r>
+      <w:proofErr w:type="spellEnd"/>
+      <w:r>
+        <w:rPr>
+          <w:rFonts w:ascii="Consolas" w:hAnsi="Consolas"/>
+          <w:color w:val="00B050"/>
+          <w:sz w:val="18"/>
+          <w:szCs w:val="18"/>
+        </w:rPr>
+        <w:t xml:space="preserve"> </w:t>
+      </w:r>
+      <w:r>
+        <w:rPr>
+          <w:rFonts w:ascii="Consolas" w:hAnsi="Consolas"/>
+          <w:color w:val="00B050"/>
+          <w:sz w:val="18"/>
+          <w:szCs w:val="18"/>
+        </w:rPr>
+        <w:t>E.EINSPRECHER</w:t>
+      </w:r>
+      <w:r>
+        <w:rPr>
+          <w:rFonts w:ascii="Consolas" w:hAnsi="Consolas"/>
+          <w:color w:val="00B050"/>
+          <w:sz w:val="18"/>
+          <w:szCs w:val="18"/>
+        </w:rPr>
+        <w:t xml:space="preserve">_ANREDE == "Frau" </w:t>
+      </w:r>
+      <w:proofErr w:type="gramStart"/>
+      <w:r>
+        <w:rPr>
+          <w:rFonts w:ascii="Consolas" w:hAnsi="Consolas"/>
+          <w:color w:val="00B050"/>
+          <w:sz w:val="18"/>
+          <w:szCs w:val="18"/>
+        </w:rPr>
+        <w:t>%}</w:t>
+      </w:r>
+      <w:r>
+        <w:t>sie</w:t>
+      </w:r>
+      <w:proofErr w:type="gramEnd"/>
       <w:r>
         <w:rPr>
           <w:rFonts w:ascii="Consolas" w:hAnsi="Consolas"/>
@@ -7466,7 +8737,7 @@
           <w:sz w:val="18"/>
           <w:szCs w:val="18"/>
         </w:rPr>
-        <w:t>elif</w:t>
+        <w:t>else</w:t>
       </w:r>
       <w:proofErr w:type="spellEnd"/>
       <w:r>
@@ -7476,155 +8747,14 @@
           <w:sz w:val="18"/>
           <w:szCs w:val="18"/>
         </w:rPr>
-        <w:t xml:space="preserve"> </w:t>
-      </w:r>
-      <w:r>
-        <w:rPr>
-          <w:rFonts w:ascii="Consolas" w:hAnsi="Consolas"/>
-          <w:color w:val="00B050"/>
-          <w:sz w:val="18"/>
-          <w:szCs w:val="18"/>
-        </w:rPr>
-        <w:t>E.EINSPRECHER</w:t>
-      </w:r>
-      <w:r>
-        <w:rPr>
-          <w:rFonts w:ascii="Consolas" w:hAnsi="Consolas"/>
-          <w:color w:val="00B050"/>
-          <w:sz w:val="18"/>
-          <w:szCs w:val="18"/>
-        </w:rPr>
-        <w:t>_ANREDE == "Frau" %}</w:t>
-      </w:r>
-      <w:r>
-        <w:t>Die Einsprechende</w:t>
-      </w:r>
-      <w:r>
-        <w:rPr>
-          <w:rFonts w:ascii="Consolas" w:hAnsi="Consolas"/>
-          <w:color w:val="00B050"/>
-          <w:sz w:val="18"/>
-          <w:szCs w:val="18"/>
-        </w:rPr>
-        <w:t xml:space="preserve">{% </w:t>
-      </w:r>
-      <w:proofErr w:type="spellStart"/>
-      <w:r>
-        <w:rPr>
-          <w:rFonts w:ascii="Consolas" w:hAnsi="Consolas"/>
-          <w:color w:val="00B050"/>
-          <w:sz w:val="18"/>
-          <w:szCs w:val="18"/>
-        </w:rPr>
-        <w:t>else</w:t>
-      </w:r>
-      <w:proofErr w:type="spellEnd"/>
-      <w:r>
-        <w:rPr>
-          <w:rFonts w:ascii="Consolas" w:hAnsi="Consolas"/>
-          <w:color w:val="00B050"/>
-          <w:sz w:val="18"/>
-          <w:szCs w:val="18"/>
-        </w:rPr>
         <w:t xml:space="preserve"> %}</w:t>
       </w:r>
       <w:r>
-        <w:t>Der/die Einsprechende</w:t>
-      </w:r>
-      <w:r>
-        <w:rPr>
-          <w:rFonts w:ascii="Consolas" w:hAnsi="Consolas"/>
-          <w:color w:val="00B050"/>
-          <w:sz w:val="18"/>
-          <w:szCs w:val="18"/>
-        </w:rPr>
-        <w:t xml:space="preserve">{% </w:t>
-      </w:r>
-      <w:proofErr w:type="spellStart"/>
-      <w:r>
-        <w:rPr>
-          <w:rFonts w:ascii="Consolas" w:hAnsi="Consolas"/>
-          <w:color w:val="00B050"/>
-          <w:sz w:val="18"/>
-          <w:szCs w:val="18"/>
-        </w:rPr>
-        <w:t>endif</w:t>
-      </w:r>
-      <w:proofErr w:type="spellEnd"/>
-      <w:r>
-        <w:rPr>
-          <w:rFonts w:ascii="Consolas" w:hAnsi="Consolas"/>
-          <w:color w:val="00B050"/>
-          <w:sz w:val="18"/>
-          <w:szCs w:val="18"/>
-        </w:rPr>
-        <w:t xml:space="preserve"> %}</w:t>
-      </w:r>
-      <w:r>
-        <w:t xml:space="preserve"> </w:t>
-      </w:r>
-      <w:r>
-        <w:rPr>
-          <w:rStyle w:val="PlatzhalterZchn"/>
-        </w:rPr>
-        <w:t>{{ E.EINSPRECHER_NAME }}</w:t>
-      </w:r>
-      <w:r>
-        <w:t xml:space="preserve"> b</w:t>
-      </w:r>
-      <w:r>
-        <w:t xml:space="preserve">eantragt, es sei das Baugesuch nicht zu bewilligen. Als Begründung führt </w:t>
-      </w:r>
-      <w:r>
-        <w:rPr>
-          <w:rFonts w:ascii="Consolas" w:hAnsi="Consolas"/>
-          <w:color w:val="00B050"/>
-          <w:sz w:val="18"/>
-          <w:szCs w:val="18"/>
-        </w:rPr>
-        <w:t xml:space="preserve">{% </w:t>
-      </w:r>
-      <w:proofErr w:type="spellStart"/>
-      <w:r>
-        <w:rPr>
-          <w:rFonts w:ascii="Consolas" w:hAnsi="Consolas"/>
-          <w:color w:val="00B050"/>
-          <w:sz w:val="18"/>
-          <w:szCs w:val="18"/>
-        </w:rPr>
-        <w:t>if</w:t>
-      </w:r>
-      <w:proofErr w:type="spellEnd"/>
-      <w:r>
-        <w:rPr>
-          <w:rFonts w:ascii="Consolas" w:hAnsi="Consolas"/>
-          <w:color w:val="00B050"/>
-          <w:sz w:val="18"/>
-          <w:szCs w:val="18"/>
-        </w:rPr>
-        <w:t xml:space="preserve"> </w:t>
-      </w:r>
-      <w:r>
-        <w:rPr>
-          <w:rFonts w:ascii="Consolas" w:hAnsi="Consolas"/>
-          <w:color w:val="00B050"/>
-          <w:sz w:val="18"/>
-          <w:szCs w:val="18"/>
-        </w:rPr>
-        <w:t>E.EINSPRECHER</w:t>
-      </w:r>
-      <w:r>
-        <w:rPr>
-          <w:rFonts w:ascii="Consolas" w:hAnsi="Consolas"/>
-          <w:color w:val="00B050"/>
-          <w:sz w:val="18"/>
-          <w:szCs w:val="18"/>
-        </w:rPr>
-        <w:t>_ANREDE == "Herr" %}</w:t>
+        <w:t>er/</w:t>
       </w:r>
       <w:proofErr w:type="gramStart"/>
       <w:r>
-        <w:t>er</w:t>
+        <w:t>sie</w:t>
       </w:r>
       <w:r>
         <w:rPr>
@@ -7644,88 +8774,6 @@
           <w:szCs w:val="18"/>
         </w:rPr>
         <w:t xml:space="preserve">% </w:t>
-      </w:r>
-      <w:proofErr w:type="spellStart"/>
-      <w:r>
-        <w:rPr>
-          <w:rFonts w:ascii="Consolas" w:hAnsi="Consolas"/>
-          <w:color w:val="00B050"/>
-          <w:sz w:val="18"/>
-          <w:szCs w:val="18"/>
-        </w:rPr>
-        <w:t>elif</w:t>
-      </w:r>
-      <w:proofErr w:type="spellEnd"/>
-      <w:r>
-        <w:rPr>
-          <w:rFonts w:ascii="Consolas" w:hAnsi="Consolas"/>
-          <w:color w:val="00B050"/>
-          <w:sz w:val="18"/>
-          <w:szCs w:val="18"/>
-        </w:rPr>
-        <w:t xml:space="preserve"> </w:t>
-      </w:r>
-      <w:r>
-        <w:rPr>
-          <w:rFonts w:ascii="Consolas" w:hAnsi="Consolas"/>
-          <w:color w:val="00B050"/>
-          <w:sz w:val="18"/>
-          <w:szCs w:val="18"/>
-        </w:rPr>
-        <w:t>E.EINSPRECHER</w:t>
-      </w:r>
-      <w:r>
-        <w:rPr>
-          <w:rFonts w:ascii="Consolas" w:hAnsi="Consolas"/>
-          <w:color w:val="00B050"/>
-          <w:sz w:val="18"/>
-          <w:szCs w:val="18"/>
-        </w:rPr>
-        <w:t>_ANREDE == "Frau" %}</w:t>
-      </w:r>
-      <w:r>
-        <w:t>sie</w:t>
-      </w:r>
-      <w:r>
-        <w:rPr>
-          <w:rFonts w:ascii="Consolas" w:hAnsi="Consolas"/>
-          <w:color w:val="00B050"/>
-          <w:sz w:val="18"/>
-          <w:szCs w:val="18"/>
-        </w:rPr>
-        <w:t xml:space="preserve">{% </w:t>
-      </w:r>
-      <w:proofErr w:type="spellStart"/>
-      <w:r>
-        <w:rPr>
-          <w:rFonts w:ascii="Consolas" w:hAnsi="Consolas"/>
-          <w:color w:val="00B050"/>
-          <w:sz w:val="18"/>
-          <w:szCs w:val="18"/>
-        </w:rPr>
-        <w:t>else</w:t>
-      </w:r>
-      <w:proofErr w:type="spellEnd"/>
-      <w:r>
-        <w:rPr>
-          <w:rFonts w:ascii="Consolas" w:hAnsi="Consolas"/>
-          <w:color w:val="00B050"/>
-          <w:sz w:val="18"/>
-          <w:szCs w:val="18"/>
-        </w:rPr>
-        <w:t xml:space="preserve"> %}</w:t>
-      </w:r>
-      <w:r>
-        <w:t>er/sie</w:t>
-      </w:r>
-      <w:r>
-        <w:rPr>
-          <w:rFonts w:ascii="Consolas" w:hAnsi="Consolas"/>
-          <w:color w:val="00B050"/>
-          <w:sz w:val="18"/>
-          <w:szCs w:val="18"/>
-        </w:rPr>
-        <w:t xml:space="preserve">{% </w:t>
       </w:r>
       <w:proofErr w:type="spellStart"/>
       <w:r>
@@ -7825,19 +8873,47 @@
           <w:sz w:val="18"/>
           <w:szCs w:val="18"/>
         </w:rPr>
-        <w:t>_ANREDE == "Herr" %}</w:t>
-      </w:r>
-      <w:r>
-        <w:t>Der Gesuchsteller</w:t>
-      </w:r>
-      <w:r>
-        <w:rPr>
-          <w:rFonts w:ascii="Consolas" w:hAnsi="Consolas"/>
-          <w:color w:val="00B050"/>
-          <w:sz w:val="18"/>
-          <w:szCs w:val="18"/>
-        </w:rPr>
-        <w:t xml:space="preserve">{% </w:t>
+        <w:t xml:space="preserve">_ANREDE == "Herr" </w:t>
+      </w:r>
+      <w:proofErr w:type="gramStart"/>
+      <w:r>
+        <w:rPr>
+          <w:rFonts w:ascii="Consolas" w:hAnsi="Consolas"/>
+          <w:color w:val="00B050"/>
+          <w:sz w:val="18"/>
+          <w:szCs w:val="18"/>
+        </w:rPr>
+        <w:t>%}</w:t>
+      </w:r>
+      <w:r>
+        <w:t>Der</w:t>
+      </w:r>
+      <w:proofErr w:type="gramEnd"/>
+      <w:r>
+        <w:t xml:space="preserve"> </w:t>
+      </w:r>
+      <w:proofErr w:type="gramStart"/>
+      <w:r>
+        <w:t>Gesuchsteller</w:t>
+      </w:r>
+      <w:r>
+        <w:rPr>
+          <w:rFonts w:ascii="Consolas" w:hAnsi="Consolas"/>
+          <w:color w:val="00B050"/>
+          <w:sz w:val="18"/>
+          <w:szCs w:val="18"/>
+        </w:rPr>
+        <w:t>{</w:t>
+      </w:r>
+      <w:proofErr w:type="gramEnd"/>
+      <w:r>
+        <w:rPr>
+          <w:rFonts w:ascii="Consolas" w:hAnsi="Consolas"/>
+          <w:color w:val="00B050"/>
+          <w:sz w:val="18"/>
+          <w:szCs w:val="18"/>
+        </w:rPr>
+        <w:t xml:space="preserve">% </w:t>
       </w:r>
       <w:proofErr w:type="spellStart"/>
       <w:r>
@@ -7875,19 +8951,47 @@
           <w:sz w:val="18"/>
           <w:szCs w:val="18"/>
         </w:rPr>
-        <w:t>_ANREDE == "Frau" %}</w:t>
-      </w:r>
-      <w:r>
-        <w:t>Die Gesuchstellerin</w:t>
-      </w:r>
-      <w:r>
-        <w:rPr>
-          <w:rFonts w:ascii="Consolas" w:hAnsi="Consolas"/>
-          <w:color w:val="00B050"/>
-          <w:sz w:val="18"/>
-          <w:szCs w:val="18"/>
-        </w:rPr>
-        <w:t xml:space="preserve">{% </w:t>
+        <w:t xml:space="preserve">_ANREDE == "Frau" </w:t>
+      </w:r>
+      <w:proofErr w:type="gramStart"/>
+      <w:r>
+        <w:rPr>
+          <w:rFonts w:ascii="Consolas" w:hAnsi="Consolas"/>
+          <w:color w:val="00B050"/>
+          <w:sz w:val="18"/>
+          <w:szCs w:val="18"/>
+        </w:rPr>
+        <w:t>%}</w:t>
+      </w:r>
+      <w:r>
+        <w:t>Die</w:t>
+      </w:r>
+      <w:proofErr w:type="gramEnd"/>
+      <w:r>
+        <w:t xml:space="preserve"> </w:t>
+      </w:r>
+      <w:proofErr w:type="gramStart"/>
+      <w:r>
+        <w:t>Gesuchstellerin</w:t>
+      </w:r>
+      <w:r>
+        <w:rPr>
+          <w:rFonts w:ascii="Consolas" w:hAnsi="Consolas"/>
+          <w:color w:val="00B050"/>
+          <w:sz w:val="18"/>
+          <w:szCs w:val="18"/>
+        </w:rPr>
+        <w:t>{</w:t>
+      </w:r>
+      <w:proofErr w:type="gramEnd"/>
+      <w:r>
+        <w:rPr>
+          <w:rFonts w:ascii="Consolas" w:hAnsi="Consolas"/>
+          <w:color w:val="00B050"/>
+          <w:sz w:val="18"/>
+          <w:szCs w:val="18"/>
+        </w:rPr>
+        <w:t xml:space="preserve">% </w:t>
       </w:r>
       <w:proofErr w:type="spellStart"/>
       <w:r>
@@ -7907,48 +9011,84 @@
           <w:sz w:val="18"/>
           <w:szCs w:val="18"/>
         </w:rPr>
+        <w:t xml:space="preserve"> </w:t>
+      </w:r>
+      <w:proofErr w:type="gramStart"/>
+      <w:r>
+        <w:rPr>
+          <w:rFonts w:ascii="Consolas" w:hAnsi="Consolas"/>
+          <w:color w:val="00B050"/>
+          <w:sz w:val="18"/>
+          <w:szCs w:val="18"/>
+        </w:rPr>
+        <w:t>%}</w:t>
+      </w:r>
+      <w:r>
+        <w:t>Gesuchsteller</w:t>
+      </w:r>
+      <w:proofErr w:type="gramEnd"/>
+      <w:r>
+        <w:t>/</w:t>
+      </w:r>
+      <w:proofErr w:type="gramStart"/>
+      <w:r>
+        <w:t>in</w:t>
+      </w:r>
+      <w:r>
+        <w:rPr>
+          <w:rFonts w:ascii="Consolas" w:hAnsi="Consolas"/>
+          <w:color w:val="00B050"/>
+          <w:sz w:val="18"/>
+          <w:szCs w:val="18"/>
+        </w:rPr>
+        <w:t>{</w:t>
+      </w:r>
+      <w:proofErr w:type="gramEnd"/>
+      <w:r>
+        <w:rPr>
+          <w:rFonts w:ascii="Consolas" w:hAnsi="Consolas"/>
+          <w:color w:val="00B050"/>
+          <w:sz w:val="18"/>
+          <w:szCs w:val="18"/>
+        </w:rPr>
+        <w:t xml:space="preserve">% </w:t>
+      </w:r>
+      <w:proofErr w:type="spellStart"/>
+      <w:r>
+        <w:rPr>
+          <w:rFonts w:ascii="Consolas" w:hAnsi="Consolas"/>
+          <w:color w:val="00B050"/>
+          <w:sz w:val="18"/>
+          <w:szCs w:val="18"/>
+        </w:rPr>
+        <w:t>endif</w:t>
+      </w:r>
+      <w:proofErr w:type="spellEnd"/>
+      <w:r>
+        <w:rPr>
+          <w:rFonts w:ascii="Consolas" w:hAnsi="Consolas"/>
+          <w:color w:val="00B050"/>
+          <w:sz w:val="18"/>
+          <w:szCs w:val="18"/>
+        </w:rPr>
         <w:t xml:space="preserve"> %}</w:t>
       </w:r>
       <w:r>
-        <w:t>Gesuchsteller/in</w:t>
-      </w:r>
-      <w:r>
-        <w:rPr>
-          <w:rFonts w:ascii="Consolas" w:hAnsi="Consolas"/>
-          <w:color w:val="00B050"/>
-          <w:sz w:val="18"/>
-          <w:szCs w:val="18"/>
-        </w:rPr>
-        <w:t xml:space="preserve">{% </w:t>
-      </w:r>
-      <w:proofErr w:type="spellStart"/>
-      <w:r>
-        <w:rPr>
-          <w:rFonts w:ascii="Consolas" w:hAnsi="Consolas"/>
-          <w:color w:val="00B050"/>
-          <w:sz w:val="18"/>
-          <w:szCs w:val="18"/>
-        </w:rPr>
-        <w:t>endif</w:t>
-      </w:r>
-      <w:proofErr w:type="spellEnd"/>
-      <w:r>
-        <w:rPr>
-          <w:rFonts w:ascii="Consolas" w:hAnsi="Consolas"/>
-          <w:color w:val="00B050"/>
-          <w:sz w:val="18"/>
-          <w:szCs w:val="18"/>
-        </w:rPr>
-        <w:t xml:space="preserve"> %}</w:t>
-      </w:r>
-      <w:r>
         <w:t xml:space="preserve"> </w:t>
       </w:r>
-      <w:r>
-        <w:rPr>
-          <w:rStyle w:val="PlatzhalterZchn"/>
-        </w:rPr>
-        <w:t>{{ GESUCHSTELLER }}</w:t>
+      <w:proofErr w:type="gramStart"/>
+      <w:r>
+        <w:rPr>
+          <w:rStyle w:val="PlatzhalterZchn"/>
+        </w:rPr>
+        <w:t>{{ GESUCHSTELLER</w:t>
+      </w:r>
+      <w:proofErr w:type="gramEnd"/>
+      <w:r>
+        <w:rPr>
+          <w:rStyle w:val="PlatzhalterZchn"/>
+        </w:rPr>
+        <w:t xml:space="preserve"> }}</w:t>
       </w:r>
       <w:r>
         <w:t xml:space="preserve"> reichte mit Eingabe vom</w:t>
@@ -8093,11 +9233,22 @@
           <w:sz w:val="18"/>
           <w:szCs w:val="18"/>
         </w:rPr>
-        <w:t>_ANREDE == "Frau" %}</w:t>
+        <w:t xml:space="preserve">_ANREDE == "Frau" </w:t>
+      </w:r>
+      <w:proofErr w:type="gramStart"/>
+      <w:r>
+        <w:rPr>
+          <w:rFonts w:ascii="Consolas" w:hAnsi="Consolas"/>
+          <w:color w:val="00B050"/>
+          <w:sz w:val="18"/>
+          <w:szCs w:val="18"/>
+        </w:rPr>
+        <w:t>%}</w:t>
       </w:r>
       <w:r>
         <w:t>Sie</w:t>
       </w:r>
+      <w:proofErr w:type="gramEnd"/>
       <w:r>
         <w:rPr>
           <w:rFonts w:ascii="Consolas" w:hAnsi="Consolas"/>
@@ -8125,10 +9276,70 @@
           <w:sz w:val="18"/>
           <w:szCs w:val="18"/>
         </w:rPr>
+        <w:t xml:space="preserve"> </w:t>
+      </w:r>
+      <w:proofErr w:type="gramStart"/>
+      <w:r>
+        <w:rPr>
+          <w:rFonts w:ascii="Consolas" w:hAnsi="Consolas"/>
+          <w:color w:val="00B050"/>
+          <w:sz w:val="18"/>
+          <w:szCs w:val="18"/>
+        </w:rPr>
+        <w:t>%}</w:t>
+      </w:r>
+      <w:r>
+        <w:t>Er</w:t>
+      </w:r>
+      <w:proofErr w:type="gramEnd"/>
+      <w:r>
+        <w:t>/</w:t>
+      </w:r>
+      <w:proofErr w:type="gramStart"/>
+      <w:r>
+        <w:t>Sie</w:t>
+      </w:r>
+      <w:r>
+        <w:rPr>
+          <w:rFonts w:ascii="Consolas" w:hAnsi="Consolas"/>
+          <w:color w:val="00B050"/>
+          <w:sz w:val="18"/>
+          <w:szCs w:val="18"/>
+        </w:rPr>
+        <w:t>{</w:t>
+      </w:r>
+      <w:proofErr w:type="gramEnd"/>
+      <w:r>
+        <w:rPr>
+          <w:rFonts w:ascii="Consolas" w:hAnsi="Consolas"/>
+          <w:color w:val="00B050"/>
+          <w:sz w:val="18"/>
+          <w:szCs w:val="18"/>
+        </w:rPr>
+        <w:t xml:space="preserve">% </w:t>
+      </w:r>
+      <w:proofErr w:type="spellStart"/>
+      <w:r>
+        <w:rPr>
+          <w:rFonts w:ascii="Consolas" w:hAnsi="Consolas"/>
+          <w:color w:val="00B050"/>
+          <w:sz w:val="18"/>
+          <w:szCs w:val="18"/>
+        </w:rPr>
+        <w:t>endif</w:t>
+      </w:r>
+      <w:proofErr w:type="spellEnd"/>
+      <w:r>
+        <w:rPr>
+          <w:rFonts w:ascii="Consolas" w:hAnsi="Consolas"/>
+          <w:color w:val="00B050"/>
+          <w:sz w:val="18"/>
+          <w:szCs w:val="18"/>
+        </w:rPr>
         <w:t xml:space="preserve"> %}</w:t>
       </w:r>
       <w:r>
-        <w:t>Er/Sie</w:t>
+        <w:t xml:space="preserve"> beantragt, die Einsprache sei abzuweisen. Als Begründung führt </w:t>
       </w:r>
       <w:r>
         <w:rPr>
@@ -8147,7 +9358,7 @@
           <w:sz w:val="18"/>
           <w:szCs w:val="18"/>
         </w:rPr>
-        <w:t>endif</w:t>
+        <w:t>if</w:t>
       </w:r>
       <w:proofErr w:type="spellEnd"/>
       <w:r>
@@ -8157,61 +9368,136 @@
           <w:sz w:val="18"/>
           <w:szCs w:val="18"/>
         </w:rPr>
+        <w:t xml:space="preserve"> </w:t>
+      </w:r>
+      <w:r>
+        <w:rPr>
+          <w:rFonts w:ascii="Consolas" w:hAnsi="Consolas"/>
+          <w:color w:val="00B050"/>
+          <w:sz w:val="18"/>
+          <w:szCs w:val="18"/>
+        </w:rPr>
+        <w:t>GESUCHSTELLER</w:t>
+      </w:r>
+      <w:r>
+        <w:rPr>
+          <w:rFonts w:ascii="Consolas" w:hAnsi="Consolas"/>
+          <w:color w:val="00B050"/>
+          <w:sz w:val="18"/>
+          <w:szCs w:val="18"/>
+        </w:rPr>
+        <w:t>_ANREDE == "Herr" %}</w:t>
+      </w:r>
+      <w:proofErr w:type="gramStart"/>
+      <w:r>
+        <w:t>er</w:t>
+      </w:r>
+      <w:r>
+        <w:rPr>
+          <w:rFonts w:ascii="Consolas" w:hAnsi="Consolas"/>
+          <w:color w:val="00B050"/>
+          <w:sz w:val="18"/>
+          <w:szCs w:val="18"/>
+        </w:rPr>
+        <w:t>{</w:t>
+      </w:r>
+      <w:proofErr w:type="gramEnd"/>
+      <w:r>
+        <w:rPr>
+          <w:rFonts w:ascii="Consolas" w:hAnsi="Consolas"/>
+          <w:color w:val="00B050"/>
+          <w:sz w:val="18"/>
+          <w:szCs w:val="18"/>
+        </w:rPr>
+        <w:t xml:space="preserve">% </w:t>
+      </w:r>
+      <w:proofErr w:type="spellStart"/>
+      <w:r>
+        <w:rPr>
+          <w:rFonts w:ascii="Consolas" w:hAnsi="Consolas"/>
+          <w:color w:val="00B050"/>
+          <w:sz w:val="18"/>
+          <w:szCs w:val="18"/>
+        </w:rPr>
+        <w:t>elif</w:t>
+      </w:r>
+      <w:proofErr w:type="spellEnd"/>
+      <w:r>
+        <w:rPr>
+          <w:rFonts w:ascii="Consolas" w:hAnsi="Consolas"/>
+          <w:color w:val="00B050"/>
+          <w:sz w:val="18"/>
+          <w:szCs w:val="18"/>
+        </w:rPr>
+        <w:t xml:space="preserve"> </w:t>
+      </w:r>
+      <w:r>
+        <w:rPr>
+          <w:rFonts w:ascii="Consolas" w:hAnsi="Consolas"/>
+          <w:color w:val="00B050"/>
+          <w:sz w:val="18"/>
+          <w:szCs w:val="18"/>
+        </w:rPr>
+        <w:t>GESUCHSTELLER</w:t>
+      </w:r>
+      <w:r>
+        <w:rPr>
+          <w:rFonts w:ascii="Consolas" w:hAnsi="Consolas"/>
+          <w:color w:val="00B050"/>
+          <w:sz w:val="18"/>
+          <w:szCs w:val="18"/>
+        </w:rPr>
+        <w:t xml:space="preserve">_ANREDE == "Frau" </w:t>
+      </w:r>
+      <w:proofErr w:type="gramStart"/>
+      <w:r>
+        <w:rPr>
+          <w:rFonts w:ascii="Consolas" w:hAnsi="Consolas"/>
+          <w:color w:val="00B050"/>
+          <w:sz w:val="18"/>
+          <w:szCs w:val="18"/>
+        </w:rPr>
+        <w:t>%}</w:t>
+      </w:r>
+      <w:r>
+        <w:t>sie</w:t>
+      </w:r>
+      <w:proofErr w:type="gramEnd"/>
+      <w:r>
+        <w:rPr>
+          <w:rFonts w:ascii="Consolas" w:hAnsi="Consolas"/>
+          <w:color w:val="00B050"/>
+          <w:sz w:val="18"/>
+          <w:szCs w:val="18"/>
+        </w:rPr>
+        <w:t xml:space="preserve">{% </w:t>
+      </w:r>
+      <w:proofErr w:type="spellStart"/>
+      <w:r>
+        <w:rPr>
+          <w:rFonts w:ascii="Consolas" w:hAnsi="Consolas"/>
+          <w:color w:val="00B050"/>
+          <w:sz w:val="18"/>
+          <w:szCs w:val="18"/>
+        </w:rPr>
+        <w:t>else</w:t>
+      </w:r>
+      <w:proofErr w:type="spellEnd"/>
+      <w:r>
+        <w:rPr>
+          <w:rFonts w:ascii="Consolas" w:hAnsi="Consolas"/>
+          <w:color w:val="00B050"/>
+          <w:sz w:val="18"/>
+          <w:szCs w:val="18"/>
+        </w:rPr>
         <w:t xml:space="preserve"> %}</w:t>
       </w:r>
       <w:r>
-        <w:t xml:space="preserve"> beantragt, die Einsprache sei abzuweisen. Als Begründung führt </w:t>
-      </w:r>
-      <w:r>
-        <w:rPr>
-          <w:rFonts w:ascii="Consolas" w:hAnsi="Consolas"/>
-          <w:color w:val="00B050"/>
-          <w:sz w:val="18"/>
-          <w:szCs w:val="18"/>
-        </w:rPr>
-        <w:t xml:space="preserve">{% </w:t>
-      </w:r>
-      <w:proofErr w:type="spellStart"/>
-      <w:r>
-        <w:rPr>
-          <w:rFonts w:ascii="Consolas" w:hAnsi="Consolas"/>
-          <w:color w:val="00B050"/>
-          <w:sz w:val="18"/>
-          <w:szCs w:val="18"/>
-        </w:rPr>
-        <w:t>if</w:t>
-      </w:r>
-      <w:proofErr w:type="spellEnd"/>
-      <w:r>
-        <w:rPr>
-          <w:rFonts w:ascii="Consolas" w:hAnsi="Consolas"/>
-          <w:color w:val="00B050"/>
-          <w:sz w:val="18"/>
-          <w:szCs w:val="18"/>
-        </w:rPr>
-        <w:t xml:space="preserve"> </w:t>
-      </w:r>
-      <w:r>
-        <w:rPr>
-          <w:rFonts w:ascii="Consolas" w:hAnsi="Consolas"/>
-          <w:color w:val="00B050"/>
-          <w:sz w:val="18"/>
-          <w:szCs w:val="18"/>
-        </w:rPr>
-        <w:t>GESUCHSTELLER</w:t>
-      </w:r>
-      <w:r>
-        <w:rPr>
-          <w:rFonts w:ascii="Consolas" w:hAnsi="Consolas"/>
-          <w:color w:val="00B050"/>
-          <w:sz w:val="18"/>
-          <w:szCs w:val="18"/>
-        </w:rPr>
-        <w:t>_ANREDE == "Herr" %}</w:t>
+        <w:t>er/</w:t>
       </w:r>
       <w:proofErr w:type="gramStart"/>
       <w:r>
-        <w:t>er</w:t>
+        <w:t>sie</w:t>
       </w:r>
       <w:r>
         <w:rPr>
@@ -8231,88 +9517,6 @@
           <w:szCs w:val="18"/>
         </w:rPr>
         <w:t xml:space="preserve">% </w:t>
-      </w:r>
-      <w:proofErr w:type="spellStart"/>
-      <w:r>
-        <w:rPr>
-          <w:rFonts w:ascii="Consolas" w:hAnsi="Consolas"/>
-          <w:color w:val="00B050"/>
-          <w:sz w:val="18"/>
-          <w:szCs w:val="18"/>
-        </w:rPr>
-        <w:t>elif</w:t>
-      </w:r>
-      <w:proofErr w:type="spellEnd"/>
-      <w:r>
-        <w:rPr>
-          <w:rFonts w:ascii="Consolas" w:hAnsi="Consolas"/>
-          <w:color w:val="00B050"/>
-          <w:sz w:val="18"/>
-          <w:szCs w:val="18"/>
-        </w:rPr>
-        <w:t xml:space="preserve"> </w:t>
-      </w:r>
-      <w:r>
-        <w:rPr>
-          <w:rFonts w:ascii="Consolas" w:hAnsi="Consolas"/>
-          <w:color w:val="00B050"/>
-          <w:sz w:val="18"/>
-          <w:szCs w:val="18"/>
-        </w:rPr>
-        <w:t>GESUCHSTELLER</w:t>
-      </w:r>
-      <w:r>
-        <w:rPr>
-          <w:rFonts w:ascii="Consolas" w:hAnsi="Consolas"/>
-          <w:color w:val="00B050"/>
-          <w:sz w:val="18"/>
-          <w:szCs w:val="18"/>
-        </w:rPr>
-        <w:t>_ANREDE == "Frau" %}</w:t>
-      </w:r>
-      <w:r>
-        <w:t>sie</w:t>
-      </w:r>
-      <w:r>
-        <w:rPr>
-          <w:rFonts w:ascii="Consolas" w:hAnsi="Consolas"/>
-          <w:color w:val="00B050"/>
-          <w:sz w:val="18"/>
-          <w:szCs w:val="18"/>
-        </w:rPr>
-        <w:t xml:space="preserve">{% </w:t>
-      </w:r>
-      <w:proofErr w:type="spellStart"/>
-      <w:r>
-        <w:rPr>
-          <w:rFonts w:ascii="Consolas" w:hAnsi="Consolas"/>
-          <w:color w:val="00B050"/>
-          <w:sz w:val="18"/>
-          <w:szCs w:val="18"/>
-        </w:rPr>
-        <w:t>else</w:t>
-      </w:r>
-      <w:proofErr w:type="spellEnd"/>
-      <w:r>
-        <w:rPr>
-          <w:rFonts w:ascii="Consolas" w:hAnsi="Consolas"/>
-          <w:color w:val="00B050"/>
-          <w:sz w:val="18"/>
-          <w:szCs w:val="18"/>
-        </w:rPr>
-        <w:t xml:space="preserve"> %}</w:t>
-      </w:r>
-      <w:r>
-        <w:t>er/sie</w:t>
-      </w:r>
-      <w:r>
-        <w:rPr>
-          <w:rFonts w:ascii="Consolas" w:hAnsi="Consolas"/>
-          <w:color w:val="00B050"/>
-          <w:sz w:val="18"/>
-          <w:szCs w:val="18"/>
-        </w:rPr>
-        <w:t xml:space="preserve">{% </w:t>
       </w:r>
       <w:proofErr w:type="spellStart"/>
       <w:r>
@@ -8376,11 +9580,33 @@
       <w:r>
         <w:t xml:space="preserve"> </w:t>
       </w:r>
-      <w:r>
-        <w:rPr>
-          <w:rStyle w:val="PlatzhalterZchn"/>
-        </w:rPr>
-        <w:t>{{ LEITBEHOERDE_NAME_KURZ }}</w:t>
+      <w:proofErr w:type="gramStart"/>
+      <w:r>
+        <w:rPr>
+          <w:rStyle w:val="PlatzhalterZchn"/>
+        </w:rPr>
+        <w:t>{{ LEITBEHOERDE</w:t>
+      </w:r>
+      <w:proofErr w:type="gramEnd"/>
+      <w:r>
+        <w:rPr>
+          <w:rStyle w:val="PlatzhalterZchn"/>
+        </w:rPr>
+        <w:t>_NAME_</w:t>
+      </w:r>
+      <w:proofErr w:type="gramStart"/>
+      <w:r>
+        <w:rPr>
+          <w:rStyle w:val="PlatzhalterZchn"/>
+        </w:rPr>
+        <w:t>KURZ }</w:t>
+      </w:r>
+      <w:proofErr w:type="gramEnd"/>
+      <w:r>
+        <w:rPr>
+          <w:rStyle w:val="PlatzhalterZchn"/>
+        </w:rPr>
+        <w:t>}</w:t>
       </w:r>
       <w:r>
         <w:t xml:space="preserve"> führte am </w:t>
@@ -8943,6 +10169,7 @@
         <w:t xml:space="preserve">_EINSPRECHENDEN | </w:t>
       </w:r>
       <w:proofErr w:type="spellStart"/>
+      <w:proofErr w:type="gramStart"/>
       <w:r>
         <w:rPr>
           <w:rStyle w:val="PlatzhalterZchn"/>
@@ -8956,7 +10183,15 @@
           <w:rStyle w:val="PlatzhalterZchn"/>
           <w:rFonts w:eastAsiaTheme="majorEastAsia"/>
         </w:rPr>
-        <w:t xml:space="preserve"> }}</w:t>
+        <w:t xml:space="preserve"> }</w:t>
+      </w:r>
+      <w:proofErr w:type="gramEnd"/>
+      <w:r>
+        <w:rPr>
+          <w:rStyle w:val="PlatzhalterZchn"/>
+          <w:rFonts w:eastAsiaTheme="majorEastAsia"/>
+        </w:rPr>
+        <w:t>}</w:t>
       </w:r>
       <w:r>
         <w:t xml:space="preserve"> </w:t>
@@ -8994,17 +10229,58 @@
           <w:rStyle w:val="PlatzhalterZchn"/>
           <w:rFonts w:eastAsiaTheme="majorEastAsia"/>
         </w:rPr>
-        <w:t>_NAME }}</w:t>
+        <w:t>_</w:t>
+      </w:r>
+      <w:proofErr w:type="gramStart"/>
+      <w:r>
+        <w:rPr>
+          <w:rStyle w:val="PlatzhalterZchn"/>
+          <w:rFonts w:eastAsiaTheme="majorEastAsia"/>
+        </w:rPr>
+        <w:t>NAME }</w:t>
+      </w:r>
+      <w:proofErr w:type="gramEnd"/>
+      <w:r>
+        <w:rPr>
+          <w:rStyle w:val="PlatzhalterZchn"/>
+          <w:rFonts w:eastAsiaTheme="majorEastAsia"/>
+        </w:rPr>
+        <w:t>}</w:t>
       </w:r>
       <w:r>
         <w:t xml:space="preserve">, </w:t>
       </w:r>
+      <w:proofErr w:type="gramStart"/>
       <w:r>
         <w:rPr>
           <w:rStyle w:val="PlatzhalterZchn"/>
           <w:rFonts w:eastAsiaTheme="majorEastAsia"/>
         </w:rPr>
-        <w:t>{{ E.EINSPRECHER_ADRESSE }}</w:t>
+        <w:t>{{ E.EINSPRECHER</w:t>
+      </w:r>
+      <w:proofErr w:type="gramEnd"/>
+      <w:r>
+        <w:rPr>
+          <w:rStyle w:val="PlatzhalterZchn"/>
+          <w:rFonts w:eastAsiaTheme="majorEastAsia"/>
+        </w:rPr>
+        <w:t>_</w:t>
+      </w:r>
+      <w:proofErr w:type="gramStart"/>
+      <w:r>
+        <w:rPr>
+          <w:rStyle w:val="PlatzhalterZchn"/>
+          <w:rFonts w:eastAsiaTheme="majorEastAsia"/>
+        </w:rPr>
+        <w:t>ADRESSE }</w:t>
+      </w:r>
+      <w:proofErr w:type="gramEnd"/>
+      <w:r>
+        <w:rPr>
+          <w:rStyle w:val="PlatzhalterZchn"/>
+          <w:rFonts w:eastAsiaTheme="majorEastAsia"/>
+        </w:rPr>
+        <w:t>}</w:t>
       </w:r>
       <w:r>
         <w:t xml:space="preserve"> </w:t>
@@ -9015,12 +10291,37 @@
       <w:r>
         <w:t xml:space="preserve"> </w:t>
       </w:r>
+      <w:proofErr w:type="gramStart"/>
       <w:r>
         <w:rPr>
           <w:rStyle w:val="PlatzhalterZchn"/>
           <w:rFonts w:eastAsiaTheme="majorEastAsia"/>
         </w:rPr>
-        <w:t>{{ E.DATUM_POSTSTEMPEL }}</w:t>
+        <w:t>{{ E.DATUM</w:t>
+      </w:r>
+      <w:proofErr w:type="gramEnd"/>
+      <w:r>
+        <w:rPr>
+          <w:rStyle w:val="PlatzhalterZchn"/>
+          <w:rFonts w:eastAsiaTheme="majorEastAsia"/>
+        </w:rPr>
+        <w:t>_</w:t>
+      </w:r>
+      <w:proofErr w:type="gramStart"/>
+      <w:r>
+        <w:rPr>
+          <w:rStyle w:val="PlatzhalterZchn"/>
+          <w:rFonts w:eastAsiaTheme="majorEastAsia"/>
+        </w:rPr>
+        <w:t>POSTSTEMPEL }</w:t>
+      </w:r>
+      <w:proofErr w:type="gramEnd"/>
+      <w:r>
+        <w:rPr>
+          <w:rStyle w:val="PlatzhalterZchn"/>
+          <w:rFonts w:eastAsiaTheme="majorEastAsia"/>
+        </w:rPr>
+        <w:t>}</w:t>
       </w:r>
     </w:p>
     <w:p/>
@@ -9068,7 +10369,21 @@
         <w:rPr>
           <w:rStyle w:val="PlatzhalterZchn"/>
         </w:rPr>
-        <w:t>_NAME_KURZ }}</w:t>
+        <w:t>_NAME_</w:t>
+      </w:r>
+      <w:proofErr w:type="gramStart"/>
+      <w:r>
+        <w:rPr>
+          <w:rStyle w:val="PlatzhalterZchn"/>
+        </w:rPr>
+        <w:t>KURZ }</w:t>
+      </w:r>
+      <w:proofErr w:type="gramEnd"/>
+      <w:r>
+        <w:rPr>
+          <w:rStyle w:val="PlatzhalterZchn"/>
+        </w:rPr>
+        <w:t>}</w:t>
       </w:r>
       <w:r>
         <w:t xml:space="preserve"> ist zuständig für die Beurteilung von Baugesuchen und damit zusammenhängende Einsprachen.</w:t>
@@ -9113,6 +10428,7 @@
         </w:rPr>
         <w:t>_</w:t>
       </w:r>
+      <w:proofErr w:type="gramStart"/>
       <w:r>
         <w:rPr>
           <w:rStyle w:val="PlatzhalterZchn"/>
@@ -9123,7 +10439,14 @@
         <w:rPr>
           <w:rStyle w:val="PlatzhalterZchn"/>
         </w:rPr>
-        <w:t xml:space="preserve"> }}</w:t>
+        <w:t xml:space="preserve"> }</w:t>
+      </w:r>
+      <w:proofErr w:type="gramEnd"/>
+      <w:r>
+        <w:rPr>
+          <w:rStyle w:val="PlatzhalterZchn"/>
+        </w:rPr>
+        <w:t>}</w:t>
       </w:r>
       <w:r>
         <w:rPr>
@@ -9134,11 +10457,33 @@
       <w:r>
         <w:t xml:space="preserve">vom </w:t>
       </w:r>
-      <w:r>
-        <w:rPr>
-          <w:rStyle w:val="PlatzhalterZchn"/>
-        </w:rPr>
-        <w:t>{{ E.DATUM_POSTSTEMPEL }}</w:t>
+      <w:proofErr w:type="gramStart"/>
+      <w:r>
+        <w:rPr>
+          <w:rStyle w:val="PlatzhalterZchn"/>
+        </w:rPr>
+        <w:t>{{ E.DATUM</w:t>
+      </w:r>
+      <w:proofErr w:type="gramEnd"/>
+      <w:r>
+        <w:rPr>
+          <w:rStyle w:val="PlatzhalterZchn"/>
+        </w:rPr>
+        <w:t>_</w:t>
+      </w:r>
+      <w:proofErr w:type="gramStart"/>
+      <w:r>
+        <w:rPr>
+          <w:rStyle w:val="PlatzhalterZchn"/>
+        </w:rPr>
+        <w:t>POSTSTEMPEL }</w:t>
+      </w:r>
+      <w:proofErr w:type="gramEnd"/>
+      <w:r>
+        <w:rPr>
+          <w:rStyle w:val="PlatzhalterZchn"/>
+        </w:rPr>
+        <w:t>}</w:t>
       </w:r>
       <w:r>
         <w:t xml:space="preserve"> erfolgte frist- und formgerecht.</w:t>
@@ -9763,16 +11108,30 @@
       </w:r>
       <w:proofErr w:type="gramEnd"/>
       <w:r>
-        <w:t xml:space="preserve"> Einsprechende</w:t>
-      </w:r>
-      <w:r>
-        <w:rPr>
-          <w:rFonts w:ascii="Consolas" w:hAnsi="Consolas"/>
-          <w:color w:val="00B050"/>
-          <w:sz w:val="18"/>
-          <w:szCs w:val="18"/>
-        </w:rPr>
-        <w:t xml:space="preserve">{% </w:t>
+        <w:t xml:space="preserve"> </w:t>
+      </w:r>
+      <w:proofErr w:type="gramStart"/>
+      <w:r>
+        <w:t>Einsprechende</w:t>
+      </w:r>
+      <w:r>
+        <w:rPr>
+          <w:rFonts w:ascii="Consolas" w:hAnsi="Consolas"/>
+          <w:color w:val="00B050"/>
+          <w:sz w:val="18"/>
+          <w:szCs w:val="18"/>
+        </w:rPr>
+        <w:t>{</w:t>
+      </w:r>
+      <w:proofErr w:type="gramEnd"/>
+      <w:r>
+        <w:rPr>
+          <w:rFonts w:ascii="Consolas" w:hAnsi="Consolas"/>
+          <w:color w:val="00B050"/>
+          <w:sz w:val="18"/>
+          <w:szCs w:val="18"/>
+        </w:rPr>
+        <w:t xml:space="preserve">% </w:t>
       </w:r>
       <w:proofErr w:type="spellStart"/>
       <w:r>
@@ -9810,19 +11169,47 @@
           <w:sz w:val="18"/>
           <w:szCs w:val="18"/>
         </w:rPr>
-        <w:t>_ANREDE == "Frau" %}</w:t>
-      </w:r>
-      <w:r>
-        <w:t>Die Einsprechende</w:t>
-      </w:r>
-      <w:r>
-        <w:rPr>
-          <w:rFonts w:ascii="Consolas" w:hAnsi="Consolas"/>
-          <w:color w:val="00B050"/>
-          <w:sz w:val="18"/>
-          <w:szCs w:val="18"/>
-        </w:rPr>
-        <w:t xml:space="preserve">{% </w:t>
+        <w:t xml:space="preserve">_ANREDE == "Frau" </w:t>
+      </w:r>
+      <w:proofErr w:type="gramStart"/>
+      <w:r>
+        <w:rPr>
+          <w:rFonts w:ascii="Consolas" w:hAnsi="Consolas"/>
+          <w:color w:val="00B050"/>
+          <w:sz w:val="18"/>
+          <w:szCs w:val="18"/>
+        </w:rPr>
+        <w:t>%}</w:t>
+      </w:r>
+      <w:r>
+        <w:t>Die</w:t>
+      </w:r>
+      <w:proofErr w:type="gramEnd"/>
+      <w:r>
+        <w:t xml:space="preserve"> </w:t>
+      </w:r>
+      <w:proofErr w:type="gramStart"/>
+      <w:r>
+        <w:t>Einsprechende</w:t>
+      </w:r>
+      <w:r>
+        <w:rPr>
+          <w:rFonts w:ascii="Consolas" w:hAnsi="Consolas"/>
+          <w:color w:val="00B050"/>
+          <w:sz w:val="18"/>
+          <w:szCs w:val="18"/>
+        </w:rPr>
+        <w:t>{</w:t>
+      </w:r>
+      <w:proofErr w:type="gramEnd"/>
+      <w:r>
+        <w:rPr>
+          <w:rFonts w:ascii="Consolas" w:hAnsi="Consolas"/>
+          <w:color w:val="00B050"/>
+          <w:sz w:val="18"/>
+          <w:szCs w:val="18"/>
+        </w:rPr>
+        <w:t xml:space="preserve">% </w:t>
       </w:r>
       <w:proofErr w:type="spellStart"/>
       <w:r>
@@ -9842,41 +11229,69 @@
           <w:sz w:val="18"/>
           <w:szCs w:val="18"/>
         </w:rPr>
+        <w:t xml:space="preserve"> </w:t>
+      </w:r>
+      <w:proofErr w:type="gramStart"/>
+      <w:r>
+        <w:rPr>
+          <w:rFonts w:ascii="Consolas" w:hAnsi="Consolas"/>
+          <w:color w:val="00B050"/>
+          <w:sz w:val="18"/>
+          <w:szCs w:val="18"/>
+        </w:rPr>
+        <w:t>%}</w:t>
+      </w:r>
+      <w:r>
+        <w:t>Der</w:t>
+      </w:r>
+      <w:proofErr w:type="gramEnd"/>
+      <w:r>
+        <w:t xml:space="preserve">/die </w:t>
+      </w:r>
+      <w:proofErr w:type="gramStart"/>
+      <w:r>
+        <w:t>Einsprechende</w:t>
+      </w:r>
+      <w:r>
+        <w:rPr>
+          <w:rFonts w:ascii="Consolas" w:hAnsi="Consolas"/>
+          <w:color w:val="00B050"/>
+          <w:sz w:val="18"/>
+          <w:szCs w:val="18"/>
+        </w:rPr>
+        <w:t>{</w:t>
+      </w:r>
+      <w:proofErr w:type="gramEnd"/>
+      <w:r>
+        <w:rPr>
+          <w:rFonts w:ascii="Consolas" w:hAnsi="Consolas"/>
+          <w:color w:val="00B050"/>
+          <w:sz w:val="18"/>
+          <w:szCs w:val="18"/>
+        </w:rPr>
+        <w:t xml:space="preserve">% </w:t>
+      </w:r>
+      <w:proofErr w:type="spellStart"/>
+      <w:r>
+        <w:rPr>
+          <w:rFonts w:ascii="Consolas" w:hAnsi="Consolas"/>
+          <w:color w:val="00B050"/>
+          <w:sz w:val="18"/>
+          <w:szCs w:val="18"/>
+        </w:rPr>
+        <w:t>endif</w:t>
+      </w:r>
+      <w:proofErr w:type="spellEnd"/>
+      <w:r>
+        <w:rPr>
+          <w:rFonts w:ascii="Consolas" w:hAnsi="Consolas"/>
+          <w:color w:val="00B050"/>
+          <w:sz w:val="18"/>
+          <w:szCs w:val="18"/>
+        </w:rPr>
         <w:t xml:space="preserve"> %}</w:t>
       </w:r>
       <w:r>
-        <w:t>Der/die Einsprechende</w:t>
-      </w:r>
-      <w:r>
-        <w:rPr>
-          <w:rFonts w:ascii="Consolas" w:hAnsi="Consolas"/>
-          <w:color w:val="00B050"/>
-          <w:sz w:val="18"/>
-          <w:szCs w:val="18"/>
-        </w:rPr>
-        <w:t xml:space="preserve">{% </w:t>
-      </w:r>
-      <w:proofErr w:type="spellStart"/>
-      <w:r>
-        <w:rPr>
-          <w:rFonts w:ascii="Consolas" w:hAnsi="Consolas"/>
-          <w:color w:val="00B050"/>
-          <w:sz w:val="18"/>
-          <w:szCs w:val="18"/>
-        </w:rPr>
-        <w:t>endif</w:t>
-      </w:r>
-      <w:proofErr w:type="spellEnd"/>
-      <w:r>
-        <w:rPr>
-          <w:rFonts w:ascii="Consolas" w:hAnsi="Consolas"/>
-          <w:color w:val="00B050"/>
-          <w:sz w:val="18"/>
-          <w:szCs w:val="18"/>
-        </w:rPr>
-        <w:t xml:space="preserve"> %}</w:t>
-      </w:r>
-      <w:r>
         <w:rPr>
           <w:rFonts w:ascii="Consolas" w:hAnsi="Consolas"/>
           <w:color w:val="00B050"/>
@@ -9885,6 +11300,7 @@
         </w:rPr>
         <w:t xml:space="preserve"> </w:t>
       </w:r>
+      <w:proofErr w:type="gramStart"/>
       <w:r>
         <w:rPr>
           <w:rStyle w:val="PlatzhalterZchn"/>
@@ -9907,8 +11323,16 @@
         <w:rPr>
           <w:rStyle w:val="PlatzhalterZchn"/>
         </w:rPr>
-        <w:t>EINSPRECHER_</w:t>
-      </w:r>
+        <w:t>EINSPRECHER</w:t>
+      </w:r>
+      <w:proofErr w:type="gramEnd"/>
+      <w:r>
+        <w:rPr>
+          <w:rStyle w:val="PlatzhalterZchn"/>
+        </w:rPr>
+        <w:t>_</w:t>
+      </w:r>
+      <w:proofErr w:type="gramStart"/>
       <w:r>
         <w:rPr>
           <w:rStyle w:val="PlatzhalterZchn"/>
@@ -9919,7 +11343,14 @@
         <w:rPr>
           <w:rStyle w:val="PlatzhalterZchn"/>
         </w:rPr>
-        <w:t xml:space="preserve"> }}</w:t>
+        <w:t xml:space="preserve"> }</w:t>
+      </w:r>
+      <w:proofErr w:type="gramEnd"/>
+      <w:r>
+        <w:rPr>
+          <w:rStyle w:val="PlatzhalterZchn"/>
+        </w:rPr>
+        <w:t>}</w:t>
       </w:r>
       <w:r>
         <w:t xml:space="preserve"> b</w:t>
@@ -9944,8 +11375,16 @@
             <w:rPr>
               <w:shd w:val="clear" w:color="auto" w:fill="FBE4D5" w:themeFill="accent2" w:themeFillTint="33"/>
             </w:rPr>
-            <w:t>Grund Einsprecher/in eingeben</w:t>
+            <w:t>Grund Einsprecher/</w:t>
           </w:r>
+          <w:proofErr w:type="gramStart"/>
+          <w:r>
+            <w:rPr>
+              <w:shd w:val="clear" w:color="auto" w:fill="FBE4D5" w:themeFill="accent2" w:themeFillTint="33"/>
+            </w:rPr>
+            <w:t>in eingeben</w:t>
+          </w:r>
+          <w:proofErr w:type="gramEnd"/>
         </w:sdtContent>
       </w:sdt>
       <w:r>
@@ -10013,16 +11452,30 @@
       </w:r>
       <w:proofErr w:type="gramEnd"/>
       <w:r>
-        <w:t xml:space="preserve"> Bauherr</w:t>
-      </w:r>
-      <w:r>
-        <w:rPr>
-          <w:rFonts w:ascii="Consolas" w:hAnsi="Consolas"/>
-          <w:color w:val="00B050"/>
-          <w:sz w:val="18"/>
-          <w:szCs w:val="18"/>
-        </w:rPr>
-        <w:t xml:space="preserve">{% </w:t>
+        <w:t xml:space="preserve"> </w:t>
+      </w:r>
+      <w:proofErr w:type="gramStart"/>
+      <w:r>
+        <w:t>Bauherr</w:t>
+      </w:r>
+      <w:r>
+        <w:rPr>
+          <w:rFonts w:ascii="Consolas" w:hAnsi="Consolas"/>
+          <w:color w:val="00B050"/>
+          <w:sz w:val="18"/>
+          <w:szCs w:val="18"/>
+        </w:rPr>
+        <w:t>{</w:t>
+      </w:r>
+      <w:proofErr w:type="gramEnd"/>
+      <w:r>
+        <w:rPr>
+          <w:rFonts w:ascii="Consolas" w:hAnsi="Consolas"/>
+          <w:color w:val="00B050"/>
+          <w:sz w:val="18"/>
+          <w:szCs w:val="18"/>
+        </w:rPr>
+        <w:t xml:space="preserve">% </w:t>
       </w:r>
       <w:proofErr w:type="spellStart"/>
       <w:r>
@@ -10060,10 +11513,28 @@
           <w:sz w:val="18"/>
           <w:szCs w:val="18"/>
         </w:rPr>
-        <w:t>_ANREDE == "Frau" %}</w:t>
-      </w:r>
-      <w:r>
-        <w:t>Die Bauherr</w:t>
+        <w:t xml:space="preserve">_ANREDE == "Frau" </w:t>
+      </w:r>
+      <w:proofErr w:type="gramStart"/>
+      <w:r>
+        <w:rPr>
+          <w:rFonts w:ascii="Consolas" w:hAnsi="Consolas"/>
+          <w:color w:val="00B050"/>
+          <w:sz w:val="18"/>
+          <w:szCs w:val="18"/>
+        </w:rPr>
+        <w:t>%}</w:t>
+      </w:r>
+      <w:r>
+        <w:t>Die</w:t>
+      </w:r>
+      <w:proofErr w:type="gramEnd"/>
+      <w:r>
+        <w:t xml:space="preserve"> </w:t>
+      </w:r>
+      <w:proofErr w:type="gramStart"/>
+      <w:r>
+        <w:t>Bauherr</w:t>
       </w:r>
       <w:r>
         <w:t>in</w:t>
@@ -10075,7 +11546,17 @@
           <w:sz w:val="18"/>
           <w:szCs w:val="18"/>
         </w:rPr>
-        <w:t xml:space="preserve">{% </w:t>
+        <w:t>{</w:t>
+      </w:r>
+      <w:proofErr w:type="gramEnd"/>
+      <w:r>
+        <w:rPr>
+          <w:rFonts w:ascii="Consolas" w:hAnsi="Consolas"/>
+          <w:color w:val="00B050"/>
+          <w:sz w:val="18"/>
+          <w:szCs w:val="18"/>
+        </w:rPr>
+        <w:t xml:space="preserve">% </w:t>
       </w:r>
       <w:proofErr w:type="spellStart"/>
       <w:r>
@@ -10095,46 +11576,75 @@
           <w:sz w:val="18"/>
           <w:szCs w:val="18"/>
         </w:rPr>
+        <w:t xml:space="preserve"> </w:t>
+      </w:r>
+      <w:proofErr w:type="gramStart"/>
+      <w:r>
+        <w:rPr>
+          <w:rFonts w:ascii="Consolas" w:hAnsi="Consolas"/>
+          <w:color w:val="00B050"/>
+          <w:sz w:val="18"/>
+          <w:szCs w:val="18"/>
+        </w:rPr>
+        <w:t>%}</w:t>
+      </w:r>
+      <w:r>
+        <w:t>Der</w:t>
+      </w:r>
+      <w:proofErr w:type="gramEnd"/>
+      <w:r>
+        <w:t>/Die Bauherr</w:t>
+      </w:r>
+      <w:r>
+        <w:t>/</w:t>
+      </w:r>
+      <w:proofErr w:type="gramStart"/>
+      <w:r>
+        <w:t>in</w:t>
+      </w:r>
+      <w:r>
+        <w:rPr>
+          <w:rFonts w:ascii="Consolas" w:hAnsi="Consolas"/>
+          <w:color w:val="00B050"/>
+          <w:sz w:val="18"/>
+          <w:szCs w:val="18"/>
+        </w:rPr>
+        <w:t>{</w:t>
+      </w:r>
+      <w:proofErr w:type="gramEnd"/>
+      <w:r>
+        <w:rPr>
+          <w:rFonts w:ascii="Consolas" w:hAnsi="Consolas"/>
+          <w:color w:val="00B050"/>
+          <w:sz w:val="18"/>
+          <w:szCs w:val="18"/>
+        </w:rPr>
+        <w:t xml:space="preserve">% </w:t>
+      </w:r>
+      <w:proofErr w:type="spellStart"/>
+      <w:r>
+        <w:rPr>
+          <w:rFonts w:ascii="Consolas" w:hAnsi="Consolas"/>
+          <w:color w:val="00B050"/>
+          <w:sz w:val="18"/>
+          <w:szCs w:val="18"/>
+        </w:rPr>
+        <w:t>endif</w:t>
+      </w:r>
+      <w:proofErr w:type="spellEnd"/>
+      <w:r>
+        <w:rPr>
+          <w:rFonts w:ascii="Consolas" w:hAnsi="Consolas"/>
+          <w:color w:val="00B050"/>
+          <w:sz w:val="18"/>
+          <w:szCs w:val="18"/>
+        </w:rPr>
         <w:t xml:space="preserve"> %}</w:t>
       </w:r>
       <w:r>
-        <w:t>Der/Die Bauherr</w:t>
-      </w:r>
-      <w:r>
-        <w:t>/in</w:t>
-      </w:r>
-      <w:r>
-        <w:rPr>
-          <w:rFonts w:ascii="Consolas" w:hAnsi="Consolas"/>
-          <w:color w:val="00B050"/>
-          <w:sz w:val="18"/>
-          <w:szCs w:val="18"/>
-        </w:rPr>
-        <w:t xml:space="preserve">{% </w:t>
-      </w:r>
-      <w:proofErr w:type="spellStart"/>
-      <w:r>
-        <w:rPr>
-          <w:rFonts w:ascii="Consolas" w:hAnsi="Consolas"/>
-          <w:color w:val="00B050"/>
-          <w:sz w:val="18"/>
-          <w:szCs w:val="18"/>
-        </w:rPr>
-        <w:t>endif</w:t>
-      </w:r>
-      <w:proofErr w:type="spellEnd"/>
-      <w:r>
-        <w:rPr>
-          <w:rFonts w:ascii="Consolas" w:hAnsi="Consolas"/>
-          <w:color w:val="00B050"/>
-          <w:sz w:val="18"/>
-          <w:szCs w:val="18"/>
-        </w:rPr>
-        <w:t xml:space="preserve"> %}</w:t>
-      </w:r>
-      <w:r>
         <w:t xml:space="preserve"> </w:t>
       </w:r>
+      <w:proofErr w:type="gramStart"/>
       <w:r>
         <w:rPr>
           <w:rStyle w:val="PlatzhalterZchn"/>
@@ -10145,7 +11655,14 @@
         <w:rPr>
           <w:rStyle w:val="PlatzhalterZchn"/>
         </w:rPr>
-        <w:t xml:space="preserve">GESUCHSTELLER </w:t>
+        <w:t>GESUCHSTELLER</w:t>
+      </w:r>
+      <w:proofErr w:type="gramEnd"/>
+      <w:r>
+        <w:rPr>
+          <w:rStyle w:val="PlatzhalterZchn"/>
+        </w:rPr>
+        <w:t xml:space="preserve"> </w:t>
       </w:r>
       <w:r>
         <w:rPr>
@@ -10173,8 +11690,16 @@
             <w:rPr>
               <w:shd w:val="clear" w:color="auto" w:fill="FBE4D5" w:themeFill="accent2" w:themeFillTint="33"/>
             </w:rPr>
-            <w:t>Grund Gesuchsteller/in eingeben</w:t>
+            <w:t>Grund Gesuchsteller/</w:t>
           </w:r>
+          <w:proofErr w:type="gramStart"/>
+          <w:r>
+            <w:rPr>
+              <w:shd w:val="clear" w:color="auto" w:fill="FBE4D5" w:themeFill="accent2" w:themeFillTint="33"/>
+            </w:rPr>
+            <w:t>in eingeben</w:t>
+          </w:r>
+          <w:proofErr w:type="gramEnd"/>
         </w:sdtContent>
       </w:sdt>
       <w:r>
@@ -10317,17 +11842,58 @@
           <w:rStyle w:val="PlatzhalterZchn"/>
           <w:rFonts w:eastAsiaTheme="majorEastAsia"/>
         </w:rPr>
-        <w:t>_NAME }}</w:t>
+        <w:t>_</w:t>
+      </w:r>
+      <w:proofErr w:type="gramStart"/>
+      <w:r>
+        <w:rPr>
+          <w:rStyle w:val="PlatzhalterZchn"/>
+          <w:rFonts w:eastAsiaTheme="majorEastAsia"/>
+        </w:rPr>
+        <w:t>NAME }</w:t>
+      </w:r>
+      <w:proofErr w:type="gramEnd"/>
+      <w:r>
+        <w:rPr>
+          <w:rStyle w:val="PlatzhalterZchn"/>
+          <w:rFonts w:eastAsiaTheme="majorEastAsia"/>
+        </w:rPr>
+        <w:t>}</w:t>
       </w:r>
       <w:r>
         <w:t xml:space="preserve">, </w:t>
       </w:r>
+      <w:proofErr w:type="gramStart"/>
       <w:r>
         <w:rPr>
           <w:rStyle w:val="PlatzhalterZchn"/>
           <w:rFonts w:eastAsiaTheme="majorEastAsia"/>
         </w:rPr>
-        <w:t>{{ E.EINSPRECHER_ADRESSE }}</w:t>
+        <w:t>{{ E.EINSPRECHER</w:t>
+      </w:r>
+      <w:proofErr w:type="gramEnd"/>
+      <w:r>
+        <w:rPr>
+          <w:rStyle w:val="PlatzhalterZchn"/>
+          <w:rFonts w:eastAsiaTheme="majorEastAsia"/>
+        </w:rPr>
+        <w:t>_</w:t>
+      </w:r>
+      <w:proofErr w:type="gramStart"/>
+      <w:r>
+        <w:rPr>
+          <w:rStyle w:val="PlatzhalterZchn"/>
+          <w:rFonts w:eastAsiaTheme="majorEastAsia"/>
+        </w:rPr>
+        <w:t>ADRESSE }</w:t>
+      </w:r>
+      <w:proofErr w:type="gramEnd"/>
+      <w:r>
+        <w:rPr>
+          <w:rStyle w:val="PlatzhalterZchn"/>
+          <w:rFonts w:eastAsiaTheme="majorEastAsia"/>
+        </w:rPr>
+        <w:t>}</w:t>
       </w:r>
       <w:r>
         <w:t xml:space="preserve"> vom</w:t>
@@ -10335,12 +11901,37 @@
       <w:r>
         <w:t xml:space="preserve"> </w:t>
       </w:r>
+      <w:proofErr w:type="gramStart"/>
       <w:r>
         <w:rPr>
           <w:rStyle w:val="PlatzhalterZchn"/>
           <w:rFonts w:eastAsiaTheme="majorEastAsia"/>
         </w:rPr>
-        <w:t>{{ E.DATUM_POSTSTEMPEL }}</w:t>
+        <w:t>{{ E.DATUM</w:t>
+      </w:r>
+      <w:proofErr w:type="gramEnd"/>
+      <w:r>
+        <w:rPr>
+          <w:rStyle w:val="PlatzhalterZchn"/>
+          <w:rFonts w:eastAsiaTheme="majorEastAsia"/>
+        </w:rPr>
+        <w:t>_</w:t>
+      </w:r>
+      <w:proofErr w:type="gramStart"/>
+      <w:r>
+        <w:rPr>
+          <w:rStyle w:val="PlatzhalterZchn"/>
+          <w:rFonts w:eastAsiaTheme="majorEastAsia"/>
+        </w:rPr>
+        <w:t>POSTSTEMPEL }</w:t>
+      </w:r>
+      <w:proofErr w:type="gramEnd"/>
+      <w:r>
+        <w:rPr>
+          <w:rStyle w:val="PlatzhalterZchn"/>
+          <w:rFonts w:eastAsiaTheme="majorEastAsia"/>
+        </w:rPr>
+        <w:t>}</w:t>
       </w:r>
     </w:p>
     <w:p/>
@@ -10379,7 +11970,21 @@
         <w:rPr>
           <w:rStyle w:val="PlatzhalterZchn"/>
         </w:rPr>
-        <w:t>_NAME_KURZ }}</w:t>
+        <w:t>_NAME_</w:t>
+      </w:r>
+      <w:proofErr w:type="gramStart"/>
+      <w:r>
+        <w:rPr>
+          <w:rStyle w:val="PlatzhalterZchn"/>
+        </w:rPr>
+        <w:t>KURZ }</w:t>
+      </w:r>
+      <w:proofErr w:type="gramEnd"/>
+      <w:r>
+        <w:rPr>
+          <w:rStyle w:val="PlatzhalterZchn"/>
+        </w:rPr>
+        <w:t>}</w:t>
       </w:r>
       <w:r>
         <w:t xml:space="preserve"> ist zuständig für die Beurteilung von Baugesuchen und damit zusammenhängende Einsprachen.</w:t>
@@ -10401,7 +12006,21 @@
         <w:rPr>
           <w:rStyle w:val="PlatzhalterZchn"/>
         </w:rPr>
-        <w:t>_NAME }}</w:t>
+        <w:t>_</w:t>
+      </w:r>
+      <w:proofErr w:type="gramStart"/>
+      <w:r>
+        <w:rPr>
+          <w:rStyle w:val="PlatzhalterZchn"/>
+        </w:rPr>
+        <w:t>NAME }</w:t>
+      </w:r>
+      <w:proofErr w:type="gramEnd"/>
+      <w:r>
+        <w:rPr>
+          <w:rStyle w:val="PlatzhalterZchn"/>
+        </w:rPr>
+        <w:t>}</w:t>
       </w:r>
       <w:r>
         <w:rPr>
@@ -10412,11 +12031,33 @@
       <w:r>
         <w:t xml:space="preserve">vom </w:t>
       </w:r>
-      <w:r>
-        <w:rPr>
-          <w:rStyle w:val="PlatzhalterZchn"/>
-        </w:rPr>
-        <w:t>{{ E.DATUM_POSTSTEMPEL }}</w:t>
+      <w:proofErr w:type="gramStart"/>
+      <w:r>
+        <w:rPr>
+          <w:rStyle w:val="PlatzhalterZchn"/>
+        </w:rPr>
+        <w:t>{{ E.DATUM</w:t>
+      </w:r>
+      <w:proofErr w:type="gramEnd"/>
+      <w:r>
+        <w:rPr>
+          <w:rStyle w:val="PlatzhalterZchn"/>
+        </w:rPr>
+        <w:t>_</w:t>
+      </w:r>
+      <w:proofErr w:type="gramStart"/>
+      <w:r>
+        <w:rPr>
+          <w:rStyle w:val="PlatzhalterZchn"/>
+        </w:rPr>
+        <w:t>POSTSTEMPEL }</w:t>
+      </w:r>
+      <w:proofErr w:type="gramEnd"/>
+      <w:r>
+        <w:rPr>
+          <w:rStyle w:val="PlatzhalterZchn"/>
+        </w:rPr>
+        <w:t>}</w:t>
       </w:r>
       <w:r>
         <w:t xml:space="preserve"> erfolgte frist- und formgerecht.</w:t>
@@ -10989,16 +12630,30 @@
       </w:r>
       <w:proofErr w:type="gramEnd"/>
       <w:r>
-        <w:t xml:space="preserve"> Einsprechende</w:t>
-      </w:r>
-      <w:r>
-        <w:rPr>
-          <w:rFonts w:ascii="Consolas" w:hAnsi="Consolas"/>
-          <w:color w:val="00B050"/>
-          <w:sz w:val="18"/>
-          <w:szCs w:val="18"/>
-        </w:rPr>
-        <w:t xml:space="preserve">{% </w:t>
+        <w:t xml:space="preserve"> </w:t>
+      </w:r>
+      <w:proofErr w:type="gramStart"/>
+      <w:r>
+        <w:t>Einsprechende</w:t>
+      </w:r>
+      <w:r>
+        <w:rPr>
+          <w:rFonts w:ascii="Consolas" w:hAnsi="Consolas"/>
+          <w:color w:val="00B050"/>
+          <w:sz w:val="18"/>
+          <w:szCs w:val="18"/>
+        </w:rPr>
+        <w:t>{</w:t>
+      </w:r>
+      <w:proofErr w:type="gramEnd"/>
+      <w:r>
+        <w:rPr>
+          <w:rFonts w:ascii="Consolas" w:hAnsi="Consolas"/>
+          <w:color w:val="00B050"/>
+          <w:sz w:val="18"/>
+          <w:szCs w:val="18"/>
+        </w:rPr>
+        <w:t xml:space="preserve">% </w:t>
       </w:r>
       <w:proofErr w:type="spellStart"/>
       <w:r>
@@ -11036,19 +12691,47 @@
           <w:sz w:val="18"/>
           <w:szCs w:val="18"/>
         </w:rPr>
-        <w:t>_ANREDE == "Frau" %}</w:t>
-      </w:r>
-      <w:r>
-        <w:t>Die Einsprechende</w:t>
-      </w:r>
-      <w:r>
-        <w:rPr>
-          <w:rFonts w:ascii="Consolas" w:hAnsi="Consolas"/>
-          <w:color w:val="00B050"/>
-          <w:sz w:val="18"/>
-          <w:szCs w:val="18"/>
-        </w:rPr>
-        <w:t xml:space="preserve">{% </w:t>
+        <w:t xml:space="preserve">_ANREDE == "Frau" </w:t>
+      </w:r>
+      <w:proofErr w:type="gramStart"/>
+      <w:r>
+        <w:rPr>
+          <w:rFonts w:ascii="Consolas" w:hAnsi="Consolas"/>
+          <w:color w:val="00B050"/>
+          <w:sz w:val="18"/>
+          <w:szCs w:val="18"/>
+        </w:rPr>
+        <w:t>%}</w:t>
+      </w:r>
+      <w:r>
+        <w:t>Die</w:t>
+      </w:r>
+      <w:proofErr w:type="gramEnd"/>
+      <w:r>
+        <w:t xml:space="preserve"> </w:t>
+      </w:r>
+      <w:proofErr w:type="gramStart"/>
+      <w:r>
+        <w:t>Einsprechende</w:t>
+      </w:r>
+      <w:r>
+        <w:rPr>
+          <w:rFonts w:ascii="Consolas" w:hAnsi="Consolas"/>
+          <w:color w:val="00B050"/>
+          <w:sz w:val="18"/>
+          <w:szCs w:val="18"/>
+        </w:rPr>
+        <w:t>{</w:t>
+      </w:r>
+      <w:proofErr w:type="gramEnd"/>
+      <w:r>
+        <w:rPr>
+          <w:rFonts w:ascii="Consolas" w:hAnsi="Consolas"/>
+          <w:color w:val="00B050"/>
+          <w:sz w:val="18"/>
+          <w:szCs w:val="18"/>
+        </w:rPr>
+        <w:t xml:space="preserve">% </w:t>
       </w:r>
       <w:proofErr w:type="spellStart"/>
       <w:r>
@@ -11068,41 +12751,69 @@
           <w:sz w:val="18"/>
           <w:szCs w:val="18"/>
         </w:rPr>
+        <w:t xml:space="preserve"> </w:t>
+      </w:r>
+      <w:proofErr w:type="gramStart"/>
+      <w:r>
+        <w:rPr>
+          <w:rFonts w:ascii="Consolas" w:hAnsi="Consolas"/>
+          <w:color w:val="00B050"/>
+          <w:sz w:val="18"/>
+          <w:szCs w:val="18"/>
+        </w:rPr>
+        <w:t>%}</w:t>
+      </w:r>
+      <w:r>
+        <w:t>Der</w:t>
+      </w:r>
+      <w:proofErr w:type="gramEnd"/>
+      <w:r>
+        <w:t xml:space="preserve">/die </w:t>
+      </w:r>
+      <w:proofErr w:type="gramStart"/>
+      <w:r>
+        <w:t>Einsprechende</w:t>
+      </w:r>
+      <w:r>
+        <w:rPr>
+          <w:rFonts w:ascii="Consolas" w:hAnsi="Consolas"/>
+          <w:color w:val="00B050"/>
+          <w:sz w:val="18"/>
+          <w:szCs w:val="18"/>
+        </w:rPr>
+        <w:t>{</w:t>
+      </w:r>
+      <w:proofErr w:type="gramEnd"/>
+      <w:r>
+        <w:rPr>
+          <w:rFonts w:ascii="Consolas" w:hAnsi="Consolas"/>
+          <w:color w:val="00B050"/>
+          <w:sz w:val="18"/>
+          <w:szCs w:val="18"/>
+        </w:rPr>
+        <w:t xml:space="preserve">% </w:t>
+      </w:r>
+      <w:proofErr w:type="spellStart"/>
+      <w:r>
+        <w:rPr>
+          <w:rFonts w:ascii="Consolas" w:hAnsi="Consolas"/>
+          <w:color w:val="00B050"/>
+          <w:sz w:val="18"/>
+          <w:szCs w:val="18"/>
+        </w:rPr>
+        <w:t>endif</w:t>
+      </w:r>
+      <w:proofErr w:type="spellEnd"/>
+      <w:r>
+        <w:rPr>
+          <w:rFonts w:ascii="Consolas" w:hAnsi="Consolas"/>
+          <w:color w:val="00B050"/>
+          <w:sz w:val="18"/>
+          <w:szCs w:val="18"/>
+        </w:rPr>
         <w:t xml:space="preserve"> %}</w:t>
       </w:r>
       <w:r>
-        <w:t>Der/die Einsprechende</w:t>
-      </w:r>
-      <w:r>
-        <w:rPr>
-          <w:rFonts w:ascii="Consolas" w:hAnsi="Consolas"/>
-          <w:color w:val="00B050"/>
-          <w:sz w:val="18"/>
-          <w:szCs w:val="18"/>
-        </w:rPr>
-        <w:t xml:space="preserve">{% </w:t>
-      </w:r>
-      <w:proofErr w:type="spellStart"/>
-      <w:r>
-        <w:rPr>
-          <w:rFonts w:ascii="Consolas" w:hAnsi="Consolas"/>
-          <w:color w:val="00B050"/>
-          <w:sz w:val="18"/>
-          <w:szCs w:val="18"/>
-        </w:rPr>
-        <w:t>endif</w:t>
-      </w:r>
-      <w:proofErr w:type="spellEnd"/>
-      <w:r>
-        <w:rPr>
-          <w:rFonts w:ascii="Consolas" w:hAnsi="Consolas"/>
-          <w:color w:val="00B050"/>
-          <w:sz w:val="18"/>
-          <w:szCs w:val="18"/>
-        </w:rPr>
-        <w:t xml:space="preserve"> %}</w:t>
-      </w:r>
-      <w:r>
         <w:rPr>
           <w:rFonts w:ascii="Consolas" w:hAnsi="Consolas"/>
           <w:color w:val="00B050"/>
@@ -11111,11 +12822,33 @@
         </w:rPr>
         <w:t xml:space="preserve"> </w:t>
       </w:r>
-      <w:r>
-        <w:rPr>
-          <w:rStyle w:val="PlatzhalterZchn"/>
-        </w:rPr>
-        <w:t>{{ E.EINSPRECHER_NAME }}</w:t>
+      <w:proofErr w:type="gramStart"/>
+      <w:r>
+        <w:rPr>
+          <w:rStyle w:val="PlatzhalterZchn"/>
+        </w:rPr>
+        <w:t>{{ E.EINSPRECHER</w:t>
+      </w:r>
+      <w:proofErr w:type="gramEnd"/>
+      <w:r>
+        <w:rPr>
+          <w:rStyle w:val="PlatzhalterZchn"/>
+        </w:rPr>
+        <w:t>_</w:t>
+      </w:r>
+      <w:proofErr w:type="gramStart"/>
+      <w:r>
+        <w:rPr>
+          <w:rStyle w:val="PlatzhalterZchn"/>
+        </w:rPr>
+        <w:t>NAME }</w:t>
+      </w:r>
+      <w:proofErr w:type="gramEnd"/>
+      <w:r>
+        <w:rPr>
+          <w:rStyle w:val="PlatzhalterZchn"/>
+        </w:rPr>
+        <w:t>}</w:t>
       </w:r>
       <w:r>
         <w:t xml:space="preserve"> bringt vor, </w:t>
@@ -11134,8 +12867,16 @@
             <w:rPr>
               <w:shd w:val="clear" w:color="auto" w:fill="FBE4D5" w:themeFill="accent2" w:themeFillTint="33"/>
             </w:rPr>
-            <w:t>Grund Einsprecher/in eingeben</w:t>
+            <w:t>Grund Einsprecher/</w:t>
           </w:r>
+          <w:proofErr w:type="gramStart"/>
+          <w:r>
+            <w:rPr>
+              <w:shd w:val="clear" w:color="auto" w:fill="FBE4D5" w:themeFill="accent2" w:themeFillTint="33"/>
+            </w:rPr>
+            <w:t>in eingeben</w:t>
+          </w:r>
+          <w:proofErr w:type="gramEnd"/>
         </w:sdtContent>
       </w:sdt>
       <w:r>
@@ -11203,16 +12944,30 @@
       </w:r>
       <w:proofErr w:type="gramEnd"/>
       <w:r>
-        <w:t xml:space="preserve"> Bauherr</w:t>
-      </w:r>
-      <w:r>
-        <w:rPr>
-          <w:rFonts w:ascii="Consolas" w:hAnsi="Consolas"/>
-          <w:color w:val="00B050"/>
-          <w:sz w:val="18"/>
-          <w:szCs w:val="18"/>
-        </w:rPr>
-        <w:t xml:space="preserve">{% </w:t>
+        <w:t xml:space="preserve"> </w:t>
+      </w:r>
+      <w:proofErr w:type="gramStart"/>
+      <w:r>
+        <w:t>Bauherr</w:t>
+      </w:r>
+      <w:r>
+        <w:rPr>
+          <w:rFonts w:ascii="Consolas" w:hAnsi="Consolas"/>
+          <w:color w:val="00B050"/>
+          <w:sz w:val="18"/>
+          <w:szCs w:val="18"/>
+        </w:rPr>
+        <w:t>{</w:t>
+      </w:r>
+      <w:proofErr w:type="gramEnd"/>
+      <w:r>
+        <w:rPr>
+          <w:rFonts w:ascii="Consolas" w:hAnsi="Consolas"/>
+          <w:color w:val="00B050"/>
+          <w:sz w:val="18"/>
+          <w:szCs w:val="18"/>
+        </w:rPr>
+        <w:t xml:space="preserve">% </w:t>
       </w:r>
       <w:proofErr w:type="spellStart"/>
       <w:r>
@@ -11250,10 +13005,28 @@
           <w:sz w:val="18"/>
           <w:szCs w:val="18"/>
         </w:rPr>
-        <w:t>_ANREDE == "Frau" %}</w:t>
-      </w:r>
-      <w:r>
-        <w:t>Die Bauherr</w:t>
+        <w:t xml:space="preserve">_ANREDE == "Frau" </w:t>
+      </w:r>
+      <w:proofErr w:type="gramStart"/>
+      <w:r>
+        <w:rPr>
+          <w:rFonts w:ascii="Consolas" w:hAnsi="Consolas"/>
+          <w:color w:val="00B050"/>
+          <w:sz w:val="18"/>
+          <w:szCs w:val="18"/>
+        </w:rPr>
+        <w:t>%}</w:t>
+      </w:r>
+      <w:r>
+        <w:t>Die</w:t>
+      </w:r>
+      <w:proofErr w:type="gramEnd"/>
+      <w:r>
+        <w:t xml:space="preserve"> </w:t>
+      </w:r>
+      <w:proofErr w:type="gramStart"/>
+      <w:r>
+        <w:t>Bauherr</w:t>
       </w:r>
       <w:r>
         <w:t>in</w:t>
@@ -11265,7 +13038,17 @@
           <w:sz w:val="18"/>
           <w:szCs w:val="18"/>
         </w:rPr>
-        <w:t xml:space="preserve">{% </w:t>
+        <w:t>{</w:t>
+      </w:r>
+      <w:proofErr w:type="gramEnd"/>
+      <w:r>
+        <w:rPr>
+          <w:rFonts w:ascii="Consolas" w:hAnsi="Consolas"/>
+          <w:color w:val="00B050"/>
+          <w:sz w:val="18"/>
+          <w:szCs w:val="18"/>
+        </w:rPr>
+        <w:t xml:space="preserve">% </w:t>
       </w:r>
       <w:proofErr w:type="spellStart"/>
       <w:r>
@@ -11285,51 +13068,87 @@
           <w:sz w:val="18"/>
           <w:szCs w:val="18"/>
         </w:rPr>
+        <w:t xml:space="preserve"> </w:t>
+      </w:r>
+      <w:proofErr w:type="gramStart"/>
+      <w:r>
+        <w:rPr>
+          <w:rFonts w:ascii="Consolas" w:hAnsi="Consolas"/>
+          <w:color w:val="00B050"/>
+          <w:sz w:val="18"/>
+          <w:szCs w:val="18"/>
+        </w:rPr>
+        <w:t>%}</w:t>
+      </w:r>
+      <w:r>
+        <w:t>Der</w:t>
+      </w:r>
+      <w:proofErr w:type="gramEnd"/>
+      <w:r>
+        <w:t>/Die Bauherr</w:t>
+      </w:r>
+      <w:r>
+        <w:t>/</w:t>
+      </w:r>
+      <w:proofErr w:type="gramStart"/>
+      <w:r>
+        <w:t>in</w:t>
+      </w:r>
+      <w:r>
+        <w:rPr>
+          <w:rFonts w:ascii="Consolas" w:hAnsi="Consolas"/>
+          <w:color w:val="00B050"/>
+          <w:sz w:val="18"/>
+          <w:szCs w:val="18"/>
+        </w:rPr>
+        <w:t>{</w:t>
+      </w:r>
+      <w:proofErr w:type="gramEnd"/>
+      <w:r>
+        <w:rPr>
+          <w:rFonts w:ascii="Consolas" w:hAnsi="Consolas"/>
+          <w:color w:val="00B050"/>
+          <w:sz w:val="18"/>
+          <w:szCs w:val="18"/>
+        </w:rPr>
+        <w:t xml:space="preserve">% </w:t>
+      </w:r>
+      <w:proofErr w:type="spellStart"/>
+      <w:r>
+        <w:rPr>
+          <w:rFonts w:ascii="Consolas" w:hAnsi="Consolas"/>
+          <w:color w:val="00B050"/>
+          <w:sz w:val="18"/>
+          <w:szCs w:val="18"/>
+        </w:rPr>
+        <w:t>endif</w:t>
+      </w:r>
+      <w:proofErr w:type="spellEnd"/>
+      <w:r>
+        <w:rPr>
+          <w:rFonts w:ascii="Consolas" w:hAnsi="Consolas"/>
+          <w:color w:val="00B050"/>
+          <w:sz w:val="18"/>
+          <w:szCs w:val="18"/>
+        </w:rPr>
         <w:t xml:space="preserve"> %}</w:t>
       </w:r>
       <w:r>
-        <w:t>Der/Die Bauherr</w:t>
-      </w:r>
-      <w:r>
-        <w:t>/in</w:t>
-      </w:r>
-      <w:r>
-        <w:rPr>
-          <w:rFonts w:ascii="Consolas" w:hAnsi="Consolas"/>
-          <w:color w:val="00B050"/>
-          <w:sz w:val="18"/>
-          <w:szCs w:val="18"/>
-        </w:rPr>
-        <w:t xml:space="preserve">{% </w:t>
-      </w:r>
-      <w:proofErr w:type="spellStart"/>
-      <w:r>
-        <w:rPr>
-          <w:rFonts w:ascii="Consolas" w:hAnsi="Consolas"/>
-          <w:color w:val="00B050"/>
-          <w:sz w:val="18"/>
-          <w:szCs w:val="18"/>
-        </w:rPr>
-        <w:t>endif</w:t>
-      </w:r>
-      <w:proofErr w:type="spellEnd"/>
-      <w:r>
-        <w:rPr>
-          <w:rFonts w:ascii="Consolas" w:hAnsi="Consolas"/>
-          <w:color w:val="00B050"/>
-          <w:sz w:val="18"/>
-          <w:szCs w:val="18"/>
-        </w:rPr>
-        <w:t xml:space="preserve"> %}</w:t>
-      </w:r>
-      <w:r>
         <w:t xml:space="preserve"> </w:t>
       </w:r>
-      <w:r>
-        <w:rPr>
-          <w:rStyle w:val="PlatzhalterZchn"/>
-        </w:rPr>
-        <w:t>{{ GESUCHSTELLER }}</w:t>
+      <w:proofErr w:type="gramStart"/>
+      <w:r>
+        <w:rPr>
+          <w:rStyle w:val="PlatzhalterZchn"/>
+        </w:rPr>
+        <w:t>{{ GESUCHSTELLER</w:t>
+      </w:r>
+      <w:proofErr w:type="gramEnd"/>
+      <w:r>
+        <w:rPr>
+          <w:rStyle w:val="PlatzhalterZchn"/>
+        </w:rPr>
+        <w:t xml:space="preserve"> }}</w:t>
       </w:r>
       <w:r>
         <w:t xml:space="preserve"> bringt dagegen vor, </w:t>
@@ -11348,8 +13167,16 @@
             <w:rPr>
               <w:shd w:val="clear" w:color="auto" w:fill="FBE4D5" w:themeFill="accent2" w:themeFillTint="33"/>
             </w:rPr>
-            <w:t>Grund Gesuchsteller/in eingeben</w:t>
+            <w:t>Grund Gesuchsteller/</w:t>
           </w:r>
+          <w:proofErr w:type="gramStart"/>
+          <w:r>
+            <w:rPr>
+              <w:shd w:val="clear" w:color="auto" w:fill="FBE4D5" w:themeFill="accent2" w:themeFillTint="33"/>
+            </w:rPr>
+            <w:t>in eingeben</w:t>
+          </w:r>
+          <w:proofErr w:type="gramEnd"/>
         </w:sdtContent>
       </w:sdt>
       <w:r>
@@ -12001,16 +13828,52 @@
         <w:rPr>
           <w:rStyle w:val="PlatzhalterZchn"/>
         </w:rPr>
-        <w:t>_NAME }}</w:t>
+        <w:t>_</w:t>
+      </w:r>
+      <w:proofErr w:type="gramStart"/>
+      <w:r>
+        <w:rPr>
+          <w:rStyle w:val="PlatzhalterZchn"/>
+        </w:rPr>
+        <w:t>NAME }</w:t>
+      </w:r>
+      <w:proofErr w:type="gramEnd"/>
+      <w:r>
+        <w:rPr>
+          <w:rStyle w:val="PlatzhalterZchn"/>
+        </w:rPr>
+        <w:t>}</w:t>
       </w:r>
       <w:r>
         <w:t xml:space="preserve">, </w:t>
       </w:r>
-      <w:r>
-        <w:rPr>
-          <w:rStyle w:val="PlatzhalterZchn"/>
-        </w:rPr>
-        <w:t>{{ E.EINSPRECHER_ADRESSE }}</w:t>
+      <w:proofErr w:type="gramStart"/>
+      <w:r>
+        <w:rPr>
+          <w:rStyle w:val="PlatzhalterZchn"/>
+        </w:rPr>
+        <w:t>{{ E.EINSPRECHER</w:t>
+      </w:r>
+      <w:proofErr w:type="gramEnd"/>
+      <w:r>
+        <w:rPr>
+          <w:rStyle w:val="PlatzhalterZchn"/>
+        </w:rPr>
+        <w:t>_</w:t>
+      </w:r>
+      <w:proofErr w:type="gramStart"/>
+      <w:r>
+        <w:rPr>
+          <w:rStyle w:val="PlatzhalterZchn"/>
+        </w:rPr>
+        <w:t>ADRESSE }</w:t>
+      </w:r>
+      <w:proofErr w:type="gramEnd"/>
+      <w:r>
+        <w:rPr>
+          <w:rStyle w:val="PlatzhalterZchn"/>
+        </w:rPr>
+        <w:t>}</w:t>
       </w:r>
       <w:r>
         <w:t xml:space="preserve"> und</w:t>
@@ -12018,13 +13881,22 @@
       <w:r>
         <w:t xml:space="preserve"> </w:t>
       </w:r>
-      <w:r>
-        <w:rPr>
-          <w:rStyle w:val="PlatzhalterZchn"/>
-        </w:rPr>
-        <w:t xml:space="preserve">{{ E.ALLE_EINSPRECHENDEN | </w:t>
+      <w:proofErr w:type="gramStart"/>
+      <w:r>
+        <w:rPr>
+          <w:rStyle w:val="PlatzhalterZchn"/>
+        </w:rPr>
+        <w:t>{{ E.ALLE</w:t>
+      </w:r>
+      <w:proofErr w:type="gramEnd"/>
+      <w:r>
+        <w:rPr>
+          <w:rStyle w:val="PlatzhalterZchn"/>
+        </w:rPr>
+        <w:t xml:space="preserve">_EINSPRECHENDEN | </w:t>
       </w:r>
       <w:proofErr w:type="spellStart"/>
+      <w:proofErr w:type="gramStart"/>
       <w:r>
         <w:rPr>
           <w:rStyle w:val="PlatzhalterZchn"/>
@@ -12036,7 +13908,14 @@
         <w:rPr>
           <w:rStyle w:val="PlatzhalterZchn"/>
         </w:rPr>
-        <w:t xml:space="preserve"> }}</w:t>
+        <w:t xml:space="preserve"> }</w:t>
+      </w:r>
+      <w:proofErr w:type="gramEnd"/>
+      <w:r>
+        <w:rPr>
+          <w:rStyle w:val="PlatzhalterZchn"/>
+        </w:rPr>
+        <w:t>}</w:t>
       </w:r>
       <w:r>
         <w:t xml:space="preserve"> Einsprechenden</w:t>
@@ -12149,16 +14028,52 @@
         <w:rPr>
           <w:rStyle w:val="PlatzhalterZchn"/>
         </w:rPr>
-        <w:t>_NAME }}</w:t>
+        <w:t>_</w:t>
+      </w:r>
+      <w:proofErr w:type="gramStart"/>
+      <w:r>
+        <w:rPr>
+          <w:rStyle w:val="PlatzhalterZchn"/>
+        </w:rPr>
+        <w:t>NAME }</w:t>
+      </w:r>
+      <w:proofErr w:type="gramEnd"/>
+      <w:r>
+        <w:rPr>
+          <w:rStyle w:val="PlatzhalterZchn"/>
+        </w:rPr>
+        <w:t>}</w:t>
       </w:r>
       <w:r>
         <w:t xml:space="preserve">, </w:t>
       </w:r>
-      <w:r>
-        <w:rPr>
-          <w:rStyle w:val="PlatzhalterZchn"/>
-        </w:rPr>
-        <w:t>{{ E.EINSPRECHER_ADRESSE }}</w:t>
+      <w:proofErr w:type="gramStart"/>
+      <w:r>
+        <w:rPr>
+          <w:rStyle w:val="PlatzhalterZchn"/>
+        </w:rPr>
+        <w:t>{{ E.EINSPRECHER</w:t>
+      </w:r>
+      <w:proofErr w:type="gramEnd"/>
+      <w:r>
+        <w:rPr>
+          <w:rStyle w:val="PlatzhalterZchn"/>
+        </w:rPr>
+        <w:t>_</w:t>
+      </w:r>
+      <w:proofErr w:type="gramStart"/>
+      <w:r>
+        <w:rPr>
+          <w:rStyle w:val="PlatzhalterZchn"/>
+        </w:rPr>
+        <w:t>ADRESSE }</w:t>
+      </w:r>
+      <w:proofErr w:type="gramEnd"/>
+      <w:r>
+        <w:rPr>
+          <w:rStyle w:val="PlatzhalterZchn"/>
+        </w:rPr>
+        <w:t>}</w:t>
       </w:r>
       <w:r>
         <w:t xml:space="preserve"> </w:t>
@@ -12172,11 +14087,33 @@
       <w:r>
         <w:t xml:space="preserve">insprache vom </w:t>
       </w:r>
-      <w:r>
-        <w:rPr>
-          <w:rStyle w:val="PlatzhalterZchn"/>
-        </w:rPr>
-        <w:t>{{ E.DATUM_POSTSTEMPEL }}</w:t>
+      <w:proofErr w:type="gramStart"/>
+      <w:r>
+        <w:rPr>
+          <w:rStyle w:val="PlatzhalterZchn"/>
+        </w:rPr>
+        <w:t>{{ E.DATUM</w:t>
+      </w:r>
+      <w:proofErr w:type="gramEnd"/>
+      <w:r>
+        <w:rPr>
+          <w:rStyle w:val="PlatzhalterZchn"/>
+        </w:rPr>
+        <w:t>_</w:t>
+      </w:r>
+      <w:proofErr w:type="gramStart"/>
+      <w:r>
+        <w:rPr>
+          <w:rStyle w:val="PlatzhalterZchn"/>
+        </w:rPr>
+        <w:t>POSTSTEMPEL }</w:t>
+      </w:r>
+      <w:proofErr w:type="gramEnd"/>
+      <w:r>
+        <w:rPr>
+          <w:rStyle w:val="PlatzhalterZchn"/>
+        </w:rPr>
+        <w:t>}</w:t>
       </w:r>
       <w:r>
         <w:t xml:space="preserve"> wird abgewiesen.</w:t>
@@ -12422,6 +14359,7 @@
         </w:rPr>
         <w:t xml:space="preserve"> </w:t>
       </w:r>
+      <w:proofErr w:type="gramStart"/>
       <w:r>
         <w:rPr>
           <w:rStyle w:val="PlatzhalterZchn"/>
@@ -12435,7 +14373,17 @@
           <w:sz w:val="18"/>
           <w:szCs w:val="18"/>
         </w:rPr>
-        <w:t xml:space="preserve">{% </w:t>
+        <w:t>{</w:t>
+      </w:r>
+      <w:proofErr w:type="gramEnd"/>
+      <w:r>
+        <w:rPr>
+          <w:rFonts w:ascii="Consolas" w:hAnsi="Consolas" w:cs="Arial"/>
+          <w:color w:val="00B050"/>
+          <w:sz w:val="18"/>
+          <w:szCs w:val="18"/>
+        </w:rPr>
+        <w:t xml:space="preserve">% </w:t>
       </w:r>
       <w:proofErr w:type="spellStart"/>
       <w:r>
@@ -12482,6 +14430,7 @@
         </w:rPr>
         <w:t xml:space="preserve"> vertreten durch </w:t>
       </w:r>
+      <w:proofErr w:type="gramStart"/>
       <w:r>
         <w:rPr>
           <w:rStyle w:val="PlatzhalterZchn"/>
@@ -12494,11 +14443,19 @@
         </w:rPr>
         <w:t>GESUCHSTELLER</w:t>
       </w:r>
-      <w:r>
-        <w:rPr>
-          <w:rStyle w:val="PlatzhalterZchn"/>
-        </w:rPr>
-        <w:t>_VERTRETER }}</w:t>
+      <w:proofErr w:type="gramEnd"/>
+      <w:r>
+        <w:rPr>
+          <w:rStyle w:val="PlatzhalterZchn"/>
+        </w:rPr>
+        <w:t>_</w:t>
+      </w:r>
+      <w:proofErr w:type="gramStart"/>
+      <w:r>
+        <w:rPr>
+          <w:rStyle w:val="PlatzhalterZchn"/>
+        </w:rPr>
+        <w:t>VERTRETER }}</w:t>
       </w:r>
       <w:r>
         <w:rPr>
@@ -12507,7 +14464,17 @@
           <w:sz w:val="18"/>
           <w:szCs w:val="18"/>
         </w:rPr>
-        <w:t xml:space="preserve">{% </w:t>
+        <w:t>{</w:t>
+      </w:r>
+      <w:proofErr w:type="gramEnd"/>
+      <w:r>
+        <w:rPr>
+          <w:rFonts w:ascii="Consolas" w:hAnsi="Consolas" w:cs="Arial"/>
+          <w:color w:val="00B050"/>
+          <w:sz w:val="18"/>
+          <w:szCs w:val="18"/>
+        </w:rPr>
+        <w:t xml:space="preserve">% </w:t>
       </w:r>
       <w:proofErr w:type="spellStart"/>
       <w:r>
@@ -12527,7 +14494,27 @@
           <w:sz w:val="18"/>
           <w:szCs w:val="18"/>
         </w:rPr>
-        <w:t xml:space="preserve"> %}{% </w:t>
+        <w:t xml:space="preserve"> </w:t>
+      </w:r>
+      <w:proofErr w:type="gramStart"/>
+      <w:r>
+        <w:rPr>
+          <w:rFonts w:ascii="Consolas" w:hAnsi="Consolas" w:cs="Arial"/>
+          <w:color w:val="00B050"/>
+          <w:sz w:val="18"/>
+          <w:szCs w:val="18"/>
+        </w:rPr>
+        <w:t>%}{</w:t>
+      </w:r>
+      <w:proofErr w:type="gramEnd"/>
+      <w:r>
+        <w:rPr>
+          <w:rFonts w:ascii="Consolas" w:hAnsi="Consolas" w:cs="Arial"/>
+          <w:color w:val="00B050"/>
+          <w:sz w:val="18"/>
+          <w:szCs w:val="18"/>
+        </w:rPr>
+        <w:t xml:space="preserve">% </w:t>
       </w:r>
       <w:proofErr w:type="spellStart"/>
       <w:r>
@@ -12552,11 +14539,33 @@
       <w:r>
         <w:t xml:space="preserve"> vom </w:t>
       </w:r>
-      <w:r>
-        <w:rPr>
-          <w:rStyle w:val="PlatzhalterZchn"/>
-        </w:rPr>
-        <w:t>{{ BAUEINGABE_DATUM }}</w:t>
+      <w:proofErr w:type="gramStart"/>
+      <w:r>
+        <w:rPr>
+          <w:rStyle w:val="PlatzhalterZchn"/>
+        </w:rPr>
+        <w:t>{{ BAUEINGABE</w:t>
+      </w:r>
+      <w:proofErr w:type="gramEnd"/>
+      <w:r>
+        <w:rPr>
+          <w:rStyle w:val="PlatzhalterZchn"/>
+        </w:rPr>
+        <w:t>_</w:t>
+      </w:r>
+      <w:proofErr w:type="gramStart"/>
+      <w:r>
+        <w:rPr>
+          <w:rStyle w:val="PlatzhalterZchn"/>
+        </w:rPr>
+        <w:t>DATUM }</w:t>
+      </w:r>
+      <w:proofErr w:type="gramEnd"/>
+      <w:r>
+        <w:rPr>
+          <w:rStyle w:val="PlatzhalterZchn"/>
+        </w:rPr>
+        <w:t>}</w:t>
       </w:r>
       <w:r>
         <w:t xml:space="preserve"> für </w:t>
@@ -12564,11 +14573,33 @@
       <w:r>
         <w:t xml:space="preserve">das Bauvorhaben </w:t>
       </w:r>
-      <w:r>
-        <w:rPr>
-          <w:rStyle w:val="PlatzhalterZchn"/>
-        </w:rPr>
-        <w:t>{{ BESCHREIBUNG_BAUVORHABEN }}</w:t>
+      <w:proofErr w:type="gramStart"/>
+      <w:r>
+        <w:rPr>
+          <w:rStyle w:val="PlatzhalterZchn"/>
+        </w:rPr>
+        <w:t>{{ BESCHREIBUNG</w:t>
+      </w:r>
+      <w:proofErr w:type="gramEnd"/>
+      <w:r>
+        <w:rPr>
+          <w:rStyle w:val="PlatzhalterZchn"/>
+        </w:rPr>
+        <w:t>_</w:t>
+      </w:r>
+      <w:proofErr w:type="gramStart"/>
+      <w:r>
+        <w:rPr>
+          <w:rStyle w:val="PlatzhalterZchn"/>
+        </w:rPr>
+        <w:t>BAUVORHABEN }</w:t>
+      </w:r>
+      <w:proofErr w:type="gramEnd"/>
+      <w:r>
+        <w:rPr>
+          <w:rStyle w:val="PlatzhalterZchn"/>
+        </w:rPr>
+        <w:t>}</w:t>
       </w:r>
       <w:r>
         <w:t xml:space="preserve"> auf </w:t>
@@ -12579,6 +14610,7 @@
       <w:r>
         <w:t xml:space="preserve"> </w:t>
       </w:r>
+      <w:proofErr w:type="gramStart"/>
       <w:r>
         <w:rPr>
           <w:rStyle w:val="PlatzhalterZchn"/>
@@ -12591,6 +14623,7 @@
         </w:rPr>
         <w:t>GRUNDSTUECK</w:t>
       </w:r>
+      <w:proofErr w:type="gramEnd"/>
       <w:r>
         <w:rPr>
           <w:rStyle w:val="PlatzhalterZchn"/>
@@ -12600,6 +14633,7 @@
       <w:r>
         <w:t xml:space="preserve"> in </w:t>
       </w:r>
+      <w:proofErr w:type="gramStart"/>
       <w:r>
         <w:rPr>
           <w:rStyle w:val="PlatzhalterZchn"/>
@@ -12612,6 +14646,7 @@
         </w:rPr>
         <w:t>GEMEINDE</w:t>
       </w:r>
+      <w:proofErr w:type="gramEnd"/>
       <w:r>
         <w:rPr>
           <w:rStyle w:val="PlatzhalterZchn"/>
@@ -12764,11 +14799,26 @@
         <w:rPr>
           <w:rStyle w:val="PlatzhalterZchn"/>
         </w:rPr>
-        <w:t>_GEBUEHREN_TOTAL }}</w:t>
+        <w:t>_GEBUEHREN_</w:t>
+      </w:r>
+      <w:proofErr w:type="gramStart"/>
+      <w:r>
+        <w:rPr>
+          <w:rStyle w:val="PlatzhalterZchn"/>
+        </w:rPr>
+        <w:t>TOTAL }</w:t>
+      </w:r>
+      <w:proofErr w:type="gramEnd"/>
+      <w:r>
+        <w:rPr>
+          <w:rStyle w:val="PlatzhalterZchn"/>
+        </w:rPr>
+        <w:t>}</w:t>
       </w:r>
       <w:r>
         <w:t xml:space="preserve"> und ist von </w:t>
       </w:r>
+      <w:proofErr w:type="gramStart"/>
       <w:r>
         <w:rPr>
           <w:rStyle w:val="PlatzhalterZchn"/>
@@ -12781,6 +14831,7 @@
         </w:rPr>
         <w:t>GESUCHSTELLER</w:t>
       </w:r>
+      <w:proofErr w:type="gramEnd"/>
       <w:r>
         <w:rPr>
           <w:rStyle w:val="PlatzhalterZchn"/>
@@ -12887,13 +14938,23 @@
         </w:rPr>
         <w:t xml:space="preserve">, </w:t>
       </w:r>
+      <w:proofErr w:type="gramStart"/>
       <w:r>
         <w:rPr>
           <w:rStyle w:val="PlatzhalterZchn"/>
           <w:b/>
           <w:bCs w:val="0"/>
         </w:rPr>
-        <w:t>{{ HEUTE }}</w:t>
+        <w:t>{{ HEUTE</w:t>
+      </w:r>
+      <w:proofErr w:type="gramEnd"/>
+      <w:r>
+        <w:rPr>
+          <w:rStyle w:val="PlatzhalterZchn"/>
+          <w:b/>
+          <w:bCs w:val="0"/>
+        </w:rPr>
+        <w:t xml:space="preserve"> }}</w:t>
       </w:r>
     </w:p>
     <w:p/>
@@ -12960,23 +15021,40 @@
         <w:rPr>
           <w:rStyle w:val="PlatzhalterZchn"/>
         </w:rPr>
+        <w:t>{{ ZUSTAENDIG</w:t>
+      </w:r>
+      <w:proofErr w:type="gramEnd"/>
+      <w:r>
+        <w:rPr>
+          <w:rStyle w:val="PlatzhalterZchn"/>
+        </w:rPr>
+        <w:t>_</w:t>
+      </w:r>
+      <w:proofErr w:type="gramStart"/>
+      <w:r>
+        <w:rPr>
+          <w:rStyle w:val="PlatzhalterZchn"/>
+        </w:rPr>
+        <w:t>NAME }}</w:t>
+      </w:r>
+      <w:r>
+        <w:rPr>
+          <w:rFonts w:ascii="Consolas" w:hAnsi="Consolas"/>
+          <w:color w:val="00B050"/>
+          <w:sz w:val="18"/>
+          <w:szCs w:val="18"/>
+        </w:rPr>
         <w:t>{</w:t>
       </w:r>
       <w:proofErr w:type="gramEnd"/>
       <w:r>
         <w:rPr>
-          <w:rStyle w:val="PlatzhalterZchn"/>
-        </w:rPr>
-        <w:t>{ ZUSTAENDIG_NAME }}</w:t>
-      </w:r>
-      <w:r>
-        <w:rPr>
-          <w:rFonts w:ascii="Consolas" w:hAnsi="Consolas"/>
-          <w:color w:val="00B050"/>
-          <w:sz w:val="18"/>
-          <w:szCs w:val="18"/>
-        </w:rPr>
-        <w:t>{%</w:t>
+          <w:rFonts w:ascii="Consolas" w:hAnsi="Consolas"/>
+          <w:color w:val="00B050"/>
+          <w:sz w:val="18"/>
+          <w:szCs w:val="18"/>
+        </w:rPr>
+        <w:t>%</w:t>
       </w:r>
       <w:r>
         <w:rPr>
@@ -13612,12 +15690,10 @@
       </w:r>
     </w:p>
     <w:sectPr>
-      <w:headerReference w:type="even" r:id="rId9"/>
-      <w:headerReference w:type="default" r:id="rId10"/>
-      <w:footerReference w:type="even" r:id="rId11"/>
-      <w:footerReference w:type="default" r:id="rId12"/>
-      <w:headerReference w:type="first" r:id="rId13"/>
-      <w:footerReference w:type="first" r:id="rId14"/>
+      <w:headerReference w:type="default" r:id="rId9"/>
+      <w:footerReference w:type="default" r:id="rId10"/>
+      <w:headerReference w:type="first" r:id="rId11"/>
+      <w:footerReference w:type="first" r:id="rId12"/>
       <w:pgSz w:w="11907" w:h="16840"/>
       <w:pgMar w:top="851" w:right="1134" w:bottom="1021" w:left="1418" w:header="284" w:footer="567" w:gutter="0"/>
       <w:pgNumType w:start="1"/>
@@ -13649,16 +15725,6 @@
 </file>
 
 <file path=word/footer1.xml><?xml version="1.0" encoding="utf-8"?>
-<w:ftr xmlns:wpc="http://schemas.microsoft.com/office/word/2010/wordprocessingCanvas" xmlns:cx="http://schemas.microsoft.com/office/drawing/2014/chartex" xmlns:cx1="http://schemas.microsoft.com/office/drawing/2015/9/8/chartex" xmlns:cx2="http://schemas.microsoft.com/office/drawing/2015/10/21/chartex" xmlns:cx3="http://schemas.microsoft.com/office/drawing/2016/5/9/chartex" xmlns:cx4="http://schemas.microsoft.com/office/drawing/2016/5/10/chartex" xmlns:cx5="http://schemas.microsoft.com/office/drawing/2016/5/11/chartex" xmlns:cx6="http://schemas.microsoft.com/office/drawing/2016/5/12/chartex" xmlns:cx7="http://schemas.microsoft.com/office/drawing/2016/5/13/chartex" xmlns:cx8="http://schemas.microsoft.com/office/drawing/2016/5/14/chartex" xmlns:mc="http://schemas.openxmlformats.org/markup-compatibility/2006" xmlns:aink="http://schemas.microsoft.com/office/drawing/2016/ink" xmlns:am3d="http://schemas.microsoft.com/office/drawing/2017/model3d" xmlns:o="urn:schemas-microsoft-com:office:office" xmlns:oel="http://schemas.microsoft.com/office/2019/extlst" xmlns:r="http://schemas.openxmlformats.org/officeDocument/2006/relationships" xmlns:m="http://schemas.openxmlformats.org/officeDocument/2006/math" xmlns:v="urn:schemas-microsoft-com:vml" xmlns:wp14="http://schemas.microsoft.com/office/word/2010/wordprocessingDrawing" xmlns:wp="http://schemas.openxmlformats.org/drawingml/2006/wordprocessingDrawing" xmlns:w10="urn:schemas-microsoft-com:office:word" xmlns:w="http://schemas.openxmlformats.org/wordprocessingml/2006/main" xmlns:w14="http://schemas.microsoft.com/office/word/2010/wordml" xmlns:w15="http://schemas.microsoft.com/office/word/2012/wordml" xmlns:w16cex="http://schemas.microsoft.com/office/word/2018/wordml/cex" xmlns:w16cid="http://schemas.microsoft.com/office/word/2016/wordml/cid" xmlns:w16="http://schemas.microsoft.com/office/word/2018/wordml" xmlns:w16du="http://schemas.microsoft.com/office/word/2023/wordml/word16du" xmlns:w16sdtdh="http://schemas.microsoft.com/office/word/2020/wordml/sdtdatahash" xmlns:w16sdtfl="http://schemas.microsoft.com/office/word/2024/wordml/sdtformatlock" xmlns:w16se="http://schemas.microsoft.com/office/word/2015/wordml/symex" xmlns:wpg="http://schemas.microsoft.com/office/word/2010/wordprocessingGroup" xmlns:wpi="http://schemas.microsoft.com/office/word/2010/wordprocessingInk" xmlns:wne="http://schemas.microsoft.com/office/word/2006/wordml" xmlns:wps="http://schemas.microsoft.com/office/word/2010/wordprocessingShape" mc:Ignorable="w14 w15 w16se w16cid w16 w16cex w16sdtdh w16sdtfl w16du wp14">
-  <w:p>
-    <w:pPr>
-      <w:pStyle w:val="Fuzeile"/>
-    </w:pPr>
-  </w:p>
-</w:ftr>
-</file>
-
-<file path=word/footer2.xml><?xml version="1.0" encoding="utf-8"?>
 <w:ftr xmlns:wpc="http://schemas.microsoft.com/office/word/2010/wordprocessingCanvas" xmlns:cx="http://schemas.microsoft.com/office/drawing/2014/chartex" xmlns:cx1="http://schemas.microsoft.com/office/drawing/2015/9/8/chartex" xmlns:cx2="http://schemas.microsoft.com/office/drawing/2015/10/21/chartex" xmlns:cx3="http://schemas.microsoft.com/office/drawing/2016/5/9/chartex" xmlns:cx4="http://schemas.microsoft.com/office/drawing/2016/5/10/chartex" xmlns:cx5="http://schemas.microsoft.com/office/drawing/2016/5/11/chartex" xmlns:cx6="http://schemas.microsoft.com/office/drawing/2016/5/12/chartex" xmlns:cx7="http://schemas.microsoft.com/office/drawing/2016/5/13/chartex" xmlns:cx8="http://schemas.microsoft.com/office/drawing/2016/5/14/chartex" xmlns:mc="http://schemas.openxmlformats.org/markup-compatibility/2006" xmlns:aink="http://schemas.microsoft.com/office/drawing/2016/ink" xmlns:am3d="http://schemas.microsoft.com/office/drawing/2017/model3d" xmlns:o="urn:schemas-microsoft-com:office:office" xmlns:oel="http://schemas.microsoft.com/office/2019/extlst" xmlns:r="http://schemas.openxmlformats.org/officeDocument/2006/relationships" xmlns:m="http://schemas.openxmlformats.org/officeDocument/2006/math" xmlns:v="urn:schemas-microsoft-com:vml" xmlns:wp14="http://schemas.microsoft.com/office/word/2010/wordprocessingDrawing" xmlns:wp="http://schemas.openxmlformats.org/drawingml/2006/wordprocessingDrawing" xmlns:w10="urn:schemas-microsoft-com:office:word" xmlns:w="http://schemas.openxmlformats.org/wordprocessingml/2006/main" xmlns:w14="http://schemas.microsoft.com/office/word/2010/wordml" xmlns:w15="http://schemas.microsoft.com/office/word/2012/wordml" xmlns:w16cex="http://schemas.microsoft.com/office/word/2018/wordml/cex" xmlns:w16cid="http://schemas.microsoft.com/office/word/2016/wordml/cid" xmlns:w16="http://schemas.microsoft.com/office/word/2018/wordml" xmlns:w16du="http://schemas.microsoft.com/office/word/2023/wordml/word16du" xmlns:w16sdtdh="http://schemas.microsoft.com/office/word/2020/wordml/sdtdatahash" xmlns:w16sdtfl="http://schemas.microsoft.com/office/word/2024/wordml/sdtformatlock" xmlns:w16se="http://schemas.microsoft.com/office/word/2015/wordml/symex" xmlns:wpg="http://schemas.microsoft.com/office/word/2010/wordprocessingGroup" xmlns:wpi="http://schemas.microsoft.com/office/word/2010/wordprocessingInk" xmlns:wne="http://schemas.microsoft.com/office/word/2006/wordml" xmlns:wps="http://schemas.microsoft.com/office/word/2010/wordprocessingShape" mc:Ignorable="w14 w15 w16se w16cid w16 w16cex w16sdtdh w16sdtfl w16du wp14">
   <w:p>
     <w:pPr>
@@ -13688,7 +15754,25 @@
         <w:sz w:val="16"/>
         <w:szCs w:val="16"/>
       </w:rPr>
-      <w:t>_NAME }}</w:t>
+      <w:t>_</w:t>
+    </w:r>
+    <w:proofErr w:type="gramStart"/>
+    <w:r>
+      <w:rPr>
+        <w:rStyle w:val="PlatzhalterZchn"/>
+        <w:sz w:val="16"/>
+        <w:szCs w:val="16"/>
+      </w:rPr>
+      <w:t>NAME }</w:t>
+    </w:r>
+    <w:proofErr w:type="gramEnd"/>
+    <w:r>
+      <w:rPr>
+        <w:rStyle w:val="PlatzhalterZchn"/>
+        <w:sz w:val="16"/>
+        <w:szCs w:val="16"/>
+      </w:rPr>
+      <w:t>}</w:t>
     </w:r>
     <w:r>
       <w:rPr>
@@ -13735,13 +15819,41 @@
       </w:rPr>
       <w:t xml:space="preserve">| </w:t>
     </w:r>
+    <w:proofErr w:type="gramStart"/>
     <w:r>
       <w:rPr>
         <w:rStyle w:val="PlatzhalterZchn"/>
         <w:sz w:val="16"/>
         <w:szCs w:val="16"/>
       </w:rPr>
-      <w:t>{{ LEITBEHOERDE_ADRESSE_1 }}</w:t>
+      <w:t>{{ LEITBEHOERDE</w:t>
+    </w:r>
+    <w:proofErr w:type="gramEnd"/>
+    <w:r>
+      <w:rPr>
+        <w:rStyle w:val="PlatzhalterZchn"/>
+        <w:sz w:val="16"/>
+        <w:szCs w:val="16"/>
+      </w:rPr>
+      <w:t>_ADRESSE_</w:t>
+    </w:r>
+    <w:proofErr w:type="gramStart"/>
+    <w:r>
+      <w:rPr>
+        <w:rStyle w:val="PlatzhalterZchn"/>
+        <w:sz w:val="16"/>
+        <w:szCs w:val="16"/>
+      </w:rPr>
+      <w:t>1 }</w:t>
+    </w:r>
+    <w:proofErr w:type="gramEnd"/>
+    <w:r>
+      <w:rPr>
+        <w:rStyle w:val="PlatzhalterZchn"/>
+        <w:sz w:val="16"/>
+        <w:szCs w:val="16"/>
+      </w:rPr>
+      <w:t>}</w:t>
     </w:r>
     <w:r>
       <w:rPr>
@@ -13750,13 +15862,41 @@
       </w:rPr>
       <w:t xml:space="preserve"> | </w:t>
     </w:r>
+    <w:proofErr w:type="gramStart"/>
     <w:r>
       <w:rPr>
         <w:rStyle w:val="PlatzhalterZchn"/>
         <w:sz w:val="16"/>
         <w:szCs w:val="16"/>
       </w:rPr>
-      <w:t>{{ LEITBEHOERDE_ADRESSE_2 }}</w:t>
+      <w:t>{{ LEITBEHOERDE</w:t>
+    </w:r>
+    <w:proofErr w:type="gramEnd"/>
+    <w:r>
+      <w:rPr>
+        <w:rStyle w:val="PlatzhalterZchn"/>
+        <w:sz w:val="16"/>
+        <w:szCs w:val="16"/>
+      </w:rPr>
+      <w:t>_ADRESSE_</w:t>
+    </w:r>
+    <w:proofErr w:type="gramStart"/>
+    <w:r>
+      <w:rPr>
+        <w:rStyle w:val="PlatzhalterZchn"/>
+        <w:sz w:val="16"/>
+        <w:szCs w:val="16"/>
+      </w:rPr>
+      <w:t>2 }</w:t>
+    </w:r>
+    <w:proofErr w:type="gramEnd"/>
+    <w:r>
+      <w:rPr>
+        <w:rStyle w:val="PlatzhalterZchn"/>
+        <w:sz w:val="16"/>
+        <w:szCs w:val="16"/>
+      </w:rPr>
+      <w:t>}</w:t>
     </w:r>
     <w:r>
       <w:rPr>
@@ -13765,13 +15905,41 @@
       </w:rPr>
       <w:t xml:space="preserve"> | </w:t>
     </w:r>
+    <w:proofErr w:type="gramStart"/>
     <w:r>
       <w:rPr>
         <w:rStyle w:val="PlatzhalterZchn"/>
         <w:sz w:val="16"/>
         <w:szCs w:val="16"/>
       </w:rPr>
-      <w:t>{{ LEITBEHOERDE_TELEFON }}</w:t>
+      <w:t>{{ LEITBEHOERDE</w:t>
+    </w:r>
+    <w:proofErr w:type="gramEnd"/>
+    <w:r>
+      <w:rPr>
+        <w:rStyle w:val="PlatzhalterZchn"/>
+        <w:sz w:val="16"/>
+        <w:szCs w:val="16"/>
+      </w:rPr>
+      <w:t>_</w:t>
+    </w:r>
+    <w:proofErr w:type="gramStart"/>
+    <w:r>
+      <w:rPr>
+        <w:rStyle w:val="PlatzhalterZchn"/>
+        <w:sz w:val="16"/>
+        <w:szCs w:val="16"/>
+      </w:rPr>
+      <w:t>TELEFON }</w:t>
+    </w:r>
+    <w:proofErr w:type="gramEnd"/>
+    <w:r>
+      <w:rPr>
+        <w:rStyle w:val="PlatzhalterZchn"/>
+        <w:sz w:val="16"/>
+        <w:szCs w:val="16"/>
+      </w:rPr>
+      <w:t>}</w:t>
     </w:r>
     <w:r>
       <w:rPr>
@@ -13780,13 +15948,41 @@
       </w:rPr>
       <w:t xml:space="preserve"> | </w:t>
     </w:r>
+    <w:proofErr w:type="gramStart"/>
     <w:r>
       <w:rPr>
         <w:rStyle w:val="PlatzhalterZchn"/>
         <w:sz w:val="16"/>
         <w:szCs w:val="16"/>
       </w:rPr>
-      <w:t>{{ LEITBEHOERDE_EMAIL }}</w:t>
+      <w:t>{{ LEITBEHOERDE</w:t>
+    </w:r>
+    <w:proofErr w:type="gramEnd"/>
+    <w:r>
+      <w:rPr>
+        <w:rStyle w:val="PlatzhalterZchn"/>
+        <w:sz w:val="16"/>
+        <w:szCs w:val="16"/>
+      </w:rPr>
+      <w:t>_</w:t>
+    </w:r>
+    <w:proofErr w:type="gramStart"/>
+    <w:r>
+      <w:rPr>
+        <w:rStyle w:val="PlatzhalterZchn"/>
+        <w:sz w:val="16"/>
+        <w:szCs w:val="16"/>
+      </w:rPr>
+      <w:t>EMAIL }</w:t>
+    </w:r>
+    <w:proofErr w:type="gramEnd"/>
+    <w:r>
+      <w:rPr>
+        <w:rStyle w:val="PlatzhalterZchn"/>
+        <w:sz w:val="16"/>
+        <w:szCs w:val="16"/>
+      </w:rPr>
+      <w:t>}</w:t>
     </w:r>
   </w:p>
   <w:p>
@@ -13909,7 +16105,7 @@
 </w:ftr>
 </file>
 
-<file path=word/footer3.xml><?xml version="1.0" encoding="utf-8"?>
+<file path=word/footer2.xml><?xml version="1.0" encoding="utf-8"?>
 <w:ftr xmlns:wpc="http://schemas.microsoft.com/office/word/2010/wordprocessingCanvas" xmlns:cx="http://schemas.microsoft.com/office/drawing/2014/chartex" xmlns:cx1="http://schemas.microsoft.com/office/drawing/2015/9/8/chartex" xmlns:cx2="http://schemas.microsoft.com/office/drawing/2015/10/21/chartex" xmlns:cx3="http://schemas.microsoft.com/office/drawing/2016/5/9/chartex" xmlns:cx4="http://schemas.microsoft.com/office/drawing/2016/5/10/chartex" xmlns:cx5="http://schemas.microsoft.com/office/drawing/2016/5/11/chartex" xmlns:cx6="http://schemas.microsoft.com/office/drawing/2016/5/12/chartex" xmlns:cx7="http://schemas.microsoft.com/office/drawing/2016/5/13/chartex" xmlns:cx8="http://schemas.microsoft.com/office/drawing/2016/5/14/chartex" xmlns:mc="http://schemas.openxmlformats.org/markup-compatibility/2006" xmlns:aink="http://schemas.microsoft.com/office/drawing/2016/ink" xmlns:am3d="http://schemas.microsoft.com/office/drawing/2017/model3d" xmlns:o="urn:schemas-microsoft-com:office:office" xmlns:oel="http://schemas.microsoft.com/office/2019/extlst" xmlns:r="http://schemas.openxmlformats.org/officeDocument/2006/relationships" xmlns:m="http://schemas.openxmlformats.org/officeDocument/2006/math" xmlns:v="urn:schemas-microsoft-com:vml" xmlns:wp14="http://schemas.microsoft.com/office/word/2010/wordprocessingDrawing" xmlns:wp="http://schemas.openxmlformats.org/drawingml/2006/wordprocessingDrawing" xmlns:w10="urn:schemas-microsoft-com:office:word" xmlns:w="http://schemas.openxmlformats.org/wordprocessingml/2006/main" xmlns:w14="http://schemas.microsoft.com/office/word/2010/wordml" xmlns:w15="http://schemas.microsoft.com/office/word/2012/wordml" xmlns:w16cex="http://schemas.microsoft.com/office/word/2018/wordml/cex" xmlns:w16cid="http://schemas.microsoft.com/office/word/2016/wordml/cid" xmlns:w16="http://schemas.microsoft.com/office/word/2018/wordml" xmlns:w16du="http://schemas.microsoft.com/office/word/2023/wordml/word16du" xmlns:w16sdtdh="http://schemas.microsoft.com/office/word/2020/wordml/sdtdatahash" xmlns:w16sdtfl="http://schemas.microsoft.com/office/word/2024/wordml/sdtformatlock" xmlns:w16se="http://schemas.microsoft.com/office/word/2015/wordml/symex" xmlns:wpg="http://schemas.microsoft.com/office/word/2010/wordprocessingGroup" xmlns:wpi="http://schemas.microsoft.com/office/word/2010/wordprocessingInk" xmlns:wne="http://schemas.microsoft.com/office/word/2006/wordml" xmlns:wps="http://schemas.microsoft.com/office/word/2010/wordprocessingShape" mc:Ignorable="w14 w15 w16se w16cid w16 w16cex w16sdtdh w16sdtfl w16du wp14">
   <w:p>
     <w:pPr>
@@ -13939,7 +16135,25 @@
         <w:sz w:val="16"/>
         <w:szCs w:val="16"/>
       </w:rPr>
-      <w:t>_NAME }}</w:t>
+      <w:t>_</w:t>
+    </w:r>
+    <w:proofErr w:type="gramStart"/>
+    <w:r>
+      <w:rPr>
+        <w:rStyle w:val="PlatzhalterZchn"/>
+        <w:sz w:val="16"/>
+        <w:szCs w:val="16"/>
+      </w:rPr>
+      <w:t>NAME }</w:t>
+    </w:r>
+    <w:proofErr w:type="gramEnd"/>
+    <w:r>
+      <w:rPr>
+        <w:rStyle w:val="PlatzhalterZchn"/>
+        <w:sz w:val="16"/>
+        <w:szCs w:val="16"/>
+      </w:rPr>
+      <w:t>}</w:t>
     </w:r>
     <w:r>
       <w:rPr>
@@ -13980,13 +16194,41 @@
       </w:rPr>
       <w:t xml:space="preserve"> | </w:t>
     </w:r>
+    <w:proofErr w:type="gramStart"/>
     <w:r>
       <w:rPr>
         <w:rStyle w:val="PlatzhalterZchn"/>
         <w:sz w:val="16"/>
         <w:szCs w:val="16"/>
       </w:rPr>
-      <w:t>{{ LEITBEHOERDE_ADRESSE_1 }}</w:t>
+      <w:t>{{ LEITBEHOERDE</w:t>
+    </w:r>
+    <w:proofErr w:type="gramEnd"/>
+    <w:r>
+      <w:rPr>
+        <w:rStyle w:val="PlatzhalterZchn"/>
+        <w:sz w:val="16"/>
+        <w:szCs w:val="16"/>
+      </w:rPr>
+      <w:t>_ADRESSE_</w:t>
+    </w:r>
+    <w:proofErr w:type="gramStart"/>
+    <w:r>
+      <w:rPr>
+        <w:rStyle w:val="PlatzhalterZchn"/>
+        <w:sz w:val="16"/>
+        <w:szCs w:val="16"/>
+      </w:rPr>
+      <w:t>1 }</w:t>
+    </w:r>
+    <w:proofErr w:type="gramEnd"/>
+    <w:r>
+      <w:rPr>
+        <w:rStyle w:val="PlatzhalterZchn"/>
+        <w:sz w:val="16"/>
+        <w:szCs w:val="16"/>
+      </w:rPr>
+      <w:t>}</w:t>
     </w:r>
     <w:r>
       <w:rPr>
@@ -13995,13 +16237,41 @@
       </w:rPr>
       <w:t xml:space="preserve"> | </w:t>
     </w:r>
+    <w:proofErr w:type="gramStart"/>
     <w:r>
       <w:rPr>
         <w:rStyle w:val="PlatzhalterZchn"/>
         <w:sz w:val="16"/>
         <w:szCs w:val="16"/>
       </w:rPr>
-      <w:t>{{ LEITBEHOERDE_ADRESSE_2 }}</w:t>
+      <w:t>{{ LEITBEHOERDE</w:t>
+    </w:r>
+    <w:proofErr w:type="gramEnd"/>
+    <w:r>
+      <w:rPr>
+        <w:rStyle w:val="PlatzhalterZchn"/>
+        <w:sz w:val="16"/>
+        <w:szCs w:val="16"/>
+      </w:rPr>
+      <w:t>_ADRESSE_</w:t>
+    </w:r>
+    <w:proofErr w:type="gramStart"/>
+    <w:r>
+      <w:rPr>
+        <w:rStyle w:val="PlatzhalterZchn"/>
+        <w:sz w:val="16"/>
+        <w:szCs w:val="16"/>
+      </w:rPr>
+      <w:t>2 }</w:t>
+    </w:r>
+    <w:proofErr w:type="gramEnd"/>
+    <w:r>
+      <w:rPr>
+        <w:rStyle w:val="PlatzhalterZchn"/>
+        <w:sz w:val="16"/>
+        <w:szCs w:val="16"/>
+      </w:rPr>
+      <w:t>}</w:t>
     </w:r>
     <w:r>
       <w:rPr>
@@ -14010,13 +16280,41 @@
       </w:rPr>
       <w:t xml:space="preserve"> | </w:t>
     </w:r>
+    <w:proofErr w:type="gramStart"/>
     <w:r>
       <w:rPr>
         <w:rStyle w:val="PlatzhalterZchn"/>
         <w:sz w:val="16"/>
         <w:szCs w:val="16"/>
       </w:rPr>
-      <w:t>{{ LEITBEHOERDE_TELEFON }}</w:t>
+      <w:t>{{ LEITBEHOERDE</w:t>
+    </w:r>
+    <w:proofErr w:type="gramEnd"/>
+    <w:r>
+      <w:rPr>
+        <w:rStyle w:val="PlatzhalterZchn"/>
+        <w:sz w:val="16"/>
+        <w:szCs w:val="16"/>
+      </w:rPr>
+      <w:t>_</w:t>
+    </w:r>
+    <w:proofErr w:type="gramStart"/>
+    <w:r>
+      <w:rPr>
+        <w:rStyle w:val="PlatzhalterZchn"/>
+        <w:sz w:val="16"/>
+        <w:szCs w:val="16"/>
+      </w:rPr>
+      <w:t>TELEFON }</w:t>
+    </w:r>
+    <w:proofErr w:type="gramEnd"/>
+    <w:r>
+      <w:rPr>
+        <w:rStyle w:val="PlatzhalterZchn"/>
+        <w:sz w:val="16"/>
+        <w:szCs w:val="16"/>
+      </w:rPr>
+      <w:t>}</w:t>
     </w:r>
     <w:r>
       <w:rPr>
@@ -14025,13 +16323,41 @@
       </w:rPr>
       <w:t xml:space="preserve"> | </w:t>
     </w:r>
+    <w:proofErr w:type="gramStart"/>
     <w:r>
       <w:rPr>
         <w:rStyle w:val="PlatzhalterZchn"/>
         <w:sz w:val="16"/>
         <w:szCs w:val="16"/>
       </w:rPr>
-      <w:t>{{ LEITBEHOERDE_EMAIL }}</w:t>
+      <w:t>{{ LEITBEHOERDE</w:t>
+    </w:r>
+    <w:proofErr w:type="gramEnd"/>
+    <w:r>
+      <w:rPr>
+        <w:rStyle w:val="PlatzhalterZchn"/>
+        <w:sz w:val="16"/>
+        <w:szCs w:val="16"/>
+      </w:rPr>
+      <w:t>_</w:t>
+    </w:r>
+    <w:proofErr w:type="gramStart"/>
+    <w:r>
+      <w:rPr>
+        <w:rStyle w:val="PlatzhalterZchn"/>
+        <w:sz w:val="16"/>
+        <w:szCs w:val="16"/>
+      </w:rPr>
+      <w:t>EMAIL }</w:t>
+    </w:r>
+    <w:proofErr w:type="gramEnd"/>
+    <w:r>
+      <w:rPr>
+        <w:rStyle w:val="PlatzhalterZchn"/>
+        <w:sz w:val="16"/>
+        <w:szCs w:val="16"/>
+      </w:rPr>
+      <w:t>}</w:t>
     </w:r>
   </w:p>
   <w:p>
@@ -14168,23 +16494,13 @@
 <w:hdr xmlns:wpc="http://schemas.microsoft.com/office/word/2010/wordprocessingCanvas" xmlns:cx="http://schemas.microsoft.com/office/drawing/2014/chartex" xmlns:cx1="http://schemas.microsoft.com/office/drawing/2015/9/8/chartex" xmlns:cx2="http://schemas.microsoft.com/office/drawing/2015/10/21/chartex" xmlns:cx3="http://schemas.microsoft.com/office/drawing/2016/5/9/chartex" xmlns:cx4="http://schemas.microsoft.com/office/drawing/2016/5/10/chartex" xmlns:cx5="http://schemas.microsoft.com/office/drawing/2016/5/11/chartex" xmlns:cx6="http://schemas.microsoft.com/office/drawing/2016/5/12/chartex" xmlns:cx7="http://schemas.microsoft.com/office/drawing/2016/5/13/chartex" xmlns:cx8="http://schemas.microsoft.com/office/drawing/2016/5/14/chartex" xmlns:mc="http://schemas.openxmlformats.org/markup-compatibility/2006" xmlns:aink="http://schemas.microsoft.com/office/drawing/2016/ink" xmlns:am3d="http://schemas.microsoft.com/office/drawing/2017/model3d" xmlns:o="urn:schemas-microsoft-com:office:office" xmlns:oel="http://schemas.microsoft.com/office/2019/extlst" xmlns:r="http://schemas.openxmlformats.org/officeDocument/2006/relationships" xmlns:m="http://schemas.openxmlformats.org/officeDocument/2006/math" xmlns:v="urn:schemas-microsoft-com:vml" xmlns:wp14="http://schemas.microsoft.com/office/word/2010/wordprocessingDrawing" xmlns:wp="http://schemas.openxmlformats.org/drawingml/2006/wordprocessingDrawing" xmlns:w10="urn:schemas-microsoft-com:office:word" xmlns:w="http://schemas.openxmlformats.org/wordprocessingml/2006/main" xmlns:w14="http://schemas.microsoft.com/office/word/2010/wordml" xmlns:w15="http://schemas.microsoft.com/office/word/2012/wordml" xmlns:w16cex="http://schemas.microsoft.com/office/word/2018/wordml/cex" xmlns:w16cid="http://schemas.microsoft.com/office/word/2016/wordml/cid" xmlns:w16="http://schemas.microsoft.com/office/word/2018/wordml" xmlns:w16du="http://schemas.microsoft.com/office/word/2023/wordml/word16du" xmlns:w16sdtdh="http://schemas.microsoft.com/office/word/2020/wordml/sdtdatahash" xmlns:w16sdtfl="http://schemas.microsoft.com/office/word/2024/wordml/sdtformatlock" xmlns:w16se="http://schemas.microsoft.com/office/word/2015/wordml/symex" xmlns:wpg="http://schemas.microsoft.com/office/word/2010/wordprocessingGroup" xmlns:wpi="http://schemas.microsoft.com/office/word/2010/wordprocessingInk" xmlns:wne="http://schemas.microsoft.com/office/word/2006/wordml" xmlns:wps="http://schemas.microsoft.com/office/word/2010/wordprocessingShape" mc:Ignorable="w14 w15 w16se w16cid w16 w16cex w16sdtdh w16sdtfl w16du wp14">
   <w:p>
     <w:pPr>
-      <w:pStyle w:val="Kopfzeile"/>
+      <w:jc w:val="right"/>
     </w:pPr>
   </w:p>
 </w:hdr>
 </file>
 
 <file path=word/header2.xml><?xml version="1.0" encoding="utf-8"?>
-<w:hdr xmlns:wpc="http://schemas.microsoft.com/office/word/2010/wordprocessingCanvas" xmlns:cx="http://schemas.microsoft.com/office/drawing/2014/chartex" xmlns:cx1="http://schemas.microsoft.com/office/drawing/2015/9/8/chartex" xmlns:cx2="http://schemas.microsoft.com/office/drawing/2015/10/21/chartex" xmlns:cx3="http://schemas.microsoft.com/office/drawing/2016/5/9/chartex" xmlns:cx4="http://schemas.microsoft.com/office/drawing/2016/5/10/chartex" xmlns:cx5="http://schemas.microsoft.com/office/drawing/2016/5/11/chartex" xmlns:cx6="http://schemas.microsoft.com/office/drawing/2016/5/12/chartex" xmlns:cx7="http://schemas.microsoft.com/office/drawing/2016/5/13/chartex" xmlns:cx8="http://schemas.microsoft.com/office/drawing/2016/5/14/chartex" xmlns:mc="http://schemas.openxmlformats.org/markup-compatibility/2006" xmlns:aink="http://schemas.microsoft.com/office/drawing/2016/ink" xmlns:am3d="http://schemas.microsoft.com/office/drawing/2017/model3d" xmlns:o="urn:schemas-microsoft-com:office:office" xmlns:oel="http://schemas.microsoft.com/office/2019/extlst" xmlns:r="http://schemas.openxmlformats.org/officeDocument/2006/relationships" xmlns:m="http://schemas.openxmlformats.org/officeDocument/2006/math" xmlns:v="urn:schemas-microsoft-com:vml" xmlns:wp14="http://schemas.microsoft.com/office/word/2010/wordprocessingDrawing" xmlns:wp="http://schemas.openxmlformats.org/drawingml/2006/wordprocessingDrawing" xmlns:w10="urn:schemas-microsoft-com:office:word" xmlns:w="http://schemas.openxmlformats.org/wordprocessingml/2006/main" xmlns:w14="http://schemas.microsoft.com/office/word/2010/wordml" xmlns:w15="http://schemas.microsoft.com/office/word/2012/wordml" xmlns:w16cex="http://schemas.microsoft.com/office/word/2018/wordml/cex" xmlns:w16cid="http://schemas.microsoft.com/office/word/2016/wordml/cid" xmlns:w16="http://schemas.microsoft.com/office/word/2018/wordml" xmlns:w16du="http://schemas.microsoft.com/office/word/2023/wordml/word16du" xmlns:w16sdtdh="http://schemas.microsoft.com/office/word/2020/wordml/sdtdatahash" xmlns:w16sdtfl="http://schemas.microsoft.com/office/word/2024/wordml/sdtformatlock" xmlns:w16se="http://schemas.microsoft.com/office/word/2015/wordml/symex" xmlns:wpg="http://schemas.microsoft.com/office/word/2010/wordprocessingGroup" xmlns:wpi="http://schemas.microsoft.com/office/word/2010/wordprocessingInk" xmlns:wne="http://schemas.microsoft.com/office/word/2006/wordml" xmlns:wps="http://schemas.microsoft.com/office/word/2010/wordprocessingShape" mc:Ignorable="w14 w15 w16se w16cid w16 w16cex w16sdtdh w16sdtfl w16du wp14">
-  <w:p>
-    <w:pPr>
-      <w:jc w:val="right"/>
-    </w:pPr>
-  </w:p>
-</w:hdr>
-</file>
-
-<file path=word/header3.xml><?xml version="1.0" encoding="utf-8"?>
 <w:hdr xmlns:wpc="http://schemas.microsoft.com/office/word/2010/wordprocessingCanvas" xmlns:cx="http://schemas.microsoft.com/office/drawing/2014/chartex" xmlns:cx1="http://schemas.microsoft.com/office/drawing/2015/9/8/chartex" xmlns:cx2="http://schemas.microsoft.com/office/drawing/2015/10/21/chartex" xmlns:cx3="http://schemas.microsoft.com/office/drawing/2016/5/9/chartex" xmlns:cx4="http://schemas.microsoft.com/office/drawing/2016/5/10/chartex" xmlns:cx5="http://schemas.microsoft.com/office/drawing/2016/5/11/chartex" xmlns:cx6="http://schemas.microsoft.com/office/drawing/2016/5/12/chartex" xmlns:cx7="http://schemas.microsoft.com/office/drawing/2016/5/13/chartex" xmlns:cx8="http://schemas.microsoft.com/office/drawing/2016/5/14/chartex" xmlns:mc="http://schemas.openxmlformats.org/markup-compatibility/2006" xmlns:aink="http://schemas.microsoft.com/office/drawing/2016/ink" xmlns:am3d="http://schemas.microsoft.com/office/drawing/2017/model3d" xmlns:o="urn:schemas-microsoft-com:office:office" xmlns:oel="http://schemas.microsoft.com/office/2019/extlst" xmlns:r="http://schemas.openxmlformats.org/officeDocument/2006/relationships" xmlns:m="http://schemas.openxmlformats.org/officeDocument/2006/math" xmlns:v="urn:schemas-microsoft-com:vml" xmlns:wp14="http://schemas.microsoft.com/office/word/2010/wordprocessingDrawing" xmlns:wp="http://schemas.openxmlformats.org/drawingml/2006/wordprocessingDrawing" xmlns:w10="urn:schemas-microsoft-com:office:word" xmlns:w="http://schemas.openxmlformats.org/wordprocessingml/2006/main" xmlns:w14="http://schemas.microsoft.com/office/word/2010/wordml" xmlns:w15="http://schemas.microsoft.com/office/word/2012/wordml" xmlns:w16cex="http://schemas.microsoft.com/office/word/2018/wordml/cex" xmlns:w16cid="http://schemas.microsoft.com/office/word/2016/wordml/cid" xmlns:w16="http://schemas.microsoft.com/office/word/2018/wordml" xmlns:w16du="http://schemas.microsoft.com/office/word/2023/wordml/word16du" xmlns:w16sdtdh="http://schemas.microsoft.com/office/word/2020/wordml/sdtdatahash" xmlns:w16sdtfl="http://schemas.microsoft.com/office/word/2024/wordml/sdtformatlock" xmlns:w16se="http://schemas.microsoft.com/office/word/2015/wordml/symex" xmlns:wpg="http://schemas.microsoft.com/office/word/2010/wordprocessingGroup" xmlns:wpi="http://schemas.microsoft.com/office/word/2010/wordprocessingInk" xmlns:wne="http://schemas.microsoft.com/office/word/2006/wordml" xmlns:wps="http://schemas.microsoft.com/office/word/2010/wordprocessingShape" mc:Ignorable="w14 w15 w16se w16cid w16 w16cex w16sdtdh w16sdtfl w16du wp14">
   <w:p>
     <w:pPr>
@@ -14201,18 +16517,31 @@
       <w:t>GEMEINDE_WAPPEN" |</w:t>
     </w:r>
     <w:proofErr w:type="spellStart"/>
+    <w:proofErr w:type="gramStart"/>
     <w:r>
       <w:t>image</w:t>
     </w:r>
     <w:proofErr w:type="spellEnd"/>
     <w:r>
-      <w:t xml:space="preserve">(None, </w:t>
+      <w:t>(</w:t>
+    </w:r>
+    <w:proofErr w:type="gramEnd"/>
+    <w:r>
+      <w:t>55</w:t>
     </w:r>
     <w:r>
-      <w:t>None</w:t>
+      <w:t xml:space="preserve">, </w:t>
     </w:r>
     <w:r>
-      <w:t>) }}</w:t>
+      <w:t>25, True</w:t>
+    </w:r>
+    <w:proofErr w:type="gramStart"/>
+    <w:r>
+      <w:t>) }</w:t>
+    </w:r>
+    <w:proofErr w:type="gramEnd"/>
+    <w:r>
+      <w:t>}</w:t>
     </w:r>
   </w:p>
 </w:hdr>
@@ -19087,6 +21416,7 @@
     <w:rsid w:val="00B3566E"/>
     <w:rsid w:val="00CA2CFC"/>
     <w:rsid w:val="00D90278"/>
+    <w:rsid w:val="00D96E1E"/>
     <w:rsid w:val="00DE739C"/>
     <w:rsid w:val="00E1260C"/>
     <w:rsid w:val="00E30D57"/>
